--- a/fuentes/63110200_CF01_DU.docx
+++ b/fuentes/63110200_CF01_DU.docx
@@ -593,7 +593,7 @@
           <w:r>
             <w:fldChar w:fldCharType="separate"/>
           </w:r>
-          <w:hyperlink w:anchor="_Toc237957570" w:history="1">
+          <w:hyperlink w:anchor="_Toc240278716" w:history="1">
             <w:r>
               <w:rPr>
                 <w:rStyle w:val="Hipervnculo"/>
@@ -620,7 +620,7 @@
                 <w:noProof/>
                 <w:webHidden/>
               </w:rPr>
-              <w:instrText xml:space="preserve"> PAGEREF _Toc237957570 \h </w:instrText>
+              <w:instrText xml:space="preserve"> PAGEREF _Toc240278716 \h </w:instrText>
             </w:r>
             <w:r>
               <w:rPr>
@@ -666,7 +666,7 @@
               <w14:ligatures w14:val="none"/>
             </w:rPr>
           </w:pPr>
-          <w:hyperlink w:anchor="_Toc237957571" w:history="1">
+          <w:hyperlink w:anchor="_Toc240278717" w:history="1">
             <w:r>
               <w:rPr>
                 <w:rStyle w:val="Hipervnculo"/>
@@ -693,7 +693,7 @@
                 <w:noProof/>
                 <w:webHidden/>
               </w:rPr>
-              <w:instrText xml:space="preserve"> PAGEREF _Toc237957571 \h </w:instrText>
+              <w:instrText xml:space="preserve"> PAGEREF _Toc240278717 \h </w:instrText>
             </w:r>
             <w:r>
               <w:rPr>
@@ -739,7 +739,7 @@
               <w14:ligatures w14:val="none"/>
             </w:rPr>
           </w:pPr>
-          <w:hyperlink w:anchor="_Toc237957572" w:history="1">
+          <w:hyperlink w:anchor="_Toc240278718" w:history="1">
             <w:r>
               <w:rPr>
                 <w:rStyle w:val="Hipervnculo"/>
@@ -766,7 +766,7 @@
                 <w:noProof/>
                 <w:webHidden/>
               </w:rPr>
-              <w:instrText xml:space="preserve"> PAGEREF _Toc237957572 \h </w:instrText>
+              <w:instrText xml:space="preserve"> PAGEREF _Toc240278718 \h </w:instrText>
             </w:r>
             <w:r>
               <w:rPr>
@@ -812,7 +812,7 @@
               <w14:ligatures w14:val="none"/>
             </w:rPr>
           </w:pPr>
-          <w:hyperlink w:anchor="_Toc237957573" w:history="1">
+          <w:hyperlink w:anchor="_Toc240278719" w:history="1">
             <w:r>
               <w:rPr>
                 <w:rStyle w:val="Hipervnculo"/>
@@ -839,7 +839,7 @@
                 <w:noProof/>
                 <w:webHidden/>
               </w:rPr>
-              <w:instrText xml:space="preserve"> PAGEREF _Toc237957573 \h </w:instrText>
+              <w:instrText xml:space="preserve"> PAGEREF _Toc240278719 \h </w:instrText>
             </w:r>
             <w:r>
               <w:rPr>
@@ -885,7 +885,7 @@
               <w14:ligatures w14:val="none"/>
             </w:rPr>
           </w:pPr>
-          <w:hyperlink w:anchor="_Toc237957574" w:history="1">
+          <w:hyperlink w:anchor="_Toc240278720" w:history="1">
             <w:r>
               <w:rPr>
                 <w:rStyle w:val="Hipervnculo"/>
@@ -912,7 +912,7 @@
                 <w:noProof/>
                 <w:webHidden/>
               </w:rPr>
-              <w:instrText xml:space="preserve"> PAGEREF _Toc237957574 \h </w:instrText>
+              <w:instrText xml:space="preserve"> PAGEREF _Toc240278720 \h </w:instrText>
             </w:r>
             <w:r>
               <w:rPr>
@@ -958,7 +958,7 @@
               <w14:ligatures w14:val="none"/>
             </w:rPr>
           </w:pPr>
-          <w:hyperlink w:anchor="_Toc237957575" w:history="1">
+          <w:hyperlink w:anchor="_Toc240278721" w:history="1">
             <w:r>
               <w:rPr>
                 <w:rStyle w:val="Hipervnculo"/>
@@ -985,7 +985,7 @@
                 <w:noProof/>
                 <w:webHidden/>
               </w:rPr>
-              <w:instrText xml:space="preserve"> PAGEREF _Toc237957575 \h </w:instrText>
+              <w:instrText xml:space="preserve"> PAGEREF _Toc240278721 \h </w:instrText>
             </w:r>
             <w:r>
               <w:rPr>
@@ -1005,7 +1005,7 @@
                 <w:noProof/>
                 <w:webHidden/>
               </w:rPr>
-              <w:t>12</w:t>
+              <w:t>13</w:t>
             </w:r>
             <w:r>
               <w:rPr>
@@ -1031,7 +1031,7 @@
               <w14:ligatures w14:val="none"/>
             </w:rPr>
           </w:pPr>
-          <w:hyperlink w:anchor="_Toc237957576" w:history="1">
+          <w:hyperlink w:anchor="_Toc240278722" w:history="1">
             <w:r>
               <w:rPr>
                 <w:rStyle w:val="Hipervnculo"/>
@@ -1041,9 +1041,18 @@
             </w:r>
             <w:r>
               <w:rPr>
+                <w:rStyle w:val="Hipervnculo"/>
+                <w:noProof/>
+                <w:spacing w:val="20"/>
+                <w:lang w:val="en-US"/>
+              </w:rPr>
+              <w:t xml:space="preserve"> </w:t>
+            </w:r>
+            <w:r>
+              <w:rPr>
                 <w:rStyle w:val="Extranjerismo"/>
               </w:rPr>
-              <w:t xml:space="preserve"> Buyer</w:t>
+              <w:t>Buyer</w:t>
             </w:r>
             <w:r>
               <w:rPr>
@@ -1071,7 +1080,7 @@
                 <w:noProof/>
                 <w:webHidden/>
               </w:rPr>
-              <w:instrText xml:space="preserve"> PAGEREF _Toc237957576 \h </w:instrText>
+              <w:instrText xml:space="preserve"> PAGEREF _Toc240278722 \h </w:instrText>
             </w:r>
             <w:r>
               <w:rPr>
@@ -1091,7 +1100,7 @@
                 <w:noProof/>
                 <w:webHidden/>
               </w:rPr>
-              <w:t>13</w:t>
+              <w:t>14</w:t>
             </w:r>
             <w:r>
               <w:rPr>
@@ -1117,7 +1126,7 @@
               <w14:ligatures w14:val="none"/>
             </w:rPr>
           </w:pPr>
-          <w:hyperlink w:anchor="_Toc237957577" w:history="1">
+          <w:hyperlink w:anchor="_Toc240278723" w:history="1">
             <w:r>
               <w:rPr>
                 <w:rStyle w:val="Hipervnculo"/>
@@ -1144,7 +1153,7 @@
                 <w:noProof/>
                 <w:webHidden/>
               </w:rPr>
-              <w:instrText xml:space="preserve"> PAGEREF _Toc237957577 \h </w:instrText>
+              <w:instrText xml:space="preserve"> PAGEREF _Toc240278723 \h </w:instrText>
             </w:r>
             <w:r>
               <w:rPr>
@@ -1190,7 +1199,7 @@
               <w14:ligatures w14:val="none"/>
             </w:rPr>
           </w:pPr>
-          <w:hyperlink w:anchor="_Toc237957578" w:history="1">
+          <w:hyperlink w:anchor="_Toc240278724" w:history="1">
             <w:r>
               <w:rPr>
                 <w:rStyle w:val="Hipervnculo"/>
@@ -1217,7 +1226,7 @@
                 <w:noProof/>
                 <w:webHidden/>
               </w:rPr>
-              <w:instrText xml:space="preserve"> PAGEREF _Toc237957578 \h </w:instrText>
+              <w:instrText xml:space="preserve"> PAGEREF _Toc240278724 \h </w:instrText>
             </w:r>
             <w:r>
               <w:rPr>
@@ -1263,7 +1272,7 @@
               <w14:ligatures w14:val="none"/>
             </w:rPr>
           </w:pPr>
-          <w:hyperlink w:anchor="_Toc237957579" w:history="1">
+          <w:hyperlink w:anchor="_Toc240278725" w:history="1">
             <w:r>
               <w:rPr>
                 <w:rStyle w:val="Hipervnculo"/>
@@ -1290,7 +1299,7 @@
                 <w:noProof/>
                 <w:webHidden/>
               </w:rPr>
-              <w:instrText xml:space="preserve"> PAGEREF _Toc237957579 \h </w:instrText>
+              <w:instrText xml:space="preserve"> PAGEREF _Toc240278725 \h </w:instrText>
             </w:r>
             <w:r>
               <w:rPr>
@@ -1336,7 +1345,7 @@
               <w14:ligatures w14:val="none"/>
             </w:rPr>
           </w:pPr>
-          <w:hyperlink w:anchor="_Toc237957580" w:history="1">
+          <w:hyperlink w:anchor="_Toc240278726" w:history="1">
             <w:r>
               <w:rPr>
                 <w:rStyle w:val="Hipervnculo"/>
@@ -1363,7 +1372,7 @@
                 <w:noProof/>
                 <w:webHidden/>
               </w:rPr>
-              <w:instrText xml:space="preserve"> PAGEREF _Toc237957580 \h </w:instrText>
+              <w:instrText xml:space="preserve"> PAGEREF _Toc240278726 \h </w:instrText>
             </w:r>
             <w:r>
               <w:rPr>
@@ -1409,7 +1418,7 @@
               <w14:ligatures w14:val="none"/>
             </w:rPr>
           </w:pPr>
-          <w:hyperlink w:anchor="_Toc237957581" w:history="1">
+          <w:hyperlink w:anchor="_Toc240278727" w:history="1">
             <w:r>
               <w:rPr>
                 <w:rStyle w:val="Hipervnculo"/>
@@ -1436,7 +1445,7 @@
                 <w:noProof/>
                 <w:webHidden/>
               </w:rPr>
-              <w:instrText xml:space="preserve"> PAGEREF _Toc237957581 \h </w:instrText>
+              <w:instrText xml:space="preserve"> PAGEREF _Toc240278727 \h </w:instrText>
             </w:r>
             <w:r>
               <w:rPr>
@@ -1482,7 +1491,7 @@
               <w14:ligatures w14:val="none"/>
             </w:rPr>
           </w:pPr>
-          <w:hyperlink w:anchor="_Toc237957582" w:history="1">
+          <w:hyperlink w:anchor="_Toc240278728" w:history="1">
             <w:r>
               <w:rPr>
                 <w:rStyle w:val="Hipervnculo"/>
@@ -1509,7 +1518,7 @@
                 <w:noProof/>
                 <w:webHidden/>
               </w:rPr>
-              <w:instrText xml:space="preserve"> PAGEREF _Toc237957582 \h </w:instrText>
+              <w:instrText xml:space="preserve"> PAGEREF _Toc240278728 \h </w:instrText>
             </w:r>
             <w:r>
               <w:rPr>
@@ -1555,7 +1564,7 @@
               <w14:ligatures w14:val="none"/>
             </w:rPr>
           </w:pPr>
-          <w:hyperlink w:anchor="_Toc237957583" w:history="1">
+          <w:hyperlink w:anchor="_Toc240278729" w:history="1">
             <w:r>
               <w:rPr>
                 <w:rStyle w:val="Hipervnculo"/>
@@ -1582,7 +1591,7 @@
                 <w:noProof/>
                 <w:webHidden/>
               </w:rPr>
-              <w:instrText xml:space="preserve"> PAGEREF _Toc237957583 \h </w:instrText>
+              <w:instrText xml:space="preserve"> PAGEREF _Toc240278729 \h </w:instrText>
             </w:r>
             <w:r>
               <w:rPr>
@@ -1628,7 +1637,7 @@
               <w14:ligatures w14:val="none"/>
             </w:rPr>
           </w:pPr>
-          <w:hyperlink w:anchor="_Toc237957584" w:history="1">
+          <w:hyperlink w:anchor="_Toc240278730" w:history="1">
             <w:r>
               <w:rPr>
                 <w:rStyle w:val="Hipervnculo"/>
@@ -1655,7 +1664,7 @@
                 <w:noProof/>
                 <w:webHidden/>
               </w:rPr>
-              <w:instrText xml:space="preserve"> PAGEREF _Toc237957584 \h </w:instrText>
+              <w:instrText xml:space="preserve"> PAGEREF _Toc240278730 \h </w:instrText>
             </w:r>
             <w:r>
               <w:rPr>
@@ -1701,7 +1710,7 @@
               <w14:ligatures w14:val="none"/>
             </w:rPr>
           </w:pPr>
-          <w:hyperlink w:anchor="_Toc237957585" w:history="1">
+          <w:hyperlink w:anchor="_Toc240278731" w:history="1">
             <w:r>
               <w:rPr>
                 <w:rStyle w:val="Hipervnculo"/>
@@ -1728,7 +1737,7 @@
                 <w:noProof/>
                 <w:webHidden/>
               </w:rPr>
-              <w:instrText xml:space="preserve"> PAGEREF _Toc237957585 \h </w:instrText>
+              <w:instrText xml:space="preserve"> PAGEREF _Toc240278731 \h </w:instrText>
             </w:r>
             <w:r>
               <w:rPr>
@@ -1774,7 +1783,7 @@
               <w14:ligatures w14:val="none"/>
             </w:rPr>
           </w:pPr>
-          <w:hyperlink w:anchor="_Toc237957586" w:history="1">
+          <w:hyperlink w:anchor="_Toc240278732" w:history="1">
             <w:r>
               <w:rPr>
                 <w:rStyle w:val="Hipervnculo"/>
@@ -1801,7 +1810,7 @@
                 <w:noProof/>
                 <w:webHidden/>
               </w:rPr>
-              <w:instrText xml:space="preserve"> PAGEREF _Toc237957586 \h </w:instrText>
+              <w:instrText xml:space="preserve"> PAGEREF _Toc240278732 \h </w:instrText>
             </w:r>
             <w:r>
               <w:rPr>
@@ -1847,7 +1856,7 @@
               <w14:ligatures w14:val="none"/>
             </w:rPr>
           </w:pPr>
-          <w:hyperlink w:anchor="_Toc237957587" w:history="1">
+          <w:hyperlink w:anchor="_Toc240278733" w:history="1">
             <w:r>
               <w:rPr>
                 <w:rStyle w:val="Hipervnculo"/>
@@ -1874,7 +1883,7 @@
                 <w:noProof/>
                 <w:webHidden/>
               </w:rPr>
-              <w:instrText xml:space="preserve"> PAGEREF _Toc237957587 \h </w:instrText>
+              <w:instrText xml:space="preserve"> PAGEREF _Toc240278733 \h </w:instrText>
             </w:r>
             <w:r>
               <w:rPr>
@@ -1894,7 +1903,7 @@
                 <w:noProof/>
                 <w:webHidden/>
               </w:rPr>
-              <w:t>28</w:t>
+              <w:t>29</w:t>
             </w:r>
             <w:r>
               <w:rPr>
@@ -1920,7 +1929,7 @@
               <w14:ligatures w14:val="none"/>
             </w:rPr>
           </w:pPr>
-          <w:hyperlink w:anchor="_Toc237957588" w:history="1">
+          <w:hyperlink w:anchor="_Toc240278734" w:history="1">
             <w:r>
               <w:rPr>
                 <w:rStyle w:val="Hipervnculo"/>
@@ -1947,7 +1956,7 @@
                 <w:noProof/>
                 <w:webHidden/>
               </w:rPr>
-              <w:instrText xml:space="preserve"> PAGEREF _Toc237957588 \h </w:instrText>
+              <w:instrText xml:space="preserve"> PAGEREF _Toc240278734 \h </w:instrText>
             </w:r>
             <w:r>
               <w:rPr>
@@ -1967,7 +1976,7 @@
                 <w:noProof/>
                 <w:webHidden/>
               </w:rPr>
-              <w:t>28</w:t>
+              <w:t>29</w:t>
             </w:r>
             <w:r>
               <w:rPr>
@@ -1993,7 +2002,7 @@
               <w14:ligatures w14:val="none"/>
             </w:rPr>
           </w:pPr>
-          <w:hyperlink w:anchor="_Toc237957589" w:history="1">
+          <w:hyperlink w:anchor="_Toc240278735" w:history="1">
             <w:r>
               <w:rPr>
                 <w:rStyle w:val="Hipervnculo"/>
@@ -2020,7 +2029,7 @@
                 <w:noProof/>
                 <w:webHidden/>
               </w:rPr>
-              <w:instrText xml:space="preserve"> PAGEREF _Toc237957589 \h </w:instrText>
+              <w:instrText xml:space="preserve"> PAGEREF _Toc240278735 \h </w:instrText>
             </w:r>
             <w:r>
               <w:rPr>
@@ -2040,7 +2049,7 @@
                 <w:noProof/>
                 <w:webHidden/>
               </w:rPr>
-              <w:t>29</w:t>
+              <w:t>30</w:t>
             </w:r>
             <w:r>
               <w:rPr>
@@ -2066,7 +2075,7 @@
               <w14:ligatures w14:val="none"/>
             </w:rPr>
           </w:pPr>
-          <w:hyperlink w:anchor="_Toc237957590" w:history="1">
+          <w:hyperlink w:anchor="_Toc240278736" w:history="1">
             <w:r>
               <w:rPr>
                 <w:rStyle w:val="Hipervnculo"/>
@@ -2093,7 +2102,7 @@
                 <w:noProof/>
                 <w:webHidden/>
               </w:rPr>
-              <w:instrText xml:space="preserve"> PAGEREF _Toc237957590 \h </w:instrText>
+              <w:instrText xml:space="preserve"> PAGEREF _Toc240278736 \h </w:instrText>
             </w:r>
             <w:r>
               <w:rPr>
@@ -2113,7 +2122,7 @@
                 <w:noProof/>
                 <w:webHidden/>
               </w:rPr>
-              <w:t>30</w:t>
+              <w:t>31</w:t>
             </w:r>
             <w:r>
               <w:rPr>
@@ -2139,7 +2148,7 @@
               <w14:ligatures w14:val="none"/>
             </w:rPr>
           </w:pPr>
-          <w:hyperlink w:anchor="_Toc237957591" w:history="1">
+          <w:hyperlink w:anchor="_Toc240278737" w:history="1">
             <w:r>
               <w:rPr>
                 <w:rStyle w:val="Hipervnculo"/>
@@ -2166,7 +2175,7 @@
                 <w:noProof/>
                 <w:webHidden/>
               </w:rPr>
-              <w:instrText xml:space="preserve"> PAGEREF _Toc237957591 \h </w:instrText>
+              <w:instrText xml:space="preserve"> PAGEREF _Toc240278737 \h </w:instrText>
             </w:r>
             <w:r>
               <w:rPr>
@@ -2186,7 +2195,7 @@
                 <w:noProof/>
                 <w:webHidden/>
               </w:rPr>
-              <w:t>35</w:t>
+              <w:t>37</w:t>
             </w:r>
             <w:r>
               <w:rPr>
@@ -2212,7 +2221,7 @@
               <w14:ligatures w14:val="none"/>
             </w:rPr>
           </w:pPr>
-          <w:hyperlink w:anchor="_Toc237957592" w:history="1">
+          <w:hyperlink w:anchor="_Toc240278738" w:history="1">
             <w:r>
               <w:rPr>
                 <w:rStyle w:val="Hipervnculo"/>
@@ -2239,7 +2248,7 @@
                 <w:noProof/>
                 <w:webHidden/>
               </w:rPr>
-              <w:instrText xml:space="preserve"> PAGEREF _Toc237957592 \h </w:instrText>
+              <w:instrText xml:space="preserve"> PAGEREF _Toc240278738 \h </w:instrText>
             </w:r>
             <w:r>
               <w:rPr>
@@ -2259,7 +2268,7 @@
                 <w:noProof/>
                 <w:webHidden/>
               </w:rPr>
-              <w:t>35</w:t>
+              <w:t>37</w:t>
             </w:r>
             <w:r>
               <w:rPr>
@@ -2285,7 +2294,7 @@
               <w14:ligatures w14:val="none"/>
             </w:rPr>
           </w:pPr>
-          <w:hyperlink w:anchor="_Toc237957593" w:history="1">
+          <w:hyperlink w:anchor="_Toc240278739" w:history="1">
             <w:r>
               <w:rPr>
                 <w:rStyle w:val="Hipervnculo"/>
@@ -2312,7 +2321,7 @@
                 <w:noProof/>
                 <w:webHidden/>
               </w:rPr>
-              <w:instrText xml:space="preserve"> PAGEREF _Toc237957593 \h </w:instrText>
+              <w:instrText xml:space="preserve"> PAGEREF _Toc240278739 \h </w:instrText>
             </w:r>
             <w:r>
               <w:rPr>
@@ -2332,7 +2341,7 @@
                 <w:noProof/>
                 <w:webHidden/>
               </w:rPr>
-              <w:t>38</w:t>
+              <w:t>40</w:t>
             </w:r>
             <w:r>
               <w:rPr>
@@ -2358,7 +2367,7 @@
               <w14:ligatures w14:val="none"/>
             </w:rPr>
           </w:pPr>
-          <w:hyperlink w:anchor="_Toc237957594" w:history="1">
+          <w:hyperlink w:anchor="_Toc240278740" w:history="1">
             <w:r>
               <w:rPr>
                 <w:rStyle w:val="Hipervnculo"/>
@@ -2385,7 +2394,7 @@
                 <w:noProof/>
                 <w:webHidden/>
               </w:rPr>
-              <w:instrText xml:space="preserve"> PAGEREF _Toc237957594 \h </w:instrText>
+              <w:instrText xml:space="preserve"> PAGEREF _Toc240278740 \h </w:instrText>
             </w:r>
             <w:r>
               <w:rPr>
@@ -2405,7 +2414,7 @@
                 <w:noProof/>
                 <w:webHidden/>
               </w:rPr>
-              <w:t>40</w:t>
+              <w:t>42</w:t>
             </w:r>
             <w:r>
               <w:rPr>
@@ -2431,7 +2440,7 @@
               <w14:ligatures w14:val="none"/>
             </w:rPr>
           </w:pPr>
-          <w:hyperlink w:anchor="_Toc237957595" w:history="1">
+          <w:hyperlink w:anchor="_Toc240278741" w:history="1">
             <w:r>
               <w:rPr>
                 <w:rStyle w:val="Hipervnculo"/>
@@ -2458,7 +2467,7 @@
                 <w:noProof/>
                 <w:webHidden/>
               </w:rPr>
-              <w:instrText xml:space="preserve"> PAGEREF _Toc237957595 \h </w:instrText>
+              <w:instrText xml:space="preserve"> PAGEREF _Toc240278741 \h </w:instrText>
             </w:r>
             <w:r>
               <w:rPr>
@@ -2478,7 +2487,7 @@
                 <w:noProof/>
                 <w:webHidden/>
               </w:rPr>
-              <w:t>41</w:t>
+              <w:t>43</w:t>
             </w:r>
             <w:r>
               <w:rPr>
@@ -2504,7 +2513,7 @@
               <w14:ligatures w14:val="none"/>
             </w:rPr>
           </w:pPr>
-          <w:hyperlink w:anchor="_Toc237957596" w:history="1">
+          <w:hyperlink w:anchor="_Toc240278742" w:history="1">
             <w:r>
               <w:rPr>
                 <w:rStyle w:val="Hipervnculo"/>
@@ -2531,7 +2540,7 @@
                 <w:noProof/>
                 <w:webHidden/>
               </w:rPr>
-              <w:instrText xml:space="preserve"> PAGEREF _Toc237957596 \h </w:instrText>
+              <w:instrText xml:space="preserve"> PAGEREF _Toc240278742 \h </w:instrText>
             </w:r>
             <w:r>
               <w:rPr>
@@ -2551,7 +2560,7 @@
                 <w:noProof/>
                 <w:webHidden/>
               </w:rPr>
-              <w:t>43</w:t>
+              <w:t>46</w:t>
             </w:r>
             <w:r>
               <w:rPr>
@@ -2577,7 +2586,7 @@
               <w14:ligatures w14:val="none"/>
             </w:rPr>
           </w:pPr>
-          <w:hyperlink w:anchor="_Toc237957597" w:history="1">
+          <w:hyperlink w:anchor="_Toc240278743" w:history="1">
             <w:r>
               <w:rPr>
                 <w:rStyle w:val="Hipervnculo"/>
@@ -2604,7 +2613,7 @@
                 <w:noProof/>
                 <w:webHidden/>
               </w:rPr>
-              <w:instrText xml:space="preserve"> PAGEREF _Toc237957597 \h </w:instrText>
+              <w:instrText xml:space="preserve"> PAGEREF _Toc240278743 \h </w:instrText>
             </w:r>
             <w:r>
               <w:rPr>
@@ -2624,7 +2633,7 @@
                 <w:noProof/>
                 <w:webHidden/>
               </w:rPr>
-              <w:t>43</w:t>
+              <w:t>46</w:t>
             </w:r>
             <w:r>
               <w:rPr>
@@ -2650,7 +2659,7 @@
               <w14:ligatures w14:val="none"/>
             </w:rPr>
           </w:pPr>
-          <w:hyperlink w:anchor="_Toc237957598" w:history="1">
+          <w:hyperlink w:anchor="_Toc240278744" w:history="1">
             <w:r>
               <w:rPr>
                 <w:rStyle w:val="Hipervnculo"/>
@@ -2677,7 +2686,7 @@
                 <w:noProof/>
                 <w:webHidden/>
               </w:rPr>
-              <w:instrText xml:space="preserve"> PAGEREF _Toc237957598 \h </w:instrText>
+              <w:instrText xml:space="preserve"> PAGEREF _Toc240278744 \h </w:instrText>
             </w:r>
             <w:r>
               <w:rPr>
@@ -2697,7 +2706,7 @@
                 <w:noProof/>
                 <w:webHidden/>
               </w:rPr>
-              <w:t>44</w:t>
+              <w:t>47</w:t>
             </w:r>
             <w:r>
               <w:rPr>
@@ -2723,7 +2732,7 @@
               <w14:ligatures w14:val="none"/>
             </w:rPr>
           </w:pPr>
-          <w:hyperlink w:anchor="_Toc237957599" w:history="1">
+          <w:hyperlink w:anchor="_Toc240278745" w:history="1">
             <w:r>
               <w:rPr>
                 <w:rStyle w:val="Hipervnculo"/>
@@ -2750,7 +2759,7 @@
                 <w:noProof/>
                 <w:webHidden/>
               </w:rPr>
-              <w:instrText xml:space="preserve"> PAGEREF _Toc237957599 \h </w:instrText>
+              <w:instrText xml:space="preserve"> PAGEREF _Toc240278745 \h </w:instrText>
             </w:r>
             <w:r>
               <w:rPr>
@@ -2770,7 +2779,7 @@
                 <w:noProof/>
                 <w:webHidden/>
               </w:rPr>
-              <w:t>45</w:t>
+              <w:t>48</w:t>
             </w:r>
             <w:r>
               <w:rPr>
@@ -2796,7 +2805,7 @@
               <w14:ligatures w14:val="none"/>
             </w:rPr>
           </w:pPr>
-          <w:hyperlink w:anchor="_Toc237957600" w:history="1">
+          <w:hyperlink w:anchor="_Toc240278746" w:history="1">
             <w:r>
               <w:rPr>
                 <w:rStyle w:val="Hipervnculo"/>
@@ -2823,7 +2832,7 @@
                 <w:noProof/>
                 <w:webHidden/>
               </w:rPr>
-              <w:instrText xml:space="preserve"> PAGEREF _Toc237957600 \h </w:instrText>
+              <w:instrText xml:space="preserve"> PAGEREF _Toc240278746 \h </w:instrText>
             </w:r>
             <w:r>
               <w:rPr>
@@ -2843,7 +2852,7 @@
                 <w:noProof/>
                 <w:webHidden/>
               </w:rPr>
-              <w:t>46</w:t>
+              <w:t>49</w:t>
             </w:r>
             <w:r>
               <w:rPr>
@@ -2869,7 +2878,7 @@
               <w14:ligatures w14:val="none"/>
             </w:rPr>
           </w:pPr>
-          <w:hyperlink w:anchor="_Toc237957601" w:history="1">
+          <w:hyperlink w:anchor="_Toc240278747" w:history="1">
             <w:r>
               <w:rPr>
                 <w:rStyle w:val="Hipervnculo"/>
@@ -2896,7 +2905,7 @@
                 <w:noProof/>
                 <w:webHidden/>
               </w:rPr>
-              <w:instrText xml:space="preserve"> PAGEREF _Toc237957601 \h </w:instrText>
+              <w:instrText xml:space="preserve"> PAGEREF _Toc240278747 \h </w:instrText>
             </w:r>
             <w:r>
               <w:rPr>
@@ -2916,7 +2925,7 @@
                 <w:noProof/>
                 <w:webHidden/>
               </w:rPr>
-              <w:t>48</w:t>
+              <w:t>52</w:t>
             </w:r>
             <w:r>
               <w:rPr>
@@ -2942,7 +2951,7 @@
               <w14:ligatures w14:val="none"/>
             </w:rPr>
           </w:pPr>
-          <w:hyperlink w:anchor="_Toc237957602" w:history="1">
+          <w:hyperlink w:anchor="_Toc240278748" w:history="1">
             <w:r>
               <w:rPr>
                 <w:rStyle w:val="Hipervnculo"/>
@@ -2969,7 +2978,7 @@
                 <w:noProof/>
                 <w:webHidden/>
               </w:rPr>
-              <w:instrText xml:space="preserve"> PAGEREF _Toc237957602 \h </w:instrText>
+              <w:instrText xml:space="preserve"> PAGEREF _Toc240278748 \h </w:instrText>
             </w:r>
             <w:r>
               <w:rPr>
@@ -2989,7 +2998,7 @@
                 <w:noProof/>
                 <w:webHidden/>
               </w:rPr>
-              <w:t>48</w:t>
+              <w:t>52</w:t>
             </w:r>
             <w:r>
               <w:rPr>
@@ -3015,7 +3024,7 @@
               <w14:ligatures w14:val="none"/>
             </w:rPr>
           </w:pPr>
-          <w:hyperlink w:anchor="_Toc237957603" w:history="1">
+          <w:hyperlink w:anchor="_Toc240278749" w:history="1">
             <w:r>
               <w:rPr>
                 <w:rStyle w:val="Hipervnculo"/>
@@ -3042,7 +3051,7 @@
                 <w:noProof/>
                 <w:webHidden/>
               </w:rPr>
-              <w:instrText xml:space="preserve"> PAGEREF _Toc237957603 \h </w:instrText>
+              <w:instrText xml:space="preserve"> PAGEREF _Toc240278749 \h </w:instrText>
             </w:r>
             <w:r>
               <w:rPr>
@@ -3062,7 +3071,7 @@
                 <w:noProof/>
                 <w:webHidden/>
               </w:rPr>
-              <w:t>49</w:t>
+              <w:t>53</w:t>
             </w:r>
             <w:r>
               <w:rPr>
@@ -3088,7 +3097,7 @@
               <w14:ligatures w14:val="none"/>
             </w:rPr>
           </w:pPr>
-          <w:hyperlink w:anchor="_Toc237957604" w:history="1">
+          <w:hyperlink w:anchor="_Toc240278750" w:history="1">
             <w:r>
               <w:rPr>
                 <w:rStyle w:val="Hipervnculo"/>
@@ -3115,7 +3124,7 @@
                 <w:noProof/>
                 <w:webHidden/>
               </w:rPr>
-              <w:instrText xml:space="preserve"> PAGEREF _Toc237957604 \h </w:instrText>
+              <w:instrText xml:space="preserve"> PAGEREF _Toc240278750 \h </w:instrText>
             </w:r>
             <w:r>
               <w:rPr>
@@ -3135,7 +3144,7 @@
                 <w:noProof/>
                 <w:webHidden/>
               </w:rPr>
-              <w:t>50</w:t>
+              <w:t>54</w:t>
             </w:r>
             <w:r>
               <w:rPr>
@@ -3161,7 +3170,7 @@
               <w14:ligatures w14:val="none"/>
             </w:rPr>
           </w:pPr>
-          <w:hyperlink w:anchor="_Toc237957605" w:history="1">
+          <w:hyperlink w:anchor="_Toc240278751" w:history="1">
             <w:r>
               <w:rPr>
                 <w:rStyle w:val="Hipervnculo"/>
@@ -3196,7 +3205,7 @@
                 <w:noProof/>
                 <w:webHidden/>
               </w:rPr>
-              <w:instrText xml:space="preserve"> PAGEREF _Toc237957605 \h </w:instrText>
+              <w:instrText xml:space="preserve"> PAGEREF _Toc240278751 \h </w:instrText>
             </w:r>
             <w:r>
               <w:rPr>
@@ -3216,7 +3225,7 @@
                 <w:noProof/>
                 <w:webHidden/>
               </w:rPr>
-              <w:t>52</w:t>
+              <w:t>56</w:t>
             </w:r>
             <w:r>
               <w:rPr>
@@ -3242,7 +3251,7 @@
               <w14:ligatures w14:val="none"/>
             </w:rPr>
           </w:pPr>
-          <w:hyperlink w:anchor="_Toc237957606" w:history="1">
+          <w:hyperlink w:anchor="_Toc240278752" w:history="1">
             <w:r>
               <w:rPr>
                 <w:rStyle w:val="Hipervnculo"/>
@@ -3269,7 +3278,7 @@
                 <w:noProof/>
                 <w:webHidden/>
               </w:rPr>
-              <w:instrText xml:space="preserve"> PAGEREF _Toc237957606 \h </w:instrText>
+              <w:instrText xml:space="preserve"> PAGEREF _Toc240278752 \h </w:instrText>
             </w:r>
             <w:r>
               <w:rPr>
@@ -3289,7 +3298,7 @@
                 <w:noProof/>
                 <w:webHidden/>
               </w:rPr>
-              <w:t>52</w:t>
+              <w:t>56</w:t>
             </w:r>
             <w:r>
               <w:rPr>
@@ -3315,7 +3324,7 @@
               <w14:ligatures w14:val="none"/>
             </w:rPr>
           </w:pPr>
-          <w:hyperlink w:anchor="_Toc237957607" w:history="1">
+          <w:hyperlink w:anchor="_Toc240278753" w:history="1">
             <w:r>
               <w:rPr>
                 <w:rStyle w:val="Hipervnculo"/>
@@ -3342,7 +3351,7 @@
                 <w:noProof/>
                 <w:webHidden/>
               </w:rPr>
-              <w:instrText xml:space="preserve"> PAGEREF _Toc237957607 \h </w:instrText>
+              <w:instrText xml:space="preserve"> PAGEREF _Toc240278753 \h </w:instrText>
             </w:r>
             <w:r>
               <w:rPr>
@@ -3362,7 +3371,7 @@
                 <w:noProof/>
                 <w:webHidden/>
               </w:rPr>
-              <w:t>54</w:t>
+              <w:t>58</w:t>
             </w:r>
             <w:r>
               <w:rPr>
@@ -3388,7 +3397,7 @@
               <w14:ligatures w14:val="none"/>
             </w:rPr>
           </w:pPr>
-          <w:hyperlink w:anchor="_Toc237957608" w:history="1">
+          <w:hyperlink w:anchor="_Toc240278754" w:history="1">
             <w:r>
               <w:rPr>
                 <w:rStyle w:val="Hipervnculo"/>
@@ -3415,7 +3424,7 @@
                 <w:noProof/>
                 <w:webHidden/>
               </w:rPr>
-              <w:instrText xml:space="preserve"> PAGEREF _Toc237957608 \h </w:instrText>
+              <w:instrText xml:space="preserve"> PAGEREF _Toc240278754 \h </w:instrText>
             </w:r>
             <w:r>
               <w:rPr>
@@ -3435,7 +3444,7 @@
                 <w:noProof/>
                 <w:webHidden/>
               </w:rPr>
-              <w:t>57</w:t>
+              <w:t>62</w:t>
             </w:r>
             <w:r>
               <w:rPr>
@@ -3461,7 +3470,7 @@
               <w14:ligatures w14:val="none"/>
             </w:rPr>
           </w:pPr>
-          <w:hyperlink w:anchor="_Toc237957609" w:history="1">
+          <w:hyperlink w:anchor="_Toc240278755" w:history="1">
             <w:r>
               <w:rPr>
                 <w:rStyle w:val="Hipervnculo"/>
@@ -3488,7 +3497,7 @@
                 <w:noProof/>
                 <w:webHidden/>
               </w:rPr>
-              <w:instrText xml:space="preserve"> PAGEREF _Toc237957609 \h </w:instrText>
+              <w:instrText xml:space="preserve"> PAGEREF _Toc240278755 \h </w:instrText>
             </w:r>
             <w:r>
               <w:rPr>
@@ -3508,7 +3517,7 @@
                 <w:noProof/>
                 <w:webHidden/>
               </w:rPr>
-              <w:t>59</w:t>
+              <w:t>64</w:t>
             </w:r>
             <w:r>
               <w:rPr>
@@ -3534,7 +3543,7 @@
               <w14:ligatures w14:val="none"/>
             </w:rPr>
           </w:pPr>
-          <w:hyperlink w:anchor="_Toc237957610" w:history="1">
+          <w:hyperlink w:anchor="_Toc240278756" w:history="1">
             <w:r>
               <w:rPr>
                 <w:rStyle w:val="Hipervnculo"/>
@@ -3561,7 +3570,7 @@
                 <w:noProof/>
                 <w:webHidden/>
               </w:rPr>
-              <w:instrText xml:space="preserve"> PAGEREF _Toc237957610 \h </w:instrText>
+              <w:instrText xml:space="preserve"> PAGEREF _Toc240278756 \h </w:instrText>
             </w:r>
             <w:r>
               <w:rPr>
@@ -3581,7 +3590,7 @@
                 <w:noProof/>
                 <w:webHidden/>
               </w:rPr>
-              <w:t>61</w:t>
+              <w:t>66</w:t>
             </w:r>
             <w:r>
               <w:rPr>
@@ -3607,7 +3616,7 @@
               <w14:ligatures w14:val="none"/>
             </w:rPr>
           </w:pPr>
-          <w:hyperlink w:anchor="_Toc237957611" w:history="1">
+          <w:hyperlink w:anchor="_Toc240278757" w:history="1">
             <w:r>
               <w:rPr>
                 <w:rStyle w:val="Hipervnculo"/>
@@ -3634,7 +3643,7 @@
                 <w:noProof/>
                 <w:webHidden/>
               </w:rPr>
-              <w:instrText xml:space="preserve"> PAGEREF _Toc237957611 \h </w:instrText>
+              <w:instrText xml:space="preserve"> PAGEREF _Toc240278757 \h </w:instrText>
             </w:r>
             <w:r>
               <w:rPr>
@@ -3654,7 +3663,7 @@
                 <w:noProof/>
                 <w:webHidden/>
               </w:rPr>
-              <w:t>62</w:t>
+              <w:t>67</w:t>
             </w:r>
             <w:r>
               <w:rPr>
@@ -3682,7 +3691,7 @@
       <w:pPr>
         <w:pStyle w:val="Titulosgenerales"/>
       </w:pPr>
-      <w:bookmarkStart w:id="0" w:name="_Toc237957570"/>
+      <w:bookmarkStart w:id="0" w:name="_Toc240278716"/>
       <w:r>
         <w:lastRenderedPageBreak/>
         <w:t>Introducción</w:t>
@@ -3724,7 +3733,7 @@
       <w:pPr>
         <w:pStyle w:val="Ttulo1"/>
       </w:pPr>
-      <w:bookmarkStart w:id="1" w:name="_Toc237957571"/>
+      <w:bookmarkStart w:id="1" w:name="_Toc240278717"/>
       <w:r>
         <w:lastRenderedPageBreak/>
         <w:t>Clientes digitales</w:t>
@@ -3758,7 +3767,7 @@
       <w:pPr>
         <w:pStyle w:val="Ttulo2"/>
       </w:pPr>
-      <w:bookmarkStart w:id="2" w:name="_Toc237957572"/>
+      <w:bookmarkStart w:id="2" w:name="_Toc240278718"/>
       <w:r>
         <w:t>Concepto</w:t>
       </w:r>
@@ -3794,7 +3803,7 @@
       <w:pPr>
         <w:pStyle w:val="Ttulo2"/>
       </w:pPr>
-      <w:bookmarkStart w:id="3" w:name="_Toc237957573"/>
+      <w:bookmarkStart w:id="3" w:name="_Toc240278719"/>
       <w:r>
         <w:t>Tipos</w:t>
       </w:r>
@@ -3827,58 +3836,76 @@
       </w:r>
     </w:p>
     <w:p>
-      <w:proofErr w:type="spellStart"/>
-      <w:r>
-        <w:rPr>
-          <w:highlight w:val="yellow"/>
-        </w:rPr>
-        <w:t>T</w:t>
-      </w:r>
-      <w:r>
-        <w:rPr>
-          <w:highlight w:val="yellow"/>
-        </w:rPr>
-        <w:t>falta</w:t>
-      </w:r>
-      <w:proofErr w:type="spellEnd"/>
-      <w:r>
-        <w:rPr>
-          <w:highlight w:val="yellow"/>
-        </w:rPr>
-        <w:t>: falta figura</w:t>
-      </w:r>
-    </w:p>
-    <w:p>
-      <w:r>
-        <w:t xml:space="preserve">TEXTO ALT: </w:t>
-      </w:r>
-      <w:r>
-        <w:t xml:space="preserve">Infografía que presenta los modelos B2B, </w:t>
-      </w:r>
-      <w:r>
-        <w:rPr>
-          <w:rStyle w:val="Extranjerismo"/>
-        </w:rPr>
-        <w:t>business to business</w:t>
-      </w:r>
-      <w:r>
-        <w:t xml:space="preserve">, y B2C, </w:t>
-      </w:r>
-      <w:r>
-        <w:rPr>
-          <w:rStyle w:val="Extranjerismo"/>
-        </w:rPr>
-        <w:t>business to consumer.</w:t>
-      </w:r>
-      <w:r>
-        <w:t xml:space="preserve"> El modelo B2B representa relaciones comerciales entre organizaciones, caracterizadas por procesos de compra, negociación y decisiones basadas en criterios empresariales. El modelo B2C representa relaciones comerciales entre empresas y consumidores finales, orientadas a experiencias de compra, interacción y comunicación mediante contenidos digitales.</w:t>
-      </w:r>
-    </w:p>
-    <w:p/>
-    <w:p>
+      <w:pPr>
+        <w:jc w:val="center"/>
+      </w:pPr>
+      <w:r>
+        <w:rPr>
+          <w:noProof/>
+        </w:rPr>
+        <w:drawing>
+          <wp:inline distT="0" distB="0" distL="0" distR="0" wp14:anchorId="7C15E5C9" wp14:editId="52EADB58">
+            <wp:extent cx="2722198" cy="5752214"/>
+            <wp:effectExtent l="0" t="0" r="2540" b="1270"/>
+            <wp:docPr id="1" name="Imagen 1" descr="Infografía que presenta los modelos B2B, business to business, y B2C, business to consumer. El modelo B2B representa relaciones comerciales entre organizaciones, caracterizadas por procesos de compra, negociación y decisiones basadas en criterios empresariales. El modelo B2C representa relaciones comerciales entre empresas y consumidores finales, orientadas a experiencias de compra, interacción y comunicación mediante contenidos digitales."/>
+            <wp:cNvGraphicFramePr>
+              <a:graphicFrameLocks xmlns:a="http://schemas.openxmlformats.org/drawingml/2006/main" noChangeAspect="1"/>
+            </wp:cNvGraphicFramePr>
+            <a:graphic xmlns:a="http://schemas.openxmlformats.org/drawingml/2006/main">
+              <a:graphicData uri="http://schemas.openxmlformats.org/drawingml/2006/picture">
+                <pic:pic xmlns:pic="http://schemas.openxmlformats.org/drawingml/2006/picture">
+                  <pic:nvPicPr>
+                    <pic:cNvPr id="1" name="Imagen 1" descr="Infografía que presenta los modelos B2B, business to business, y B2C, business to consumer. El modelo B2B representa relaciones comerciales entre organizaciones, caracterizadas por procesos de compra, negociación y decisiones basadas en criterios empresariales. El modelo B2C representa relaciones comerciales entre empresas y consumidores finales, orientadas a experiencias de compra, interacción y comunicación mediante contenidos digitales."/>
+                    <pic:cNvPicPr/>
+                  </pic:nvPicPr>
+                  <pic:blipFill>
+                    <a:blip r:embed="rId12" cstate="print">
+                      <a:extLst>
+                        <a:ext uri="{28A0092B-C50C-407E-A947-70E740481C1C}">
+                          <a14:useLocalDpi xmlns:a14="http://schemas.microsoft.com/office/drawing/2010/main" val="0"/>
+                        </a:ext>
+                      </a:extLst>
+                    </a:blip>
+                    <a:stretch>
+                      <a:fillRect/>
+                    </a:stretch>
+                  </pic:blipFill>
+                  <pic:spPr>
+                    <a:xfrm>
+                      <a:off x="0" y="0"/>
+                      <a:ext cx="2734340" cy="5777870"/>
+                    </a:xfrm>
+                    <a:prstGeom prst="rect">
+                      <a:avLst/>
+                    </a:prstGeom>
+                  </pic:spPr>
+                </pic:pic>
+              </a:graphicData>
+            </a:graphic>
+          </wp:inline>
+        </w:drawing>
+      </w:r>
+    </w:p>
+    <w:p>
+      <w:pPr>
+        <w:ind w:left="2123"/>
+      </w:pPr>
+      <w:r>
+        <w:t xml:space="preserve">        </w:t>
+      </w:r>
       <w:r>
         <w:t>Nota. SENA, (2026).</w:t>
       </w:r>
+    </w:p>
+    <w:p>
+      <w:pPr>
+        <w:ind w:left="2123"/>
+      </w:pPr>
+    </w:p>
+    <w:p>
+      <w:pPr>
+        <w:ind w:left="2123"/>
+      </w:pPr>
     </w:p>
     <w:p>
       <w:pPr>
@@ -3892,39 +3919,30 @@
           <w:b/>
           <w:bCs/>
         </w:rPr>
-        <w:t>Tipos de clientes</w:t>
-      </w:r>
-    </w:p>
-    <w:p>
-      <w:r>
-        <w:t xml:space="preserve">Lo invitamos a </w:t>
-      </w:r>
-      <w:r>
-        <w:t>consultar</w:t>
-      </w:r>
-      <w:r>
-        <w:t xml:space="preserve"> el siguiente recurso educativo por medio del cual podrá profundizar en temática abordada, el cual corresponde a un video del Ecosistema de Recursos Educativos Digitales SENA el cual explica diferentes tipos de clientes y sus comportamientos durante procesos comerciales y de microcrédito, destacando características, necesidades y niveles de relación con la entidad financiera.  </w:t>
-      </w:r>
-    </w:p>
-    <w:p>
-      <w:pPr>
-        <w:spacing w:before="0" w:after="160" w:line="259" w:lineRule="auto"/>
-        <w:ind w:firstLine="0"/>
-      </w:pPr>
-      <w:r>
-        <w:br w:type="page"/>
-      </w:r>
-    </w:p>
-    <w:p>
-      <w:pPr>
-        <w:pStyle w:val="Video"/>
-      </w:pPr>
-      <w:r>
         <w:lastRenderedPageBreak/>
         <w:t>Tipos de clientes</w:t>
       </w:r>
     </w:p>
     <w:p>
+      <w:r>
+        <w:t xml:space="preserve">Lo invitamos a </w:t>
+      </w:r>
+      <w:r>
+        <w:t>consultar</w:t>
+      </w:r>
+      <w:r>
+        <w:t xml:space="preserve"> el siguiente recurso educativo por medio del cual podrá profundizar en temática abordada, el cual corresponde a un video del Ecosistema de Recursos Educativos Digitales SENA el cual explica diferentes tipos de clientes y sus comportamientos durante procesos comerciales y de microcrédito, destacando características, necesidades y niveles de relación con la entidad financiera.  </w:t>
+      </w:r>
+    </w:p>
+    <w:p>
+      <w:pPr>
+        <w:pStyle w:val="Video"/>
+      </w:pPr>
+      <w:r>
+        <w:t>Tipos de clientes</w:t>
+      </w:r>
+    </w:p>
+    <w:p>
       <w:pPr>
         <w:jc w:val="center"/>
       </w:pPr>
@@ -3933,7 +3951,7 @@
           <w:noProof/>
         </w:rPr>
         <w:drawing>
-          <wp:inline distT="0" distB="0" distL="0" distR="0" wp14:anchorId="0B5E1F6F" wp14:editId="26E6AB97">
+          <wp:inline distT="0" distB="0" distL="0" distR="0" wp14:anchorId="0B5E1F6F" wp14:editId="12A2CEC7">
             <wp:extent cx="4680000" cy="2631600"/>
             <wp:effectExtent l="0" t="0" r="6350" b="0"/>
             <wp:docPr id="2" name="Imagen 2">
@@ -3962,7 +3980,7 @@
                     </pic:cNvPicPr>
                   </pic:nvPicPr>
                   <pic:blipFill>
-                    <a:blip r:embed="rId12" cstate="print">
+                    <a:blip r:embed="rId13" cstate="print">
                       <a:extLst>
                         <a:ext uri="{28A0092B-C50C-407E-A947-70E740481C1C}">
                           <a14:useLocalDpi xmlns:a14="http://schemas.microsoft.com/office/drawing/2010/main" val="0"/>
@@ -3998,7 +4016,7 @@
       <w:pPr>
         <w:jc w:val="center"/>
       </w:pPr>
-      <w:hyperlink r:id="rId13" w:history="1">
+      <w:hyperlink r:id="rId14" w:history="1">
         <w:r>
           <w:rPr>
             <w:rStyle w:val="Hipervnculo"/>
@@ -4034,7 +4052,7 @@
               <w:rPr>
                 <w:b/>
               </w:rPr>
-              <w:t>Transcripción del video. Tipos de clientes.</w:t>
+              <w:t>Transcripción del video. Tipos de clientes</w:t>
             </w:r>
           </w:p>
         </w:tc>
@@ -4051,6 +4069,7 @@
           </w:p>
           <w:p>
             <w:r>
+              <w:lastRenderedPageBreak/>
               <w:t>El cliente que lo sabe todo: Siempre cree y quiere tener la razón, siempre están descontentos con las compras que realizan.</w:t>
             </w:r>
           </w:p>
@@ -4078,7 +4097,6 @@
           </w:p>
           <w:p>
             <w:r>
-              <w:lastRenderedPageBreak/>
               <w:t xml:space="preserve">El cliente renegón: </w:t>
             </w:r>
             <w:r>
@@ -4129,7 +4147,11 @@
               <w:t>, s</w:t>
             </w:r>
             <w:r>
-              <w:t>on aquellos clientes que pueden ser objeto de microcrédito a primera vista, cumplen con los requisitos de la institución y muy seguramente serán clientes cuando resuelvan sus dudas acerca del producto o vean la necesidad del mismo.</w:t>
+              <w:t xml:space="preserve">on aquellos clientes que pueden ser objeto de microcrédito a primera vista, cumplen con los requisitos de la institución y muy seguramente serán </w:t>
+            </w:r>
+            <w:r>
+              <w:lastRenderedPageBreak/>
+              <w:t>clientes cuando resuelvan sus dudas acerca del producto o vean la necesidad del mismo.</w:t>
             </w:r>
           </w:p>
           <w:p>
@@ -4167,7 +4189,7 @@
       <w:pPr>
         <w:pStyle w:val="Ttulo2"/>
       </w:pPr>
-      <w:bookmarkStart w:id="4" w:name="_Toc237957574"/>
+      <w:bookmarkStart w:id="4" w:name="_Toc240278720"/>
       <w:r>
         <w:t>Perfiles</w:t>
       </w:r>
@@ -4180,24 +4202,15 @@
     </w:p>
     <w:p>
       <w:r>
+        <w:lastRenderedPageBreak/>
         <w:t>Los perfiles digitales pueden construirse mediante variables demográficas, geográficas, psicográficas y conductuales. Las variables demográficas incluyen edad, género y ocupación; las geográficas consideran ubicación y contexto territorial; las psicográficas analizan estilos de vida y valores; mientras las conductuales estudian hábitos de interacción y compra. Empresas como Spotify utilizan análisis conductual para recomendar contenido personalizado y fortalecer la experiencia del usuario. Esta segmentación permite optimizar estrategias comerciales y mejorar procesos de fidelización digital.</w:t>
       </w:r>
     </w:p>
     <w:p>
       <w:pPr>
-        <w:spacing w:before="0" w:after="160" w:line="259" w:lineRule="auto"/>
-        <w:ind w:firstLine="0"/>
-      </w:pPr>
-      <w:r>
-        <w:br w:type="page"/>
-      </w:r>
-    </w:p>
-    <w:p>
-      <w:pPr>
         <w:pStyle w:val="Tabla"/>
       </w:pPr>
       <w:r>
-        <w:lastRenderedPageBreak/>
         <w:t>Variables para construcción de perfiles digitales</w:t>
       </w:r>
     </w:p>
@@ -4400,8 +4413,9 @@
       <w:pPr>
         <w:pStyle w:val="Ttulo2"/>
       </w:pPr>
-      <w:bookmarkStart w:id="5" w:name="_Toc237957575"/>
-      <w:r>
+      <w:bookmarkStart w:id="5" w:name="_Toc240278721"/>
+      <w:r>
+        <w:lastRenderedPageBreak/>
         <w:t>Arquetipos</w:t>
       </w:r>
       <w:bookmarkEnd w:id="5"/>
@@ -4422,7 +4436,6 @@
     </w:p>
     <w:p>
       <w:r>
-        <w:lastRenderedPageBreak/>
         <w:t>Los arquetipos comerciales suelen construirse mediante patrones psicológicos y emocionales relacionados con necesidades humanas universales. Algunos de los más utilizados son el explorador, el creador, el héroe y el cuidador. Por ejemplo, Nike utiliza elementos asociados al arquetipo del héroe mediante mensajes orientados a superación personal, disciplina y rendimiento. Esta construcción simbólica fortalece el posicionamiento de marca y facilita conexiones emocionales duraderas con consumidores digitales contemporáneos.</w:t>
       </w:r>
       <w:r>
@@ -4477,6 +4490,7 @@
         </w:numPr>
       </w:pPr>
       <w:r>
+        <w:lastRenderedPageBreak/>
         <w:t>Creador: proyecta innovación, creatividad y diferenciación mediante contenidos originales y propuestas comerciales altamente expresivas digitales.</w:t>
       </w:r>
     </w:p>
@@ -4496,7 +4510,7 @@
       <w:pPr>
         <w:pStyle w:val="Ttulo2"/>
       </w:pPr>
-      <w:bookmarkStart w:id="6" w:name="_Toc237957576"/>
+      <w:bookmarkStart w:id="6" w:name="_Toc240278722"/>
       <w:r>
         <w:rPr>
           <w:rStyle w:val="Extranjerismo"/>
@@ -4519,11 +4533,7 @@
         <w:t>buyer</w:t>
       </w:r>
       <w:r>
-        <w:t xml:space="preserve"> persona corresponde a una representación semificticia del cliente ideal construida mediante información demográfica, conductual, psicográfica y comercial obtenida a partir del análisis de datos reales. Su propósito consiste en comprender necesidades, motivaciones, intereses y comportamientos de los consumidores digitales </w:t>
-      </w:r>
-      <w:r>
-        <w:lastRenderedPageBreak/>
-        <w:t xml:space="preserve">para diseñar estrategias comerciales más efectivas. Actualmente, las organizaciones utilizan </w:t>
+        <w:t xml:space="preserve"> persona corresponde a una representación semificticia del cliente ideal construida mediante información demográfica, conductual, psicográfica y comercial obtenida a partir del análisis de datos reales. Su propósito consiste en comprender necesidades, motivaciones, intereses y comportamientos de los consumidores digitales para diseñar estrategias comerciales más efectivas. Actualmente, las organizaciones utilizan </w:t>
       </w:r>
       <w:r>
         <w:rPr>
@@ -4575,10 +4585,11 @@
     <w:p>
       <w:pPr>
         <w:rPr>
+          <w:rStyle w:val="Hipervnculo"/>
           <w:szCs w:val="28"/>
         </w:rPr>
       </w:pPr>
-      <w:hyperlink r:id="rId14" w:history="1">
+      <w:hyperlink r:id="rId15" w:history="1">
         <w:r>
           <w:rPr>
             <w:rStyle w:val="Hipervnculo"/>
@@ -4589,11 +4600,19 @@
       </w:hyperlink>
     </w:p>
     <w:p>
+      <w:pPr>
+        <w:rPr>
+          <w:szCs w:val="28"/>
+        </w:rPr>
+      </w:pPr>
+    </w:p>
+    <w:p>
       <w:r>
         <w:rPr>
           <w:b/>
           <w:bCs/>
         </w:rPr>
+        <w:lastRenderedPageBreak/>
         <w:t>Ejemplo aplicado</w:t>
       </w:r>
       <w:r>
@@ -4625,11 +4644,7 @@
     </w:p>
     <w:p>
       <w:r>
-        <w:t xml:space="preserve">Con base en este perfil, el negocio ajustó sus publicaciones, implementó promociones limitadas y fortaleció estrategias de contenido visual orientadas a experiencias dinámicas. Como resultado, incrementó la interacción digital, mejoró el </w:t>
-      </w:r>
-      <w:r>
-        <w:lastRenderedPageBreak/>
-        <w:t>alcance comercial y fortaleció procesos de conversión mediante contenidos alineados con intereses específicos del cliente identificado.</w:t>
+        <w:t>Con base en este perfil, el negocio ajustó sus publicaciones, implementó promociones limitadas y fortaleció estrategias de contenido visual orientadas a experiencias dinámicas. Como resultado, incrementó la interacción digital, mejoró el alcance comercial y fortaleció procesos de conversión mediante contenidos alineados con intereses específicos del cliente identificado.</w:t>
       </w:r>
     </w:p>
     <w:p>
@@ -4660,7 +4675,7 @@
       <w:pPr>
         <w:pStyle w:val="Ttulo1"/>
       </w:pPr>
-      <w:bookmarkStart w:id="7" w:name="_Toc237957577"/>
+      <w:bookmarkStart w:id="7" w:name="_Toc240278723"/>
       <w:r>
         <w:lastRenderedPageBreak/>
         <w:t>Información personal</w:t>
@@ -4685,7 +4700,7 @@
       <w:pPr>
         <w:pStyle w:val="Ttulo2"/>
       </w:pPr>
-      <w:bookmarkStart w:id="8" w:name="_Toc237957578"/>
+      <w:bookmarkStart w:id="8" w:name="_Toc240278724"/>
       <w:r>
         <w:t>Concepto</w:t>
       </w:r>
@@ -4700,7 +4715,7 @@
       <w:pPr>
         <w:pStyle w:val="Ttulo2"/>
       </w:pPr>
-      <w:bookmarkStart w:id="9" w:name="_Toc237957579"/>
+      <w:bookmarkStart w:id="9" w:name="_Toc240278725"/>
       <w:r>
         <w:t>Tipología</w:t>
       </w:r>
@@ -4921,7 +4936,7 @@
       <w:pPr>
         <w:pStyle w:val="Ttulo2"/>
       </w:pPr>
-      <w:bookmarkStart w:id="10" w:name="_Toc237957580"/>
+      <w:bookmarkStart w:id="10" w:name="_Toc240278726"/>
       <w:r>
         <w:t>Usos</w:t>
       </w:r>
@@ -4958,72 +4973,97 @@
     </w:p>
     <w:p>
       <w:pPr>
+        <w:pStyle w:val="Prrafodelista"/>
+        <w:numPr>
+          <w:ilvl w:val="0"/>
+          <w:numId w:val="37"/>
+        </w:numPr>
+      </w:pPr>
+      <w:r>
         <w:rPr>
           <w:b/>
           <w:bCs/>
         </w:rPr>
-      </w:pPr>
+        <w:t>Segmentación comercial</w:t>
+      </w:r>
       <w:r>
         <w:rPr>
           <w:b/>
           <w:bCs/>
         </w:rPr>
-        <w:t>Segmentación comercial</w:t>
-      </w:r>
-    </w:p>
-    <w:p>
+        <w:t xml:space="preserve">. </w:t>
+      </w:r>
       <w:r>
         <w:t>Permite clasificar consumidores según comportamientos e intereses para fortalecer campañas digitales personalizadas y efectivas.</w:t>
       </w:r>
     </w:p>
     <w:p>
       <w:pPr>
+        <w:pStyle w:val="Prrafodelista"/>
+        <w:numPr>
+          <w:ilvl w:val="0"/>
+          <w:numId w:val="37"/>
+        </w:numPr>
+      </w:pPr>
+      <w:r>
         <w:rPr>
           <w:b/>
           <w:bCs/>
         </w:rPr>
-      </w:pPr>
+        <w:t>Personalización digital</w:t>
+      </w:r>
       <w:r>
         <w:rPr>
           <w:b/>
           <w:bCs/>
         </w:rPr>
-        <w:t>Personalización digital</w:t>
-      </w:r>
-    </w:p>
-    <w:p>
+        <w:t xml:space="preserve">. </w:t>
+      </w:r>
       <w:r>
         <w:t>Facilita adaptar mensajes, contenidos y promociones según preferencias específicas identificadas mediante interacción comercial constante.</w:t>
       </w:r>
     </w:p>
-    <w:p/>
-    <w:p>
-      <w:pPr>
+    <w:p>
+      <w:pPr>
+        <w:pStyle w:val="Prrafodelista"/>
+        <w:numPr>
+          <w:ilvl w:val="0"/>
+          <w:numId w:val="37"/>
+        </w:numPr>
+      </w:pPr>
+      <w:r>
         <w:rPr>
           <w:b/>
           <w:bCs/>
         </w:rPr>
-      </w:pPr>
+        <w:lastRenderedPageBreak/>
+        <w:t>Automatización comercial</w:t>
+      </w:r>
       <w:r>
         <w:rPr>
           <w:b/>
           <w:bCs/>
         </w:rPr>
-        <w:lastRenderedPageBreak/>
-        <w:t>Automatización comercial</w:t>
-      </w:r>
-    </w:p>
-    <w:p>
-      <w:r>
-        <w:t>Favorece procesos automáticos relacionados con recomendaciones, mensajes y campañas orientadas a conversión digital estratégica.</w:t>
-      </w:r>
-    </w:p>
-    <w:p>
-      <w:pPr>
+        <w:t>.</w:t>
+      </w:r>
+      <w:r>
         <w:rPr>
           <w:b/>
           <w:bCs/>
         </w:rPr>
+        <w:t xml:space="preserve"> </w:t>
+      </w:r>
+      <w:r>
+        <w:t>Favorece procesos automáticos relacionados con recomendaciones, mensajes y campañas orientadas a conversión digital estratégica.</w:t>
+      </w:r>
+    </w:p>
+    <w:p>
+      <w:pPr>
+        <w:pStyle w:val="Prrafodelista"/>
+        <w:numPr>
+          <w:ilvl w:val="0"/>
+          <w:numId w:val="37"/>
+        </w:numPr>
       </w:pPr>
       <w:r>
         <w:rPr>
@@ -5032,8 +5072,13 @@
         </w:rPr>
         <w:t>Fidelización de clientes</w:t>
       </w:r>
-    </w:p>
-    <w:p>
+      <w:r>
+        <w:rPr>
+          <w:b/>
+          <w:bCs/>
+        </w:rPr>
+        <w:t xml:space="preserve">. </w:t>
+      </w:r>
       <w:r>
         <w:t>Fortalece relaciones comerciales mediante experiencias digitales ajustadas a necesidades y expectativas del consumidor identificado previamente.</w:t>
       </w:r>
@@ -5047,7 +5092,7 @@
       <w:pPr>
         <w:pStyle w:val="Ttulo2"/>
       </w:pPr>
-      <w:bookmarkStart w:id="11" w:name="_Toc237957581"/>
+      <w:bookmarkStart w:id="11" w:name="_Toc240278727"/>
       <w:r>
         <w:t>Componentes</w:t>
       </w:r>
@@ -5149,7 +5194,7 @@
       <w:pPr>
         <w:pStyle w:val="Ttulo2"/>
       </w:pPr>
-      <w:bookmarkStart w:id="12" w:name="_Toc237957582"/>
+      <w:bookmarkStart w:id="12" w:name="_Toc240278728"/>
       <w:r>
         <w:t>Normativa</w:t>
       </w:r>
@@ -5269,7 +5314,7 @@
       <w:pPr>
         <w:pStyle w:val="Ttulo1"/>
       </w:pPr>
-      <w:bookmarkStart w:id="13" w:name="_Toc237957583"/>
+      <w:bookmarkStart w:id="13" w:name="_Toc240278729"/>
       <w:r>
         <w:lastRenderedPageBreak/>
         <w:t>Negociación</w:t>
@@ -5303,7 +5348,7 @@
       <w:pPr>
         <w:pStyle w:val="Ttulo2"/>
       </w:pPr>
-      <w:bookmarkStart w:id="14" w:name="_Toc237957584"/>
+      <w:bookmarkStart w:id="14" w:name="_Toc240278730"/>
       <w:r>
         <w:t>Concepto</w:t>
       </w:r>
@@ -5327,7 +5372,7 @@
       <w:pPr>
         <w:pStyle w:val="Ttulo2"/>
       </w:pPr>
-      <w:bookmarkStart w:id="15" w:name="_Toc237957585"/>
+      <w:bookmarkStart w:id="15" w:name="_Toc240278731"/>
       <w:r>
         <w:t>Tipologías</w:t>
       </w:r>
@@ -5485,7 +5530,7 @@
       <w:pPr>
         <w:pStyle w:val="Ttulo2"/>
       </w:pPr>
-      <w:bookmarkStart w:id="16" w:name="_Toc237957586"/>
+      <w:bookmarkStart w:id="16" w:name="_Toc240278732"/>
       <w:r>
         <w:t>Aplicación</w:t>
       </w:r>
@@ -5535,64 +5580,60 @@
       </w:r>
     </w:p>
     <w:p>
-      <w:r>
-        <w:rPr>
-          <w:highlight w:val="yellow"/>
-        </w:rPr>
-        <w:t xml:space="preserve">Falta imagen- texto </w:t>
-      </w:r>
-      <w:proofErr w:type="spellStart"/>
-      <w:r>
-        <w:rPr>
-          <w:highlight w:val="yellow"/>
-        </w:rPr>
-        <w:t>alt</w:t>
-      </w:r>
-      <w:proofErr w:type="spellEnd"/>
-      <w:r>
-        <w:rPr>
-          <w:highlight w:val="yellow"/>
-        </w:rPr>
-        <w:t xml:space="preserve"> Texto alternativo</w:t>
-      </w:r>
-      <w:r>
-        <w:t>:</w:t>
-      </w:r>
-    </w:p>
-    <w:p>
-      <w:r>
-        <w:t>G</w:t>
-      </w:r>
-      <w:r>
-        <w:t xml:space="preserve">ráfico titulado “Aplicaciones de la negociación digital”, compuesto por cuatro tarjetas: </w:t>
-      </w:r>
-      <w:r>
-        <w:t>a</w:t>
-      </w:r>
-      <w:r>
-        <w:t xml:space="preserve">tención comercial, que facilita resolver solicitudes y necesidades mediante comunicación digital rápida y orientada al consumidor; </w:t>
-      </w:r>
-      <w:r>
-        <w:t>g</w:t>
-      </w:r>
-      <w:r>
-        <w:t xml:space="preserve">estión de conflictos, que permite solucionar inconvenientes relacionados con garantías, pagos y entregas; </w:t>
-      </w:r>
-      <w:r>
-        <w:t>f</w:t>
-      </w:r>
-      <w:r>
-        <w:t xml:space="preserve">idelización digital, que fortalece relaciones sostenibles mediante experiencias comerciales positivas y estrategias orientadas a la satisfacción del cliente; y </w:t>
-      </w:r>
-      <w:r>
-        <w:t>c</w:t>
-      </w:r>
-      <w:r>
-        <w:t>onversión comercial, que favorece acuerdos digitales relacionados con compras, promociones y decisiones comerciales desarrolladas en plataformas sociales.</w:t>
-      </w:r>
-    </w:p>
-    <w:p/>
-    <w:p>
+      <w:pPr>
+        <w:jc w:val="center"/>
+      </w:pPr>
+      <w:r>
+        <w:rPr>
+          <w:noProof/>
+        </w:rPr>
+        <w:drawing>
+          <wp:inline distT="0" distB="0" distL="0" distR="0" wp14:anchorId="05CF5072" wp14:editId="372CB8A5">
+            <wp:extent cx="3200400" cy="4795676"/>
+            <wp:effectExtent l="0" t="0" r="0" b="5080"/>
+            <wp:docPr id="3" name="Imagen 3" descr="Gráfico titulado “Aplicaciones de la negociación digital”, compuesto por cuatro tarjetas: atención comercial, que facilita resolver solicitudes y necesidades mediante comunicación digital rápida y orientada al consumidor; gestión de conflictos, que permite solucionar inconvenientes relacionados con garantías, pagos y entregas; fidelización digital, que fortalece relaciones sostenibles mediante experiencias comerciales positivas y estrategias orientadas a la satisfacción del cliente; y conversión comercial, que favorece acuerdos digitales relacionados con compras, promociones y decisiones comerciales desarrolladas en plataformas sociales."/>
+            <wp:cNvGraphicFramePr>
+              <a:graphicFrameLocks xmlns:a="http://schemas.openxmlformats.org/drawingml/2006/main" noChangeAspect="1"/>
+            </wp:cNvGraphicFramePr>
+            <a:graphic xmlns:a="http://schemas.openxmlformats.org/drawingml/2006/main">
+              <a:graphicData uri="http://schemas.openxmlformats.org/drawingml/2006/picture">
+                <pic:pic xmlns:pic="http://schemas.openxmlformats.org/drawingml/2006/picture">
+                  <pic:nvPicPr>
+                    <pic:cNvPr id="3" name="Imagen 3" descr="Gráfico titulado “Aplicaciones de la negociación digital”, compuesto por cuatro tarjetas: atención comercial, que facilita resolver solicitudes y necesidades mediante comunicación digital rápida y orientada al consumidor; gestión de conflictos, que permite solucionar inconvenientes relacionados con garantías, pagos y entregas; fidelización digital, que fortalece relaciones sostenibles mediante experiencias comerciales positivas y estrategias orientadas a la satisfacción del cliente; y conversión comercial, que favorece acuerdos digitales relacionados con compras, promociones y decisiones comerciales desarrolladas en plataformas sociales."/>
+                    <pic:cNvPicPr/>
+                  </pic:nvPicPr>
+                  <pic:blipFill>
+                    <a:blip r:embed="rId16">
+                      <a:extLst>
+                        <a:ext uri="{28A0092B-C50C-407E-A947-70E740481C1C}">
+                          <a14:useLocalDpi xmlns:a14="http://schemas.microsoft.com/office/drawing/2010/main" val="0"/>
+                        </a:ext>
+                      </a:extLst>
+                    </a:blip>
+                    <a:stretch>
+                      <a:fillRect/>
+                    </a:stretch>
+                  </pic:blipFill>
+                  <pic:spPr>
+                    <a:xfrm>
+                      <a:off x="0" y="0"/>
+                      <a:ext cx="3218256" cy="4822433"/>
+                    </a:xfrm>
+                    <a:prstGeom prst="rect">
+                      <a:avLst/>
+                    </a:prstGeom>
+                  </pic:spPr>
+                </pic:pic>
+              </a:graphicData>
+            </a:graphic>
+          </wp:inline>
+        </w:drawing>
+      </w:r>
+    </w:p>
+    <w:p>
+      <w:pPr>
+        <w:ind w:left="2123"/>
+      </w:pPr>
       <w:r>
         <w:t xml:space="preserve">Nota. SENA, (2026). </w:t>
       </w:r>
@@ -5603,6 +5644,7 @@
           <w:b/>
           <w:bCs/>
         </w:rPr>
+        <w:lastRenderedPageBreak/>
         <w:t>Cita de reflexión</w:t>
       </w:r>
       <w:r>
@@ -5625,7 +5667,7 @@
       <w:pPr>
         <w:pStyle w:val="Ttulo1"/>
       </w:pPr>
-      <w:bookmarkStart w:id="17" w:name="_Toc237957587"/>
+      <w:bookmarkStart w:id="17" w:name="_Toc240278733"/>
       <w:r>
         <w:lastRenderedPageBreak/>
         <w:t>Matriz de estrategia de mercadeo</w:t>
@@ -5650,7 +5692,7 @@
       <w:pPr>
         <w:pStyle w:val="Ttulo2"/>
       </w:pPr>
-      <w:bookmarkStart w:id="18" w:name="_Toc237957588"/>
+      <w:bookmarkStart w:id="18" w:name="_Toc240278734"/>
       <w:r>
         <w:t>Concepto</w:t>
       </w:r>
@@ -5683,7 +5725,7 @@
       <w:pPr>
         <w:pStyle w:val="Ttulo2"/>
       </w:pPr>
-      <w:bookmarkStart w:id="19" w:name="_Toc237957589"/>
+      <w:bookmarkStart w:id="19" w:name="_Toc240278735"/>
       <w:r>
         <w:t>Tipología</w:t>
       </w:r>
@@ -5720,8 +5762,9 @@
       <w:r>
         <w:t>DOFA</w:t>
       </w:r>
-    </w:p>
-    <w:p>
+      <w:r>
+        <w:t xml:space="preserve">. </w:t>
+      </w:r>
       <w:r>
         <w:t>Características estratégicas: analiza fortalezas, oportunidades, debilidades y amenazas relacionadas con el entorno comercial y los procesos estratégicos digitales organizacionales.</w:t>
       </w:r>
@@ -5737,8 +5780,9 @@
       <w:r>
         <w:t>Ansoff</w:t>
       </w:r>
-    </w:p>
-    <w:p>
+      <w:r>
+        <w:t xml:space="preserve">. </w:t>
+      </w:r>
       <w:r>
         <w:t>Características estratégicas: permiten identificar estrategias relacionadas con penetración, desarrollo y expansión comercial dentro de mercados digitales actuales contemporáneos.</w:t>
       </w:r>
@@ -5752,11 +5796,11 @@
         </w:numPr>
       </w:pPr>
       <w:r>
-        <w:lastRenderedPageBreak/>
         <w:t>BCG</w:t>
       </w:r>
-    </w:p>
-    <w:p>
+      <w:r>
+        <w:t xml:space="preserve">. </w:t>
+      </w:r>
       <w:r>
         <w:t>Características estratégicas: clasifica productos según participación comercial y crecimiento estratégico dentro de contextos empresariales digitales competitivos actuales.</w:t>
       </w:r>
@@ -5770,10 +5814,12 @@
         </w:numPr>
       </w:pPr>
       <w:r>
+        <w:lastRenderedPageBreak/>
         <w:t>Competitiva</w:t>
       </w:r>
-    </w:p>
-    <w:p>
+      <w:r>
+        <w:t xml:space="preserve">. </w:t>
+      </w:r>
       <w:r>
         <w:t>Características estratégicas: facilitan analizar el posicionamiento organizacional frente a competidores y dinámicas comerciales presentes en plataformas digitales contemporáneas.</w:t>
       </w:r>
@@ -5787,7 +5833,7 @@
       <w:pPr>
         <w:pStyle w:val="Ttulo2"/>
       </w:pPr>
-      <w:bookmarkStart w:id="20" w:name="_Toc237957590"/>
+      <w:bookmarkStart w:id="20" w:name="_Toc240278736"/>
       <w:r>
         <w:t>Elaboración</w:t>
       </w:r>
@@ -5805,14 +5851,11 @@
     </w:p>
     <w:p>
       <w:r>
-        <w:lastRenderedPageBreak/>
         <w:t xml:space="preserve">A </w:t>
       </w:r>
-      <w:proofErr w:type="gramStart"/>
-      <w:r>
-        <w:t>continuación</w:t>
-      </w:r>
-      <w:proofErr w:type="gramEnd"/>
+      <w:r>
+        <w:t>continuación,</w:t>
+      </w:r>
       <w:r>
         <w:t xml:space="preserve"> </w:t>
       </w:r>
@@ -5943,7 +5986,11 @@
               <w:pStyle w:val="TextoTablas"/>
             </w:pPr>
             <w:r>
-              <w:t>Incrementar ventas de prendas casuales en un 20 % durante tres meses.</w:t>
+              <w:t xml:space="preserve">Incrementar ventas de prendas </w:t>
+            </w:r>
+            <w:r>
+              <w:lastRenderedPageBreak/>
+              <w:t>casuales en un 20 % durante tres meses.</w:t>
             </w:r>
           </w:p>
         </w:tc>
@@ -5957,7 +6004,12 @@
               <w:pStyle w:val="TextoTablas"/>
             </w:pPr>
             <w:r>
-              <w:t>Mujeres entre 25 y 40 años interesadas en moda y compras online.</w:t>
+              <w:lastRenderedPageBreak/>
+              <w:t xml:space="preserve">Mujeres entre 25 y 40 años interesadas en </w:t>
+            </w:r>
+            <w:r>
+              <w:lastRenderedPageBreak/>
+              <w:t>moda y compras online.</w:t>
             </w:r>
           </w:p>
         </w:tc>
@@ -5970,7 +6022,12 @@
               <w:pStyle w:val="TextoTablas"/>
             </w:pPr>
             <w:r>
-              <w:t>Acceso rápido a prendas versátiles para trabajo y actividades cotidianas.</w:t>
+              <w:lastRenderedPageBreak/>
+              <w:t xml:space="preserve">Acceso rápido a prendas versátiles para </w:t>
+            </w:r>
+            <w:r>
+              <w:lastRenderedPageBreak/>
+              <w:t>trabajo y actividades cotidianas.</w:t>
             </w:r>
           </w:p>
         </w:tc>
@@ -5983,6 +6040,7 @@
               <w:pStyle w:val="TextoTablas"/>
             </w:pPr>
             <w:r>
+              <w:lastRenderedPageBreak/>
               <w:t>Instagram y Facebook.</w:t>
             </w:r>
           </w:p>
@@ -5997,7 +6055,11 @@
               <w:pStyle w:val="TextoTablas"/>
             </w:pPr>
             <w:r>
-              <w:t>Publicar contenidos de producto, testimonios y promociones semanales segmentadas.</w:t>
+              <w:t xml:space="preserve">Publicar contenidos de producto, </w:t>
+            </w:r>
+            <w:r>
+              <w:lastRenderedPageBreak/>
+              <w:t>testimonios y promociones semanales segmentadas.</w:t>
             </w:r>
           </w:p>
         </w:tc>
@@ -6010,7 +6072,12 @@
               <w:pStyle w:val="TextoTablas"/>
             </w:pPr>
             <w:r>
-              <w:t>Incremento de ventas y aumento de interacciones comerciales.</w:t>
+              <w:lastRenderedPageBreak/>
+              <w:t xml:space="preserve">Incremento de ventas y aumento de </w:t>
+            </w:r>
+            <w:r>
+              <w:lastRenderedPageBreak/>
+              <w:t>interacciones comerciales.</w:t>
             </w:r>
           </w:p>
         </w:tc>
@@ -6026,6 +6093,7 @@
               <w:pStyle w:val="TextoTablas"/>
             </w:pPr>
             <w:r>
+              <w:lastRenderedPageBreak/>
               <w:t>Generar reconocimiento de marca en nuevos consumidores digitales.</w:t>
             </w:r>
           </w:p>
@@ -6192,16 +6260,16 @@
     </w:p>
     <w:p>
       <w:r>
-        <w:t xml:space="preserve">En este ejemplo, la matriz inicia con la definición de los objetivos comerciales que la organización desea alcanzar. A partir de ellos se identifican segmentos específicos de </w:t>
+        <w:t>En este ejemplo, la matriz inicia con la definición de los objetivos comerciales que la organización desea alcanzar. A partir de ellos se identifican segmentos específicos de clientes y sus necesidades predominantes, permitiendo seleccionar los canales digitales más adecuados para establecer comunicación efectiva.</w:t>
+      </w:r>
+    </w:p>
+    <w:p>
+      <w:r>
+        <w:t xml:space="preserve">Posteriormente, se definen acciones estratégicas alineadas con cada objetivo y segmento identificados.  Finalmente, se establecen indicadores que permiten evaluar los resultados obtenidos. La interacción entre objetivos, segmentos, necesidades, </w:t>
       </w:r>
       <w:r>
         <w:lastRenderedPageBreak/>
-        <w:t>clientes y sus necesidades predominantes, permitiendo seleccionar los canales digitales más adecuados para establecer comunicación efectiva.</w:t>
-      </w:r>
-    </w:p>
-    <w:p>
-      <w:r>
-        <w:t xml:space="preserve">Posteriormente, se definen acciones estratégicas alineadas con cada objetivo y segmento identificados.  Finalmente, se establecen indicadores que permiten evaluar los resultados obtenidos. La interacción entre objetivos, segmentos, necesidades, canales, acciones e indicadores facilita una gestión comercial estructurada y orientada a resultados, fortaleciendo la toma de decisiones dentro de estrategias de ventas en </w:t>
+        <w:t xml:space="preserve">canales, acciones e indicadores facilita una gestión comercial estructurada y orientada a resultados, fortaleciendo la toma de decisiones dentro de estrategias de ventas en </w:t>
       </w:r>
       <w:r>
         <w:rPr>
@@ -6232,15 +6300,6 @@
     </w:p>
     <w:p>
       <w:pPr>
-        <w:spacing w:before="0" w:after="160" w:line="259" w:lineRule="auto"/>
-        <w:ind w:firstLine="0"/>
-      </w:pPr>
-      <w:r>
-        <w:br w:type="page"/>
-      </w:r>
-    </w:p>
-    <w:p>
-      <w:pPr>
         <w:rPr>
           <w:b/>
           <w:bCs/>
@@ -6251,7 +6310,6 @@
           <w:b/>
           <w:bCs/>
         </w:rPr>
-        <w:lastRenderedPageBreak/>
         <w:t>Etapas para elaborar una matriz de estrategia de mercadeo</w:t>
       </w:r>
     </w:p>
@@ -6288,6 +6346,7 @@
         </w:numPr>
       </w:pPr>
       <w:r>
+        <w:lastRenderedPageBreak/>
         <w:t>Selección de estrategias: ayuda a organizar contenidos, canales digitales y campañas según características del mercado y cliente identificado.</w:t>
       </w:r>
     </w:p>
@@ -6327,10 +6386,10 @@
     </w:p>
     <w:p>
       <w:r>
-        <w:rPr>
-          <w:highlight w:val="yellow"/>
-        </w:rPr>
-        <w:t>Pódcast 1</w:t>
+        <w:t>A continuación, se invita al siguiente pódcast: Planeación estratégica de mercadeo</w:t>
+      </w:r>
+      <w:r>
+        <w:t>.</w:t>
       </w:r>
     </w:p>
     <w:tbl>
@@ -6363,6 +6422,13 @@
               </w:rPr>
               <w:t xml:space="preserve">Transcripción del pódcast. </w:t>
             </w:r>
+            <w:r>
+              <w:rPr>
+                <w:b/>
+                <w:bCs/>
+              </w:rPr>
+              <w:t>Planeación estratégica de mercadeo</w:t>
+            </w:r>
           </w:p>
         </w:tc>
       </w:tr>
@@ -6371,21 +6437,147 @@
           <w:tcPr>
             <w:tcW w:w="9962" w:type="dxa"/>
           </w:tcPr>
-          <w:p/>
-          <w:p/>
-          <w:p/>
-          <w:p/>
-          <w:p/>
-          <w:p/>
-          <w:p/>
-          <w:p/>
-          <w:p/>
-          <w:p/>
-          <w:p/>
-          <w:p/>
-          <w:p/>
-          <w:p/>
-          <w:p/>
+          <w:p>
+            <w:r>
+              <w:rPr>
+                <w:b/>
+                <w:bCs/>
+              </w:rPr>
+              <w:t>Mujer</w:t>
+            </w:r>
+            <w:r>
+              <w:t xml:space="preserve">: Tener información sobre los clientes y el mercado es importante, pero si esos datos están dispersos resulta muy difícil saber qué hacer con ellos. </w:t>
+            </w:r>
+          </w:p>
+          <w:p>
+            <w:r>
+              <w:rPr>
+                <w:b/>
+                <w:bCs/>
+              </w:rPr>
+              <w:t>Hombre</w:t>
+            </w:r>
+            <w:r>
+              <w:t>: Para convertir esa información en decisiones hace falta organizarla y relacionarla con los objetivos del negocio.</w:t>
+            </w:r>
+          </w:p>
+          <w:p>
+            <w:r>
+              <w:rPr>
+                <w:b/>
+                <w:bCs/>
+              </w:rPr>
+              <w:t>Mujer:</w:t>
+            </w:r>
+            <w:r>
+              <w:t xml:space="preserve"> Las matrices de estrategia de mercadeo permiten reunir información sobre el entorno, los clientes y la propia empresa, y a partir de ahí identificar oportunidades y definir acciones.</w:t>
+            </w:r>
+          </w:p>
+          <w:p>
+            <w:r>
+              <w:rPr>
+                <w:b/>
+                <w:bCs/>
+              </w:rPr>
+              <w:lastRenderedPageBreak/>
+              <w:t>Hombre:</w:t>
+            </w:r>
+            <w:r>
+              <w:t xml:space="preserve"> Una de las más conocidas es la matriz DOFA, que ayuda a revisar las fortalezas y debilidades internas y, al mismo tiempo, las oportunidades y amenazas que vienen del entorno. </w:t>
+            </w:r>
+          </w:p>
+          <w:p>
+            <w:r>
+              <w:rPr>
+                <w:b/>
+                <w:bCs/>
+              </w:rPr>
+              <w:t>Mujer:</w:t>
+            </w:r>
+            <w:r>
+              <w:t xml:space="preserve"> Con ese análisis se obtiene información confiable que puede servir de base para tomar decisiones.</w:t>
+            </w:r>
+          </w:p>
+          <w:p>
+            <w:r>
+              <w:rPr>
+                <w:b/>
+                <w:bCs/>
+              </w:rPr>
+              <w:t>Hombre</w:t>
+            </w:r>
+            <w:r>
+              <w:t>: También existen otras herramientas, como la matriz de Ansoff, que permite pensar en alternativas de crecimiento, y la matriz BCG, que ayuda a analizar la posición de diferentes productos dentro de un portafolio. Cada una responde inquietudes diferentes y aporta elementos para orientar la estrategia.</w:t>
+            </w:r>
+          </w:p>
+          <w:p>
+            <w:r>
+              <w:rPr>
+                <w:b/>
+                <w:bCs/>
+              </w:rPr>
+              <w:t>Mujer</w:t>
+            </w:r>
+            <w:r>
+              <w:rPr>
+                <w:b/>
+                <w:bCs/>
+              </w:rPr>
+              <w:tab/>
+            </w:r>
+            <w:r>
+              <w:t>: Estas herramientas también permiten relacionar el análisis del mercado con aspectos como el comportamiento de los consumidores, la competencia, la segmentación y las posibilidades de crecimiento.</w:t>
+            </w:r>
+          </w:p>
+          <w:p>
+            <w:r>
+              <w:rPr>
+                <w:b/>
+                <w:bCs/>
+              </w:rPr>
+              <w:t>Hombre</w:t>
+            </w:r>
+            <w:r>
+              <w:t>: Y esa información es muy útil cuando se lleva a la planeación. Las metas deben guardar relación con las acciones, los segmentos que se quieren alcanzar, los canales que se van a utilizar y la forma en que se evaluarán los resultados.</w:t>
+            </w:r>
+          </w:p>
+          <w:p>
+            <w:r>
+              <w:rPr>
+                <w:b/>
+                <w:bCs/>
+              </w:rPr>
+              <w:t>Mujer</w:t>
+            </w:r>
+            <w:r>
+              <w:t>: El mercado cambia, aparecen nuevos competidores y también cambian los hábitos de los consumidores. Por eso, la información debe revisarse y las decisiones ajustarse cuando sea necesario.</w:t>
+            </w:r>
+          </w:p>
+          <w:p>
+            <w:r>
+              <w:rPr>
+                <w:b/>
+                <w:bCs/>
+              </w:rPr>
+              <w:lastRenderedPageBreak/>
+              <w:t>Hombre</w:t>
+            </w:r>
+            <w:r>
+              <w:t>: Para una empresa o un emprendimiento, organizar de esta manera la información ayuda a aprovechar mejor los recursos, reducir la incertidumbre y orientar las campañas hacia oportunidades que le sirvan al negocio.</w:t>
+            </w:r>
+          </w:p>
+          <w:p>
+            <w:r>
+              <w:rPr>
+                <w:b/>
+                <w:bCs/>
+              </w:rPr>
+              <w:t>Mujer:</w:t>
+            </w:r>
+            <w:r>
+              <w:t xml:space="preserve"> En mercadeo, planear estratégicamente significa darle un sentido a la información para tomar decisiones. Así es más fácil saber qué hacer, dónde invertir y cómo evaluar los resultados.</w:t>
+            </w:r>
+          </w:p>
         </w:tc>
       </w:tr>
     </w:tbl>
@@ -6403,7 +6595,7 @@
       <w:pPr>
         <w:pStyle w:val="Ttulo1"/>
       </w:pPr>
-      <w:bookmarkStart w:id="21" w:name="_Toc237957591"/>
+      <w:bookmarkStart w:id="21" w:name="_Toc240278737"/>
       <w:r>
         <w:lastRenderedPageBreak/>
         <w:t>Comercio electrónico</w:t>
@@ -6437,7 +6629,7 @@
       <w:pPr>
         <w:pStyle w:val="Ttulo2"/>
       </w:pPr>
-      <w:bookmarkStart w:id="22" w:name="_Toc237957592"/>
+      <w:bookmarkStart w:id="22" w:name="_Toc240278738"/>
       <w:r>
         <w:t>Concepto</w:t>
       </w:r>
@@ -6496,12 +6688,15 @@
       </w:r>
     </w:p>
     <w:p>
+      <w:pPr>
+        <w:jc w:val="center"/>
+      </w:pPr>
       <w:r>
         <w:rPr>
           <w:noProof/>
         </w:rPr>
         <w:drawing>
-          <wp:inline distT="0" distB="0" distL="0" distR="0" wp14:anchorId="4FD20160" wp14:editId="0A437C1B">
+          <wp:inline distT="0" distB="0" distL="0" distR="0" wp14:anchorId="4FD20160" wp14:editId="75D945E6">
             <wp:extent cx="4680000" cy="2631600"/>
             <wp:effectExtent l="0" t="0" r="6350" b="0"/>
             <wp:docPr id="9" name="Imagen 9">
@@ -6530,7 +6725,7 @@
                     </pic:cNvPicPr>
                   </pic:nvPicPr>
                   <pic:blipFill>
-                    <a:blip r:embed="rId15" cstate="print">
+                    <a:blip r:embed="rId17" cstate="print">
                       <a:extLst>
                         <a:ext uri="{28A0092B-C50C-407E-A947-70E740481C1C}">
                           <a14:useLocalDpi xmlns:a14="http://schemas.microsoft.com/office/drawing/2010/main" val="0"/>
@@ -6566,7 +6761,7 @@
       <w:pPr>
         <w:jc w:val="center"/>
       </w:pPr>
-      <w:hyperlink r:id="rId16" w:history="1">
+      <w:hyperlink r:id="rId18" w:history="1">
         <w:r>
           <w:rPr>
             <w:rStyle w:val="Hipervnculo"/>
@@ -6602,7 +6797,7 @@
               <w:rPr>
                 <w:b/>
               </w:rPr>
-              <w:t>Transcripción del video. Visión general del comercio electrónico.</w:t>
+              <w:t>Transcripción del video. Visión general del comercio electrónico</w:t>
             </w:r>
           </w:p>
         </w:tc>
@@ -6742,7 +6937,7 @@
       <w:pPr>
         <w:pStyle w:val="Ttulo2"/>
       </w:pPr>
-      <w:bookmarkStart w:id="23" w:name="_Toc237957593"/>
+      <w:bookmarkStart w:id="23" w:name="_Toc240278739"/>
       <w:r>
         <w:lastRenderedPageBreak/>
         <w:t>Ventajas</w:t>
@@ -6774,21 +6969,20 @@
       </w:r>
     </w:p>
     <w:p>
-      <w:pPr>
+      <w:r>
         <w:rPr>
           <w:b/>
           <w:bCs/>
         </w:rPr>
-      </w:pPr>
+        <w:t>Cobertura comercial</w:t>
+      </w:r>
       <w:r>
         <w:rPr>
           <w:b/>
           <w:bCs/>
         </w:rPr>
-        <w:t>Cobertura comercial</w:t>
-      </w:r>
-    </w:p>
-    <w:p>
+        <w:t xml:space="preserve">. </w:t>
+      </w:r>
       <w:r>
         <w:t>Permite ampliar el alcance empresarial mediante plataformas digitales.</w:t>
       </w:r>
@@ -6799,21 +6993,20 @@
       </w:r>
     </w:p>
     <w:p>
-      <w:pPr>
+      <w:r>
         <w:rPr>
           <w:b/>
           <w:bCs/>
         </w:rPr>
-      </w:pPr>
+        <w:t>Optimización operativa</w:t>
+      </w:r>
       <w:r>
         <w:rPr>
           <w:b/>
           <w:bCs/>
         </w:rPr>
-        <w:t>Optimización operativa</w:t>
-      </w:r>
-    </w:p>
-    <w:p>
+        <w:t xml:space="preserve">. </w:t>
+      </w:r>
       <w:r>
         <w:t>Facilita la automatización de pagos, pedidos y atención al cliente.</w:t>
       </w:r>
@@ -6824,21 +7017,20 @@
       </w:r>
     </w:p>
     <w:p>
-      <w:pPr>
+      <w:r>
         <w:rPr>
           <w:b/>
           <w:bCs/>
         </w:rPr>
-      </w:pPr>
+        <w:t>Disponibilidad permanente</w:t>
+      </w:r>
       <w:r>
         <w:rPr>
           <w:b/>
           <w:bCs/>
         </w:rPr>
-        <w:t>Disponibilidad permanente</w:t>
-      </w:r>
-    </w:p>
-    <w:p>
+        <w:t xml:space="preserve">. </w:t>
+      </w:r>
       <w:r>
         <w:t>Favorece procesos comerciales continuos mediante plataformas digitales accesibles.</w:t>
       </w:r>
@@ -6848,30 +7040,28 @@
         <w:t>Ejemplo: una plataforma permite realizar pedidos las 24 horas desde cualquier ubicación con acceso a internet.</w:t>
       </w:r>
     </w:p>
-    <w:p/>
-    <w:p>
-      <w:pPr>
+    <w:p>
+      <w:r>
         <w:rPr>
           <w:b/>
           <w:bCs/>
         </w:rPr>
-      </w:pPr>
+        <w:t>Análisis estratégico</w:t>
+      </w:r>
       <w:r>
         <w:rPr>
           <w:b/>
           <w:bCs/>
         </w:rPr>
+        <w:t xml:space="preserve">. </w:t>
+      </w:r>
+      <w:r>
+        <w:t>Permite recopilar métricas e información comercial para fortalecer las decisiones empresariales.</w:t>
+      </w:r>
+    </w:p>
+    <w:p>
+      <w:r>
         <w:lastRenderedPageBreak/>
-        <w:t>Análisis estratégico</w:t>
-      </w:r>
-    </w:p>
-    <w:p>
-      <w:r>
-        <w:t>Permite recopilar métricas e información comercial para fortalecer las decisiones empresariales.</w:t>
-      </w:r>
-    </w:p>
-    <w:p>
-      <w:r>
         <w:t>Ejemplo: una empresa analiza interacciones y conversiones digitales para optimizar campañas comerciales.</w:t>
       </w:r>
     </w:p>
@@ -6897,7 +7087,7 @@
       <w:pPr>
         <w:pStyle w:val="Ttulo2"/>
       </w:pPr>
-      <w:bookmarkStart w:id="24" w:name="_Toc237957594"/>
+      <w:bookmarkStart w:id="24" w:name="_Toc240278740"/>
       <w:r>
         <w:t>Tipos</w:t>
       </w:r>
@@ -6928,6 +7118,11 @@
     </w:p>
     <w:p>
       <w:pPr>
+        <w:pStyle w:val="Prrafodelista"/>
+        <w:numPr>
+          <w:ilvl w:val="0"/>
+          <w:numId w:val="34"/>
+        </w:numPr>
         <w:rPr>
           <w:lang w:eastAsia="es-CO"/>
         </w:rPr>
@@ -6951,6 +7146,11 @@
     </w:p>
     <w:p>
       <w:pPr>
+        <w:pStyle w:val="Prrafodelista"/>
+        <w:numPr>
+          <w:ilvl w:val="0"/>
+          <w:numId w:val="34"/>
+        </w:numPr>
         <w:rPr>
           <w:lang w:eastAsia="es-CO"/>
         </w:rPr>
@@ -6961,7 +7161,6 @@
           <w:bCs/>
           <w:lang w:eastAsia="es-CO"/>
         </w:rPr>
-        <w:lastRenderedPageBreak/>
         <w:t>B2C:</w:t>
       </w:r>
       <w:r>
@@ -6973,6 +7172,11 @@
     </w:p>
     <w:p>
       <w:pPr>
+        <w:pStyle w:val="Prrafodelista"/>
+        <w:numPr>
+          <w:ilvl w:val="0"/>
+          <w:numId w:val="34"/>
+        </w:numPr>
         <w:rPr>
           <w:lang w:eastAsia="es-CO"/>
         </w:rPr>
@@ -6983,6 +7187,7 @@
           <w:bCs/>
           <w:lang w:eastAsia="es-CO"/>
         </w:rPr>
+        <w:lastRenderedPageBreak/>
         <w:t>C2C:</w:t>
       </w:r>
       <w:r>
@@ -6994,6 +7199,11 @@
     </w:p>
     <w:p>
       <w:pPr>
+        <w:pStyle w:val="Prrafodelista"/>
+        <w:numPr>
+          <w:ilvl w:val="0"/>
+          <w:numId w:val="34"/>
+        </w:numPr>
         <w:rPr>
           <w:lang w:eastAsia="es-CO"/>
         </w:rPr>
@@ -7034,7 +7244,7 @@
       <w:pPr>
         <w:pStyle w:val="Ttulo2"/>
       </w:pPr>
-      <w:bookmarkStart w:id="25" w:name="_Toc237957595"/>
+      <w:bookmarkStart w:id="25" w:name="_Toc240278741"/>
       <w:r>
         <w:t>Elementos</w:t>
       </w:r>
@@ -7042,11 +7252,11 @@
     </w:p>
     <w:p>
       <w:r>
-        <w:t xml:space="preserve">Los elementos del comercio electrónico corresponden a componentes tecnológicos, comerciales y logísticos necesarios para desarrollar procesos de venta digital eficientes. Estos elementos permiten gestionar interacción comercial, pagos, </w:t>
+        <w:t xml:space="preserve">Los elementos del comercio electrónico corresponden a componentes tecnológicos, comerciales y logísticos necesarios para desarrollar procesos de venta digital eficientes. Estos elementos permiten gestionar interacción comercial, pagos, atención y distribución mediante plataformas digitales. Actualmente, las organizaciones integran diferentes herramientas para fortalecer experiencia del cliente y optimizar </w:t>
       </w:r>
       <w:r>
         <w:lastRenderedPageBreak/>
-        <w:t>atención y distribución mediante plataformas digitales. Actualmente, las organizaciones integran diferentes herramientas para fortalecer experiencia del cliente y optimizar procesos relacionados con conversión comercial online. Comprender estos componentes facilita implementación estratégica de modelos digitales orientados a ventas, posicionamiento y fortalecimiento de relaciones comerciales dentro de ecosistemas digitales contemporáneos.</w:t>
+        <w:t>procesos relacionados con conversión comercial online. Comprender estos componentes facilita implementación estratégica de modelos digitales orientados a ventas, posicionamiento y fortalecimiento de relaciones comerciales dentro de ecosistemas digitales contemporáneos.</w:t>
       </w:r>
     </w:p>
     <w:p>
@@ -7058,22 +7268,61 @@
       </w:r>
     </w:p>
     <w:p>
-      <w:r>
-        <w:t xml:space="preserve"> </w:t>
-      </w:r>
-      <w:r>
-        <w:rPr>
-          <w:highlight w:val="yellow"/>
-        </w:rPr>
-        <w:t>Falta figura</w:t>
-      </w:r>
-    </w:p>
-    <w:p>
-      <w:r>
-        <w:t>Texto alternativo: infografía titulada “Elementos del comercio electrónico”. Presenta cuatro elementos relacionados con la operación del comercio electrónico: plataforma digital, pasarela de pagos, logística de entrega y analítica digital. La plataforma digital permite gestionar productos, contenidos y procesos comerciales; la pasarela de pagos facilita transacciones seguras; la logística de entrega favorece la distribución eficiente de productos; y la analítica digital permite interpretar métricas y comportamiento comercial para fortalecer la toma de decisiones estratégicas. Los elementos se presentan de manera articulada como componentes de los procesos comerciales digitales.</w:t>
-      </w:r>
-    </w:p>
-    <w:p>
+      <w:pPr>
+        <w:ind w:left="284" w:firstLine="708"/>
+        <w:jc w:val="center"/>
+      </w:pPr>
+      <w:r>
+        <w:rPr>
+          <w:noProof/>
+        </w:rPr>
+        <w:drawing>
+          <wp:inline distT="0" distB="0" distL="0" distR="0" wp14:anchorId="3E86EC7F" wp14:editId="5B8C89EB">
+            <wp:extent cx="2951790" cy="4423144"/>
+            <wp:effectExtent l="0" t="0" r="0" b="0"/>
+            <wp:docPr id="4" name="Imagen 4" descr="Infografía titulada “Elementos del comercio electrónico”. Presenta cuatro elementos relacionados con la operación del comercio electrónico: plataforma digital, pasarela de pagos, logística de entrega y analítica digital. La plataforma digital permite gestionar productos, contenidos y procesos comerciales; la pasarela de pagos facilita transacciones seguras; la logística de entrega favorece la distribución eficiente de productos; y la analítica digital permite interpretar métricas y comportamiento comercial para fortalecer la toma de decisiones estratégicas. Los elementos se presentan de manera articulada como componentes de los procesos comerciales digitales."/>
+            <wp:cNvGraphicFramePr>
+              <a:graphicFrameLocks xmlns:a="http://schemas.openxmlformats.org/drawingml/2006/main" noChangeAspect="1"/>
+            </wp:cNvGraphicFramePr>
+            <a:graphic xmlns:a="http://schemas.openxmlformats.org/drawingml/2006/main">
+              <a:graphicData uri="http://schemas.openxmlformats.org/drawingml/2006/picture">
+                <pic:pic xmlns:pic="http://schemas.openxmlformats.org/drawingml/2006/picture">
+                  <pic:nvPicPr>
+                    <pic:cNvPr id="4" name="Imagen 4" descr="Infografía titulada “Elementos del comercio electrónico”. Presenta cuatro elementos relacionados con la operación del comercio electrónico: plataforma digital, pasarela de pagos, logística de entrega y analítica digital. La plataforma digital permite gestionar productos, contenidos y procesos comerciales; la pasarela de pagos facilita transacciones seguras; la logística de entrega favorece la distribución eficiente de productos; y la analítica digital permite interpretar métricas y comportamiento comercial para fortalecer la toma de decisiones estratégicas. Los elementos se presentan de manera articulada como componentes de los procesos comerciales digitales."/>
+                    <pic:cNvPicPr/>
+                  </pic:nvPicPr>
+                  <pic:blipFill>
+                    <a:blip r:embed="rId19" cstate="print">
+                      <a:extLst>
+                        <a:ext uri="{28A0092B-C50C-407E-A947-70E740481C1C}">
+                          <a14:useLocalDpi xmlns:a14="http://schemas.microsoft.com/office/drawing/2010/main" val="0"/>
+                        </a:ext>
+                      </a:extLst>
+                    </a:blip>
+                    <a:stretch>
+                      <a:fillRect/>
+                    </a:stretch>
+                  </pic:blipFill>
+                  <pic:spPr>
+                    <a:xfrm>
+                      <a:off x="0" y="0"/>
+                      <a:ext cx="2962456" cy="4439127"/>
+                    </a:xfrm>
+                    <a:prstGeom prst="rect">
+                      <a:avLst/>
+                    </a:prstGeom>
+                  </pic:spPr>
+                </pic:pic>
+              </a:graphicData>
+            </a:graphic>
+          </wp:inline>
+        </w:drawing>
+      </w:r>
+    </w:p>
+    <w:p>
+      <w:pPr>
+        <w:ind w:left="2831"/>
+      </w:pPr>
       <w:r>
         <w:t xml:space="preserve">Nota. SENA, (2026). </w:t>
       </w:r>
@@ -7084,6 +7333,7 @@
           <w:b/>
           <w:bCs/>
         </w:rPr>
+        <w:lastRenderedPageBreak/>
         <w:t>Cita de reflexión</w:t>
       </w:r>
       <w:r>
@@ -7095,9 +7345,18 @@
     </w:p>
     <w:p>
       <w:pPr>
+        <w:spacing w:before="0" w:after="160" w:line="259" w:lineRule="auto"/>
+        <w:ind w:firstLine="0"/>
+      </w:pPr>
+      <w:r>
+        <w:br w:type="page"/>
+      </w:r>
+    </w:p>
+    <w:p>
+      <w:pPr>
         <w:pStyle w:val="Ttulo1"/>
       </w:pPr>
-      <w:bookmarkStart w:id="26" w:name="_Toc237957596"/>
+      <w:bookmarkStart w:id="26" w:name="_Toc240278742"/>
       <w:r>
         <w:lastRenderedPageBreak/>
         <w:t>Redes sociales</w:t>
@@ -7122,7 +7381,7 @@
       <w:pPr>
         <w:pStyle w:val="Ttulo2"/>
       </w:pPr>
-      <w:bookmarkStart w:id="27" w:name="_Toc237957597"/>
+      <w:bookmarkStart w:id="27" w:name="_Toc240278743"/>
       <w:r>
         <w:t>Concepto</w:t>
       </w:r>
@@ -7148,7 +7407,7 @@
       <w:pPr>
         <w:pStyle w:val="Ttulo2"/>
       </w:pPr>
-      <w:bookmarkStart w:id="28" w:name="_Toc237957598"/>
+      <w:bookmarkStart w:id="28" w:name="_Toc240278744"/>
       <w:r>
         <w:lastRenderedPageBreak/>
         <w:t>Tipos</w:t>
@@ -7255,7 +7514,7 @@
       <w:pPr>
         <w:pStyle w:val="Ttulo2"/>
       </w:pPr>
-      <w:bookmarkStart w:id="29" w:name="_Toc237957599"/>
+      <w:bookmarkStart w:id="29" w:name="_Toc240278745"/>
       <w:r>
         <w:t>Usos</w:t>
       </w:r>
@@ -7295,6 +7554,11 @@
     </w:p>
     <w:p>
       <w:pPr>
+        <w:pStyle w:val="Prrafodelista"/>
+        <w:numPr>
+          <w:ilvl w:val="0"/>
+          <w:numId w:val="38"/>
+        </w:numPr>
         <w:rPr>
           <w:lang w:eastAsia="es-CO"/>
         </w:rPr>
@@ -7316,6 +7580,11 @@
     </w:p>
     <w:p>
       <w:pPr>
+        <w:pStyle w:val="Prrafodelista"/>
+        <w:numPr>
+          <w:ilvl w:val="0"/>
+          <w:numId w:val="38"/>
+        </w:numPr>
         <w:rPr>
           <w:lang w:eastAsia="es-CO"/>
         </w:rPr>
@@ -7337,6 +7606,11 @@
     </w:p>
     <w:p>
       <w:pPr>
+        <w:pStyle w:val="Prrafodelista"/>
+        <w:numPr>
+          <w:ilvl w:val="0"/>
+          <w:numId w:val="38"/>
+        </w:numPr>
         <w:rPr>
           <w:lang w:eastAsia="es-CO"/>
         </w:rPr>
@@ -7347,6 +7621,7 @@
           <w:bCs/>
           <w:lang w:eastAsia="es-CO"/>
         </w:rPr>
+        <w:lastRenderedPageBreak/>
         <w:t>Fidelización digital:</w:t>
       </w:r>
       <w:r>
@@ -7358,6 +7633,11 @@
     </w:p>
     <w:p>
       <w:pPr>
+        <w:pStyle w:val="Prrafodelista"/>
+        <w:numPr>
+          <w:ilvl w:val="0"/>
+          <w:numId w:val="38"/>
+        </w:numPr>
         <w:rPr>
           <w:lang w:eastAsia="es-CO"/>
         </w:rPr>
@@ -7368,42 +7648,44 @@
           <w:bCs/>
           <w:lang w:eastAsia="es-CO"/>
         </w:rPr>
+        <w:t>Análisis comercial</w:t>
+      </w:r>
+      <w:r>
+        <w:rPr>
+          <w:lang w:eastAsia="es-CO"/>
+        </w:rPr>
+        <w:t>: permite recopilar métricas e información estratégica relacionada con comportamiento y preferencias del consumidor digital actual.</w:t>
+      </w:r>
+    </w:p>
+    <w:p>
+      <w:r>
+        <w:t>¿Cómo podría una empresa utilizar redes sociales para fortalecer simultáneamente promoción, atención y fidelización de clientes digitales?</w:t>
+      </w:r>
+    </w:p>
+    <w:p>
+      <w:pPr>
+        <w:pStyle w:val="Ttulo2"/>
+      </w:pPr>
+      <w:bookmarkStart w:id="30" w:name="_Toc240278746"/>
+      <w:r>
+        <w:t>Escucha social</w:t>
+      </w:r>
+      <w:bookmarkEnd w:id="30"/>
+    </w:p>
+    <w:p>
+      <w:r>
+        <w:t>La escucha social corresponde al proceso de monitoreo y análisis de conversaciones, comentarios e interacciones desarrolladas en redes sociales y plataformas digitales, su propósito consiste en comprender opiniones, necesidades y percepciones relacionadas con marcas, productos y tendencias comerciales. Actualmente, las organizaciones utilizan herramientas de escucha social para fortalecer toma de decisiones estratégicas y mejorar procesos relacionados con atención, campañas y experiencia del cliente digital, esta práctica permite interpretar comportamientos y anticipar oportunidades dentro de entornos digitales altamente dinámicos.</w:t>
+      </w:r>
+    </w:p>
+    <w:p>
+      <w:r>
+        <w:t xml:space="preserve">Las empresas implementan escucha social mediante herramientas tecnológicas orientadas al análisis de comentarios, menciones y tendencias digitales relacionadas con sus marcas. Empresas como Coca-Cola monitorean conversaciones digitales para identificar percepciones del consumidor y optimizar campañas relacionadas con </w:t>
+      </w:r>
+      <w:r>
         <w:lastRenderedPageBreak/>
-        <w:t>Análisis comercial</w:t>
-      </w:r>
-      <w:r>
-        <w:rPr>
-          <w:lang w:eastAsia="es-CO"/>
-        </w:rPr>
-        <w:t>: permite recopilar métricas e información estratégica relacionada con comportamiento y preferencias del consumidor digital actual.</w:t>
-      </w:r>
-    </w:p>
-    <w:p>
-      <w:r>
-        <w:t>¿Cómo podría una empresa utilizar redes sociales para fortalecer simultáneamente promoción, atención y fidelización de clientes digitales?</w:t>
-      </w:r>
-    </w:p>
-    <w:p>
-      <w:pPr>
-        <w:pStyle w:val="Ttulo2"/>
-      </w:pPr>
-      <w:bookmarkStart w:id="30" w:name="_Toc237957600"/>
-      <w:r>
-        <w:t>Escucha social</w:t>
-      </w:r>
-      <w:bookmarkEnd w:id="30"/>
-    </w:p>
-    <w:p>
-      <w:r>
-        <w:t>La escucha social corresponde al proceso de monitoreo y análisis de conversaciones, comentarios e interacciones desarrolladas en redes sociales y plataformas digitales, su propósito consiste en comprender opiniones, necesidades y percepciones relacionadas con marcas, productos y tendencias comerciales. Actualmente, las organizaciones utilizan herramientas de escucha social para fortalecer toma de decisiones estratégicas y mejorar procesos relacionados con atención, campañas y experiencia del cliente digital, esta práctica permite interpretar comportamientos y anticipar oportunidades dentro de entornos digitales altamente dinámicos.</w:t>
-      </w:r>
-    </w:p>
-    <w:p>
-      <w:r>
-        <w:t>Las empresas implementan escucha social mediante herramientas tecnológicas orientadas al análisis de comentarios, menciones y tendencias digitales relacionadas con sus marcas. Empresas como Coca-Cola monitorean conversaciones digitales para identificar percepciones del consumidor y optimizar campañas relacionadas con posicionamiento y experiencia comercial. Este análisis fortalece capacidad de respuesta y permite ajustar estrategias según comportamiento del mercado digital. La escucha social también contribuye a prevenir crisis reputacionales y fortalecer interacción con consumidores digitales contemporáneos.</w:t>
-      </w:r>
-    </w:p>
-    <w:p/>
+        <w:t>posicionamiento y experiencia comercial. Este análisis fortalece capacidad de respuesta y permite ajustar estrategias según comportamiento del mercado digital. La escucha social también contribuye a prevenir crisis reputacionales y fortalecer interacción con consumidores digitales contemporáneos.</w:t>
+      </w:r>
+    </w:p>
     <w:p>
       <w:r>
         <w:rPr>
@@ -7427,7 +7709,6 @@
     </w:p>
     <w:p>
       <w:r>
-        <w:tab/>
         <w:t xml:space="preserve">Lo invitamos a visitar el siguiente enlace en donde podrá apreciar una página que explica cómo el social </w:t>
       </w:r>
       <w:r>
@@ -7450,10 +7731,7 @@
       </w:r>
     </w:p>
     <w:p>
-      <w:r>
-        <w:tab/>
-      </w:r>
-      <w:hyperlink r:id="rId17" w:history="1">
+      <w:hyperlink r:id="rId20" w:history="1">
         <w:r>
           <w:rPr>
             <w:rStyle w:val="Hipervnculo"/>
@@ -7485,6 +7763,7 @@
           <w:b/>
           <w:bCs/>
         </w:rPr>
+        <w:lastRenderedPageBreak/>
         <w:t>Cita de reflexión</w:t>
       </w:r>
       <w:r>
@@ -7507,7 +7786,7 @@
       <w:pPr>
         <w:pStyle w:val="Ttulo1"/>
       </w:pPr>
-      <w:bookmarkStart w:id="31" w:name="_Toc237957601"/>
+      <w:bookmarkStart w:id="31" w:name="_Toc240278747"/>
       <w:r>
         <w:lastRenderedPageBreak/>
         <w:t>Campañas</w:t>
@@ -7532,7 +7811,7 @@
       <w:pPr>
         <w:pStyle w:val="Ttulo2"/>
       </w:pPr>
-      <w:bookmarkStart w:id="32" w:name="_Toc237957602"/>
+      <w:bookmarkStart w:id="32" w:name="_Toc240278748"/>
       <w:r>
         <w:t>Concepto</w:t>
       </w:r>
@@ -7579,7 +7858,7 @@
       <w:pPr>
         <w:pStyle w:val="Ttulo2"/>
       </w:pPr>
-      <w:bookmarkStart w:id="33" w:name="_Toc237957603"/>
+      <w:bookmarkStart w:id="33" w:name="_Toc240278749"/>
       <w:r>
         <w:t>Tipos</w:t>
       </w:r>
@@ -7617,6 +7896,13 @@
       </w:r>
     </w:p>
     <w:p>
+      <w:pPr>
+        <w:pStyle w:val="Prrafodelista"/>
+        <w:numPr>
+          <w:ilvl w:val="0"/>
+          <w:numId w:val="35"/>
+        </w:numPr>
+      </w:pPr>
       <w:r>
         <w:rPr>
           <w:b/>
@@ -7629,6 +7915,13 @@
       </w:r>
     </w:p>
     <w:p>
+      <w:pPr>
+        <w:pStyle w:val="Prrafodelista"/>
+        <w:numPr>
+          <w:ilvl w:val="0"/>
+          <w:numId w:val="35"/>
+        </w:numPr>
+      </w:pPr>
       <w:r>
         <w:rPr>
           <w:b/>
@@ -7641,6 +7934,13 @@
       </w:r>
     </w:p>
     <w:p>
+      <w:pPr>
+        <w:pStyle w:val="Prrafodelista"/>
+        <w:numPr>
+          <w:ilvl w:val="0"/>
+          <w:numId w:val="35"/>
+        </w:numPr>
+      </w:pPr>
       <w:r>
         <w:rPr>
           <w:b/>
@@ -7653,6 +7953,13 @@
       </w:r>
     </w:p>
     <w:p>
+      <w:pPr>
+        <w:pStyle w:val="Prrafodelista"/>
+        <w:numPr>
+          <w:ilvl w:val="0"/>
+          <w:numId w:val="35"/>
+        </w:numPr>
+      </w:pPr>
       <w:r>
         <w:rPr>
           <w:rStyle w:val="Extranjerismo"/>
@@ -7674,7 +7981,7 @@
       <w:pPr>
         <w:pStyle w:val="Ttulo2"/>
       </w:pPr>
-      <w:bookmarkStart w:id="34" w:name="_Toc237957604"/>
+      <w:bookmarkStart w:id="34" w:name="_Toc240278750"/>
       <w:r>
         <w:t>Usos</w:t>
       </w:r>
@@ -7682,7 +7989,11 @@
     </w:p>
     <w:p>
       <w:r>
-        <w:t>Las campañas digitales poseen múltiples usos estratégicos relacionados con posicionamiento, interacción y fortalecimiento de procesos comerciales desarrollados en plataformas digitales. Actualmente, las organizaciones utilizan campañas para promocionar productos, captar clientes y fortalecer el reconocimiento de marca dentro de mercados altamente competitivos. Estas estrategias permiten optimizar la comunicación comercial y mejorar las experiencias relacionadas con la interacción digital. Los usos de campañas también facilitan la recopilación de métricas y fortalecen la toma de decisiones orientada a la conversión y a la fidelización comercial contemporánea.</w:t>
+        <w:t xml:space="preserve">Las campañas digitales poseen múltiples usos estratégicos relacionados con posicionamiento, interacción y fortalecimiento de procesos comerciales desarrollados en plataformas digitales. Actualmente, las organizaciones utilizan campañas para promocionar productos, captar clientes y fortalecer el reconocimiento de marca dentro de mercados altamente competitivos. Estas estrategias permiten optimizar la comunicación comercial y mejorar las experiencias relacionadas con la interacción digital. Los usos de campañas también facilitan la recopilación de métricas y fortalecen </w:t>
+      </w:r>
+      <w:r>
+        <w:lastRenderedPageBreak/>
+        <w:t>la toma de decisiones orientada a la conversión y a la fidelización comercial contemporánea.</w:t>
       </w:r>
       <w:r>
         <w:t xml:space="preserve"> </w:t>
@@ -7700,7 +8011,6 @@
           <w:b/>
           <w:bCs/>
         </w:rPr>
-        <w:lastRenderedPageBreak/>
         <w:t>Usos estratégicos de campañas digitales</w:t>
       </w:r>
     </w:p>
@@ -7783,7 +8093,7 @@
           <w:rStyle w:val="Extranjerismo"/>
         </w:rPr>
       </w:pPr>
-      <w:bookmarkStart w:id="35" w:name="_Toc237957605"/>
+      <w:bookmarkStart w:id="35" w:name="_Toc240278751"/>
       <w:r>
         <w:rPr>
           <w:rStyle w:val="Extranjerismo"/>
@@ -7829,7 +8139,7 @@
       <w:pPr>
         <w:pStyle w:val="Ttulo2"/>
       </w:pPr>
-      <w:bookmarkStart w:id="36" w:name="_Toc237957606"/>
+      <w:bookmarkStart w:id="36" w:name="_Toc240278752"/>
       <w:r>
         <w:t>Concepto</w:t>
       </w:r>
@@ -7978,7 +8288,7 @@
       <w:pPr>
         <w:pStyle w:val="Ttulo2"/>
       </w:pPr>
-      <w:bookmarkStart w:id="37" w:name="_Toc237957607"/>
+      <w:bookmarkStart w:id="37" w:name="_Toc240278753"/>
       <w:r>
         <w:lastRenderedPageBreak/>
         <w:t>Aplicación</w:t>
@@ -8070,6 +8380,13 @@
       </w:r>
     </w:p>
     <w:p>
+      <w:pPr>
+        <w:pStyle w:val="Prrafodelista"/>
+        <w:numPr>
+          <w:ilvl w:val="0"/>
+          <w:numId w:val="36"/>
+        </w:numPr>
+      </w:pPr>
       <w:r>
         <w:rPr>
           <w:b/>
@@ -8082,6 +8399,13 @@
       </w:r>
     </w:p>
     <w:p>
+      <w:pPr>
+        <w:pStyle w:val="Prrafodelista"/>
+        <w:numPr>
+          <w:ilvl w:val="0"/>
+          <w:numId w:val="36"/>
+        </w:numPr>
+      </w:pPr>
       <w:r>
         <w:rPr>
           <w:b/>
@@ -8094,6 +8418,13 @@
       </w:r>
     </w:p>
     <w:p>
+      <w:pPr>
+        <w:pStyle w:val="Prrafodelista"/>
+        <w:numPr>
+          <w:ilvl w:val="0"/>
+          <w:numId w:val="36"/>
+        </w:numPr>
+      </w:pPr>
       <w:r>
         <w:rPr>
           <w:b/>
@@ -8106,6 +8437,13 @@
       </w:r>
     </w:p>
     <w:p>
+      <w:pPr>
+        <w:pStyle w:val="Prrafodelista"/>
+        <w:numPr>
+          <w:ilvl w:val="0"/>
+          <w:numId w:val="36"/>
+        </w:numPr>
+      </w:pPr>
       <w:r>
         <w:rPr>
           <w:b/>
@@ -8134,10 +8472,19 @@
     </w:p>
     <w:p>
       <w:r>
-        <w:rPr>
-          <w:highlight w:val="yellow"/>
-        </w:rPr>
-        <w:t>Pódcast 2</w:t>
+        <w:t xml:space="preserve">A continuación, se invita al siguiente pódcast: Gestión estratégica del </w:t>
+      </w:r>
+      <w:r>
+        <w:rPr>
+          <w:rStyle w:val="Extranjerismo"/>
+        </w:rPr>
+        <w:t>customer journey</w:t>
+      </w:r>
+      <w:r>
+        <w:rPr>
+          <w:rStyle w:val="Extranjerismo"/>
+        </w:rPr>
+        <w:t>.</w:t>
       </w:r>
     </w:p>
     <w:tbl>
@@ -8168,7 +8515,23 @@
                 <w:b/>
                 <w:bCs/>
               </w:rPr>
+              <w:lastRenderedPageBreak/>
               <w:t xml:space="preserve">Transcripción del pódcast. </w:t>
+            </w:r>
+            <w:r>
+              <w:rPr>
+                <w:b/>
+                <w:bCs/>
+              </w:rPr>
+              <w:t xml:space="preserve">Gestión estratégica del </w:t>
+            </w:r>
+            <w:r>
+              <w:rPr>
+                <w:rStyle w:val="Extranjerismo"/>
+                <w:b/>
+                <w:bCs/>
+              </w:rPr>
+              <w:t>customer journey</w:t>
             </w:r>
           </w:p>
         </w:tc>
@@ -8178,26 +8541,184 @@
           <w:tcPr>
             <w:tcW w:w="9962" w:type="dxa"/>
           </w:tcPr>
-          <w:p/>
-          <w:p/>
-          <w:p/>
-          <w:p/>
-          <w:p/>
-          <w:p/>
-          <w:p/>
-          <w:p/>
-          <w:p/>
-          <w:p/>
-          <w:p/>
-          <w:p/>
+          <w:p>
+            <w:r>
+              <w:rPr>
+                <w:b/>
+                <w:bCs/>
+              </w:rPr>
+              <w:t>Mujer</w:t>
+            </w:r>
+            <w:r>
+              <w:t xml:space="preserve">: Antes de comprar en internet, el cliente hace todo un recorrido. Ve una publicación, entra a la tienda virtual, compara precios, pregunta, revisa las condiciones de pago y al final decide si avanza o se va. Cada paso de ese camino va dejando información que ayuda a entender su comportamiento.  </w:t>
+            </w:r>
+          </w:p>
+          <w:p>
+            <w:r>
+              <w:rPr>
+                <w:b/>
+                <w:bCs/>
+              </w:rPr>
+              <w:t>Hombre</w:t>
+            </w:r>
+            <w:r>
+              <w:t xml:space="preserve">: </w:t>
+            </w:r>
+            <w:r>
+              <w:t xml:space="preserve">Cada uno de esos momentos puede acercarlo a la compra o hacer que la abandone. Por eso, entender lo que ocurre durante ese recorrido ayuda a tomar mejores decisiones comerciales. </w:t>
+            </w:r>
+          </w:p>
+          <w:p>
+            <w:r>
+              <w:rPr>
+                <w:b/>
+                <w:bCs/>
+              </w:rPr>
+              <w:t>Mujer</w:t>
+            </w:r>
+            <w:r>
+              <w:t xml:space="preserve">: </w:t>
+            </w:r>
+            <w:r>
+              <w:t xml:space="preserve">A ese recorrido se le conoce como </w:t>
+            </w:r>
+            <w:r>
+              <w:rPr>
+                <w:rStyle w:val="Extranjerismo"/>
+              </w:rPr>
+              <w:t>customer journey</w:t>
+            </w:r>
+            <w:r>
+              <w:t xml:space="preserve">. Permite observar cómo cambia la relación entre el consumidor y la empresa en cada punto de contacto, desde el primer acercamiento hasta después de la compra. </w:t>
+            </w:r>
+          </w:p>
+          <w:p>
+            <w:r>
+              <w:rPr>
+                <w:b/>
+                <w:bCs/>
+              </w:rPr>
+              <w:t>Hombre</w:t>
+            </w:r>
+            <w:r>
+              <w:t xml:space="preserve">: </w:t>
+            </w:r>
+            <w:r>
+              <w:t xml:space="preserve">Pensemos en alguien que encuentra un anuncio en redes y entra a la tienda con intención de comprar. Todo parece ir bien, pero al momento de pagar la plataforma falla. Una dificultad que aparece en segundos puede terminar con una venta que parecía casi segura y dejar una mala impresión sobre la marca. </w:t>
+            </w:r>
+          </w:p>
+          <w:p>
+            <w:r>
+              <w:rPr>
+                <w:b/>
+                <w:bCs/>
+              </w:rPr>
+              <w:t>Mujer</w:t>
+            </w:r>
+            <w:r>
+              <w:t xml:space="preserve">: </w:t>
+            </w:r>
+            <w:r>
+              <w:t xml:space="preserve">Situaciones como esa permiten identificar las fallas del recorrido y ayudan a entender qué espera el cliente, qué le genera confianza y en qué momento puede decidir abandonar el proceso. </w:t>
+            </w:r>
+          </w:p>
+          <w:p>
+            <w:r>
+              <w:rPr>
+                <w:b/>
+                <w:bCs/>
+              </w:rPr>
+              <w:lastRenderedPageBreak/>
+              <w:t>Hombre</w:t>
+            </w:r>
+            <w:r>
+              <w:t xml:space="preserve">: </w:t>
+            </w:r>
+            <w:r>
+              <w:t xml:space="preserve">Esa información también sirve para ajustar la estrategia. Si muchas personas llegan desde una campaña, pero pocas terminan comprando, hay que revisar qué está pasando en ese recorrido. </w:t>
+            </w:r>
+          </w:p>
+          <w:p>
+            <w:r>
+              <w:rPr>
+                <w:b/>
+                <w:bCs/>
+              </w:rPr>
+              <w:t>Mujer</w:t>
+            </w:r>
+            <w:r>
+              <w:t xml:space="preserve">: </w:t>
+            </w:r>
+            <w:r>
+              <w:t xml:space="preserve">Puede ser el precio, la forma de pago, la información disponible o incluso el contenido que recibió ese público. Analizar cada punto de contacto ayuda a encontrar dónde se está frenando la compra y qué conviene ajustar.  </w:t>
+            </w:r>
+          </w:p>
+          <w:p>
+            <w:r>
+              <w:rPr>
+                <w:b/>
+                <w:bCs/>
+              </w:rPr>
+              <w:t>Hombre</w:t>
+            </w:r>
+            <w:r>
+              <w:t xml:space="preserve">: </w:t>
+            </w:r>
+            <w:r>
+              <w:t xml:space="preserve">Con esos datos, una empresa puede entender mejor a cada segmento de clientes, personalizar contenidos, automatizar respuestas y ajustar sus campañas. </w:t>
+            </w:r>
+          </w:p>
+          <w:p>
+            <w:r>
+              <w:rPr>
+                <w:b/>
+                <w:bCs/>
+              </w:rPr>
+              <w:t>Mujer</w:t>
+            </w:r>
+            <w:r>
+              <w:t xml:space="preserve">: </w:t>
+            </w:r>
+            <w:r>
+              <w:t xml:space="preserve">En eso consiste el valor estratégico. La información del recorrido permite decidir dónde concentrar recursos, qué aspectos de la experiencia necesitan atención y qué cambios pueden favorecer la conversión y la fidelización. </w:t>
+            </w:r>
+          </w:p>
+          <w:p>
+            <w:r>
+              <w:rPr>
+                <w:b/>
+                <w:bCs/>
+              </w:rPr>
+              <w:t>Hombre</w:t>
+            </w:r>
+            <w:r>
+              <w:t xml:space="preserve">: </w:t>
+            </w:r>
+            <w:r>
+              <w:t xml:space="preserve">En las ventas digitales, donde las expectativas cambian con rapidez, comprender el recorrido del cliente ayuda a mantener una experiencia coherente y a construir relaciones que puedan durar más allá de una sola compra. </w:t>
+            </w:r>
+          </w:p>
+          <w:p>
+            <w:r>
+              <w:rPr>
+                <w:b/>
+                <w:bCs/>
+              </w:rPr>
+              <w:t>Mujer</w:t>
+            </w:r>
+            <w:r>
+              <w:t xml:space="preserve">: </w:t>
+            </w:r>
+            <w:r>
+              <w:t xml:space="preserve">Si una empresa entiende cómo se comportan sus clientes durante el proceso de compra, puede tomar decisiones más precisas y mejorar aquello que realmente está afectando sus resultados. </w:t>
+            </w:r>
+          </w:p>
         </w:tc>
       </w:tr>
     </w:tbl>
     <w:p/>
     <w:p/>
     <w:p/>
-    <w:p/>
-    <w:p/>
     <w:p>
       <w:pPr>
         <w:pStyle w:val="Titulosgenerales"/>
@@ -8206,7 +8727,7 @@
           <w:u w:val="single"/>
         </w:rPr>
       </w:pPr>
-      <w:bookmarkStart w:id="38" w:name="_Toc237957608"/>
+      <w:bookmarkStart w:id="38" w:name="_Toc240278754"/>
       <w:r>
         <w:lastRenderedPageBreak/>
         <w:t>Síntesis</w:t>
@@ -8275,65 +8796,78 @@
     </w:p>
     <w:p>
       <w:pPr>
-        <w:rPr>
-          <w:noProof/>
-          <w:lang w:eastAsia="es-CO"/>
-        </w:rPr>
-      </w:pPr>
-      <w:r>
+        <w:ind w:firstLine="0"/>
         <w:rPr>
           <w:noProof/>
           <w:highlight w:val="yellow"/>
           <w:lang w:eastAsia="es-CO"/>
         </w:rPr>
-        <w:t>Falta figura</w:t>
-      </w:r>
-    </w:p>
-    <w:p>
-      <w:pPr>
-        <w:ind w:firstLine="0"/>
+      </w:pPr>
+      <w:r>
         <w:rPr>
           <w:noProof/>
           <w:lang w:eastAsia="es-CO"/>
         </w:rPr>
-      </w:pPr>
-      <w:r>
-        <w:rPr>
-          <w:noProof/>
-          <w:highlight w:val="yellow"/>
-          <w:lang w:eastAsia="es-CO"/>
-        </w:rPr>
-        <w:t>Texto alternativo</w:t>
-      </w:r>
-      <w:r>
+        <w:lastRenderedPageBreak/>
+        <w:drawing>
+          <wp:inline distT="0" distB="0" distL="0" distR="0" wp14:anchorId="125083C0" wp14:editId="76E572AB">
+            <wp:extent cx="6332220" cy="1583055"/>
+            <wp:effectExtent l="0" t="0" r="0" b="0"/>
+            <wp:docPr id="5" name="Gráfico 5" descr="La ilustración muestra la estructura jerárquica que sintetiza el contenido del componente formativo “Estrategia comercial digital”, el cual se organiza en ocho unidades. Inicia con clientes digitales, en donde se aborda su concepto, tipo, perfiles, arquetipos y buyer persona. El capítulo dos está destinado para información personal, desarrollando concepto, tipología, usos, componentes y normativa. El capítulo tres corresponde a Negociación, en donde se ve concepto, tipologías y aplicación. El capítulo cuatro aborda matriz de estrategia de mercadeo, en donde se ve concepto, tipología y elaboración. El capítulo cinco desarrolla comercio electrónico, abordando su concepto, ventajas, tipos y elementos. El capítulo seis desarrolla la temática de redes sociales, abordando concepto, tipos, usos y escucha social. El capítulo siete corresponde a campañas en donde se ve concepto, tipos y usos. Culmina con el capítulo ocho para customer journey, en donde se aprecia su concepto y aplicación."/>
+            <wp:cNvGraphicFramePr>
+              <a:graphicFrameLocks xmlns:a="http://schemas.openxmlformats.org/drawingml/2006/main" noChangeAspect="1"/>
+            </wp:cNvGraphicFramePr>
+            <a:graphic xmlns:a="http://schemas.openxmlformats.org/drawingml/2006/main">
+              <a:graphicData uri="http://schemas.openxmlformats.org/drawingml/2006/picture">
+                <pic:pic xmlns:pic="http://schemas.openxmlformats.org/drawingml/2006/picture">
+                  <pic:nvPicPr>
+                    <pic:cNvPr id="5" name="Gráfico 5" descr="La ilustración muestra la estructura jerárquica que sintetiza el contenido del componente formativo “Estrategia comercial digital”, el cual se organiza en ocho unidades. Inicia con clientes digitales, en donde se aborda su concepto, tipo, perfiles, arquetipos y buyer persona. El capítulo dos está destinado para información personal, desarrollando concepto, tipología, usos, componentes y normativa. El capítulo tres corresponde a Negociación, en donde se ve concepto, tipologías y aplicación. El capítulo cuatro aborda matriz de estrategia de mercadeo, en donde se ve concepto, tipología y elaboración. El capítulo cinco desarrolla comercio electrónico, abordando su concepto, ventajas, tipos y elementos. El capítulo seis desarrolla la temática de redes sociales, abordando concepto, tipos, usos y escucha social. El capítulo siete corresponde a campañas en donde se ve concepto, tipos y usos. Culmina con el capítulo ocho para customer journey, en donde se aprecia su concepto y aplicación."/>
+                    <pic:cNvPicPr/>
+                  </pic:nvPicPr>
+                  <pic:blipFill>
+                    <a:blip r:embed="rId21" cstate="print">
+                      <a:extLst>
+                        <a:ext uri="{28A0092B-C50C-407E-A947-70E740481C1C}">
+                          <a14:useLocalDpi xmlns:a14="http://schemas.microsoft.com/office/drawing/2010/main" val="0"/>
+                        </a:ext>
+                        <a:ext uri="{96DAC541-7B7A-43D3-8B79-37D633B846F1}">
+                          <asvg:svgBlip xmlns:asvg="http://schemas.microsoft.com/office/drawing/2016/SVG/main" r:embed="rId22"/>
+                        </a:ext>
+                      </a:extLst>
+                    </a:blip>
+                    <a:stretch>
+                      <a:fillRect/>
+                    </a:stretch>
+                  </pic:blipFill>
+                  <pic:spPr>
+                    <a:xfrm>
+                      <a:off x="0" y="0"/>
+                      <a:ext cx="6332220" cy="1583055"/>
+                    </a:xfrm>
+                    <a:prstGeom prst="rect">
+                      <a:avLst/>
+                    </a:prstGeom>
+                  </pic:spPr>
+                </pic:pic>
+              </a:graphicData>
+            </a:graphic>
+          </wp:inline>
+        </w:drawing>
+      </w:r>
+    </w:p>
+    <w:p>
+      <w:pPr>
         <w:rPr>
           <w:noProof/>
           <w:lang w:eastAsia="es-CO"/>
         </w:rPr>
-        <w:t xml:space="preserve">: La ilustración muestra la estructura jerárquica que sintetiza el contenido del componente formativo “Estrategia comercial digital”, el cual se organiza en ocho unidades. Inicia con clientes digitales, en donde se aborda su concepto, tipo, </w:t>
-      </w:r>
-      <w:r>
-        <w:rPr>
-          <w:noProof/>
-          <w:lang w:eastAsia="es-CO"/>
-        </w:rPr>
-        <w:lastRenderedPageBreak/>
-        <w:t>perfiles, arquetipos y buyer persona. El capítulo dos está destinado para información personal, desarrollando concepto, tipología, usos, componentes y normativa. El capítulo tres corresponde a Negociación, en donde se ve concepto, tipologías y aplicación. El capítulo cuatro aborda matriz de estrategia de mercadeo, en donde se ve concepto, tipología y elaboración. El capítulo cinco desarrolla comercio electrónico, abordando su concepto, ventajas, tipos y elementos. El capítulo seis desarrolla la temática de redes sociales, abordando concepto, tipos, usos y escucha social. El capítulo siete corresponde a campañas en donde se ve concepto, tipos y usos. Culmina con el capítulo ocho para customer journey, en donde se aprecia su concepto y aplicación.</w:t>
-      </w:r>
-    </w:p>
-    <w:p>
-      <w:pPr>
-        <w:rPr>
-          <w:noProof/>
-          <w:lang w:eastAsia="es-CO"/>
-        </w:rPr>
       </w:pPr>
     </w:p>
     <w:p>
       <w:pPr>
         <w:pStyle w:val="Titulosgenerales"/>
       </w:pPr>
-      <w:bookmarkStart w:id="39" w:name="_Toc237957609"/>
+      <w:bookmarkStart w:id="39" w:name="_Toc240278755"/>
       <w:r>
         <w:lastRenderedPageBreak/>
         <w:t>Glosario</w:t>
@@ -8483,7 +9017,7 @@
       <w:pPr>
         <w:pStyle w:val="Titulosgenerales"/>
       </w:pPr>
-      <w:bookmarkStart w:id="40" w:name="_Toc237957610"/>
+      <w:bookmarkStart w:id="40" w:name="_Toc240278756"/>
       <w:r>
         <w:lastRenderedPageBreak/>
         <w:t>Referencias bibliográficas</w:t>
@@ -8497,7 +9031,7 @@
       <w:r>
         <w:t xml:space="preserve">Congreso de la República de Colombia. (2012). Ley 1581 de 2012. Por la cual se dictan disposiciones generales para la protección de datos personales. </w:t>
       </w:r>
-      <w:hyperlink r:id="rId18" w:history="1">
+      <w:hyperlink r:id="rId23" w:history="1">
         <w:r>
           <w:rPr>
             <w:rStyle w:val="Hipervnculo"/>
@@ -8510,7 +9044,7 @@
       <w:r>
         <w:t xml:space="preserve">Rock Content. (2023). Qué son los arquetipos de marca y cómo utilizarlos. </w:t>
       </w:r>
-      <w:hyperlink r:id="rId19" w:history="1">
+      <w:hyperlink r:id="rId24" w:history="1">
         <w:r>
           <w:rPr>
             <w:rStyle w:val="Hipervnculo"/>
@@ -8520,13 +9054,8 @@
       </w:hyperlink>
     </w:p>
     <w:p>
-      <w:proofErr w:type="spellStart"/>
-      <w:r>
-        <w:t>Sprout</w:t>
-      </w:r>
-      <w:proofErr w:type="spellEnd"/>
-      <w:r>
-        <w:t xml:space="preserve"> Social. (2024). Guía de social </w:t>
+      <w:r>
+        <w:t xml:space="preserve">Sprout Social. (2024). Guía de social </w:t>
       </w:r>
       <w:r>
         <w:rPr>
@@ -8537,7 +9066,7 @@
       <w:r>
         <w:t xml:space="preserve"> para empresas. </w:t>
       </w:r>
-      <w:hyperlink r:id="rId20" w:history="1">
+      <w:hyperlink r:id="rId25" w:history="1">
         <w:r>
           <w:rPr>
             <w:rStyle w:val="Hipervnculo"/>
@@ -8559,7 +9088,7 @@
       <w:r>
         <w:t xml:space="preserve"> persona: qué es, cómo crearlo y ejemplos. Revista UNIR. </w:t>
       </w:r>
-      <w:hyperlink r:id="rId21" w:history="1">
+      <w:hyperlink r:id="rId26" w:history="1">
         <w:r>
           <w:rPr>
             <w:rStyle w:val="Hipervnculo"/>
@@ -8574,7 +9103,7 @@
       <w:pPr>
         <w:pStyle w:val="Titulosgenerales"/>
       </w:pPr>
-      <w:bookmarkStart w:id="41" w:name="_Toc237957611"/>
+      <w:bookmarkStart w:id="41" w:name="_Toc240278757"/>
       <w:r>
         <w:lastRenderedPageBreak/>
         <w:t>Créditos</w:t>
@@ -8707,7 +9236,19 @@
               <w:rPr>
                 <w:lang w:val="es-CO"/>
               </w:rPr>
-              <w:t>Responsable del ecosistema</w:t>
+              <w:t xml:space="preserve">Profesional </w:t>
+            </w:r>
+            <w:r>
+              <w:rPr>
+                <w:lang w:val="es-CO"/>
+              </w:rPr>
+              <w:t>G</w:t>
+            </w:r>
+            <w:r>
+              <w:rPr>
+                <w:lang w:val="es-CO"/>
+              </w:rPr>
+              <w:t>06. Responsable Ecosistema de Recursos Educativos Digitales</w:t>
             </w:r>
           </w:p>
         </w:tc>
@@ -8743,6 +9284,12 @@
                 <w:lang w:val="es-CO"/>
               </w:rPr>
             </w:pPr>
+            <w:r>
+              <w:rPr>
+                <w:lang w:val="es-CO"/>
+              </w:rPr>
+              <w:t>Miguel De Jesús Paredes Maestre</w:t>
+            </w:r>
           </w:p>
         </w:tc>
         <w:tc>
@@ -8756,6 +9303,12 @@
                 <w:lang w:val="es-CO"/>
               </w:rPr>
             </w:pPr>
+            <w:r>
+              <w:rPr>
+                <w:lang w:val="es-CO"/>
+              </w:rPr>
+              <w:t>Responsable de línea de producción</w:t>
+            </w:r>
           </w:p>
         </w:tc>
         <w:tc>
@@ -8769,6 +9322,24 @@
                 <w:lang w:val="es-CO"/>
               </w:rPr>
             </w:pPr>
+            <w:r>
+              <w:rPr>
+                <w:lang w:val="es-CO"/>
+              </w:rPr>
+              <w:t xml:space="preserve">Centro de Comercio y Servicios </w:t>
+            </w:r>
+            <w:r>
+              <w:rPr>
+                <w:lang w:val="es-CO"/>
+              </w:rPr>
+              <w:t>-</w:t>
+            </w:r>
+            <w:r>
+              <w:rPr>
+                <w:lang w:val="es-CO"/>
+              </w:rPr>
+              <w:t xml:space="preserve"> Regional Atlántico   </w:t>
+            </w:r>
           </w:p>
         </w:tc>
       </w:tr>
@@ -8787,6 +9358,24 @@
                 <w:lang w:val="es-CO"/>
               </w:rPr>
             </w:pPr>
+            <w:r>
+              <w:rPr>
+                <w:rFonts w:eastAsia="Calibri" w:cs="Calibri"/>
+              </w:rPr>
+              <w:t>Nicol</w:t>
+            </w:r>
+            <w:r>
+              <w:rPr>
+                <w:rFonts w:eastAsia="Calibri" w:cs="Calibri"/>
+              </w:rPr>
+              <w:t>á</w:t>
+            </w:r>
+            <w:r>
+              <w:rPr>
+                <w:rFonts w:eastAsia="Calibri" w:cs="Calibri"/>
+              </w:rPr>
+              <w:t>s Cruz</w:t>
+            </w:r>
           </w:p>
         </w:tc>
         <w:tc>
@@ -8800,6 +9389,24 @@
                 <w:lang w:val="es-CO"/>
               </w:rPr>
             </w:pPr>
+            <w:r>
+              <w:rPr>
+                <w:rFonts w:eastAsia="Calibri" w:cs="Calibri"/>
+              </w:rPr>
+              <w:t xml:space="preserve">Experto </w:t>
+            </w:r>
+            <w:r>
+              <w:rPr>
+                <w:rFonts w:eastAsia="Calibri" w:cs="Calibri"/>
+              </w:rPr>
+              <w:t>t</w:t>
+            </w:r>
+            <w:r>
+              <w:rPr>
+                <w:rFonts w:eastAsia="Calibri" w:cs="Calibri"/>
+              </w:rPr>
+              <w:t>emático</w:t>
+            </w:r>
           </w:p>
         </w:tc>
         <w:tc>
@@ -8813,6 +9420,24 @@
                 <w:lang w:val="es-CO"/>
               </w:rPr>
             </w:pPr>
+            <w:r>
+              <w:rPr>
+                <w:lang w:val="es-CO"/>
+              </w:rPr>
+              <w:t xml:space="preserve">Centro de Comercio y Servicios </w:t>
+            </w:r>
+            <w:r>
+              <w:rPr>
+                <w:lang w:val="es-CO"/>
+              </w:rPr>
+              <w:t>-</w:t>
+            </w:r>
+            <w:r>
+              <w:rPr>
+                <w:lang w:val="es-CO"/>
+              </w:rPr>
+              <w:t xml:space="preserve"> Regional Atlántico   </w:t>
+            </w:r>
           </w:p>
         </w:tc>
       </w:tr>
@@ -8828,6 +9453,14 @@
                 <w:lang w:val="es-CO"/>
               </w:rPr>
             </w:pPr>
+            <w:r>
+              <w:rPr>
+                <w:rFonts w:cs="Calibri"/>
+                <w:color w:val="242424"/>
+                <w:shd w:val="clear" w:color="auto" w:fill="FFFFFF"/>
+              </w:rPr>
+              <w:t>Rosmery Conde</w:t>
+            </w:r>
           </w:p>
         </w:tc>
         <w:tc>
@@ -8841,6 +9474,12 @@
                 <w:lang w:val="es-CO"/>
               </w:rPr>
             </w:pPr>
+            <w:r>
+              <w:rPr>
+                <w:lang w:val="es-CO"/>
+              </w:rPr>
+              <w:t>Evaluadora instruccional</w:t>
+            </w:r>
           </w:p>
         </w:tc>
         <w:tc>
@@ -8854,6 +9493,24 @@
                 <w:lang w:val="es-CO"/>
               </w:rPr>
             </w:pPr>
+            <w:r>
+              <w:rPr>
+                <w:lang w:val="es-CO"/>
+              </w:rPr>
+              <w:t xml:space="preserve">Centro de Comercio y Servicios </w:t>
+            </w:r>
+            <w:r>
+              <w:rPr>
+                <w:lang w:val="es-CO"/>
+              </w:rPr>
+              <w:t>-</w:t>
+            </w:r>
+            <w:r>
+              <w:rPr>
+                <w:lang w:val="es-CO"/>
+              </w:rPr>
+              <w:t xml:space="preserve"> Regional Atlántico   </w:t>
+            </w:r>
           </w:p>
         </w:tc>
       </w:tr>
@@ -8872,6 +9529,12 @@
                 <w:lang w:val="es-CO"/>
               </w:rPr>
             </w:pPr>
+            <w:r>
+              <w:rPr>
+                <w:rFonts w:eastAsia="Calibri" w:cs="Calibri"/>
+              </w:rPr>
+              <w:t>Jesús Antonio Vecino Valero</w:t>
+            </w:r>
           </w:p>
         </w:tc>
         <w:tc>
@@ -8885,6 +9548,13 @@
                 <w:lang w:val="es-CO"/>
               </w:rPr>
             </w:pPr>
+            <w:r>
+              <w:rPr>
+                <w:rFonts w:eastAsia="Calibri" w:cs="Calibri"/>
+                <w:lang w:val="es-ES"/>
+              </w:rPr>
+              <w:t>Diseñador de contenidos digitales</w:t>
+            </w:r>
           </w:p>
         </w:tc>
         <w:tc>
@@ -8898,6 +9568,24 @@
                 <w:lang w:val="es-CO"/>
               </w:rPr>
             </w:pPr>
+            <w:r>
+              <w:rPr>
+                <w:lang w:val="es-CO"/>
+              </w:rPr>
+              <w:t xml:space="preserve">Centro de Comercio y Servicios </w:t>
+            </w:r>
+            <w:r>
+              <w:rPr>
+                <w:lang w:val="es-CO"/>
+              </w:rPr>
+              <w:t>-</w:t>
+            </w:r>
+            <w:r>
+              <w:rPr>
+                <w:lang w:val="es-CO"/>
+              </w:rPr>
+              <w:t xml:space="preserve"> Regional Atlántico   </w:t>
+            </w:r>
           </w:p>
         </w:tc>
       </w:tr>
@@ -8913,6 +9601,12 @@
                 <w:lang w:val="es-CO"/>
               </w:rPr>
             </w:pPr>
+            <w:r>
+              <w:rPr>
+                <w:rFonts w:eastAsia="Calibri" w:cs="Calibri"/>
+              </w:rPr>
+              <w:t>Álvaro Guillermo Araújo Angarita</w:t>
+            </w:r>
           </w:p>
         </w:tc>
         <w:tc>
@@ -8926,6 +9620,19 @@
                 <w:lang w:val="es-CO"/>
               </w:rPr>
             </w:pPr>
+            <w:r>
+              <w:rPr>
+                <w:lang w:val="es-CO"/>
+              </w:rPr>
+              <w:t xml:space="preserve">Desarrollador </w:t>
+            </w:r>
+            <w:r>
+              <w:rPr>
+                <w:rStyle w:val="Extranjerismo"/>
+                <w:lang w:val="es-CO"/>
+              </w:rPr>
+              <w:t>full stack</w:t>
+            </w:r>
           </w:p>
         </w:tc>
         <w:tc>
@@ -8939,6 +9646,24 @@
                 <w:lang w:val="es-CO"/>
               </w:rPr>
             </w:pPr>
+            <w:r>
+              <w:rPr>
+                <w:lang w:val="es-CO"/>
+              </w:rPr>
+              <w:t xml:space="preserve">Centro de Comercio y Servicios </w:t>
+            </w:r>
+            <w:r>
+              <w:rPr>
+                <w:lang w:val="es-CO"/>
+              </w:rPr>
+              <w:t>-</w:t>
+            </w:r>
+            <w:r>
+              <w:rPr>
+                <w:lang w:val="es-CO"/>
+              </w:rPr>
+              <w:t xml:space="preserve"> Regional Atlántico   </w:t>
+            </w:r>
           </w:p>
         </w:tc>
       </w:tr>
@@ -8954,6 +9679,12 @@
             <w:pPr>
               <w:pStyle w:val="TextoTablas"/>
             </w:pPr>
+            <w:r>
+              <w:rPr>
+                <w:rFonts w:eastAsia="Calibri" w:cs="Calibri"/>
+              </w:rPr>
+              <w:t>Alexander Rafael Acosta Bedoya</w:t>
+            </w:r>
           </w:p>
         </w:tc>
         <w:tc>
@@ -8967,6 +9698,13 @@
                 <w:lang w:val="es-CO"/>
               </w:rPr>
             </w:pPr>
+            <w:r>
+              <w:rPr>
+                <w:rFonts w:eastAsia="Calibri" w:cs="Calibri"/>
+                <w:lang w:val="es-ES"/>
+              </w:rPr>
+              <w:t>Animador y productor audiovisual</w:t>
+            </w:r>
           </w:p>
         </w:tc>
         <w:tc>
@@ -8980,6 +9718,24 @@
                 <w:lang w:val="es-CO"/>
               </w:rPr>
             </w:pPr>
+            <w:r>
+              <w:rPr>
+                <w:lang w:val="es-CO"/>
+              </w:rPr>
+              <w:t xml:space="preserve">Centro de Comercio y Servicios </w:t>
+            </w:r>
+            <w:r>
+              <w:rPr>
+                <w:lang w:val="es-CO"/>
+              </w:rPr>
+              <w:t>-</w:t>
+            </w:r>
+            <w:r>
+              <w:rPr>
+                <w:lang w:val="es-CO"/>
+              </w:rPr>
+              <w:t xml:space="preserve"> Regional Atlántico   </w:t>
+            </w:r>
           </w:p>
         </w:tc>
       </w:tr>
@@ -8992,6 +9748,12 @@
             <w:pPr>
               <w:pStyle w:val="TextoTablas"/>
             </w:pPr>
+            <w:r>
+              <w:rPr>
+                <w:rFonts w:eastAsia="Calibri" w:cs="Calibri"/>
+              </w:rPr>
+              <w:t>Nelson Iván Vera Briceño</w:t>
+            </w:r>
           </w:p>
         </w:tc>
         <w:tc>
@@ -9005,6 +9767,13 @@
                 <w:lang w:val="es-CO"/>
               </w:rPr>
             </w:pPr>
+            <w:r>
+              <w:rPr>
+                <w:rFonts w:eastAsia="Calibri" w:cs="Calibri"/>
+                <w:lang w:val="es-ES"/>
+              </w:rPr>
+              <w:t>Animador y productor audiovisual</w:t>
+            </w:r>
           </w:p>
         </w:tc>
         <w:tc>
@@ -9018,6 +9787,24 @@
                 <w:lang w:val="es-CO"/>
               </w:rPr>
             </w:pPr>
+            <w:r>
+              <w:rPr>
+                <w:lang w:val="es-CO"/>
+              </w:rPr>
+              <w:t xml:space="preserve">Centro de Comercio y Servicios </w:t>
+            </w:r>
+            <w:r>
+              <w:rPr>
+                <w:lang w:val="es-CO"/>
+              </w:rPr>
+              <w:t>-</w:t>
+            </w:r>
+            <w:r>
+              <w:rPr>
+                <w:lang w:val="es-CO"/>
+              </w:rPr>
+              <w:t xml:space="preserve"> Regional Atlántico   </w:t>
+            </w:r>
           </w:p>
         </w:tc>
       </w:tr>
@@ -9033,6 +9820,12 @@
             <w:pPr>
               <w:pStyle w:val="TextoTablas"/>
             </w:pPr>
+            <w:r>
+              <w:rPr>
+                <w:rFonts w:eastAsia="Calibri" w:cs="Calibri"/>
+              </w:rPr>
+              <w:t>Luz Karime Amaya Cabra</w:t>
+            </w:r>
           </w:p>
         </w:tc>
         <w:tc>
@@ -9046,6 +9839,18 @@
                 <w:lang w:val="es-CO"/>
               </w:rPr>
             </w:pPr>
+            <w:r>
+              <w:rPr>
+                <w:rFonts w:eastAsia="Calibri" w:cs="Calibri"/>
+              </w:rPr>
+              <w:t xml:space="preserve">Evaluadora </w:t>
+            </w:r>
+            <w:r>
+              <w:rPr>
+                <w:rFonts w:eastAsia="Calibri" w:cs="Calibri"/>
+              </w:rPr>
+              <w:t>de contenidos inclusivos y accesibles</w:t>
+            </w:r>
           </w:p>
         </w:tc>
         <w:tc>
@@ -9059,6 +9864,24 @@
                 <w:lang w:val="es-CO"/>
               </w:rPr>
             </w:pPr>
+            <w:r>
+              <w:rPr>
+                <w:lang w:val="es-CO"/>
+              </w:rPr>
+              <w:t xml:space="preserve">Centro de Comercio y Servicios </w:t>
+            </w:r>
+            <w:r>
+              <w:rPr>
+                <w:lang w:val="es-CO"/>
+              </w:rPr>
+              <w:t>-</w:t>
+            </w:r>
+            <w:r>
+              <w:rPr>
+                <w:lang w:val="es-CO"/>
+              </w:rPr>
+              <w:t xml:space="preserve"> Regional Atlántico   </w:t>
+            </w:r>
           </w:p>
         </w:tc>
       </w:tr>
@@ -9074,6 +9897,12 @@
                 <w:lang w:val="es-CO"/>
               </w:rPr>
             </w:pPr>
+            <w:r>
+              <w:rPr>
+                <w:rFonts w:eastAsia="Calibri" w:cs="Calibri"/>
+              </w:rPr>
+              <w:t>Laura Daniela Burgos Rueda</w:t>
+            </w:r>
           </w:p>
         </w:tc>
         <w:tc>
@@ -9087,6 +9916,18 @@
                 <w:lang w:val="es-CO"/>
               </w:rPr>
             </w:pPr>
+            <w:r>
+              <w:rPr>
+                <w:rFonts w:eastAsia="Calibri" w:cs="Calibri"/>
+              </w:rPr>
+              <w:t xml:space="preserve">Evaluadora </w:t>
+            </w:r>
+            <w:r>
+              <w:rPr>
+                <w:rFonts w:eastAsia="Calibri" w:cs="Calibri"/>
+              </w:rPr>
+              <w:t>de contenidos inclusivos y accesibles</w:t>
+            </w:r>
           </w:p>
         </w:tc>
         <w:tc>
@@ -9100,6 +9941,24 @@
                 <w:lang w:val="es-CO"/>
               </w:rPr>
             </w:pPr>
+            <w:r>
+              <w:rPr>
+                <w:lang w:val="es-CO"/>
+              </w:rPr>
+              <w:t xml:space="preserve">Centro de Comercio y Servicios </w:t>
+            </w:r>
+            <w:r>
+              <w:rPr>
+                <w:lang w:val="es-CO"/>
+              </w:rPr>
+              <w:t>-</w:t>
+            </w:r>
+            <w:r>
+              <w:rPr>
+                <w:lang w:val="es-CO"/>
+              </w:rPr>
+              <w:t xml:space="preserve"> Regional Atlántico   </w:t>
+            </w:r>
           </w:p>
         </w:tc>
       </w:tr>
@@ -9118,6 +9977,12 @@
                 <w:lang w:val="es-CO"/>
               </w:rPr>
             </w:pPr>
+            <w:r>
+              <w:rPr>
+                <w:rFonts w:eastAsia="Calibri" w:cs="Calibri"/>
+              </w:rPr>
+              <w:t>Jonathan Adié Villafañe</w:t>
+            </w:r>
           </w:p>
         </w:tc>
         <w:tc>
@@ -9131,6 +9996,12 @@
                 <w:lang w:val="es-CO"/>
               </w:rPr>
             </w:pPr>
+            <w:r>
+              <w:rPr>
+                <w:rFonts w:eastAsia="Calibri" w:cs="Calibri"/>
+              </w:rPr>
+              <w:t>Validador y vinculador de recursos educativos digitales</w:t>
+            </w:r>
           </w:p>
         </w:tc>
         <w:tc>
@@ -9144,6 +10015,24 @@
                 <w:lang w:val="es-CO"/>
               </w:rPr>
             </w:pPr>
+            <w:r>
+              <w:rPr>
+                <w:lang w:val="es-CO"/>
+              </w:rPr>
+              <w:t xml:space="preserve">Centro de Comercio y Servicios </w:t>
+            </w:r>
+            <w:r>
+              <w:rPr>
+                <w:lang w:val="es-CO"/>
+              </w:rPr>
+              <w:t>-</w:t>
+            </w:r>
+            <w:r>
+              <w:rPr>
+                <w:lang w:val="es-CO"/>
+              </w:rPr>
+              <w:t xml:space="preserve"> Regional Atlántico   </w:t>
+            </w:r>
           </w:p>
         </w:tc>
       </w:tr>
@@ -9159,6 +10048,13 @@
                 <w:lang w:val="es-CO"/>
               </w:rPr>
             </w:pPr>
+            <w:r>
+              <w:rPr>
+                <w:rFonts w:eastAsia="Calibri" w:cs="Calibri"/>
+              </w:rPr>
+              <w:lastRenderedPageBreak/>
+              <w:t>Karine Isabel Ospino Fritz</w:t>
+            </w:r>
           </w:p>
         </w:tc>
         <w:tc>
@@ -9172,6 +10068,36 @@
                 <w:lang w:val="es-CO"/>
               </w:rPr>
             </w:pPr>
+            <w:r>
+              <w:rPr>
+                <w:rFonts w:eastAsia="Calibri" w:cs="Calibri"/>
+              </w:rPr>
+              <w:t>Validador</w:t>
+            </w:r>
+            <w:r>
+              <w:rPr>
+                <w:rFonts w:eastAsia="Calibri" w:cs="Calibri"/>
+              </w:rPr>
+              <w:t>a</w:t>
+            </w:r>
+            <w:r>
+              <w:rPr>
+                <w:rFonts w:eastAsia="Calibri" w:cs="Calibri"/>
+              </w:rPr>
+              <w:t xml:space="preserve"> y vinculador</w:t>
+            </w:r>
+            <w:r>
+              <w:rPr>
+                <w:rFonts w:eastAsia="Calibri" w:cs="Calibri"/>
+              </w:rPr>
+              <w:t>a</w:t>
+            </w:r>
+            <w:r>
+              <w:rPr>
+                <w:rFonts w:eastAsia="Calibri" w:cs="Calibri"/>
+              </w:rPr>
+              <w:t xml:space="preserve"> de recursos educativos digitales</w:t>
+            </w:r>
           </w:p>
         </w:tc>
         <w:tc>
@@ -9185,220 +10111,24 @@
                 <w:lang w:val="es-CO"/>
               </w:rPr>
             </w:pPr>
-          </w:p>
-        </w:tc>
-      </w:tr>
-      <w:tr>
-        <w:trPr>
-          <w:cnfStyle w:val="000000100000" w:firstRow="0" w:lastRow="0" w:firstColumn="0" w:lastColumn="0" w:oddVBand="0" w:evenVBand="0" w:oddHBand="1" w:evenHBand="0" w:firstRowFirstColumn="0" w:firstRowLastColumn="0" w:lastRowFirstColumn="0" w:lastRowLastColumn="0"/>
-        </w:trPr>
-        <w:tc>
-          <w:tcPr>
-            <w:tcW w:w="2830" w:type="dxa"/>
-          </w:tcPr>
-          <w:p>
-            <w:pPr>
-              <w:pStyle w:val="TextoTablas"/>
+            <w:r>
               <w:rPr>
                 <w:lang w:val="es-CO"/>
               </w:rPr>
-            </w:pPr>
-          </w:p>
-        </w:tc>
-        <w:tc>
-          <w:tcPr>
-            <w:tcW w:w="3261" w:type="dxa"/>
-          </w:tcPr>
-          <w:p>
-            <w:pPr>
-              <w:pStyle w:val="TextoTablas"/>
+              <w:t xml:space="preserve">Centro de Comercio y Servicios </w:t>
+            </w:r>
+            <w:r>
               <w:rPr>
                 <w:lang w:val="es-CO"/>
               </w:rPr>
-            </w:pPr>
-          </w:p>
-        </w:tc>
-        <w:tc>
-          <w:tcPr>
-            <w:tcW w:w="3969" w:type="dxa"/>
-          </w:tcPr>
-          <w:p>
-            <w:pPr>
-              <w:pStyle w:val="TextoTablas"/>
+              <w:t>-</w:t>
+            </w:r>
+            <w:r>
               <w:rPr>
                 <w:lang w:val="es-CO"/>
               </w:rPr>
-            </w:pPr>
-          </w:p>
-        </w:tc>
-      </w:tr>
-      <w:tr>
-        <w:tc>
-          <w:tcPr>
-            <w:tcW w:w="2830" w:type="dxa"/>
-          </w:tcPr>
-          <w:p>
-            <w:pPr>
-              <w:pStyle w:val="TextoTablas"/>
-              <w:rPr>
-                <w:lang w:val="es-CO"/>
-              </w:rPr>
-            </w:pPr>
-          </w:p>
-        </w:tc>
-        <w:tc>
-          <w:tcPr>
-            <w:tcW w:w="3261" w:type="dxa"/>
-          </w:tcPr>
-          <w:p>
-            <w:pPr>
-              <w:pStyle w:val="TextoTablas"/>
-              <w:rPr>
-                <w:lang w:val="es-CO"/>
-              </w:rPr>
-            </w:pPr>
-          </w:p>
-        </w:tc>
-        <w:tc>
-          <w:tcPr>
-            <w:tcW w:w="3969" w:type="dxa"/>
-          </w:tcPr>
-          <w:p>
-            <w:pPr>
-              <w:pStyle w:val="TextoTablas"/>
-              <w:rPr>
-                <w:lang w:val="es-CO"/>
-              </w:rPr>
-            </w:pPr>
-          </w:p>
-        </w:tc>
-      </w:tr>
-      <w:tr>
-        <w:trPr>
-          <w:cnfStyle w:val="000000100000" w:firstRow="0" w:lastRow="0" w:firstColumn="0" w:lastColumn="0" w:oddVBand="0" w:evenVBand="0" w:oddHBand="1" w:evenHBand="0" w:firstRowFirstColumn="0" w:firstRowLastColumn="0" w:lastRowFirstColumn="0" w:lastRowLastColumn="0"/>
-        </w:trPr>
-        <w:tc>
-          <w:tcPr>
-            <w:tcW w:w="2830" w:type="dxa"/>
-          </w:tcPr>
-          <w:p>
-            <w:pPr>
-              <w:pStyle w:val="TextoTablas"/>
-              <w:rPr>
-                <w:lang w:val="es-CO"/>
-              </w:rPr>
-            </w:pPr>
-          </w:p>
-        </w:tc>
-        <w:tc>
-          <w:tcPr>
-            <w:tcW w:w="3261" w:type="dxa"/>
-          </w:tcPr>
-          <w:p>
-            <w:pPr>
-              <w:pStyle w:val="TextoTablas"/>
-              <w:rPr>
-                <w:lang w:val="es-CO"/>
-              </w:rPr>
-            </w:pPr>
-          </w:p>
-        </w:tc>
-        <w:tc>
-          <w:tcPr>
-            <w:tcW w:w="3969" w:type="dxa"/>
-          </w:tcPr>
-          <w:p>
-            <w:pPr>
-              <w:pStyle w:val="TextoTablas"/>
-              <w:rPr>
-                <w:lang w:val="es-CO"/>
-              </w:rPr>
-            </w:pPr>
-          </w:p>
-        </w:tc>
-      </w:tr>
-      <w:tr>
-        <w:tc>
-          <w:tcPr>
-            <w:tcW w:w="2830" w:type="dxa"/>
-          </w:tcPr>
-          <w:p>
-            <w:pPr>
-              <w:pStyle w:val="TextoTablas"/>
-              <w:rPr>
-                <w:lang w:val="es-CO"/>
-              </w:rPr>
-            </w:pPr>
-          </w:p>
-        </w:tc>
-        <w:tc>
-          <w:tcPr>
-            <w:tcW w:w="3261" w:type="dxa"/>
-          </w:tcPr>
-          <w:p>
-            <w:pPr>
-              <w:pStyle w:val="TextoTablas"/>
-              <w:rPr>
-                <w:lang w:val="es-CO"/>
-              </w:rPr>
-            </w:pPr>
-          </w:p>
-        </w:tc>
-        <w:tc>
-          <w:tcPr>
-            <w:tcW w:w="3969" w:type="dxa"/>
-          </w:tcPr>
-          <w:p>
-            <w:pPr>
-              <w:pStyle w:val="TextoTablas"/>
-              <w:rPr>
-                <w:lang w:val="es-CO"/>
-              </w:rPr>
-            </w:pPr>
-          </w:p>
-        </w:tc>
-      </w:tr>
-      <w:tr>
-        <w:trPr>
-          <w:cnfStyle w:val="000000100000" w:firstRow="0" w:lastRow="0" w:firstColumn="0" w:lastColumn="0" w:oddVBand="0" w:evenVBand="0" w:oddHBand="1" w:evenHBand="0" w:firstRowFirstColumn="0" w:firstRowLastColumn="0" w:lastRowFirstColumn="0" w:lastRowLastColumn="0"/>
-        </w:trPr>
-        <w:tc>
-          <w:tcPr>
-            <w:tcW w:w="2830" w:type="dxa"/>
-          </w:tcPr>
-          <w:p>
-            <w:pPr>
-              <w:pStyle w:val="TextoTablas"/>
-              <w:rPr>
-                <w:lang w:val="es-CO"/>
-              </w:rPr>
-            </w:pPr>
-          </w:p>
-        </w:tc>
-        <w:tc>
-          <w:tcPr>
-            <w:tcW w:w="3261" w:type="dxa"/>
-          </w:tcPr>
-          <w:p>
-            <w:pPr>
-              <w:pStyle w:val="TextoTablas"/>
-              <w:rPr>
-                <w:lang w:val="es-CO"/>
-              </w:rPr>
-            </w:pPr>
-          </w:p>
-        </w:tc>
-        <w:tc>
-          <w:tcPr>
-            <w:tcW w:w="3969" w:type="dxa"/>
-          </w:tcPr>
-          <w:p>
-            <w:pPr>
-              <w:pStyle w:val="TextoTablas"/>
-              <w:rPr>
-                <w:lang w:val="es-CO"/>
-              </w:rPr>
-            </w:pPr>
+              <w:t xml:space="preserve"> Regional Atlántico   </w:t>
+            </w:r>
           </w:p>
         </w:tc>
       </w:tr>
@@ -9411,8 +10141,8 @@
       </w:pPr>
     </w:p>
     <w:sectPr>
-      <w:headerReference w:type="default" r:id="rId22"/>
-      <w:footerReference w:type="default" r:id="rId23"/>
+      <w:headerReference w:type="default" r:id="rId27"/>
+      <w:footerReference w:type="default" r:id="rId28"/>
       <w:pgSz w:w="12240" w:h="15840"/>
       <w:pgMar w:top="1701" w:right="1134" w:bottom="1134" w:left="1134" w:header="709" w:footer="737" w:gutter="0"/>
       <w:pgNumType w:start="1"/>
@@ -9636,6 +10366,232 @@
     </w:lvl>
   </w:abstractNum>
   <w:abstractNum w:abstractNumId="1" w15:restartNumberingAfterBreak="0">
+    <w:nsid w:val="02D674AF"/>
+    <w:multiLevelType w:val="hybridMultilevel"/>
+    <w:tmpl w:val="386280B2"/>
+    <w:lvl w:ilvl="0" w:tplc="240A0003">
+      <w:start w:val="1"/>
+      <w:numFmt w:val="bullet"/>
+      <w:lvlText w:val="o"/>
+      <w:lvlJc w:val="left"/>
+      <w:pPr>
+        <w:ind w:left="1429" w:hanging="360"/>
+      </w:pPr>
+      <w:rPr>
+        <w:rFonts w:ascii="Courier New" w:hAnsi="Courier New" w:cs="Courier New" w:hint="default"/>
+      </w:rPr>
+    </w:lvl>
+    <w:lvl w:ilvl="1" w:tplc="240A0003" w:tentative="1">
+      <w:start w:val="1"/>
+      <w:numFmt w:val="bullet"/>
+      <w:lvlText w:val="o"/>
+      <w:lvlJc w:val="left"/>
+      <w:pPr>
+        <w:ind w:left="2149" w:hanging="360"/>
+      </w:pPr>
+      <w:rPr>
+        <w:rFonts w:ascii="Courier New" w:hAnsi="Courier New" w:cs="Courier New" w:hint="default"/>
+      </w:rPr>
+    </w:lvl>
+    <w:lvl w:ilvl="2" w:tplc="240A0005" w:tentative="1">
+      <w:start w:val="1"/>
+      <w:numFmt w:val="bullet"/>
+      <w:lvlText w:val=""/>
+      <w:lvlJc w:val="left"/>
+      <w:pPr>
+        <w:ind w:left="2869" w:hanging="360"/>
+      </w:pPr>
+      <w:rPr>
+        <w:rFonts w:ascii="Wingdings" w:hAnsi="Wingdings" w:hint="default"/>
+      </w:rPr>
+    </w:lvl>
+    <w:lvl w:ilvl="3" w:tplc="240A0001" w:tentative="1">
+      <w:start w:val="1"/>
+      <w:numFmt w:val="bullet"/>
+      <w:lvlText w:val=""/>
+      <w:lvlJc w:val="left"/>
+      <w:pPr>
+        <w:ind w:left="3589" w:hanging="360"/>
+      </w:pPr>
+      <w:rPr>
+        <w:rFonts w:ascii="Symbol" w:hAnsi="Symbol" w:hint="default"/>
+      </w:rPr>
+    </w:lvl>
+    <w:lvl w:ilvl="4" w:tplc="240A0003" w:tentative="1">
+      <w:start w:val="1"/>
+      <w:numFmt w:val="bullet"/>
+      <w:lvlText w:val="o"/>
+      <w:lvlJc w:val="left"/>
+      <w:pPr>
+        <w:ind w:left="4309" w:hanging="360"/>
+      </w:pPr>
+      <w:rPr>
+        <w:rFonts w:ascii="Courier New" w:hAnsi="Courier New" w:cs="Courier New" w:hint="default"/>
+      </w:rPr>
+    </w:lvl>
+    <w:lvl w:ilvl="5" w:tplc="240A0005" w:tentative="1">
+      <w:start w:val="1"/>
+      <w:numFmt w:val="bullet"/>
+      <w:lvlText w:val=""/>
+      <w:lvlJc w:val="left"/>
+      <w:pPr>
+        <w:ind w:left="5029" w:hanging="360"/>
+      </w:pPr>
+      <w:rPr>
+        <w:rFonts w:ascii="Wingdings" w:hAnsi="Wingdings" w:hint="default"/>
+      </w:rPr>
+    </w:lvl>
+    <w:lvl w:ilvl="6" w:tplc="240A0001" w:tentative="1">
+      <w:start w:val="1"/>
+      <w:numFmt w:val="bullet"/>
+      <w:lvlText w:val=""/>
+      <w:lvlJc w:val="left"/>
+      <w:pPr>
+        <w:ind w:left="5749" w:hanging="360"/>
+      </w:pPr>
+      <w:rPr>
+        <w:rFonts w:ascii="Symbol" w:hAnsi="Symbol" w:hint="default"/>
+      </w:rPr>
+    </w:lvl>
+    <w:lvl w:ilvl="7" w:tplc="240A0003" w:tentative="1">
+      <w:start w:val="1"/>
+      <w:numFmt w:val="bullet"/>
+      <w:lvlText w:val="o"/>
+      <w:lvlJc w:val="left"/>
+      <w:pPr>
+        <w:ind w:left="6469" w:hanging="360"/>
+      </w:pPr>
+      <w:rPr>
+        <w:rFonts w:ascii="Courier New" w:hAnsi="Courier New" w:cs="Courier New" w:hint="default"/>
+      </w:rPr>
+    </w:lvl>
+    <w:lvl w:ilvl="8" w:tplc="240A0005" w:tentative="1">
+      <w:start w:val="1"/>
+      <w:numFmt w:val="bullet"/>
+      <w:lvlText w:val=""/>
+      <w:lvlJc w:val="left"/>
+      <w:pPr>
+        <w:ind w:left="7189" w:hanging="360"/>
+      </w:pPr>
+      <w:rPr>
+        <w:rFonts w:ascii="Wingdings" w:hAnsi="Wingdings" w:hint="default"/>
+      </w:rPr>
+    </w:lvl>
+  </w:abstractNum>
+  <w:abstractNum w:abstractNumId="2" w15:restartNumberingAfterBreak="0">
+    <w:nsid w:val="041706BD"/>
+    <w:multiLevelType w:val="hybridMultilevel"/>
+    <w:tmpl w:val="6778F18C"/>
+    <w:lvl w:ilvl="0" w:tplc="240A0001">
+      <w:start w:val="1"/>
+      <w:numFmt w:val="bullet"/>
+      <w:lvlText w:val=""/>
+      <w:lvlJc w:val="left"/>
+      <w:pPr>
+        <w:ind w:left="1429" w:hanging="360"/>
+      </w:pPr>
+      <w:rPr>
+        <w:rFonts w:ascii="Symbol" w:hAnsi="Symbol" w:hint="default"/>
+      </w:rPr>
+    </w:lvl>
+    <w:lvl w:ilvl="1" w:tplc="240A0003" w:tentative="1">
+      <w:start w:val="1"/>
+      <w:numFmt w:val="bullet"/>
+      <w:lvlText w:val="o"/>
+      <w:lvlJc w:val="left"/>
+      <w:pPr>
+        <w:ind w:left="2149" w:hanging="360"/>
+      </w:pPr>
+      <w:rPr>
+        <w:rFonts w:ascii="Courier New" w:hAnsi="Courier New" w:cs="Courier New" w:hint="default"/>
+      </w:rPr>
+    </w:lvl>
+    <w:lvl w:ilvl="2" w:tplc="240A0005" w:tentative="1">
+      <w:start w:val="1"/>
+      <w:numFmt w:val="bullet"/>
+      <w:lvlText w:val=""/>
+      <w:lvlJc w:val="left"/>
+      <w:pPr>
+        <w:ind w:left="2869" w:hanging="360"/>
+      </w:pPr>
+      <w:rPr>
+        <w:rFonts w:ascii="Wingdings" w:hAnsi="Wingdings" w:hint="default"/>
+      </w:rPr>
+    </w:lvl>
+    <w:lvl w:ilvl="3" w:tplc="240A0001" w:tentative="1">
+      <w:start w:val="1"/>
+      <w:numFmt w:val="bullet"/>
+      <w:lvlText w:val=""/>
+      <w:lvlJc w:val="left"/>
+      <w:pPr>
+        <w:ind w:left="3589" w:hanging="360"/>
+      </w:pPr>
+      <w:rPr>
+        <w:rFonts w:ascii="Symbol" w:hAnsi="Symbol" w:hint="default"/>
+      </w:rPr>
+    </w:lvl>
+    <w:lvl w:ilvl="4" w:tplc="240A0003" w:tentative="1">
+      <w:start w:val="1"/>
+      <w:numFmt w:val="bullet"/>
+      <w:lvlText w:val="o"/>
+      <w:lvlJc w:val="left"/>
+      <w:pPr>
+        <w:ind w:left="4309" w:hanging="360"/>
+      </w:pPr>
+      <w:rPr>
+        <w:rFonts w:ascii="Courier New" w:hAnsi="Courier New" w:cs="Courier New" w:hint="default"/>
+      </w:rPr>
+    </w:lvl>
+    <w:lvl w:ilvl="5" w:tplc="240A0005" w:tentative="1">
+      <w:start w:val="1"/>
+      <w:numFmt w:val="bullet"/>
+      <w:lvlText w:val=""/>
+      <w:lvlJc w:val="left"/>
+      <w:pPr>
+        <w:ind w:left="5029" w:hanging="360"/>
+      </w:pPr>
+      <w:rPr>
+        <w:rFonts w:ascii="Wingdings" w:hAnsi="Wingdings" w:hint="default"/>
+      </w:rPr>
+    </w:lvl>
+    <w:lvl w:ilvl="6" w:tplc="240A0001" w:tentative="1">
+      <w:start w:val="1"/>
+      <w:numFmt w:val="bullet"/>
+      <w:lvlText w:val=""/>
+      <w:lvlJc w:val="left"/>
+      <w:pPr>
+        <w:ind w:left="5749" w:hanging="360"/>
+      </w:pPr>
+      <w:rPr>
+        <w:rFonts w:ascii="Symbol" w:hAnsi="Symbol" w:hint="default"/>
+      </w:rPr>
+    </w:lvl>
+    <w:lvl w:ilvl="7" w:tplc="240A0003" w:tentative="1">
+      <w:start w:val="1"/>
+      <w:numFmt w:val="bullet"/>
+      <w:lvlText w:val="o"/>
+      <w:lvlJc w:val="left"/>
+      <w:pPr>
+        <w:ind w:left="6469" w:hanging="360"/>
+      </w:pPr>
+      <w:rPr>
+        <w:rFonts w:ascii="Courier New" w:hAnsi="Courier New" w:cs="Courier New" w:hint="default"/>
+      </w:rPr>
+    </w:lvl>
+    <w:lvl w:ilvl="8" w:tplc="240A0005" w:tentative="1">
+      <w:start w:val="1"/>
+      <w:numFmt w:val="bullet"/>
+      <w:lvlText w:val=""/>
+      <w:lvlJc w:val="left"/>
+      <w:pPr>
+        <w:ind w:left="7189" w:hanging="360"/>
+      </w:pPr>
+      <w:rPr>
+        <w:rFonts w:ascii="Wingdings" w:hAnsi="Wingdings" w:hint="default"/>
+      </w:rPr>
+    </w:lvl>
+  </w:abstractNum>
+  <w:abstractNum w:abstractNumId="3" w15:restartNumberingAfterBreak="0">
     <w:nsid w:val="06896833"/>
     <w:multiLevelType w:val="hybridMultilevel"/>
     <w:tmpl w:val="93DABB98"/>
@@ -9748,7 +10704,7 @@
       </w:rPr>
     </w:lvl>
   </w:abstractNum>
-  <w:abstractNum w:abstractNumId="2" w15:restartNumberingAfterBreak="0">
+  <w:abstractNum w:abstractNumId="4" w15:restartNumberingAfterBreak="0">
     <w:nsid w:val="0B1566A4"/>
     <w:multiLevelType w:val="hybridMultilevel"/>
     <w:tmpl w:val="D73A5C0E"/>
@@ -9861,7 +10817,7 @@
       </w:rPr>
     </w:lvl>
   </w:abstractNum>
-  <w:abstractNum w:abstractNumId="3" w15:restartNumberingAfterBreak="0">
+  <w:abstractNum w:abstractNumId="5" w15:restartNumberingAfterBreak="0">
     <w:nsid w:val="0B4C0EBC"/>
     <w:multiLevelType w:val="hybridMultilevel"/>
     <w:tmpl w:val="EE8C2CE4"/>
@@ -9947,7 +10903,7 @@
       </w:pPr>
     </w:lvl>
   </w:abstractNum>
-  <w:abstractNum w:abstractNumId="4" w15:restartNumberingAfterBreak="0">
+  <w:abstractNum w:abstractNumId="6" w15:restartNumberingAfterBreak="0">
     <w:nsid w:val="14F0786A"/>
     <w:multiLevelType w:val="hybridMultilevel"/>
     <w:tmpl w:val="DECA6468"/>
@@ -10060,7 +11016,7 @@
       </w:rPr>
     </w:lvl>
   </w:abstractNum>
-  <w:abstractNum w:abstractNumId="5" w15:restartNumberingAfterBreak="0">
+  <w:abstractNum w:abstractNumId="7" w15:restartNumberingAfterBreak="0">
     <w:nsid w:val="16BE296B"/>
     <w:multiLevelType w:val="hybridMultilevel"/>
     <w:tmpl w:val="DCFC2D72"/>
@@ -10173,7 +11129,233 @@
       </w:rPr>
     </w:lvl>
   </w:abstractNum>
-  <w:abstractNum w:abstractNumId="6" w15:restartNumberingAfterBreak="0">
+  <w:abstractNum w:abstractNumId="8" w15:restartNumberingAfterBreak="0">
+    <w:nsid w:val="17764E2D"/>
+    <w:multiLevelType w:val="hybridMultilevel"/>
+    <w:tmpl w:val="B300771A"/>
+    <w:lvl w:ilvl="0" w:tplc="240A0003">
+      <w:start w:val="1"/>
+      <w:numFmt w:val="bullet"/>
+      <w:lvlText w:val="o"/>
+      <w:lvlJc w:val="left"/>
+      <w:pPr>
+        <w:ind w:left="1429" w:hanging="360"/>
+      </w:pPr>
+      <w:rPr>
+        <w:rFonts w:ascii="Courier New" w:hAnsi="Courier New" w:cs="Courier New" w:hint="default"/>
+      </w:rPr>
+    </w:lvl>
+    <w:lvl w:ilvl="1" w:tplc="240A0003" w:tentative="1">
+      <w:start w:val="1"/>
+      <w:numFmt w:val="bullet"/>
+      <w:lvlText w:val="o"/>
+      <w:lvlJc w:val="left"/>
+      <w:pPr>
+        <w:ind w:left="2149" w:hanging="360"/>
+      </w:pPr>
+      <w:rPr>
+        <w:rFonts w:ascii="Courier New" w:hAnsi="Courier New" w:cs="Courier New" w:hint="default"/>
+      </w:rPr>
+    </w:lvl>
+    <w:lvl w:ilvl="2" w:tplc="240A0005" w:tentative="1">
+      <w:start w:val="1"/>
+      <w:numFmt w:val="bullet"/>
+      <w:lvlText w:val=""/>
+      <w:lvlJc w:val="left"/>
+      <w:pPr>
+        <w:ind w:left="2869" w:hanging="360"/>
+      </w:pPr>
+      <w:rPr>
+        <w:rFonts w:ascii="Wingdings" w:hAnsi="Wingdings" w:hint="default"/>
+      </w:rPr>
+    </w:lvl>
+    <w:lvl w:ilvl="3" w:tplc="240A0001" w:tentative="1">
+      <w:start w:val="1"/>
+      <w:numFmt w:val="bullet"/>
+      <w:lvlText w:val=""/>
+      <w:lvlJc w:val="left"/>
+      <w:pPr>
+        <w:ind w:left="3589" w:hanging="360"/>
+      </w:pPr>
+      <w:rPr>
+        <w:rFonts w:ascii="Symbol" w:hAnsi="Symbol" w:hint="default"/>
+      </w:rPr>
+    </w:lvl>
+    <w:lvl w:ilvl="4" w:tplc="240A0003" w:tentative="1">
+      <w:start w:val="1"/>
+      <w:numFmt w:val="bullet"/>
+      <w:lvlText w:val="o"/>
+      <w:lvlJc w:val="left"/>
+      <w:pPr>
+        <w:ind w:left="4309" w:hanging="360"/>
+      </w:pPr>
+      <w:rPr>
+        <w:rFonts w:ascii="Courier New" w:hAnsi="Courier New" w:cs="Courier New" w:hint="default"/>
+      </w:rPr>
+    </w:lvl>
+    <w:lvl w:ilvl="5" w:tplc="240A0005" w:tentative="1">
+      <w:start w:val="1"/>
+      <w:numFmt w:val="bullet"/>
+      <w:lvlText w:val=""/>
+      <w:lvlJc w:val="left"/>
+      <w:pPr>
+        <w:ind w:left="5029" w:hanging="360"/>
+      </w:pPr>
+      <w:rPr>
+        <w:rFonts w:ascii="Wingdings" w:hAnsi="Wingdings" w:hint="default"/>
+      </w:rPr>
+    </w:lvl>
+    <w:lvl w:ilvl="6" w:tplc="240A0001" w:tentative="1">
+      <w:start w:val="1"/>
+      <w:numFmt w:val="bullet"/>
+      <w:lvlText w:val=""/>
+      <w:lvlJc w:val="left"/>
+      <w:pPr>
+        <w:ind w:left="5749" w:hanging="360"/>
+      </w:pPr>
+      <w:rPr>
+        <w:rFonts w:ascii="Symbol" w:hAnsi="Symbol" w:hint="default"/>
+      </w:rPr>
+    </w:lvl>
+    <w:lvl w:ilvl="7" w:tplc="240A0003" w:tentative="1">
+      <w:start w:val="1"/>
+      <w:numFmt w:val="bullet"/>
+      <w:lvlText w:val="o"/>
+      <w:lvlJc w:val="left"/>
+      <w:pPr>
+        <w:ind w:left="6469" w:hanging="360"/>
+      </w:pPr>
+      <w:rPr>
+        <w:rFonts w:ascii="Courier New" w:hAnsi="Courier New" w:cs="Courier New" w:hint="default"/>
+      </w:rPr>
+    </w:lvl>
+    <w:lvl w:ilvl="8" w:tplc="240A0005" w:tentative="1">
+      <w:start w:val="1"/>
+      <w:numFmt w:val="bullet"/>
+      <w:lvlText w:val=""/>
+      <w:lvlJc w:val="left"/>
+      <w:pPr>
+        <w:ind w:left="7189" w:hanging="360"/>
+      </w:pPr>
+      <w:rPr>
+        <w:rFonts w:ascii="Wingdings" w:hAnsi="Wingdings" w:hint="default"/>
+      </w:rPr>
+    </w:lvl>
+  </w:abstractNum>
+  <w:abstractNum w:abstractNumId="9" w15:restartNumberingAfterBreak="0">
+    <w:nsid w:val="1AFD06B7"/>
+    <w:multiLevelType w:val="hybridMultilevel"/>
+    <w:tmpl w:val="B0E83560"/>
+    <w:lvl w:ilvl="0" w:tplc="240A0001">
+      <w:start w:val="1"/>
+      <w:numFmt w:val="bullet"/>
+      <w:lvlText w:val=""/>
+      <w:lvlJc w:val="left"/>
+      <w:pPr>
+        <w:ind w:left="1429" w:hanging="360"/>
+      </w:pPr>
+      <w:rPr>
+        <w:rFonts w:ascii="Symbol" w:hAnsi="Symbol" w:hint="default"/>
+      </w:rPr>
+    </w:lvl>
+    <w:lvl w:ilvl="1" w:tplc="240A0003" w:tentative="1">
+      <w:start w:val="1"/>
+      <w:numFmt w:val="bullet"/>
+      <w:lvlText w:val="o"/>
+      <w:lvlJc w:val="left"/>
+      <w:pPr>
+        <w:ind w:left="2149" w:hanging="360"/>
+      </w:pPr>
+      <w:rPr>
+        <w:rFonts w:ascii="Courier New" w:hAnsi="Courier New" w:cs="Courier New" w:hint="default"/>
+      </w:rPr>
+    </w:lvl>
+    <w:lvl w:ilvl="2" w:tplc="240A0005" w:tentative="1">
+      <w:start w:val="1"/>
+      <w:numFmt w:val="bullet"/>
+      <w:lvlText w:val=""/>
+      <w:lvlJc w:val="left"/>
+      <w:pPr>
+        <w:ind w:left="2869" w:hanging="360"/>
+      </w:pPr>
+      <w:rPr>
+        <w:rFonts w:ascii="Wingdings" w:hAnsi="Wingdings" w:hint="default"/>
+      </w:rPr>
+    </w:lvl>
+    <w:lvl w:ilvl="3" w:tplc="240A0001" w:tentative="1">
+      <w:start w:val="1"/>
+      <w:numFmt w:val="bullet"/>
+      <w:lvlText w:val=""/>
+      <w:lvlJc w:val="left"/>
+      <w:pPr>
+        <w:ind w:left="3589" w:hanging="360"/>
+      </w:pPr>
+      <w:rPr>
+        <w:rFonts w:ascii="Symbol" w:hAnsi="Symbol" w:hint="default"/>
+      </w:rPr>
+    </w:lvl>
+    <w:lvl w:ilvl="4" w:tplc="240A0003" w:tentative="1">
+      <w:start w:val="1"/>
+      <w:numFmt w:val="bullet"/>
+      <w:lvlText w:val="o"/>
+      <w:lvlJc w:val="left"/>
+      <w:pPr>
+        <w:ind w:left="4309" w:hanging="360"/>
+      </w:pPr>
+      <w:rPr>
+        <w:rFonts w:ascii="Courier New" w:hAnsi="Courier New" w:cs="Courier New" w:hint="default"/>
+      </w:rPr>
+    </w:lvl>
+    <w:lvl w:ilvl="5" w:tplc="240A0005" w:tentative="1">
+      <w:start w:val="1"/>
+      <w:numFmt w:val="bullet"/>
+      <w:lvlText w:val=""/>
+      <w:lvlJc w:val="left"/>
+      <w:pPr>
+        <w:ind w:left="5029" w:hanging="360"/>
+      </w:pPr>
+      <w:rPr>
+        <w:rFonts w:ascii="Wingdings" w:hAnsi="Wingdings" w:hint="default"/>
+      </w:rPr>
+    </w:lvl>
+    <w:lvl w:ilvl="6" w:tplc="240A0001" w:tentative="1">
+      <w:start w:val="1"/>
+      <w:numFmt w:val="bullet"/>
+      <w:lvlText w:val=""/>
+      <w:lvlJc w:val="left"/>
+      <w:pPr>
+        <w:ind w:left="5749" w:hanging="360"/>
+      </w:pPr>
+      <w:rPr>
+        <w:rFonts w:ascii="Symbol" w:hAnsi="Symbol" w:hint="default"/>
+      </w:rPr>
+    </w:lvl>
+    <w:lvl w:ilvl="7" w:tplc="240A0003" w:tentative="1">
+      <w:start w:val="1"/>
+      <w:numFmt w:val="bullet"/>
+      <w:lvlText w:val="o"/>
+      <w:lvlJc w:val="left"/>
+      <w:pPr>
+        <w:ind w:left="6469" w:hanging="360"/>
+      </w:pPr>
+      <w:rPr>
+        <w:rFonts w:ascii="Courier New" w:hAnsi="Courier New" w:cs="Courier New" w:hint="default"/>
+      </w:rPr>
+    </w:lvl>
+    <w:lvl w:ilvl="8" w:tplc="240A0005" w:tentative="1">
+      <w:start w:val="1"/>
+      <w:numFmt w:val="bullet"/>
+      <w:lvlText w:val=""/>
+      <w:lvlJc w:val="left"/>
+      <w:pPr>
+        <w:ind w:left="7189" w:hanging="360"/>
+      </w:pPr>
+      <w:rPr>
+        <w:rFonts w:ascii="Wingdings" w:hAnsi="Wingdings" w:hint="default"/>
+      </w:rPr>
+    </w:lvl>
+  </w:abstractNum>
+  <w:abstractNum w:abstractNumId="10" w15:restartNumberingAfterBreak="0">
     <w:nsid w:val="1F40090F"/>
     <w:multiLevelType w:val="hybridMultilevel"/>
     <w:tmpl w:val="6D70D016"/>
@@ -10286,7 +11468,7 @@
       </w:rPr>
     </w:lvl>
   </w:abstractNum>
-  <w:abstractNum w:abstractNumId="7" w15:restartNumberingAfterBreak="0">
+  <w:abstractNum w:abstractNumId="11" w15:restartNumberingAfterBreak="0">
     <w:nsid w:val="203F4C7A"/>
     <w:multiLevelType w:val="hybridMultilevel"/>
     <w:tmpl w:val="FDCAD340"/>
@@ -10399,7 +11581,7 @@
       </w:rPr>
     </w:lvl>
   </w:abstractNum>
-  <w:abstractNum w:abstractNumId="8" w15:restartNumberingAfterBreak="0">
+  <w:abstractNum w:abstractNumId="12" w15:restartNumberingAfterBreak="0">
     <w:nsid w:val="264A0D39"/>
     <w:multiLevelType w:val="hybridMultilevel"/>
     <w:tmpl w:val="DBCE14BC"/>
@@ -10512,7 +11694,7 @@
       </w:rPr>
     </w:lvl>
   </w:abstractNum>
-  <w:abstractNum w:abstractNumId="9" w15:restartNumberingAfterBreak="0">
+  <w:abstractNum w:abstractNumId="13" w15:restartNumberingAfterBreak="0">
     <w:nsid w:val="27412B07"/>
     <w:multiLevelType w:val="hybridMultilevel"/>
     <w:tmpl w:val="9FDADF5E"/>
@@ -10603,7 +11785,7 @@
       </w:pPr>
     </w:lvl>
   </w:abstractNum>
-  <w:abstractNum w:abstractNumId="10" w15:restartNumberingAfterBreak="0">
+  <w:abstractNum w:abstractNumId="14" w15:restartNumberingAfterBreak="0">
     <w:nsid w:val="27AE7AE0"/>
     <w:multiLevelType w:val="hybridMultilevel"/>
     <w:tmpl w:val="7C30D7EC"/>
@@ -10716,7 +11898,7 @@
       </w:rPr>
     </w:lvl>
   </w:abstractNum>
-  <w:abstractNum w:abstractNumId="11" w15:restartNumberingAfterBreak="0">
+  <w:abstractNum w:abstractNumId="15" w15:restartNumberingAfterBreak="0">
     <w:nsid w:val="2BAF0ADF"/>
     <w:multiLevelType w:val="hybridMultilevel"/>
     <w:tmpl w:val="A0DA3CA6"/>
@@ -10829,7 +12011,7 @@
       </w:rPr>
     </w:lvl>
   </w:abstractNum>
-  <w:abstractNum w:abstractNumId="12" w15:restartNumberingAfterBreak="0">
+  <w:abstractNum w:abstractNumId="16" w15:restartNumberingAfterBreak="0">
     <w:nsid w:val="35AA6CBB"/>
     <w:multiLevelType w:val="hybridMultilevel"/>
     <w:tmpl w:val="0DDC13EA"/>
@@ -10942,7 +12124,7 @@
       </w:rPr>
     </w:lvl>
   </w:abstractNum>
-  <w:abstractNum w:abstractNumId="13" w15:restartNumberingAfterBreak="0">
+  <w:abstractNum w:abstractNumId="17" w15:restartNumberingAfterBreak="0">
     <w:nsid w:val="368E176E"/>
     <w:multiLevelType w:val="hybridMultilevel"/>
     <w:tmpl w:val="BDF054FE"/>
@@ -11036,7 +12218,120 @@
       </w:pPr>
     </w:lvl>
   </w:abstractNum>
-  <w:abstractNum w:abstractNumId="14" w15:restartNumberingAfterBreak="0">
+  <w:abstractNum w:abstractNumId="18" w15:restartNumberingAfterBreak="0">
+    <w:nsid w:val="372C430A"/>
+    <w:multiLevelType w:val="hybridMultilevel"/>
+    <w:tmpl w:val="8B4448EC"/>
+    <w:lvl w:ilvl="0" w:tplc="240A0001">
+      <w:start w:val="1"/>
+      <w:numFmt w:val="bullet"/>
+      <w:lvlText w:val=""/>
+      <w:lvlJc w:val="left"/>
+      <w:pPr>
+        <w:ind w:left="1429" w:hanging="360"/>
+      </w:pPr>
+      <w:rPr>
+        <w:rFonts w:ascii="Symbol" w:hAnsi="Symbol" w:hint="default"/>
+      </w:rPr>
+    </w:lvl>
+    <w:lvl w:ilvl="1" w:tplc="240A0003" w:tentative="1">
+      <w:start w:val="1"/>
+      <w:numFmt w:val="bullet"/>
+      <w:lvlText w:val="o"/>
+      <w:lvlJc w:val="left"/>
+      <w:pPr>
+        <w:ind w:left="2149" w:hanging="360"/>
+      </w:pPr>
+      <w:rPr>
+        <w:rFonts w:ascii="Courier New" w:hAnsi="Courier New" w:cs="Courier New" w:hint="default"/>
+      </w:rPr>
+    </w:lvl>
+    <w:lvl w:ilvl="2" w:tplc="240A0005" w:tentative="1">
+      <w:start w:val="1"/>
+      <w:numFmt w:val="bullet"/>
+      <w:lvlText w:val=""/>
+      <w:lvlJc w:val="left"/>
+      <w:pPr>
+        <w:ind w:left="2869" w:hanging="360"/>
+      </w:pPr>
+      <w:rPr>
+        <w:rFonts w:ascii="Wingdings" w:hAnsi="Wingdings" w:hint="default"/>
+      </w:rPr>
+    </w:lvl>
+    <w:lvl w:ilvl="3" w:tplc="240A0001" w:tentative="1">
+      <w:start w:val="1"/>
+      <w:numFmt w:val="bullet"/>
+      <w:lvlText w:val=""/>
+      <w:lvlJc w:val="left"/>
+      <w:pPr>
+        <w:ind w:left="3589" w:hanging="360"/>
+      </w:pPr>
+      <w:rPr>
+        <w:rFonts w:ascii="Symbol" w:hAnsi="Symbol" w:hint="default"/>
+      </w:rPr>
+    </w:lvl>
+    <w:lvl w:ilvl="4" w:tplc="240A0003" w:tentative="1">
+      <w:start w:val="1"/>
+      <w:numFmt w:val="bullet"/>
+      <w:lvlText w:val="o"/>
+      <w:lvlJc w:val="left"/>
+      <w:pPr>
+        <w:ind w:left="4309" w:hanging="360"/>
+      </w:pPr>
+      <w:rPr>
+        <w:rFonts w:ascii="Courier New" w:hAnsi="Courier New" w:cs="Courier New" w:hint="default"/>
+      </w:rPr>
+    </w:lvl>
+    <w:lvl w:ilvl="5" w:tplc="240A0005" w:tentative="1">
+      <w:start w:val="1"/>
+      <w:numFmt w:val="bullet"/>
+      <w:lvlText w:val=""/>
+      <w:lvlJc w:val="left"/>
+      <w:pPr>
+        <w:ind w:left="5029" w:hanging="360"/>
+      </w:pPr>
+      <w:rPr>
+        <w:rFonts w:ascii="Wingdings" w:hAnsi="Wingdings" w:hint="default"/>
+      </w:rPr>
+    </w:lvl>
+    <w:lvl w:ilvl="6" w:tplc="240A0001" w:tentative="1">
+      <w:start w:val="1"/>
+      <w:numFmt w:val="bullet"/>
+      <w:lvlText w:val=""/>
+      <w:lvlJc w:val="left"/>
+      <w:pPr>
+        <w:ind w:left="5749" w:hanging="360"/>
+      </w:pPr>
+      <w:rPr>
+        <w:rFonts w:ascii="Symbol" w:hAnsi="Symbol" w:hint="default"/>
+      </w:rPr>
+    </w:lvl>
+    <w:lvl w:ilvl="7" w:tplc="240A0003" w:tentative="1">
+      <w:start w:val="1"/>
+      <w:numFmt w:val="bullet"/>
+      <w:lvlText w:val="o"/>
+      <w:lvlJc w:val="left"/>
+      <w:pPr>
+        <w:ind w:left="6469" w:hanging="360"/>
+      </w:pPr>
+      <w:rPr>
+        <w:rFonts w:ascii="Courier New" w:hAnsi="Courier New" w:cs="Courier New" w:hint="default"/>
+      </w:rPr>
+    </w:lvl>
+    <w:lvl w:ilvl="8" w:tplc="240A0005" w:tentative="1">
+      <w:start w:val="1"/>
+      <w:numFmt w:val="bullet"/>
+      <w:lvlText w:val=""/>
+      <w:lvlJc w:val="left"/>
+      <w:pPr>
+        <w:ind w:left="7189" w:hanging="360"/>
+      </w:pPr>
+      <w:rPr>
+        <w:rFonts w:ascii="Wingdings" w:hAnsi="Wingdings" w:hint="default"/>
+      </w:rPr>
+    </w:lvl>
+  </w:abstractNum>
+  <w:abstractNum w:abstractNumId="19" w15:restartNumberingAfterBreak="0">
     <w:nsid w:val="3BE73FF1"/>
     <w:multiLevelType w:val="hybridMultilevel"/>
     <w:tmpl w:val="764E251A"/>
@@ -11149,7 +12444,7 @@
       </w:rPr>
     </w:lvl>
   </w:abstractNum>
-  <w:abstractNum w:abstractNumId="15" w15:restartNumberingAfterBreak="0">
+  <w:abstractNum w:abstractNumId="20" w15:restartNumberingAfterBreak="0">
     <w:nsid w:val="3DDF6562"/>
     <w:multiLevelType w:val="multilevel"/>
     <w:tmpl w:val="6C7AF928"/>
@@ -11270,7 +12565,7 @@
       </w:rPr>
     </w:lvl>
   </w:abstractNum>
-  <w:abstractNum w:abstractNumId="16" w15:restartNumberingAfterBreak="0">
+  <w:abstractNum w:abstractNumId="21" w15:restartNumberingAfterBreak="0">
     <w:nsid w:val="40607099"/>
     <w:multiLevelType w:val="hybridMultilevel"/>
     <w:tmpl w:val="BBB45DF0"/>
@@ -11383,7 +12678,7 @@
       </w:rPr>
     </w:lvl>
   </w:abstractNum>
-  <w:abstractNum w:abstractNumId="17" w15:restartNumberingAfterBreak="0">
+  <w:abstractNum w:abstractNumId="22" w15:restartNumberingAfterBreak="0">
     <w:nsid w:val="43CD5A89"/>
     <w:multiLevelType w:val="hybridMultilevel"/>
     <w:tmpl w:val="2AEE44C8"/>
@@ -11496,10 +12791,10 @@
       </w:rPr>
     </w:lvl>
   </w:abstractNum>
-  <w:abstractNum w:abstractNumId="18" w15:restartNumberingAfterBreak="0">
+  <w:abstractNum w:abstractNumId="23" w15:restartNumberingAfterBreak="0">
     <w:nsid w:val="476B1E77"/>
     <w:multiLevelType w:val="hybridMultilevel"/>
-    <w:tmpl w:val="5A3AC816"/>
+    <w:tmpl w:val="E44CBA48"/>
     <w:lvl w:ilvl="0" w:tplc="240A0003">
       <w:start w:val="1"/>
       <w:numFmt w:val="bullet"/>
@@ -11609,7 +12904,7 @@
       </w:rPr>
     </w:lvl>
   </w:abstractNum>
-  <w:abstractNum w:abstractNumId="19" w15:restartNumberingAfterBreak="0">
+  <w:abstractNum w:abstractNumId="24" w15:restartNumberingAfterBreak="0">
     <w:nsid w:val="4863446E"/>
     <w:multiLevelType w:val="hybridMultilevel"/>
     <w:tmpl w:val="A920A396"/>
@@ -11698,7 +12993,7 @@
       </w:pPr>
     </w:lvl>
   </w:abstractNum>
-  <w:abstractNum w:abstractNumId="20" w15:restartNumberingAfterBreak="0">
+  <w:abstractNum w:abstractNumId="25" w15:restartNumberingAfterBreak="0">
     <w:nsid w:val="4D4C287F"/>
     <w:multiLevelType w:val="hybridMultilevel"/>
     <w:tmpl w:val="79ECBC36"/>
@@ -11811,7 +13106,7 @@
       </w:rPr>
     </w:lvl>
   </w:abstractNum>
-  <w:abstractNum w:abstractNumId="21" w15:restartNumberingAfterBreak="0">
+  <w:abstractNum w:abstractNumId="26" w15:restartNumberingAfterBreak="0">
     <w:nsid w:val="4EBE1EF6"/>
     <w:multiLevelType w:val="hybridMultilevel"/>
     <w:tmpl w:val="AF3C2E24"/>
@@ -11902,7 +13197,7 @@
       </w:pPr>
     </w:lvl>
   </w:abstractNum>
-  <w:abstractNum w:abstractNumId="22" w15:restartNumberingAfterBreak="0">
+  <w:abstractNum w:abstractNumId="27" w15:restartNumberingAfterBreak="0">
     <w:nsid w:val="558A6954"/>
     <w:multiLevelType w:val="hybridMultilevel"/>
     <w:tmpl w:val="F48AD82E"/>
@@ -12015,7 +13310,7 @@
       </w:rPr>
     </w:lvl>
   </w:abstractNum>
-  <w:abstractNum w:abstractNumId="23" w15:restartNumberingAfterBreak="0">
+  <w:abstractNum w:abstractNumId="28" w15:restartNumberingAfterBreak="0">
     <w:nsid w:val="577F79A8"/>
     <w:multiLevelType w:val="hybridMultilevel"/>
     <w:tmpl w:val="FE6C2E82"/>
@@ -12128,7 +13423,7 @@
       </w:rPr>
     </w:lvl>
   </w:abstractNum>
-  <w:abstractNum w:abstractNumId="24" w15:restartNumberingAfterBreak="0">
+  <w:abstractNum w:abstractNumId="29" w15:restartNumberingAfterBreak="0">
     <w:nsid w:val="5ADD17D0"/>
     <w:multiLevelType w:val="hybridMultilevel"/>
     <w:tmpl w:val="85BAD260"/>
@@ -12218,7 +13513,7 @@
       </w:pPr>
     </w:lvl>
   </w:abstractNum>
-  <w:abstractNum w:abstractNumId="25" w15:restartNumberingAfterBreak="0">
+  <w:abstractNum w:abstractNumId="30" w15:restartNumberingAfterBreak="0">
     <w:nsid w:val="5F743405"/>
     <w:multiLevelType w:val="hybridMultilevel"/>
     <w:tmpl w:val="394A2106"/>
@@ -12331,7 +13626,7 @@
       </w:rPr>
     </w:lvl>
   </w:abstractNum>
-  <w:abstractNum w:abstractNumId="26" w15:restartNumberingAfterBreak="0">
+  <w:abstractNum w:abstractNumId="31" w15:restartNumberingAfterBreak="0">
     <w:nsid w:val="69C4636F"/>
     <w:multiLevelType w:val="hybridMultilevel"/>
     <w:tmpl w:val="18FA80F6"/>
@@ -12444,7 +13739,7 @@
       </w:rPr>
     </w:lvl>
   </w:abstractNum>
-  <w:abstractNum w:abstractNumId="27" w15:restartNumberingAfterBreak="0">
+  <w:abstractNum w:abstractNumId="32" w15:restartNumberingAfterBreak="0">
     <w:nsid w:val="6BE20887"/>
     <w:multiLevelType w:val="hybridMultilevel"/>
     <w:tmpl w:val="A20AF25A"/>
@@ -12557,7 +13852,7 @@
       </w:rPr>
     </w:lvl>
   </w:abstractNum>
-  <w:abstractNum w:abstractNumId="28" w15:restartNumberingAfterBreak="0">
+  <w:abstractNum w:abstractNumId="33" w15:restartNumberingAfterBreak="0">
     <w:nsid w:val="6D646D89"/>
     <w:multiLevelType w:val="hybridMultilevel"/>
     <w:tmpl w:val="C7A0F384"/>
@@ -12670,7 +13965,7 @@
       </w:rPr>
     </w:lvl>
   </w:abstractNum>
-  <w:abstractNum w:abstractNumId="29" w15:restartNumberingAfterBreak="0">
+  <w:abstractNum w:abstractNumId="34" w15:restartNumberingAfterBreak="0">
     <w:nsid w:val="788C7493"/>
     <w:multiLevelType w:val="hybridMultilevel"/>
     <w:tmpl w:val="3A948F76"/>
@@ -12783,7 +14078,7 @@
       </w:rPr>
     </w:lvl>
   </w:abstractNum>
-  <w:abstractNum w:abstractNumId="30" w15:restartNumberingAfterBreak="0">
+  <w:abstractNum w:abstractNumId="35" w15:restartNumberingAfterBreak="0">
     <w:nsid w:val="7C4943EE"/>
     <w:multiLevelType w:val="hybridMultilevel"/>
     <w:tmpl w:val="A58EA9AA"/>
@@ -12896,7 +14191,7 @@
       </w:rPr>
     </w:lvl>
   </w:abstractNum>
-  <w:abstractNum w:abstractNumId="31" w15:restartNumberingAfterBreak="0">
+  <w:abstractNum w:abstractNumId="36" w15:restartNumberingAfterBreak="0">
     <w:nsid w:val="7CC140AB"/>
     <w:multiLevelType w:val="hybridMultilevel"/>
     <w:tmpl w:val="62D4F916"/>
@@ -13009,7 +14304,7 @@
       </w:rPr>
     </w:lvl>
   </w:abstractNum>
-  <w:abstractNum w:abstractNumId="32" w15:restartNumberingAfterBreak="0">
+  <w:abstractNum w:abstractNumId="37" w15:restartNumberingAfterBreak="0">
     <w:nsid w:val="7CD97276"/>
     <w:multiLevelType w:val="hybridMultilevel"/>
     <w:tmpl w:val="BA2A91BE"/>
@@ -13126,100 +14421,115 @@
     <w:abstractNumId w:val="0"/>
   </w:num>
   <w:num w:numId="2">
+    <w:abstractNumId w:val="13"/>
+  </w:num>
+  <w:num w:numId="3">
+    <w:abstractNumId w:val="26"/>
+  </w:num>
+  <w:num w:numId="4">
+    <w:abstractNumId w:val="17"/>
+  </w:num>
+  <w:num w:numId="5">
+    <w:abstractNumId w:val="20"/>
+  </w:num>
+  <w:num w:numId="6">
+    <w:abstractNumId w:val="14"/>
+  </w:num>
+  <w:num w:numId="7">
+    <w:abstractNumId w:val="27"/>
+  </w:num>
+  <w:num w:numId="8">
+    <w:abstractNumId w:val="21"/>
+  </w:num>
+  <w:num w:numId="9">
+    <w:abstractNumId w:val="10"/>
+  </w:num>
+  <w:num w:numId="10">
+    <w:abstractNumId w:val="35"/>
+  </w:num>
+  <w:num w:numId="11">
+    <w:abstractNumId w:val="15"/>
+  </w:num>
+  <w:num w:numId="12">
+    <w:abstractNumId w:val="19"/>
+  </w:num>
+  <w:num w:numId="13">
+    <w:abstractNumId w:val="12"/>
+  </w:num>
+  <w:num w:numId="14">
+    <w:abstractNumId w:val="6"/>
+  </w:num>
+  <w:num w:numId="15">
+    <w:abstractNumId w:val="3"/>
+  </w:num>
+  <w:num w:numId="16">
+    <w:abstractNumId w:val="4"/>
+  </w:num>
+  <w:num w:numId="17">
+    <w:abstractNumId w:val="11"/>
+  </w:num>
+  <w:num w:numId="18">
+    <w:abstractNumId w:val="28"/>
+  </w:num>
+  <w:num w:numId="19">
+    <w:abstractNumId w:val="22"/>
+  </w:num>
+  <w:num w:numId="20">
+    <w:abstractNumId w:val="25"/>
+  </w:num>
+  <w:num w:numId="21">
+    <w:abstractNumId w:val="29"/>
+  </w:num>
+  <w:num w:numId="22">
+    <w:abstractNumId w:val="32"/>
+  </w:num>
+  <w:num w:numId="23">
+    <w:abstractNumId w:val="16"/>
+  </w:num>
+  <w:num w:numId="24">
+    <w:abstractNumId w:val="36"/>
+  </w:num>
+  <w:num w:numId="25">
+    <w:abstractNumId w:val="30"/>
+  </w:num>
+  <w:num w:numId="26">
+    <w:abstractNumId w:val="7"/>
+  </w:num>
+  <w:num w:numId="27">
+    <w:abstractNumId w:val="33"/>
+  </w:num>
+  <w:num w:numId="28">
+    <w:abstractNumId w:val="37"/>
+  </w:num>
+  <w:num w:numId="29">
+    <w:abstractNumId w:val="34"/>
+  </w:num>
+  <w:num w:numId="30">
+    <w:abstractNumId w:val="31"/>
+  </w:num>
+  <w:num w:numId="31">
+    <w:abstractNumId w:val="23"/>
+  </w:num>
+  <w:num w:numId="32">
+    <w:abstractNumId w:val="24"/>
+  </w:num>
+  <w:num w:numId="33">
+    <w:abstractNumId w:val="5"/>
+  </w:num>
+  <w:num w:numId="34">
+    <w:abstractNumId w:val="8"/>
+  </w:num>
+  <w:num w:numId="35">
+    <w:abstractNumId w:val="1"/>
+  </w:num>
+  <w:num w:numId="36">
     <w:abstractNumId w:val="9"/>
   </w:num>
-  <w:num w:numId="3">
-    <w:abstractNumId w:val="21"/>
-  </w:num>
-  <w:num w:numId="4">
-    <w:abstractNumId w:val="13"/>
-  </w:num>
-  <w:num w:numId="5">
-    <w:abstractNumId w:val="15"/>
-  </w:num>
-  <w:num w:numId="6">
-    <w:abstractNumId w:val="10"/>
-  </w:num>
-  <w:num w:numId="7">
-    <w:abstractNumId w:val="22"/>
-  </w:num>
-  <w:num w:numId="8">
-    <w:abstractNumId w:val="16"/>
-  </w:num>
-  <w:num w:numId="9">
-    <w:abstractNumId w:val="6"/>
-  </w:num>
-  <w:num w:numId="10">
-    <w:abstractNumId w:val="30"/>
-  </w:num>
-  <w:num w:numId="11">
-    <w:abstractNumId w:val="11"/>
-  </w:num>
-  <w:num w:numId="12">
-    <w:abstractNumId w:val="14"/>
-  </w:num>
-  <w:num w:numId="13">
-    <w:abstractNumId w:val="8"/>
-  </w:num>
-  <w:num w:numId="14">
-    <w:abstractNumId w:val="4"/>
-  </w:num>
-  <w:num w:numId="15">
-    <w:abstractNumId w:val="1"/>
-  </w:num>
-  <w:num w:numId="16">
+  <w:num w:numId="37">
     <w:abstractNumId w:val="2"/>
   </w:num>
-  <w:num w:numId="17">
-    <w:abstractNumId w:val="7"/>
-  </w:num>
-  <w:num w:numId="18">
-    <w:abstractNumId w:val="23"/>
-  </w:num>
-  <w:num w:numId="19">
-    <w:abstractNumId w:val="17"/>
-  </w:num>
-  <w:num w:numId="20">
-    <w:abstractNumId w:val="20"/>
-  </w:num>
-  <w:num w:numId="21">
-    <w:abstractNumId w:val="24"/>
-  </w:num>
-  <w:num w:numId="22">
-    <w:abstractNumId w:val="27"/>
-  </w:num>
-  <w:num w:numId="23">
-    <w:abstractNumId w:val="12"/>
-  </w:num>
-  <w:num w:numId="24">
-    <w:abstractNumId w:val="31"/>
-  </w:num>
-  <w:num w:numId="25">
-    <w:abstractNumId w:val="25"/>
-  </w:num>
-  <w:num w:numId="26">
-    <w:abstractNumId w:val="5"/>
-  </w:num>
-  <w:num w:numId="27">
-    <w:abstractNumId w:val="28"/>
-  </w:num>
-  <w:num w:numId="28">
-    <w:abstractNumId w:val="32"/>
-  </w:num>
-  <w:num w:numId="29">
-    <w:abstractNumId w:val="29"/>
-  </w:num>
-  <w:num w:numId="30">
-    <w:abstractNumId w:val="26"/>
-  </w:num>
-  <w:num w:numId="31">
+  <w:num w:numId="38">
     <w:abstractNumId w:val="18"/>
-  </w:num>
-  <w:num w:numId="32">
-    <w:abstractNumId w:val="19"/>
-  </w:num>
-  <w:num w:numId="33">
-    <w:abstractNumId w:val="3"/>
   </w:num>
   <w:numIdMacAtCleanup w:val="21"/>
 </w:numbering>
@@ -14967,10 +16277,6 @@
 </file>
 
 <file path=customXml/item1.xml><?xml version="1.0" encoding="utf-8"?>
-<b:Sources xmlns:b="http://schemas.openxmlformats.org/officeDocument/2006/bibliography" xmlns="http://schemas.openxmlformats.org/officeDocument/2006/bibliography" SelectedStyle="\APASixthEditionOfficeOnline.xsl" StyleName="APA" Version="6"/>
-</file>
-
-<file path=customXml/item2.xml><?xml version="1.0" encoding="utf-8"?>
 <ct:contentTypeSchema xmlns:ct="http://schemas.microsoft.com/office/2006/metadata/contentType" xmlns:ma="http://schemas.microsoft.com/office/2006/metadata/properties/metaAttributes" ct:_="" ma:_="" ma:contentTypeName="Documento" ma:contentTypeID="0x01010005252A1EF3BD024F856B47B579AB5244" ma:contentTypeVersion="12" ma:contentTypeDescription="Crear nuevo documento." ma:contentTypeScope="" ma:versionID="32d0e18b85ac20c34eab62df21c0cf58">
   <xsd:schema xmlns:xsd="http://www.w3.org/2001/XMLSchema" xmlns:xs="http://www.w3.org/2001/XMLSchema" xmlns:p="http://schemas.microsoft.com/office/2006/metadata/properties" xmlns:ns2="42760c81-fd8e-4d59-8953-7cdb9f38b14f" xmlns:ns3="67a0edcd-0de5-43ed-8c27-e32f38a00c91" targetNamespace="http://schemas.microsoft.com/office/2006/metadata/properties" ma:root="true" ma:fieldsID="cc2c149e99f10870fd5bc3964e5386d3" ns2:_="" ns3:_="">
     <xsd:import namespace="42760c81-fd8e-4d59-8953-7cdb9f38b14f"/>
@@ -15171,7 +16477,20 @@
 </ct:contentTypeSchema>
 </file>
 
+<file path=customXml/item2.xml><?xml version="1.0" encoding="utf-8"?>
+<b:Sources xmlns:b="http://schemas.openxmlformats.org/officeDocument/2006/bibliography" xmlns="http://schemas.openxmlformats.org/officeDocument/2006/bibliography" SelectedStyle="\APASixthEditionOfficeOnline.xsl" StyleName="APA" Version="6"/>
+</file>
+
 <file path=customXml/item3.xml><?xml version="1.0" encoding="utf-8"?>
+<?mso-contentType ?>
+<FormTemplates xmlns="http://schemas.microsoft.com/sharepoint/v3/contenttype/forms">
+  <Display>DocumentLibraryForm</Display>
+  <Edit>DocumentLibraryForm</Edit>
+  <New>DocumentLibraryForm</New>
+</FormTemplates>
+</file>
+
+<file path=customXml/item4.xml><?xml version="1.0" encoding="utf-8"?>
 <p:properties xmlns:p="http://schemas.microsoft.com/office/2006/metadata/properties" xmlns:xsi="http://www.w3.org/2001/XMLSchema-instance" xmlns:pc="http://schemas.microsoft.com/office/infopath/2007/PartnerControls">
   <documentManagement>
     <TaxCatchAll xmlns="67a0edcd-0de5-43ed-8c27-e32f38a00c91" xsi:nil="true"/>
@@ -15182,16 +16501,26 @@
 </p:properties>
 </file>
 
-<file path=customXml/item4.xml><?xml version="1.0" encoding="utf-8"?>
-<?mso-contentType ?>
-<FormTemplates xmlns="http://schemas.microsoft.com/sharepoint/v3/contenttype/forms">
-  <Display>DocumentLibraryForm</Display>
-  <Edit>DocumentLibraryForm</Edit>
-  <New>DocumentLibraryForm</New>
-</FormTemplates>
+<file path=customXml/itemProps1.xml><?xml version="1.0" encoding="utf-8"?>
+<ds:datastoreItem xmlns:ds="http://schemas.openxmlformats.org/officeDocument/2006/customXml" ds:itemID="{9871EA2D-C4D9-4F1D-AD36-62081DF123A4}">
+  <ds:schemaRefs>
+    <ds:schemaRef ds:uri="http://schemas.microsoft.com/office/2006/metadata/contentType"/>
+    <ds:schemaRef ds:uri="http://schemas.microsoft.com/office/2006/metadata/properties/metaAttributes"/>
+    <ds:schemaRef ds:uri="http://www.w3.org/2001/XMLSchema"/>
+    <ds:schemaRef ds:uri="http://schemas.microsoft.com/office/2006/metadata/properties"/>
+    <ds:schemaRef ds:uri="42760c81-fd8e-4d59-8953-7cdb9f38b14f"/>
+    <ds:schemaRef ds:uri="67a0edcd-0de5-43ed-8c27-e32f38a00c91"/>
+    <ds:schemaRef ds:uri="http://schemas.microsoft.com/office/2006/documentManagement/types"/>
+    <ds:schemaRef ds:uri="http://schemas.microsoft.com/office/infopath/2007/PartnerControls"/>
+    <ds:schemaRef ds:uri="http://schemas.openxmlformats.org/package/2006/metadata/core-properties"/>
+    <ds:schemaRef ds:uri="http://purl.org/dc/elements/1.1/"/>
+    <ds:schemaRef ds:uri="http://purl.org/dc/terms/"/>
+    <ds:schemaRef ds:uri="http://schemas.microsoft.com/internal/obd"/>
+  </ds:schemaRefs>
+</ds:datastoreItem>
 </file>
 
-<file path=customXml/itemProps1.xml><?xml version="1.0" encoding="utf-8"?>
+<file path=customXml/itemProps2.xml><?xml version="1.0" encoding="utf-8"?>
 <ds:datastoreItem xmlns:ds="http://schemas.openxmlformats.org/officeDocument/2006/customXml" ds:itemID="{EAE431FD-7059-4C09-804B-C9D69EB7B213}">
   <ds:schemaRefs>
     <ds:schemaRef ds:uri="http://schemas.openxmlformats.org/officeDocument/2006/bibliography"/>
@@ -15199,25 +16528,21 @@
 </ds:datastoreItem>
 </file>
 
-<file path=customXml/itemProps2.xml><?xml version="1.0" encoding="utf-8"?>
-<ds:datastoreItem xmlns:ds="http://schemas.openxmlformats.org/officeDocument/2006/customXml" ds:itemID="{9871EA2D-C4D9-4F1D-AD36-62081DF123A4}"/>
-</file>
-
 <file path=customXml/itemProps3.xml><?xml version="1.0" encoding="utf-8"?>
-<ds:datastoreItem xmlns:ds="http://schemas.openxmlformats.org/officeDocument/2006/customXml" ds:itemID="{1279454D-02BE-4A9C-A117-DCD1573E2608}">
+<ds:datastoreItem xmlns:ds="http://schemas.openxmlformats.org/officeDocument/2006/customXml" ds:itemID="{10663269-2064-4804-8290-36D4A57F5557}">
   <ds:schemaRefs>
-    <ds:schemaRef ds:uri="http://schemas.microsoft.com/office/2006/metadata/properties"/>
-    <ds:schemaRef ds:uri="http://schemas.microsoft.com/office/infopath/2007/PartnerControls"/>
-    <ds:schemaRef ds:uri="13c90a0b-73bc-4dc0-be5f-28d77b615beb"/>
-    <ds:schemaRef ds:uri="13c93bba-48ce-428c-bfe5-88b42c19b028"/>
+    <ds:schemaRef ds:uri="http://schemas.microsoft.com/sharepoint/v3/contenttype/forms"/>
   </ds:schemaRefs>
 </ds:datastoreItem>
 </file>
 
 <file path=customXml/itemProps4.xml><?xml version="1.0" encoding="utf-8"?>
-<ds:datastoreItem xmlns:ds="http://schemas.openxmlformats.org/officeDocument/2006/customXml" ds:itemID="{10663269-2064-4804-8290-36D4A57F5557}">
+<ds:datastoreItem xmlns:ds="http://schemas.openxmlformats.org/officeDocument/2006/customXml" ds:itemID="{1279454D-02BE-4A9C-A117-DCD1573E2608}">
   <ds:schemaRefs>
-    <ds:schemaRef ds:uri="http://schemas.microsoft.com/sharepoint/v3/contenttype/forms"/>
+    <ds:schemaRef ds:uri="http://schemas.microsoft.com/office/2006/metadata/properties"/>
+    <ds:schemaRef ds:uri="http://schemas.microsoft.com/office/infopath/2007/PartnerControls"/>
+    <ds:schemaRef ds:uri="67a0edcd-0de5-43ed-8c27-e32f38a00c91"/>
+    <ds:schemaRef ds:uri="42760c81-fd8e-4d59-8953-7cdb9f38b14f"/>
   </ds:schemaRefs>
 </ds:datastoreItem>
 </file>
--- a/fuentes/63110200_CF01_DU.docx
+++ b/fuentes/63110200_CF01_DU.docx
@@ -12,7 +12,7 @@
           <w:lang w:eastAsia="es-CO"/>
         </w:rPr>
         <w:drawing>
-          <wp:anchor distT="0" distB="0" distL="114300" distR="114300" simplePos="0" relativeHeight="251659264" behindDoc="1" locked="0" layoutInCell="1" allowOverlap="1" wp14:anchorId="6A55977C" wp14:editId="704B399A">
+          <wp:anchor distT="0" distB="0" distL="114300" distR="114300" simplePos="0" relativeHeight="251659264" behindDoc="1" locked="0" layoutInCell="1" allowOverlap="1" wp14:anchorId="6A55977C" wp14:editId="62FA9B86">
             <wp:simplePos x="0" y="0"/>
             <wp:positionH relativeFrom="column">
               <wp:posOffset>-749106</wp:posOffset>
@@ -205,7 +205,7 @@
               </wp:anchor>
             </w:drawing>
           </mc:Choice>
-          <mc:Fallback xmlns:oel="http://schemas.microsoft.com/office/2019/extlst">
+          <mc:Fallback xmlns:w16sdtfl="http://schemas.microsoft.com/office/word/2024/wordml/sdtformatlock" xmlns:w16du="http://schemas.microsoft.com/office/word/2023/wordml/word16du" xmlns:oel="http://schemas.microsoft.com/office/2019/extlst">
             <w:pict>
               <v:rect w14:anchorId="4C256C62" id="Rectángulo 3" o:spid="_x0000_s1026" alt="&quot;&quot;" style="position:absolute;margin-left:-55.95pt;margin-top:26.4pt;width:613.85pt;height:164.25pt;z-index:-251655168;visibility:visible;mso-wrap-style:square;mso-height-percent:0;mso-wrap-distance-left:9pt;mso-wrap-distance-top:0;mso-wrap-distance-right:9pt;mso-wrap-distance-bottom:0;mso-position-horizontal:absolute;mso-position-horizontal-relative:text;mso-position-vertical:absolute;mso-position-vertical-relative:text;mso-height-percent:0;mso-height-relative:margin;v-text-anchor:middle" o:gfxdata="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" fillcolor="#00314d" stroked="f" strokeweight="1pt"/>
             </w:pict>
@@ -593,7 +593,7 @@
           <w:r>
             <w:fldChar w:fldCharType="separate"/>
           </w:r>
-          <w:hyperlink w:anchor="_Toc240278716" w:history="1">
+          <w:hyperlink w:anchor="_Toc241072743" w:history="1">
             <w:r>
               <w:rPr>
                 <w:rStyle w:val="Hipervnculo"/>
@@ -620,7 +620,7 @@
                 <w:noProof/>
                 <w:webHidden/>
               </w:rPr>
-              <w:instrText xml:space="preserve"> PAGEREF _Toc240278716 \h </w:instrText>
+              <w:instrText xml:space="preserve"> PAGEREF _Toc241072743 \h </w:instrText>
             </w:r>
             <w:r>
               <w:rPr>
@@ -666,7 +666,7 @@
               <w14:ligatures w14:val="none"/>
             </w:rPr>
           </w:pPr>
-          <w:hyperlink w:anchor="_Toc240278717" w:history="1">
+          <w:hyperlink w:anchor="_Toc241072744" w:history="1">
             <w:r>
               <w:rPr>
                 <w:rStyle w:val="Hipervnculo"/>
@@ -693,7 +693,7 @@
                 <w:noProof/>
                 <w:webHidden/>
               </w:rPr>
-              <w:instrText xml:space="preserve"> PAGEREF _Toc240278717 \h </w:instrText>
+              <w:instrText xml:space="preserve"> PAGEREF _Toc241072744 \h </w:instrText>
             </w:r>
             <w:r>
               <w:rPr>
@@ -739,7 +739,7 @@
               <w14:ligatures w14:val="none"/>
             </w:rPr>
           </w:pPr>
-          <w:hyperlink w:anchor="_Toc240278718" w:history="1">
+          <w:hyperlink w:anchor="_Toc241072745" w:history="1">
             <w:r>
               <w:rPr>
                 <w:rStyle w:val="Hipervnculo"/>
@@ -766,7 +766,7 @@
                 <w:noProof/>
                 <w:webHidden/>
               </w:rPr>
-              <w:instrText xml:space="preserve"> PAGEREF _Toc240278718 \h </w:instrText>
+              <w:instrText xml:space="preserve"> PAGEREF _Toc241072745 \h </w:instrText>
             </w:r>
             <w:r>
               <w:rPr>
@@ -812,7 +812,7 @@
               <w14:ligatures w14:val="none"/>
             </w:rPr>
           </w:pPr>
-          <w:hyperlink w:anchor="_Toc240278719" w:history="1">
+          <w:hyperlink w:anchor="_Toc241072746" w:history="1">
             <w:r>
               <w:rPr>
                 <w:rStyle w:val="Hipervnculo"/>
@@ -839,7 +839,7 @@
                 <w:noProof/>
                 <w:webHidden/>
               </w:rPr>
-              <w:instrText xml:space="preserve"> PAGEREF _Toc240278719 \h </w:instrText>
+              <w:instrText xml:space="preserve"> PAGEREF _Toc241072746 \h </w:instrText>
             </w:r>
             <w:r>
               <w:rPr>
@@ -885,7 +885,7 @@
               <w14:ligatures w14:val="none"/>
             </w:rPr>
           </w:pPr>
-          <w:hyperlink w:anchor="_Toc240278720" w:history="1">
+          <w:hyperlink w:anchor="_Toc241072747" w:history="1">
             <w:r>
               <w:rPr>
                 <w:rStyle w:val="Hipervnculo"/>
@@ -912,7 +912,7 @@
                 <w:noProof/>
                 <w:webHidden/>
               </w:rPr>
-              <w:instrText xml:space="preserve"> PAGEREF _Toc240278720 \h </w:instrText>
+              <w:instrText xml:space="preserve"> PAGEREF _Toc241072747 \h </w:instrText>
             </w:r>
             <w:r>
               <w:rPr>
@@ -958,7 +958,7 @@
               <w14:ligatures w14:val="none"/>
             </w:rPr>
           </w:pPr>
-          <w:hyperlink w:anchor="_Toc240278721" w:history="1">
+          <w:hyperlink w:anchor="_Toc241072748" w:history="1">
             <w:r>
               <w:rPr>
                 <w:rStyle w:val="Hipervnculo"/>
@@ -985,7 +985,7 @@
                 <w:noProof/>
                 <w:webHidden/>
               </w:rPr>
-              <w:instrText xml:space="preserve"> PAGEREF _Toc240278721 \h </w:instrText>
+              <w:instrText xml:space="preserve"> PAGEREF _Toc241072748 \h </w:instrText>
             </w:r>
             <w:r>
               <w:rPr>
@@ -1031,7 +1031,7 @@
               <w14:ligatures w14:val="none"/>
             </w:rPr>
           </w:pPr>
-          <w:hyperlink w:anchor="_Toc240278722" w:history="1">
+          <w:hyperlink w:anchor="_Toc241072749" w:history="1">
             <w:r>
               <w:rPr>
                 <w:rStyle w:val="Hipervnculo"/>
@@ -1051,6 +1051,7 @@
             <w:r>
               <w:rPr>
                 <w:rStyle w:val="Extranjerismo"/>
+                <w:noProof/>
               </w:rPr>
               <w:t>Buyer</w:t>
             </w:r>
@@ -1080,7 +1081,7 @@
                 <w:noProof/>
                 <w:webHidden/>
               </w:rPr>
-              <w:instrText xml:space="preserve"> PAGEREF _Toc240278722 \h </w:instrText>
+              <w:instrText xml:space="preserve"> PAGEREF _Toc241072749 \h </w:instrText>
             </w:r>
             <w:r>
               <w:rPr>
@@ -1126,7 +1127,7 @@
               <w14:ligatures w14:val="none"/>
             </w:rPr>
           </w:pPr>
-          <w:hyperlink w:anchor="_Toc240278723" w:history="1">
+          <w:hyperlink w:anchor="_Toc241072750" w:history="1">
             <w:r>
               <w:rPr>
                 <w:rStyle w:val="Hipervnculo"/>
@@ -1153,7 +1154,7 @@
                 <w:noProof/>
                 <w:webHidden/>
               </w:rPr>
-              <w:instrText xml:space="preserve"> PAGEREF _Toc240278723 \h </w:instrText>
+              <w:instrText xml:space="preserve"> PAGEREF _Toc241072750 \h </w:instrText>
             </w:r>
             <w:r>
               <w:rPr>
@@ -1199,7 +1200,7 @@
               <w14:ligatures w14:val="none"/>
             </w:rPr>
           </w:pPr>
-          <w:hyperlink w:anchor="_Toc240278724" w:history="1">
+          <w:hyperlink w:anchor="_Toc241072751" w:history="1">
             <w:r>
               <w:rPr>
                 <w:rStyle w:val="Hipervnculo"/>
@@ -1226,7 +1227,7 @@
                 <w:noProof/>
                 <w:webHidden/>
               </w:rPr>
-              <w:instrText xml:space="preserve"> PAGEREF _Toc240278724 \h </w:instrText>
+              <w:instrText xml:space="preserve"> PAGEREF _Toc241072751 \h </w:instrText>
             </w:r>
             <w:r>
               <w:rPr>
@@ -1272,7 +1273,7 @@
               <w14:ligatures w14:val="none"/>
             </w:rPr>
           </w:pPr>
-          <w:hyperlink w:anchor="_Toc240278725" w:history="1">
+          <w:hyperlink w:anchor="_Toc241072752" w:history="1">
             <w:r>
               <w:rPr>
                 <w:rStyle w:val="Hipervnculo"/>
@@ -1299,7 +1300,7 @@
                 <w:noProof/>
                 <w:webHidden/>
               </w:rPr>
-              <w:instrText xml:space="preserve"> PAGEREF _Toc240278725 \h </w:instrText>
+              <w:instrText xml:space="preserve"> PAGEREF _Toc241072752 \h </w:instrText>
             </w:r>
             <w:r>
               <w:rPr>
@@ -1319,7 +1320,7 @@
                 <w:noProof/>
                 <w:webHidden/>
               </w:rPr>
-              <w:t>16</w:t>
+              <w:t>17</w:t>
             </w:r>
             <w:r>
               <w:rPr>
@@ -1345,7 +1346,7 @@
               <w14:ligatures w14:val="none"/>
             </w:rPr>
           </w:pPr>
-          <w:hyperlink w:anchor="_Toc240278726" w:history="1">
+          <w:hyperlink w:anchor="_Toc241072753" w:history="1">
             <w:r>
               <w:rPr>
                 <w:rStyle w:val="Hipervnculo"/>
@@ -1372,7 +1373,7 @@
                 <w:noProof/>
                 <w:webHidden/>
               </w:rPr>
-              <w:instrText xml:space="preserve"> PAGEREF _Toc240278726 \h </w:instrText>
+              <w:instrText xml:space="preserve"> PAGEREF _Toc241072753 \h </w:instrText>
             </w:r>
             <w:r>
               <w:rPr>
@@ -1392,7 +1393,7 @@
                 <w:noProof/>
                 <w:webHidden/>
               </w:rPr>
-              <w:t>17</w:t>
+              <w:t>18</w:t>
             </w:r>
             <w:r>
               <w:rPr>
@@ -1418,7 +1419,7 @@
               <w14:ligatures w14:val="none"/>
             </w:rPr>
           </w:pPr>
-          <w:hyperlink w:anchor="_Toc240278727" w:history="1">
+          <w:hyperlink w:anchor="_Toc241072754" w:history="1">
             <w:r>
               <w:rPr>
                 <w:rStyle w:val="Hipervnculo"/>
@@ -1445,7 +1446,7 @@
                 <w:noProof/>
                 <w:webHidden/>
               </w:rPr>
-              <w:instrText xml:space="preserve"> PAGEREF _Toc240278727 \h </w:instrText>
+              <w:instrText xml:space="preserve"> PAGEREF _Toc241072754 \h </w:instrText>
             </w:r>
             <w:r>
               <w:rPr>
@@ -1491,7 +1492,7 @@
               <w14:ligatures w14:val="none"/>
             </w:rPr>
           </w:pPr>
-          <w:hyperlink w:anchor="_Toc240278728" w:history="1">
+          <w:hyperlink w:anchor="_Toc241072755" w:history="1">
             <w:r>
               <w:rPr>
                 <w:rStyle w:val="Hipervnculo"/>
@@ -1518,7 +1519,7 @@
                 <w:noProof/>
                 <w:webHidden/>
               </w:rPr>
-              <w:instrText xml:space="preserve"> PAGEREF _Toc240278728 \h </w:instrText>
+              <w:instrText xml:space="preserve"> PAGEREF _Toc241072755 \h </w:instrText>
             </w:r>
             <w:r>
               <w:rPr>
@@ -1564,7 +1565,7 @@
               <w14:ligatures w14:val="none"/>
             </w:rPr>
           </w:pPr>
-          <w:hyperlink w:anchor="_Toc240278729" w:history="1">
+          <w:hyperlink w:anchor="_Toc241072756" w:history="1">
             <w:r>
               <w:rPr>
                 <w:rStyle w:val="Hipervnculo"/>
@@ -1591,7 +1592,7 @@
                 <w:noProof/>
                 <w:webHidden/>
               </w:rPr>
-              <w:instrText xml:space="preserve"> PAGEREF _Toc240278729 \h </w:instrText>
+              <w:instrText xml:space="preserve"> PAGEREF _Toc241072756 \h </w:instrText>
             </w:r>
             <w:r>
               <w:rPr>
@@ -1637,7 +1638,7 @@
               <w14:ligatures w14:val="none"/>
             </w:rPr>
           </w:pPr>
-          <w:hyperlink w:anchor="_Toc240278730" w:history="1">
+          <w:hyperlink w:anchor="_Toc241072757" w:history="1">
             <w:r>
               <w:rPr>
                 <w:rStyle w:val="Hipervnculo"/>
@@ -1664,7 +1665,7 @@
                 <w:noProof/>
                 <w:webHidden/>
               </w:rPr>
-              <w:instrText xml:space="preserve"> PAGEREF _Toc240278730 \h </w:instrText>
+              <w:instrText xml:space="preserve"> PAGEREF _Toc241072757 \h </w:instrText>
             </w:r>
             <w:r>
               <w:rPr>
@@ -1710,7 +1711,7 @@
               <w14:ligatures w14:val="none"/>
             </w:rPr>
           </w:pPr>
-          <w:hyperlink w:anchor="_Toc240278731" w:history="1">
+          <w:hyperlink w:anchor="_Toc241072758" w:history="1">
             <w:r>
               <w:rPr>
                 <w:rStyle w:val="Hipervnculo"/>
@@ -1737,7 +1738,7 @@
                 <w:noProof/>
                 <w:webHidden/>
               </w:rPr>
-              <w:instrText xml:space="preserve"> PAGEREF _Toc240278731 \h </w:instrText>
+              <w:instrText xml:space="preserve"> PAGEREF _Toc241072758 \h </w:instrText>
             </w:r>
             <w:r>
               <w:rPr>
@@ -1783,7 +1784,7 @@
               <w14:ligatures w14:val="none"/>
             </w:rPr>
           </w:pPr>
-          <w:hyperlink w:anchor="_Toc240278732" w:history="1">
+          <w:hyperlink w:anchor="_Toc241072759" w:history="1">
             <w:r>
               <w:rPr>
                 <w:rStyle w:val="Hipervnculo"/>
@@ -1810,7 +1811,7 @@
                 <w:noProof/>
                 <w:webHidden/>
               </w:rPr>
-              <w:instrText xml:space="preserve"> PAGEREF _Toc240278732 \h </w:instrText>
+              <w:instrText xml:space="preserve"> PAGEREF _Toc241072759 \h </w:instrText>
             </w:r>
             <w:r>
               <w:rPr>
@@ -1830,7 +1831,7 @@
                 <w:noProof/>
                 <w:webHidden/>
               </w:rPr>
-              <w:t>25</w:t>
+              <w:t>26</w:t>
             </w:r>
             <w:r>
               <w:rPr>
@@ -1856,7 +1857,7 @@
               <w14:ligatures w14:val="none"/>
             </w:rPr>
           </w:pPr>
-          <w:hyperlink w:anchor="_Toc240278733" w:history="1">
+          <w:hyperlink w:anchor="_Toc241072760" w:history="1">
             <w:r>
               <w:rPr>
                 <w:rStyle w:val="Hipervnculo"/>
@@ -1883,7 +1884,7 @@
                 <w:noProof/>
                 <w:webHidden/>
               </w:rPr>
-              <w:instrText xml:space="preserve"> PAGEREF _Toc240278733 \h </w:instrText>
+              <w:instrText xml:space="preserve"> PAGEREF _Toc241072760 \h </w:instrText>
             </w:r>
             <w:r>
               <w:rPr>
@@ -1929,7 +1930,7 @@
               <w14:ligatures w14:val="none"/>
             </w:rPr>
           </w:pPr>
-          <w:hyperlink w:anchor="_Toc240278734" w:history="1">
+          <w:hyperlink w:anchor="_Toc241072761" w:history="1">
             <w:r>
               <w:rPr>
                 <w:rStyle w:val="Hipervnculo"/>
@@ -1956,7 +1957,7 @@
                 <w:noProof/>
                 <w:webHidden/>
               </w:rPr>
-              <w:instrText xml:space="preserve"> PAGEREF _Toc240278734 \h </w:instrText>
+              <w:instrText xml:space="preserve"> PAGEREF _Toc241072761 \h </w:instrText>
             </w:r>
             <w:r>
               <w:rPr>
@@ -2002,7 +2003,7 @@
               <w14:ligatures w14:val="none"/>
             </w:rPr>
           </w:pPr>
-          <w:hyperlink w:anchor="_Toc240278735" w:history="1">
+          <w:hyperlink w:anchor="_Toc241072762" w:history="1">
             <w:r>
               <w:rPr>
                 <w:rStyle w:val="Hipervnculo"/>
@@ -2029,7 +2030,7 @@
                 <w:noProof/>
                 <w:webHidden/>
               </w:rPr>
-              <w:instrText xml:space="preserve"> PAGEREF _Toc240278735 \h </w:instrText>
+              <w:instrText xml:space="preserve"> PAGEREF _Toc241072762 \h </w:instrText>
             </w:r>
             <w:r>
               <w:rPr>
@@ -2075,7 +2076,7 @@
               <w14:ligatures w14:val="none"/>
             </w:rPr>
           </w:pPr>
-          <w:hyperlink w:anchor="_Toc240278736" w:history="1">
+          <w:hyperlink w:anchor="_Toc241072763" w:history="1">
             <w:r>
               <w:rPr>
                 <w:rStyle w:val="Hipervnculo"/>
@@ -2102,7 +2103,7 @@
                 <w:noProof/>
                 <w:webHidden/>
               </w:rPr>
-              <w:instrText xml:space="preserve"> PAGEREF _Toc240278736 \h </w:instrText>
+              <w:instrText xml:space="preserve"> PAGEREF _Toc241072763 \h </w:instrText>
             </w:r>
             <w:r>
               <w:rPr>
@@ -2148,7 +2149,7 @@
               <w14:ligatures w14:val="none"/>
             </w:rPr>
           </w:pPr>
-          <w:hyperlink w:anchor="_Toc240278737" w:history="1">
+          <w:hyperlink w:anchor="_Toc241072764" w:history="1">
             <w:r>
               <w:rPr>
                 <w:rStyle w:val="Hipervnculo"/>
@@ -2175,7 +2176,7 @@
                 <w:noProof/>
                 <w:webHidden/>
               </w:rPr>
-              <w:instrText xml:space="preserve"> PAGEREF _Toc240278737 \h </w:instrText>
+              <w:instrText xml:space="preserve"> PAGEREF _Toc241072764 \h </w:instrText>
             </w:r>
             <w:r>
               <w:rPr>
@@ -2221,7 +2222,7 @@
               <w14:ligatures w14:val="none"/>
             </w:rPr>
           </w:pPr>
-          <w:hyperlink w:anchor="_Toc240278738" w:history="1">
+          <w:hyperlink w:anchor="_Toc241072765" w:history="1">
             <w:r>
               <w:rPr>
                 <w:rStyle w:val="Hipervnculo"/>
@@ -2248,7 +2249,7 @@
                 <w:noProof/>
                 <w:webHidden/>
               </w:rPr>
-              <w:instrText xml:space="preserve"> PAGEREF _Toc240278738 \h </w:instrText>
+              <w:instrText xml:space="preserve"> PAGEREF _Toc241072765 \h </w:instrText>
             </w:r>
             <w:r>
               <w:rPr>
@@ -2294,7 +2295,7 @@
               <w14:ligatures w14:val="none"/>
             </w:rPr>
           </w:pPr>
-          <w:hyperlink w:anchor="_Toc240278739" w:history="1">
+          <w:hyperlink w:anchor="_Toc241072766" w:history="1">
             <w:r>
               <w:rPr>
                 <w:rStyle w:val="Hipervnculo"/>
@@ -2321,7 +2322,7 @@
                 <w:noProof/>
                 <w:webHidden/>
               </w:rPr>
-              <w:instrText xml:space="preserve"> PAGEREF _Toc240278739 \h </w:instrText>
+              <w:instrText xml:space="preserve"> PAGEREF _Toc241072766 \h </w:instrText>
             </w:r>
             <w:r>
               <w:rPr>
@@ -2341,7 +2342,7 @@
                 <w:noProof/>
                 <w:webHidden/>
               </w:rPr>
-              <w:t>40</w:t>
+              <w:t>41</w:t>
             </w:r>
             <w:r>
               <w:rPr>
@@ -2367,7 +2368,7 @@
               <w14:ligatures w14:val="none"/>
             </w:rPr>
           </w:pPr>
-          <w:hyperlink w:anchor="_Toc240278740" w:history="1">
+          <w:hyperlink w:anchor="_Toc241072767" w:history="1">
             <w:r>
               <w:rPr>
                 <w:rStyle w:val="Hipervnculo"/>
@@ -2394,7 +2395,7 @@
                 <w:noProof/>
                 <w:webHidden/>
               </w:rPr>
-              <w:instrText xml:space="preserve"> PAGEREF _Toc240278740 \h </w:instrText>
+              <w:instrText xml:space="preserve"> PAGEREF _Toc241072767 \h </w:instrText>
             </w:r>
             <w:r>
               <w:rPr>
@@ -2440,7 +2441,7 @@
               <w14:ligatures w14:val="none"/>
             </w:rPr>
           </w:pPr>
-          <w:hyperlink w:anchor="_Toc240278741" w:history="1">
+          <w:hyperlink w:anchor="_Toc241072768" w:history="1">
             <w:r>
               <w:rPr>
                 <w:rStyle w:val="Hipervnculo"/>
@@ -2467,7 +2468,7 @@
                 <w:noProof/>
                 <w:webHidden/>
               </w:rPr>
-              <w:instrText xml:space="preserve"> PAGEREF _Toc240278741 \h </w:instrText>
+              <w:instrText xml:space="preserve"> PAGEREF _Toc241072768 \h </w:instrText>
             </w:r>
             <w:r>
               <w:rPr>
@@ -2487,7 +2488,7 @@
                 <w:noProof/>
                 <w:webHidden/>
               </w:rPr>
-              <w:t>43</w:t>
+              <w:t>44</w:t>
             </w:r>
             <w:r>
               <w:rPr>
@@ -2513,7 +2514,7 @@
               <w14:ligatures w14:val="none"/>
             </w:rPr>
           </w:pPr>
-          <w:hyperlink w:anchor="_Toc240278742" w:history="1">
+          <w:hyperlink w:anchor="_Toc241072769" w:history="1">
             <w:r>
               <w:rPr>
                 <w:rStyle w:val="Hipervnculo"/>
@@ -2540,7 +2541,7 @@
                 <w:noProof/>
                 <w:webHidden/>
               </w:rPr>
-              <w:instrText xml:space="preserve"> PAGEREF _Toc240278742 \h </w:instrText>
+              <w:instrText xml:space="preserve"> PAGEREF _Toc241072769 \h </w:instrText>
             </w:r>
             <w:r>
               <w:rPr>
@@ -2560,7 +2561,7 @@
                 <w:noProof/>
                 <w:webHidden/>
               </w:rPr>
-              <w:t>46</w:t>
+              <w:t>45</w:t>
             </w:r>
             <w:r>
               <w:rPr>
@@ -2586,7 +2587,7 @@
               <w14:ligatures w14:val="none"/>
             </w:rPr>
           </w:pPr>
-          <w:hyperlink w:anchor="_Toc240278743" w:history="1">
+          <w:hyperlink w:anchor="_Toc241072770" w:history="1">
             <w:r>
               <w:rPr>
                 <w:rStyle w:val="Hipervnculo"/>
@@ -2613,7 +2614,7 @@
                 <w:noProof/>
                 <w:webHidden/>
               </w:rPr>
-              <w:instrText xml:space="preserve"> PAGEREF _Toc240278743 \h </w:instrText>
+              <w:instrText xml:space="preserve"> PAGEREF _Toc241072770 \h </w:instrText>
             </w:r>
             <w:r>
               <w:rPr>
@@ -2633,7 +2634,7 @@
                 <w:noProof/>
                 <w:webHidden/>
               </w:rPr>
-              <w:t>46</w:t>
+              <w:t>45</w:t>
             </w:r>
             <w:r>
               <w:rPr>
@@ -2659,7 +2660,7 @@
               <w14:ligatures w14:val="none"/>
             </w:rPr>
           </w:pPr>
-          <w:hyperlink w:anchor="_Toc240278744" w:history="1">
+          <w:hyperlink w:anchor="_Toc241072771" w:history="1">
             <w:r>
               <w:rPr>
                 <w:rStyle w:val="Hipervnculo"/>
@@ -2686,7 +2687,7 @@
                 <w:noProof/>
                 <w:webHidden/>
               </w:rPr>
-              <w:instrText xml:space="preserve"> PAGEREF _Toc240278744 \h </w:instrText>
+              <w:instrText xml:space="preserve"> PAGEREF _Toc241072771 \h </w:instrText>
             </w:r>
             <w:r>
               <w:rPr>
@@ -2706,7 +2707,7 @@
                 <w:noProof/>
                 <w:webHidden/>
               </w:rPr>
-              <w:t>47</w:t>
+              <w:t>46</w:t>
             </w:r>
             <w:r>
               <w:rPr>
@@ -2732,7 +2733,7 @@
               <w14:ligatures w14:val="none"/>
             </w:rPr>
           </w:pPr>
-          <w:hyperlink w:anchor="_Toc240278745" w:history="1">
+          <w:hyperlink w:anchor="_Toc241072772" w:history="1">
             <w:r>
               <w:rPr>
                 <w:rStyle w:val="Hipervnculo"/>
@@ -2759,7 +2760,7 @@
                 <w:noProof/>
                 <w:webHidden/>
               </w:rPr>
-              <w:instrText xml:space="preserve"> PAGEREF _Toc240278745 \h </w:instrText>
+              <w:instrText xml:space="preserve"> PAGEREF _Toc241072772 \h </w:instrText>
             </w:r>
             <w:r>
               <w:rPr>
@@ -2779,7 +2780,7 @@
                 <w:noProof/>
                 <w:webHidden/>
               </w:rPr>
-              <w:t>48</w:t>
+              <w:t>47</w:t>
             </w:r>
             <w:r>
               <w:rPr>
@@ -2805,7 +2806,7 @@
               <w14:ligatures w14:val="none"/>
             </w:rPr>
           </w:pPr>
-          <w:hyperlink w:anchor="_Toc240278746" w:history="1">
+          <w:hyperlink w:anchor="_Toc241072773" w:history="1">
             <w:r>
               <w:rPr>
                 <w:rStyle w:val="Hipervnculo"/>
@@ -2832,7 +2833,7 @@
                 <w:noProof/>
                 <w:webHidden/>
               </w:rPr>
-              <w:instrText xml:space="preserve"> PAGEREF _Toc240278746 \h </w:instrText>
+              <w:instrText xml:space="preserve"> PAGEREF _Toc241072773 \h </w:instrText>
             </w:r>
             <w:r>
               <w:rPr>
@@ -2852,7 +2853,7 @@
                 <w:noProof/>
                 <w:webHidden/>
               </w:rPr>
-              <w:t>49</w:t>
+              <w:t>48</w:t>
             </w:r>
             <w:r>
               <w:rPr>
@@ -2878,7 +2879,7 @@
               <w14:ligatures w14:val="none"/>
             </w:rPr>
           </w:pPr>
-          <w:hyperlink w:anchor="_Toc240278747" w:history="1">
+          <w:hyperlink w:anchor="_Toc241072774" w:history="1">
             <w:r>
               <w:rPr>
                 <w:rStyle w:val="Hipervnculo"/>
@@ -2905,7 +2906,7 @@
                 <w:noProof/>
                 <w:webHidden/>
               </w:rPr>
-              <w:instrText xml:space="preserve"> PAGEREF _Toc240278747 \h </w:instrText>
+              <w:instrText xml:space="preserve"> PAGEREF _Toc241072774 \h </w:instrText>
             </w:r>
             <w:r>
               <w:rPr>
@@ -2925,7 +2926,7 @@
                 <w:noProof/>
                 <w:webHidden/>
               </w:rPr>
-              <w:t>52</w:t>
+              <w:t>51</w:t>
             </w:r>
             <w:r>
               <w:rPr>
@@ -2951,7 +2952,7 @@
               <w14:ligatures w14:val="none"/>
             </w:rPr>
           </w:pPr>
-          <w:hyperlink w:anchor="_Toc240278748" w:history="1">
+          <w:hyperlink w:anchor="_Toc241072775" w:history="1">
             <w:r>
               <w:rPr>
                 <w:rStyle w:val="Hipervnculo"/>
@@ -2978,7 +2979,7 @@
                 <w:noProof/>
                 <w:webHidden/>
               </w:rPr>
-              <w:instrText xml:space="preserve"> PAGEREF _Toc240278748 \h </w:instrText>
+              <w:instrText xml:space="preserve"> PAGEREF _Toc241072775 \h </w:instrText>
             </w:r>
             <w:r>
               <w:rPr>
@@ -2998,7 +2999,7 @@
                 <w:noProof/>
                 <w:webHidden/>
               </w:rPr>
-              <w:t>52</w:t>
+              <w:t>51</w:t>
             </w:r>
             <w:r>
               <w:rPr>
@@ -3024,7 +3025,7 @@
               <w14:ligatures w14:val="none"/>
             </w:rPr>
           </w:pPr>
-          <w:hyperlink w:anchor="_Toc240278749" w:history="1">
+          <w:hyperlink w:anchor="_Toc241072776" w:history="1">
             <w:r>
               <w:rPr>
                 <w:rStyle w:val="Hipervnculo"/>
@@ -3051,7 +3052,7 @@
                 <w:noProof/>
                 <w:webHidden/>
               </w:rPr>
-              <w:instrText xml:space="preserve"> PAGEREF _Toc240278749 \h </w:instrText>
+              <w:instrText xml:space="preserve"> PAGEREF _Toc241072776 \h </w:instrText>
             </w:r>
             <w:r>
               <w:rPr>
@@ -3071,7 +3072,7 @@
                 <w:noProof/>
                 <w:webHidden/>
               </w:rPr>
-              <w:t>53</w:t>
+              <w:t>52</w:t>
             </w:r>
             <w:r>
               <w:rPr>
@@ -3097,7 +3098,7 @@
               <w14:ligatures w14:val="none"/>
             </w:rPr>
           </w:pPr>
-          <w:hyperlink w:anchor="_Toc240278750" w:history="1">
+          <w:hyperlink w:anchor="_Toc241072777" w:history="1">
             <w:r>
               <w:rPr>
                 <w:rStyle w:val="Hipervnculo"/>
@@ -3124,7 +3125,7 @@
                 <w:noProof/>
                 <w:webHidden/>
               </w:rPr>
-              <w:instrText xml:space="preserve"> PAGEREF _Toc240278750 \h </w:instrText>
+              <w:instrText xml:space="preserve"> PAGEREF _Toc241072777 \h </w:instrText>
             </w:r>
             <w:r>
               <w:rPr>
@@ -3144,7 +3145,7 @@
                 <w:noProof/>
                 <w:webHidden/>
               </w:rPr>
-              <w:t>54</w:t>
+              <w:t>53</w:t>
             </w:r>
             <w:r>
               <w:rPr>
@@ -3170,7 +3171,7 @@
               <w14:ligatures w14:val="none"/>
             </w:rPr>
           </w:pPr>
-          <w:hyperlink w:anchor="_Toc240278751" w:history="1">
+          <w:hyperlink w:anchor="_Toc241072778" w:history="1">
             <w:r>
               <w:rPr>
                 <w:rStyle w:val="Hipervnculo"/>
@@ -3183,6 +3184,7 @@
             <w:r>
               <w:rPr>
                 <w:rStyle w:val="Extranjerismo"/>
+                <w:noProof/>
               </w:rPr>
               <w:t>Customer journey</w:t>
             </w:r>
@@ -3205,7 +3207,7 @@
                 <w:noProof/>
                 <w:webHidden/>
               </w:rPr>
-              <w:instrText xml:space="preserve"> PAGEREF _Toc240278751 \h </w:instrText>
+              <w:instrText xml:space="preserve"> PAGEREF _Toc241072778 \h </w:instrText>
             </w:r>
             <w:r>
               <w:rPr>
@@ -3225,7 +3227,7 @@
                 <w:noProof/>
                 <w:webHidden/>
               </w:rPr>
-              <w:t>56</w:t>
+              <w:t>55</w:t>
             </w:r>
             <w:r>
               <w:rPr>
@@ -3251,7 +3253,7 @@
               <w14:ligatures w14:val="none"/>
             </w:rPr>
           </w:pPr>
-          <w:hyperlink w:anchor="_Toc240278752" w:history="1">
+          <w:hyperlink w:anchor="_Toc241072779" w:history="1">
             <w:r>
               <w:rPr>
                 <w:rStyle w:val="Hipervnculo"/>
@@ -3278,7 +3280,7 @@
                 <w:noProof/>
                 <w:webHidden/>
               </w:rPr>
-              <w:instrText xml:space="preserve"> PAGEREF _Toc240278752 \h </w:instrText>
+              <w:instrText xml:space="preserve"> PAGEREF _Toc241072779 \h </w:instrText>
             </w:r>
             <w:r>
               <w:rPr>
@@ -3298,7 +3300,7 @@
                 <w:noProof/>
                 <w:webHidden/>
               </w:rPr>
-              <w:t>56</w:t>
+              <w:t>55</w:t>
             </w:r>
             <w:r>
               <w:rPr>
@@ -3324,7 +3326,7 @@
               <w14:ligatures w14:val="none"/>
             </w:rPr>
           </w:pPr>
-          <w:hyperlink w:anchor="_Toc240278753" w:history="1">
+          <w:hyperlink w:anchor="_Toc241072780" w:history="1">
             <w:r>
               <w:rPr>
                 <w:rStyle w:val="Hipervnculo"/>
@@ -3351,7 +3353,7 @@
                 <w:noProof/>
                 <w:webHidden/>
               </w:rPr>
-              <w:instrText xml:space="preserve"> PAGEREF _Toc240278753 \h </w:instrText>
+              <w:instrText xml:space="preserve"> PAGEREF _Toc241072780 \h </w:instrText>
             </w:r>
             <w:r>
               <w:rPr>
@@ -3371,7 +3373,7 @@
                 <w:noProof/>
                 <w:webHidden/>
               </w:rPr>
-              <w:t>58</w:t>
+              <w:t>57</w:t>
             </w:r>
             <w:r>
               <w:rPr>
@@ -3397,7 +3399,7 @@
               <w14:ligatures w14:val="none"/>
             </w:rPr>
           </w:pPr>
-          <w:hyperlink w:anchor="_Toc240278754" w:history="1">
+          <w:hyperlink w:anchor="_Toc241072781" w:history="1">
             <w:r>
               <w:rPr>
                 <w:rStyle w:val="Hipervnculo"/>
@@ -3424,7 +3426,7 @@
                 <w:noProof/>
                 <w:webHidden/>
               </w:rPr>
-              <w:instrText xml:space="preserve"> PAGEREF _Toc240278754 \h </w:instrText>
+              <w:instrText xml:space="preserve"> PAGEREF _Toc241072781 \h </w:instrText>
             </w:r>
             <w:r>
               <w:rPr>
@@ -3444,7 +3446,7 @@
                 <w:noProof/>
                 <w:webHidden/>
               </w:rPr>
-              <w:t>62</w:t>
+              <w:t>61</w:t>
             </w:r>
             <w:r>
               <w:rPr>
@@ -3470,7 +3472,7 @@
               <w14:ligatures w14:val="none"/>
             </w:rPr>
           </w:pPr>
-          <w:hyperlink w:anchor="_Toc240278755" w:history="1">
+          <w:hyperlink w:anchor="_Toc241072782" w:history="1">
             <w:r>
               <w:rPr>
                 <w:rStyle w:val="Hipervnculo"/>
@@ -3497,7 +3499,7 @@
                 <w:noProof/>
                 <w:webHidden/>
               </w:rPr>
-              <w:instrText xml:space="preserve"> PAGEREF _Toc240278755 \h </w:instrText>
+              <w:instrText xml:space="preserve"> PAGEREF _Toc241072782 \h </w:instrText>
             </w:r>
             <w:r>
               <w:rPr>
@@ -3517,7 +3519,7 @@
                 <w:noProof/>
                 <w:webHidden/>
               </w:rPr>
-              <w:t>64</w:t>
+              <w:t>63</w:t>
             </w:r>
             <w:r>
               <w:rPr>
@@ -3543,7 +3545,7 @@
               <w14:ligatures w14:val="none"/>
             </w:rPr>
           </w:pPr>
-          <w:hyperlink w:anchor="_Toc240278756" w:history="1">
+          <w:hyperlink w:anchor="_Toc241072783" w:history="1">
             <w:r>
               <w:rPr>
                 <w:rStyle w:val="Hipervnculo"/>
@@ -3570,7 +3572,7 @@
                 <w:noProof/>
                 <w:webHidden/>
               </w:rPr>
-              <w:instrText xml:space="preserve"> PAGEREF _Toc240278756 \h </w:instrText>
+              <w:instrText xml:space="preserve"> PAGEREF _Toc241072783 \h </w:instrText>
             </w:r>
             <w:r>
               <w:rPr>
@@ -3590,7 +3592,7 @@
                 <w:noProof/>
                 <w:webHidden/>
               </w:rPr>
-              <w:t>66</w:t>
+              <w:t>65</w:t>
             </w:r>
             <w:r>
               <w:rPr>
@@ -3616,7 +3618,7 @@
               <w14:ligatures w14:val="none"/>
             </w:rPr>
           </w:pPr>
-          <w:hyperlink w:anchor="_Toc240278757" w:history="1">
+          <w:hyperlink w:anchor="_Toc241072784" w:history="1">
             <w:r>
               <w:rPr>
                 <w:rStyle w:val="Hipervnculo"/>
@@ -3643,7 +3645,7 @@
                 <w:noProof/>
                 <w:webHidden/>
               </w:rPr>
-              <w:instrText xml:space="preserve"> PAGEREF _Toc240278757 \h </w:instrText>
+              <w:instrText xml:space="preserve"> PAGEREF _Toc241072784 \h </w:instrText>
             </w:r>
             <w:r>
               <w:rPr>
@@ -3663,7 +3665,7 @@
                 <w:noProof/>
                 <w:webHidden/>
               </w:rPr>
-              <w:t>67</w:t>
+              <w:t>66</w:t>
             </w:r>
             <w:r>
               <w:rPr>
@@ -3691,7 +3693,7 @@
       <w:pPr>
         <w:pStyle w:val="Titulosgenerales"/>
       </w:pPr>
-      <w:bookmarkStart w:id="0" w:name="_Toc240278716"/>
+      <w:bookmarkStart w:id="0" w:name="_Toc241072743"/>
       <w:r>
         <w:lastRenderedPageBreak/>
         <w:t>Introducción</w:t>
@@ -3714,7 +3716,12 @@
     </w:p>
     <w:p>
       <w:r>
-        <w:t>El componente fortalece competencias analíticas y aplicadas mediante el estudio de conceptos, casos empresariales y herramientas utilizadas en estrategias digitales contemporáneas. Los contenidos serán abordados desde una perspectiva técnica y estratégica, integrando ejemplos empresariales, análisis contextual, construcción de matrices comerciales y aplicación de metodologías orientadas a la toma de decisiones en procesos de ventas digitales y relacionamiento con clientes</w:t>
+        <w:t xml:space="preserve">El componente fortalece competencias analíticas y aplicadas mediante el estudio de conceptos, casos empresariales y herramientas utilizadas en estrategias digitales contemporáneas. </w:t>
+      </w:r>
+    </w:p>
+    <w:p>
+      <w:r>
+        <w:t>Los contenidos serán abordados desde una perspectiva técnica y estratégica, integrando ejemplos empresariales, análisis contextual, construcción de matrices comerciales y aplicación de metodologías orientadas a la toma de decisiones en procesos de ventas digitales y relacionamiento con clientes</w:t>
       </w:r>
       <w:r>
         <w:t>.</w:t>
@@ -3733,7 +3740,7 @@
       <w:pPr>
         <w:pStyle w:val="Ttulo1"/>
       </w:pPr>
-      <w:bookmarkStart w:id="1" w:name="_Toc240278717"/>
+      <w:bookmarkStart w:id="1" w:name="_Toc241072744"/>
       <w:r>
         <w:lastRenderedPageBreak/>
         <w:t>Clientes digitales</w:t>
@@ -3767,7 +3774,7 @@
       <w:pPr>
         <w:pStyle w:val="Ttulo2"/>
       </w:pPr>
-      <w:bookmarkStart w:id="2" w:name="_Toc240278718"/>
+      <w:bookmarkStart w:id="2" w:name="_Toc241072745"/>
       <w:r>
         <w:t>Concepto</w:t>
       </w:r>
@@ -3787,6 +3794,10 @@
         <w:t>Ejemplo aplicado</w:t>
       </w:r>
       <w:r>
+        <w:rPr>
+          <w:b/>
+          <w:bCs/>
+        </w:rPr>
         <w:t>. Transformación digital de “Urban Style”</w:t>
       </w:r>
     </w:p>
@@ -3803,7 +3814,7 @@
       <w:pPr>
         <w:pStyle w:val="Ttulo2"/>
       </w:pPr>
-      <w:bookmarkStart w:id="3" w:name="_Toc240278719"/>
+      <w:bookmarkStart w:id="3" w:name="_Toc241072746"/>
       <w:r>
         <w:t>Tipos</w:t>
       </w:r>
@@ -3844,9 +3855,9 @@
           <w:noProof/>
         </w:rPr>
         <w:drawing>
-          <wp:inline distT="0" distB="0" distL="0" distR="0" wp14:anchorId="7C15E5C9" wp14:editId="52EADB58">
-            <wp:extent cx="2722198" cy="5752214"/>
-            <wp:effectExtent l="0" t="0" r="2540" b="1270"/>
+          <wp:inline distT="0" distB="0" distL="0" distR="0" wp14:anchorId="7C15E5C9" wp14:editId="54DB4B09">
+            <wp:extent cx="3079631" cy="6507498"/>
+            <wp:effectExtent l="0" t="0" r="6985" b="7620"/>
             <wp:docPr id="1" name="Imagen 1" descr="Infografía que presenta los modelos B2B, business to business, y B2C, business to consumer. El modelo B2B representa relaciones comerciales entre organizaciones, caracterizadas por procesos de compra, negociación y decisiones basadas en criterios empresariales. El modelo B2C representa relaciones comerciales entre empresas y consumidores finales, orientadas a experiencias de compra, interacción y comunicación mediante contenidos digitales."/>
             <wp:cNvGraphicFramePr>
               <a:graphicFrameLocks xmlns:a="http://schemas.openxmlformats.org/drawingml/2006/main" noChangeAspect="1"/>
@@ -3873,7 +3884,7 @@
                   <pic:spPr>
                     <a:xfrm>
                       <a:off x="0" y="0"/>
-                      <a:ext cx="2734340" cy="5777870"/>
+                      <a:ext cx="3090034" cy="6529480"/>
                     </a:xfrm>
                     <a:prstGeom prst="rect">
                       <a:avLst/>
@@ -3891,21 +3902,8 @@
         <w:ind w:left="2123"/>
       </w:pPr>
       <w:r>
-        <w:t xml:space="preserve">        </w:t>
-      </w:r>
-      <w:r>
         <w:t>Nota. SENA, (2026).</w:t>
       </w:r>
-    </w:p>
-    <w:p>
-      <w:pPr>
-        <w:ind w:left="2123"/>
-      </w:pPr>
-    </w:p>
-    <w:p>
-      <w:pPr>
-        <w:ind w:left="2123"/>
-      </w:pPr>
     </w:p>
     <w:p>
       <w:pPr>
@@ -3951,7 +3949,7 @@
           <w:noProof/>
         </w:rPr>
         <w:drawing>
-          <wp:inline distT="0" distB="0" distL="0" distR="0" wp14:anchorId="0B5E1F6F" wp14:editId="12A2CEC7">
+          <wp:inline distT="0" distB="0" distL="0" distR="0" wp14:anchorId="0B5E1F6F" wp14:editId="7BDA78A0">
             <wp:extent cx="4680000" cy="2631600"/>
             <wp:effectExtent l="0" t="0" r="6350" b="0"/>
             <wp:docPr id="2" name="Imagen 2">
@@ -4180,8 +4178,23 @@
       </w:tr>
     </w:tbl>
     <w:p>
-      <w:r>
+      <w:pPr>
+        <w:rPr>
+          <w:b/>
+          <w:bCs/>
+        </w:rPr>
+      </w:pPr>
+      <w:r>
+        <w:rPr>
+          <w:b/>
+          <w:bCs/>
+        </w:rPr>
         <w:lastRenderedPageBreak/>
+        <w:t>Pregunta de aplicación</w:t>
+      </w:r>
+    </w:p>
+    <w:p>
+      <w:r>
         <w:t>¿Qué diferencias deberían existir entre una campaña digital orientada a empresas y otra dirigida a consumidores finales?</w:t>
       </w:r>
     </w:p>
@@ -4189,7 +4202,7 @@
       <w:pPr>
         <w:pStyle w:val="Ttulo2"/>
       </w:pPr>
-      <w:bookmarkStart w:id="4" w:name="_Toc240278720"/>
+      <w:bookmarkStart w:id="4" w:name="_Toc241072747"/>
       <w:r>
         <w:t>Perfiles</w:t>
       </w:r>
@@ -4217,12 +4230,12 @@
     <w:tbl>
       <w:tblPr>
         <w:tblStyle w:val="SENA"/>
-        <w:tblW w:w="0" w:type="auto"/>
+        <w:tblW w:w="10060" w:type="dxa"/>
         <w:tblLook w:val="04A0" w:firstRow="1" w:lastRow="0" w:firstColumn="1" w:lastColumn="0" w:noHBand="0" w:noVBand="1"/>
       </w:tblPr>
       <w:tblGrid>
         <w:gridCol w:w="2689"/>
-        <w:gridCol w:w="6945"/>
+        <w:gridCol w:w="7371"/>
       </w:tblGrid>
       <w:tr>
         <w:trPr>
@@ -4245,7 +4258,7 @@
         </w:tc>
         <w:tc>
           <w:tcPr>
-            <w:tcW w:w="6945" w:type="dxa"/>
+            <w:tcW w:w="7371" w:type="dxa"/>
             <w:vAlign w:val="center"/>
           </w:tcPr>
           <w:p>
@@ -4278,7 +4291,7 @@
         </w:tc>
         <w:tc>
           <w:tcPr>
-            <w:tcW w:w="6945" w:type="dxa"/>
+            <w:tcW w:w="7371" w:type="dxa"/>
             <w:vAlign w:val="center"/>
           </w:tcPr>
           <w:p>
@@ -4308,7 +4321,7 @@
         </w:tc>
         <w:tc>
           <w:tcPr>
-            <w:tcW w:w="6945" w:type="dxa"/>
+            <w:tcW w:w="7371" w:type="dxa"/>
             <w:vAlign w:val="center"/>
           </w:tcPr>
           <w:p>
@@ -4341,7 +4354,7 @@
         </w:tc>
         <w:tc>
           <w:tcPr>
-            <w:tcW w:w="6945" w:type="dxa"/>
+            <w:tcW w:w="7371" w:type="dxa"/>
             <w:vAlign w:val="center"/>
           </w:tcPr>
           <w:p>
@@ -4371,7 +4384,7 @@
         </w:tc>
         <w:tc>
           <w:tcPr>
-            <w:tcW w:w="6945" w:type="dxa"/>
+            <w:tcW w:w="7371" w:type="dxa"/>
             <w:vAlign w:val="center"/>
           </w:tcPr>
           <w:p>
@@ -4413,7 +4426,7 @@
       <w:pPr>
         <w:pStyle w:val="Ttulo2"/>
       </w:pPr>
-      <w:bookmarkStart w:id="5" w:name="_Toc240278721"/>
+      <w:bookmarkStart w:id="5" w:name="_Toc241072748"/>
       <w:r>
         <w:lastRenderedPageBreak/>
         <w:t>Arquetipos</w:t>
@@ -4466,7 +4479,27 @@
         </w:numPr>
       </w:pPr>
       <w:r>
-        <w:t>Héroe: representa superación, esfuerzo y disciplina mediante mensajes motivacionales orientados al logro personal y competitivo.</w:t>
+        <w:rPr>
+          <w:b/>
+          <w:bCs/>
+        </w:rPr>
+        <w:t>Héroe</w:t>
+      </w:r>
+      <w:r>
+        <w:rPr>
+          <w:b/>
+          <w:bCs/>
+        </w:rPr>
+        <w:t>.</w:t>
+      </w:r>
+      <w:r>
+        <w:t xml:space="preserve"> </w:t>
+      </w:r>
+      <w:r>
+        <w:t>R</w:t>
+      </w:r>
+      <w:r>
+        <w:t>epresenta superación, esfuerzo y disciplina mediante mensajes motivacionales orientados al logro personal y competitivo.</w:t>
       </w:r>
     </w:p>
     <w:p>
@@ -4478,7 +4511,27 @@
         </w:numPr>
       </w:pPr>
       <w:r>
-        <w:t>Explorador: se relaciona con libertad, autenticidad y experiencias nuevas enfocadas en independencia y descubrimiento personal constante.</w:t>
+        <w:rPr>
+          <w:b/>
+          <w:bCs/>
+        </w:rPr>
+        <w:t>Explorador</w:t>
+      </w:r>
+      <w:r>
+        <w:rPr>
+          <w:b/>
+          <w:bCs/>
+        </w:rPr>
+        <w:t>.</w:t>
+      </w:r>
+      <w:r>
+        <w:t xml:space="preserve"> </w:t>
+      </w:r>
+      <w:r>
+        <w:t>Se</w:t>
+      </w:r>
+      <w:r>
+        <w:t xml:space="preserve"> relaciona con libertad, autenticidad y experiencias nuevas enfocadas en independencia y descubrimiento personal constante.</w:t>
       </w:r>
     </w:p>
     <w:p>
@@ -4490,8 +4543,24 @@
         </w:numPr>
       </w:pPr>
       <w:r>
+        <w:rPr>
+          <w:b/>
+          <w:bCs/>
+        </w:rPr>
         <w:lastRenderedPageBreak/>
-        <w:t>Creador: proyecta innovación, creatividad y diferenciación mediante contenidos originales y propuestas comerciales altamente expresivas digitales.</w:t>
+        <w:t>Creador</w:t>
+      </w:r>
+      <w:r>
+        <w:t>.</w:t>
+      </w:r>
+      <w:r>
+        <w:t xml:space="preserve"> </w:t>
+      </w:r>
+      <w:r>
+        <w:t>P</w:t>
+      </w:r>
+      <w:r>
+        <w:t>royecta innovación, creatividad y diferenciación mediante contenidos originales y propuestas comerciales altamente expresivas digitales.</w:t>
       </w:r>
     </w:p>
     <w:p>
@@ -4503,14 +4572,30 @@
         </w:numPr>
       </w:pPr>
       <w:r>
-        <w:t>Cuidador: prioriza protección, bienestar y acompañamiento mediante estrategias orientadas a confianza y apoyo emocional permanente.</w:t>
+        <w:rPr>
+          <w:b/>
+          <w:bCs/>
+        </w:rPr>
+        <w:t>Cuidador</w:t>
+      </w:r>
+      <w:r>
+        <w:t>.</w:t>
+      </w:r>
+      <w:r>
+        <w:t xml:space="preserve"> </w:t>
+      </w:r>
+      <w:r>
+        <w:t>P</w:t>
+      </w:r>
+      <w:r>
+        <w:t>rioriza protección, bienestar y acompañamiento mediante estrategias orientadas a confianza y apoyo emocional permanente.</w:t>
       </w:r>
     </w:p>
     <w:p>
       <w:pPr>
         <w:pStyle w:val="Ttulo2"/>
       </w:pPr>
-      <w:bookmarkStart w:id="6" w:name="_Toc240278722"/>
+      <w:bookmarkStart w:id="6" w:name="_Toc241072749"/>
       <w:r>
         <w:rPr>
           <w:rStyle w:val="Extranjerismo"/>
@@ -4546,16 +4631,32 @@
       </w:r>
     </w:p>
     <w:p>
-      <w:r>
+      <w:pPr>
+        <w:rPr>
+          <w:b/>
+          <w:bCs/>
+        </w:rPr>
+      </w:pPr>
+      <w:r>
+        <w:rPr>
+          <w:b/>
+          <w:bCs/>
+        </w:rPr>
         <w:t xml:space="preserve">¿Qué es un </w:t>
       </w:r>
       <w:r>
         <w:rPr>
           <w:rStyle w:val="Extranjerismo"/>
+          <w:b/>
+          <w:bCs/>
         </w:rPr>
         <w:t>buyer</w:t>
       </w:r>
       <w:r>
+        <w:rPr>
+          <w:b/>
+          <w:bCs/>
+        </w:rPr>
         <w:t xml:space="preserve"> persona y qué tipos hay?</w:t>
       </w:r>
     </w:p>
@@ -4616,15 +4717,25 @@
         <w:t>Ejemplo aplicado</w:t>
       </w:r>
       <w:r>
+        <w:rPr>
+          <w:b/>
+          <w:bCs/>
+        </w:rPr>
         <w:t xml:space="preserve">. Construcción del </w:t>
       </w:r>
       <w:r>
         <w:rPr>
           <w:rStyle w:val="Extranjerismo"/>
+          <w:b/>
+          <w:bCs/>
         </w:rPr>
         <w:t>buyer</w:t>
       </w:r>
       <w:r>
+        <w:rPr>
+          <w:b/>
+          <w:bCs/>
+        </w:rPr>
         <w:t xml:space="preserve"> persona en “Urban Style”</w:t>
       </w:r>
     </w:p>
@@ -4675,7 +4786,7 @@
       <w:pPr>
         <w:pStyle w:val="Ttulo1"/>
       </w:pPr>
-      <w:bookmarkStart w:id="7" w:name="_Toc240278723"/>
+      <w:bookmarkStart w:id="7" w:name="_Toc241072750"/>
       <w:r>
         <w:lastRenderedPageBreak/>
         <w:t>Información personal</w:t>
@@ -4684,7 +4795,17 @@
     </w:p>
     <w:p>
       <w:r>
-        <w:t xml:space="preserve">La información personal constituye uno de los recursos más relevantes dentro de los entornos digitales y comerciales contemporáneos. Actualmente, las organizaciones recopilan, almacenan y analizan datos relacionados con consumidores para desarrollar estrategias comerciales, segmentar audiencias y personalizar experiencias digitales. Sin embargo, este proceso también implica responsabilidades éticas y normativas relacionadas con privacidad, protección y uso adecuado de los datos. Este capítulo desarrolla aspectos relacionados con concepto, tipología, usos, componentes y normativa de la información personal aplicada a procesos comerciales y ventas en </w:t>
+        <w:t xml:space="preserve">La información personal constituye uno de los recursos más relevantes dentro de los entornos digitales y comerciales contemporáneos. Actualmente, las organizaciones recopilan, almacenan y analizan datos relacionados con consumidores para desarrollar estrategias comerciales, segmentar audiencias y personalizar experiencias digitales. </w:t>
+      </w:r>
+    </w:p>
+    <w:p>
+      <w:r>
+        <w:t xml:space="preserve">Sin embargo, este proceso también implica responsabilidades éticas y normativas relacionadas con privacidad, protección y uso adecuado de los datos. </w:t>
+      </w:r>
+    </w:p>
+    <w:p>
+      <w:r>
+        <w:t xml:space="preserve">Este capítulo desarrolla aspectos relacionados con concepto, tipología, usos, componentes y normativa de la información personal aplicada a procesos comerciales y ventas en </w:t>
       </w:r>
       <w:r>
         <w:rPr>
@@ -4700,7 +4821,7 @@
       <w:pPr>
         <w:pStyle w:val="Ttulo2"/>
       </w:pPr>
-      <w:bookmarkStart w:id="8" w:name="_Toc240278724"/>
+      <w:bookmarkStart w:id="8" w:name="_Toc241072751"/>
       <w:r>
         <w:t>Concepto</w:t>
       </w:r>
@@ -4715,19 +4836,16 @@
       <w:pPr>
         <w:pStyle w:val="Ttulo2"/>
       </w:pPr>
-      <w:bookmarkStart w:id="9" w:name="_Toc240278725"/>
-      <w:r>
+      <w:bookmarkStart w:id="9" w:name="_Toc241072752"/>
+      <w:r>
+        <w:lastRenderedPageBreak/>
         <w:t>Tipología</w:t>
       </w:r>
       <w:bookmarkEnd w:id="9"/>
     </w:p>
     <w:p>
       <w:r>
-        <w:t xml:space="preserve">La información personal puede clasificarse según nivel de sensibilidad, finalidad de uso y características relacionadas con identificación del titular. Esta tipología permite </w:t>
-      </w:r>
-      <w:r>
-        <w:lastRenderedPageBreak/>
-        <w:t>establecer medidas de tratamiento y protección acordes con los riesgos asociados al manejo de datos. Dentro de las clasificaciones más utilizadas se encuentran datos públicos, privados, sensibles y semiprivados. Comprender estas categorías resulta fundamental para organizaciones que desarrollan estrategias comerciales y procesos digitales orientados a interacción con consumidores y recopilación de información.</w:t>
+        <w:t>La información personal puede clasificarse según nivel de sensibilidad, finalidad de uso y características relacionadas con identificación del titular. Esta tipología permite establecer medidas de tratamiento y protección acordes con los riesgos asociados al manejo de datos. Dentro de las clasificaciones más utilizadas se encuentran datos públicos, privados, sensibles y semiprivados. Comprender estas categorías resulta fundamental para organizaciones que desarrollan estrategias comerciales y procesos digitales orientados a interacción con consumidores y recopilación de información.</w:t>
       </w:r>
     </w:p>
     <w:p>
@@ -4746,7 +4864,7 @@
       </w:tblPr>
       <w:tblGrid>
         <w:gridCol w:w="2689"/>
-        <w:gridCol w:w="6945"/>
+        <w:gridCol w:w="7087"/>
       </w:tblGrid>
       <w:tr>
         <w:trPr>
@@ -4769,7 +4887,7 @@
         </w:tc>
         <w:tc>
           <w:tcPr>
-            <w:tcW w:w="6945" w:type="dxa"/>
+            <w:tcW w:w="7087" w:type="dxa"/>
             <w:vAlign w:val="center"/>
           </w:tcPr>
           <w:p>
@@ -4802,7 +4920,7 @@
         </w:tc>
         <w:tc>
           <w:tcPr>
-            <w:tcW w:w="6945" w:type="dxa"/>
+            <w:tcW w:w="7087" w:type="dxa"/>
             <w:vAlign w:val="center"/>
           </w:tcPr>
           <w:p>
@@ -4832,7 +4950,7 @@
         </w:tc>
         <w:tc>
           <w:tcPr>
-            <w:tcW w:w="6945" w:type="dxa"/>
+            <w:tcW w:w="7087" w:type="dxa"/>
             <w:vAlign w:val="center"/>
           </w:tcPr>
           <w:p>
@@ -4865,7 +4983,7 @@
         </w:tc>
         <w:tc>
           <w:tcPr>
-            <w:tcW w:w="6945" w:type="dxa"/>
+            <w:tcW w:w="7087" w:type="dxa"/>
             <w:vAlign w:val="center"/>
           </w:tcPr>
           <w:p>
@@ -4895,7 +5013,7 @@
         </w:tc>
         <w:tc>
           <w:tcPr>
-            <w:tcW w:w="6945" w:type="dxa"/>
+            <w:tcW w:w="7087" w:type="dxa"/>
             <w:vAlign w:val="center"/>
           </w:tcPr>
           <w:p>
@@ -4936,19 +5054,16 @@
       <w:pPr>
         <w:pStyle w:val="Ttulo2"/>
       </w:pPr>
-      <w:bookmarkStart w:id="10" w:name="_Toc240278726"/>
-      <w:r>
+      <w:bookmarkStart w:id="10" w:name="_Toc241072753"/>
+      <w:r>
+        <w:lastRenderedPageBreak/>
         <w:t>Usos</w:t>
       </w:r>
       <w:bookmarkEnd w:id="10"/>
     </w:p>
     <w:p>
       <w:r>
-        <w:t xml:space="preserve">La información personal cumple funciones estratégicas dentro de procesos comerciales digitales, debido a que permite comprender comportamientos, </w:t>
-      </w:r>
-      <w:r>
-        <w:lastRenderedPageBreak/>
-        <w:t>necesidades y preferencias de los consumidores. Las organizaciones utilizan datos personales para segmentar audiencias, personalizar campañas y fortalecer experiencias de interacción en plataformas digitales, este uso estratégico facilita procesos de comunicación más precisos y orientados a objetivos comerciales específicos. Actualmente, el análisis de información personal representa una herramienta fundamental para optimizar decisiones relacionadas con ventas digitales y posicionamiento comercial.</w:t>
+        <w:t>La información personal cumple funciones estratégicas dentro de procesos comerciales digitales, debido a que permite comprender comportamientos, necesidades y preferencias de los consumidores. Las organizaciones utilizan datos personales para segmentar audiencias, personalizar campañas y fortalecer experiencias de interacción en plataformas digitales, este uso estratégico facilita procesos de comunicación más precisos y orientados a objetivos comerciales específicos. Actualmente, el análisis de información personal representa una herramienta fundamental para optimizar decisiones relacionadas con ventas digitales y posicionamiento comercial.</w:t>
       </w:r>
     </w:p>
     <w:p>
@@ -5010,6 +5125,7 @@
           <w:b/>
           <w:bCs/>
         </w:rPr>
+        <w:lastRenderedPageBreak/>
         <w:t>Personalización digital</w:t>
       </w:r>
       <w:r>
@@ -5036,7 +5152,6 @@
           <w:b/>
           <w:bCs/>
         </w:rPr>
-        <w:lastRenderedPageBreak/>
         <w:t>Automatización comercial</w:t>
       </w:r>
       <w:r>
@@ -5084,6 +5199,21 @@
       </w:r>
     </w:p>
     <w:p>
+      <w:pPr>
+        <w:rPr>
+          <w:b/>
+          <w:bCs/>
+        </w:rPr>
+      </w:pPr>
+      <w:r>
+        <w:rPr>
+          <w:b/>
+          <w:bCs/>
+        </w:rPr>
+        <w:t>Pregunta de aplicación</w:t>
+      </w:r>
+    </w:p>
+    <w:p>
       <w:r>
         <w:t>¿Cómo podría una empresa utilizar información personal autorizada para fortalecer sus campañas comerciales digitales sin afectar la privacidad?</w:t>
       </w:r>
@@ -5092,7 +5222,7 @@
       <w:pPr>
         <w:pStyle w:val="Ttulo2"/>
       </w:pPr>
-      <w:bookmarkStart w:id="11" w:name="_Toc240278727"/>
+      <w:bookmarkStart w:id="11" w:name="_Toc241072754"/>
       <w:r>
         <w:t>Componentes</w:t>
       </w:r>
@@ -5105,7 +5235,11 @@
     </w:p>
     <w:p>
       <w:r>
-        <w:t xml:space="preserve">Actualmente, las organizaciones recopilan múltiples tipos de información para optimizar estrategias comerciales y comprender dinámicas de interacción de sus clientes, la adecuada identificación de estos elementos fortalece decisiones estratégicas relacionadas con </w:t>
+        <w:t xml:space="preserve">Actualmente, las organizaciones recopilan múltiples tipos de información para optimizar estrategias comerciales y comprender dinámicas de interacción de sus </w:t>
+      </w:r>
+      <w:r>
+        <w:lastRenderedPageBreak/>
+        <w:t xml:space="preserve">clientes, la adecuada identificación de estos elementos fortalece decisiones estratégicas relacionadas con </w:t>
       </w:r>
       <w:r>
         <w:rPr>
@@ -5119,26 +5253,16 @@
     </w:p>
     <w:p>
       <w:pPr>
-        <w:spacing w:before="0" w:after="160" w:line="259" w:lineRule="auto"/>
-        <w:ind w:firstLine="0"/>
-      </w:pPr>
-      <w:r>
-        <w:br w:type="page"/>
-      </w:r>
-    </w:p>
-    <w:p>
-      <w:pPr>
-        <w:rPr>
-          <w:b/>
-          <w:bCs/>
-        </w:rPr>
-      </w:pPr>
-      <w:r>
-        <w:rPr>
-          <w:b/>
-          <w:bCs/>
-        </w:rPr>
-        <w:lastRenderedPageBreak/>
+        <w:rPr>
+          <w:b/>
+          <w:bCs/>
+        </w:rPr>
+      </w:pPr>
+      <w:r>
+        <w:rPr>
+          <w:b/>
+          <w:bCs/>
+        </w:rPr>
         <w:t>Componentes de la información personal</w:t>
       </w:r>
     </w:p>
@@ -5151,7 +5275,23 @@
         </w:numPr>
       </w:pPr>
       <w:r>
-        <w:t>Identificación: permite reconocer usuarios mediante nombres, documentos y datos básicos utilizados en procesos comerciales digitales actuales.</w:t>
+        <w:rPr>
+          <w:b/>
+          <w:bCs/>
+        </w:rPr>
+        <w:t>Identificación</w:t>
+      </w:r>
+      <w:r>
+        <w:t>.</w:t>
+      </w:r>
+      <w:r>
+        <w:t xml:space="preserve"> </w:t>
+      </w:r>
+      <w:r>
+        <w:t>P</w:t>
+      </w:r>
+      <w:r>
+        <w:t>ermite reconocer usuarios mediante nombres, documentos y datos básicos utilizados en procesos comerciales digitales actuales.</w:t>
       </w:r>
     </w:p>
     <w:p>
@@ -5163,7 +5303,23 @@
         </w:numPr>
       </w:pPr>
       <w:r>
-        <w:t>Contacto: facilita comunicación empresarial mediante correos electrónicos, teléfonos y plataformas digitales utilizadas por consumidores identificados.</w:t>
+        <w:rPr>
+          <w:b/>
+          <w:bCs/>
+        </w:rPr>
+        <w:t>Contacto</w:t>
+      </w:r>
+      <w:r>
+        <w:t>.</w:t>
+      </w:r>
+      <w:r>
+        <w:t xml:space="preserve"> </w:t>
+      </w:r>
+      <w:r>
+        <w:t>F</w:t>
+      </w:r>
+      <w:r>
+        <w:t>acilita comunicación empresarial mediante correos electrónicos, teléfonos y plataformas digitales utilizadas por consumidores identificados.</w:t>
       </w:r>
     </w:p>
     <w:p>
@@ -5175,7 +5331,23 @@
         </w:numPr>
       </w:pPr>
       <w:r>
-        <w:t>Ubicación: ayuda a segmentar campañas comerciales según contexto geográfico y dinámicas territoriales relacionadas con el consumidor digital.</w:t>
+        <w:rPr>
+          <w:b/>
+          <w:bCs/>
+        </w:rPr>
+        <w:t>Ubicación</w:t>
+      </w:r>
+      <w:r>
+        <w:t>.</w:t>
+      </w:r>
+      <w:r>
+        <w:t xml:space="preserve"> </w:t>
+      </w:r>
+      <w:r>
+        <w:t>A</w:t>
+      </w:r>
+      <w:r>
+        <w:t>yuda a segmentar campañas comerciales según contexto geográfico y dinámicas territoriales relacionadas con el consumidor digital.</w:t>
       </w:r>
     </w:p>
     <w:p>
@@ -5187,14 +5359,30 @@
         </w:numPr>
       </w:pPr>
       <w:r>
-        <w:t>Comportamiento digital: analiza hábitos de interacción, navegación y consumo para fortalecer procesos comerciales personalizados y estratégicos digitales.</w:t>
+        <w:rPr>
+          <w:b/>
+          <w:bCs/>
+        </w:rPr>
+        <w:t>Comportamiento digital</w:t>
+      </w:r>
+      <w:r>
+        <w:t>.</w:t>
+      </w:r>
+      <w:r>
+        <w:t xml:space="preserve"> </w:t>
+      </w:r>
+      <w:r>
+        <w:t>A</w:t>
+      </w:r>
+      <w:r>
+        <w:t>naliza hábitos de interacción, navegación y consumo para fortalecer procesos comerciales personalizados y estratégicos digitales.</w:t>
       </w:r>
     </w:p>
     <w:p>
       <w:pPr>
         <w:pStyle w:val="Ttulo2"/>
       </w:pPr>
-      <w:bookmarkStart w:id="12" w:name="_Toc240278728"/>
+      <w:bookmarkStart w:id="12" w:name="_Toc241072755"/>
       <w:r>
         <w:t>Normativa</w:t>
       </w:r>
@@ -5202,16 +5390,16 @@
     </w:p>
     <w:p>
       <w:r>
-        <w:t>La normativa relacionada con la información personal establece principios, derechos y obligaciones orientados a garantizar el tratamiento adecuado de datos en entornos físicos y digitales. Estas disposiciones buscan proteger la privacidad, la seguridad y la autonomía de las personas frente al uso de la información por parte de organizaciones públicas y privadas. En contextos comerciales digitales, el cumplimiento normativo fortalece la confianza y legitimidad empresarial. Actualmente, las empresas deben implementar políticas y procedimientos ajustados a regulaciones relacionadas con la protección y tratamiento responsable de datos personales.</w:t>
-      </w:r>
-    </w:p>
-    <w:p>
-      <w:r>
-        <w:t xml:space="preserve">En Colombia, la Ley 1581 de 2012 establece disposiciones generales relacionadas con la protección de datos personales y los derechos de los titulares de información; </w:t>
+        <w:t xml:space="preserve">La normativa relacionada con la información personal establece principios, derechos y obligaciones orientados a garantizar el tratamiento adecuado de datos en entornos físicos y digitales. Estas disposiciones buscan proteger la privacidad, la seguridad y la autonomía de las personas frente al uso de la información por parte de organizaciones públicas y privadas. En contextos comerciales digitales, el cumplimiento normativo fortalece la confianza y legitimidad empresarial. Actualmente, las empresas </w:t>
       </w:r>
       <w:r>
         <w:lastRenderedPageBreak/>
-        <w:t>esta normativa exige autorización previa para recopilar, almacenar y utilizar datos personales dentro de procesos comerciales y digitales. Empresas como Bancolombia implementan políticas de privacidad y mecanismos de consentimiento orientados a garantizar el cumplimiento normativo. Estas acciones fortalecen la transparencia organizacional y disminuyen los riesgos asociados con el uso inadecuado de información digital sensible.</w:t>
+        <w:t>deben implementar políticas y procedimientos ajustados a regulaciones relacionadas con la protección y tratamiento responsable de datos personales.</w:t>
+      </w:r>
+    </w:p>
+    <w:p>
+      <w:r>
+        <w:t>En Colombia, la Ley 1581 de 2012 establece disposiciones generales relacionadas con la protección de datos personales y los derechos de los titulares de información; esta normativa exige autorización previa para recopilar, almacenar y utilizar datos personales dentro de procesos comerciales y digitales. Empresas como Bancolombia implementan políticas de privacidad y mecanismos de consentimiento orientados a garantizar el cumplimiento normativo. Estas acciones fortalecen la transparencia organizacional y disminuyen los riesgos asociados con el uso inadecuado de información digital sensible.</w:t>
       </w:r>
     </w:p>
     <w:p>
@@ -5238,7 +5426,23 @@
         </w:numPr>
       </w:pPr>
       <w:r>
-        <w:t>Legalidad: garantiza que el tratamiento de datos personales se realice conforme a disposiciones normativas y jurídicas vigentes.</w:t>
+        <w:rPr>
+          <w:b/>
+          <w:bCs/>
+        </w:rPr>
+        <w:t>Legalidad</w:t>
+      </w:r>
+      <w:r>
+        <w:t>.</w:t>
+      </w:r>
+      <w:r>
+        <w:t xml:space="preserve"> </w:t>
+      </w:r>
+      <w:r>
+        <w:t>G</w:t>
+      </w:r>
+      <w:r>
+        <w:t>arantiza que el tratamiento de datos personales se realice conforme a disposiciones normativas y jurídicas vigentes.</w:t>
       </w:r>
     </w:p>
     <w:p>
@@ -5250,7 +5454,23 @@
         </w:numPr>
       </w:pPr>
       <w:r>
-        <w:t>Transparencia: permite informar claramente al consumidor sobre uso, almacenamiento y tratamiento de información personal recopilada digitalmente.</w:t>
+        <w:rPr>
+          <w:b/>
+          <w:bCs/>
+        </w:rPr>
+        <w:t>Transparencia</w:t>
+      </w:r>
+      <w:r>
+        <w:t>.</w:t>
+      </w:r>
+      <w:r>
+        <w:t xml:space="preserve"> </w:t>
+      </w:r>
+      <w:r>
+        <w:t>P</w:t>
+      </w:r>
+      <w:r>
+        <w:t>ermite informar claramente al consumidor sobre uso, almacenamiento y tratamiento de información personal recopilada digitalmente.</w:t>
       </w:r>
     </w:p>
     <w:p>
@@ -5262,7 +5482,23 @@
         </w:numPr>
       </w:pPr>
       <w:r>
-        <w:t>Seguridad: exige implementar medidas técnicas y administrativas para proteger información personal frente a riesgos digitales existentes.</w:t>
+        <w:rPr>
+          <w:b/>
+          <w:bCs/>
+        </w:rPr>
+        <w:t>Seguridad</w:t>
+      </w:r>
+      <w:r>
+        <w:t>.</w:t>
+      </w:r>
+      <w:r>
+        <w:t xml:space="preserve"> </w:t>
+      </w:r>
+      <w:r>
+        <w:t>E</w:t>
+      </w:r>
+      <w:r>
+        <w:t>xige implementar medidas técnicas y administrativas para proteger información personal frente a riesgos digitales existentes.</w:t>
       </w:r>
     </w:p>
     <w:p>
@@ -5274,16 +5510,29 @@
         </w:numPr>
       </w:pPr>
       <w:r>
-        <w:t>Confidencialidad: garantiza protección y reserva de información personal utilizada dentro de procesos comerciales y plataformas digitales empresariales.</w:t>
-      </w:r>
-    </w:p>
-    <w:p>
-      <w:r>
-        <w:t xml:space="preserve">El cumplimiento normativo representa un factor estratégico para organizaciones que desarrollan procesos comerciales mediante plataformas digitales y redes sociales. Las empresas que implementan prácticas responsables relacionadas con el tratamiento de datos fortalecen la reputación y mejoran la percepción de seguridad frente a los consumidores digitales. Empresas de comercio electrónico como Mercado Libre </w:t>
-      </w:r>
+        <w:rPr>
+          <w:b/>
+          <w:bCs/>
+        </w:rPr>
+        <w:t>Confidencialidad</w:t>
+      </w:r>
+      <w:r>
+        <w:t>.</w:t>
+      </w:r>
+      <w:r>
+        <w:t xml:space="preserve"> </w:t>
+      </w:r>
+      <w:r>
+        <w:t>G</w:t>
+      </w:r>
+      <w:r>
+        <w:t>arantiza protección y reserva de información personal utilizada dentro de procesos comerciales y plataformas digitales empresariales.</w:t>
+      </w:r>
+    </w:p>
+    <w:p>
       <w:r>
         <w:lastRenderedPageBreak/>
-        <w:t>incorporan políticas visibles de protección de datos para fortalecer la confianza y la transparencia; estas acciones permiten desarrollar estrategias comerciales sostenibles y coherentes con principios éticos relacionados con la privacidad digital y la responsabilidad empresarial.</w:t>
+        <w:t>El cumplimiento normativo representa un factor estratégico para organizaciones que desarrollan procesos comerciales mediante plataformas digitales y redes sociales. Las empresas que implementan prácticas responsables relacionadas con el tratamiento de datos fortalecen la reputación y mejoran la percepción de seguridad frente a los consumidores digitales. Empresas de comercio electrónico como Mercado Libre incorporan políticas visibles de protección de datos para fortalecer la confianza y la transparencia; estas acciones permiten desarrollar estrategias comerciales sostenibles y coherentes con principios éticos relacionados con la privacidad digital y la responsabilidad empresarial.</w:t>
       </w:r>
     </w:p>
     <w:p>
@@ -5314,7 +5563,7 @@
       <w:pPr>
         <w:pStyle w:val="Ttulo1"/>
       </w:pPr>
-      <w:bookmarkStart w:id="13" w:name="_Toc240278729"/>
+      <w:bookmarkStart w:id="13" w:name="_Toc241072756"/>
       <w:r>
         <w:lastRenderedPageBreak/>
         <w:t>Negociación</w:t>
@@ -5348,7 +5597,7 @@
       <w:pPr>
         <w:pStyle w:val="Ttulo2"/>
       </w:pPr>
-      <w:bookmarkStart w:id="14" w:name="_Toc240278730"/>
+      <w:bookmarkStart w:id="14" w:name="_Toc241072757"/>
       <w:r>
         <w:t>Concepto</w:t>
       </w:r>
@@ -5372,7 +5621,7 @@
       <w:pPr>
         <w:pStyle w:val="Ttulo2"/>
       </w:pPr>
-      <w:bookmarkStart w:id="15" w:name="_Toc240278731"/>
+      <w:bookmarkStart w:id="15" w:name="_Toc241072758"/>
       <w:r>
         <w:t>Tipologías</w:t>
       </w:r>
@@ -5399,6 +5648,17 @@
       </w:r>
     </w:p>
     <w:p>
+      <w:pPr>
+        <w:pStyle w:val="Prrafodelista"/>
+        <w:numPr>
+          <w:ilvl w:val="0"/>
+          <w:numId w:val="39"/>
+        </w:numPr>
+        <w:rPr>
+          <w:b/>
+          <w:bCs/>
+        </w:rPr>
+      </w:pPr>
       <w:r>
         <w:rPr>
           <w:b/>
@@ -5411,18 +5671,68 @@
           <w:b/>
           <w:bCs/>
         </w:rPr>
-        <w:t xml:space="preserve">. </w:t>
-      </w:r>
-      <w:r>
-        <w:t>Características estratégicas: prioriza beneficios individuales mediante acuerdos relacionados con precios, promociones y recursos comerciales limitados disponibles.</w:t>
-      </w:r>
-    </w:p>
-    <w:p>
-      <w:r>
-        <w:t>Ejemplo aplicado: una tienda digital negocia descuentos limitados con proveedores para maximizar margen comercial durante campañas promocionales estacionales.</w:t>
-      </w:r>
-    </w:p>
-    <w:p>
+        <w:t xml:space="preserve"> </w:t>
+      </w:r>
+    </w:p>
+    <w:p>
+      <w:pPr>
+        <w:ind w:left="1416" w:firstLine="1"/>
+      </w:pPr>
+      <w:r>
+        <w:rPr>
+          <w:b/>
+          <w:bCs/>
+        </w:rPr>
+        <w:t>Características estratégicas</w:t>
+      </w:r>
+      <w:r>
+        <w:t>: prioriza beneficios individuales mediante acuerdos relacionados con precios, promociones y recursos comerciales limitados disponibles.</w:t>
+      </w:r>
+    </w:p>
+    <w:p>
+      <w:pPr>
+        <w:ind w:left="1416" w:firstLine="1"/>
+      </w:pPr>
+      <w:r>
+        <w:rPr>
+          <w:b/>
+          <w:bCs/>
+        </w:rPr>
+        <w:t>Ejemplo aplicado</w:t>
+      </w:r>
+      <w:r>
+        <w:t>: una tienda digital negocia descuentos limitados con proveedores para maximizar margen comercial durante campañas promocionales estacionales.</w:t>
+      </w:r>
+    </w:p>
+    <w:p>
+      <w:pPr>
+        <w:spacing w:before="0" w:after="160" w:line="259" w:lineRule="auto"/>
+        <w:ind w:firstLine="0"/>
+        <w:rPr>
+          <w:b/>
+          <w:bCs/>
+        </w:rPr>
+      </w:pPr>
+      <w:r>
+        <w:rPr>
+          <w:b/>
+          <w:bCs/>
+        </w:rPr>
+        <w:br w:type="page"/>
+      </w:r>
+    </w:p>
+    <w:p>
+      <w:pPr>
+        <w:pStyle w:val="Prrafodelista"/>
+        <w:numPr>
+          <w:ilvl w:val="0"/>
+          <w:numId w:val="39"/>
+        </w:numPr>
+        <w:rPr>
+          <w:b/>
+          <w:bCs/>
+        </w:rPr>
+      </w:pPr>
       <w:r>
         <w:rPr>
           <w:b/>
@@ -5431,16 +5741,42 @@
         <w:lastRenderedPageBreak/>
         <w:t>Integrativa</w:t>
       </w:r>
-      <w:r>
-        <w:t>. C</w:t>
-      </w:r>
-      <w:r>
-        <w:t>aracterísticas estratégicas: busca beneficios compartidos mediante cooperación y fortalecimiento de relaciones comerciales sostenibles entre las partes involucradas.</w:t>
-      </w:r>
-    </w:p>
-    <w:p>
-      <w:r>
-        <w:t xml:space="preserve">Ejemplo aplicado: una marca de ropa acuerda campañas colaborativas con </w:t>
+    </w:p>
+    <w:p>
+      <w:pPr>
+        <w:ind w:left="1416" w:firstLine="1"/>
+      </w:pPr>
+      <w:r>
+        <w:rPr>
+          <w:b/>
+          <w:bCs/>
+        </w:rPr>
+        <w:t>C</w:t>
+      </w:r>
+      <w:r>
+        <w:rPr>
+          <w:b/>
+          <w:bCs/>
+        </w:rPr>
+        <w:t>aracterísticas estratégicas</w:t>
+      </w:r>
+      <w:r>
+        <w:t>: busca beneficios compartidos mediante cooperación y fortalecimiento de relaciones comerciales sostenibles entre las partes involucradas.</w:t>
+      </w:r>
+    </w:p>
+    <w:p>
+      <w:pPr>
+        <w:ind w:left="1416" w:firstLine="1"/>
+      </w:pPr>
+      <w:r>
+        <w:rPr>
+          <w:b/>
+          <w:bCs/>
+        </w:rPr>
+        <w:t>Ejemplo aplicado</w:t>
+      </w:r>
+      <w:r>
+        <w:t xml:space="preserve">: una marca de ropa acuerda campañas colaborativas con </w:t>
       </w:r>
       <w:r>
         <w:rPr>
@@ -5453,6 +5789,17 @@
       </w:r>
     </w:p>
     <w:p>
+      <w:pPr>
+        <w:pStyle w:val="Prrafodelista"/>
+        <w:numPr>
+          <w:ilvl w:val="0"/>
+          <w:numId w:val="39"/>
+        </w:numPr>
+        <w:rPr>
+          <w:b/>
+          <w:bCs/>
+        </w:rPr>
+      </w:pPr>
       <w:r>
         <w:rPr>
           <w:b/>
@@ -5460,16 +5807,35 @@
         </w:rPr>
         <w:t>Colaborativa</w:t>
       </w:r>
-      <w:r>
-        <w:t xml:space="preserve">. </w:t>
-      </w:r>
-      <w:r>
-        <w:t>Características estratégicas: promueve soluciones conjuntas orientadas a satisfacción mutua y construcción de experiencias comerciales positivas digitales contemporáneas.</w:t>
-      </w:r>
-    </w:p>
-    <w:p>
-      <w:r>
-        <w:t xml:space="preserve">Ejemplo aplicado: un negocio </w:t>
+    </w:p>
+    <w:p>
+      <w:pPr>
+        <w:ind w:left="1416" w:firstLine="1"/>
+      </w:pPr>
+      <w:r>
+        <w:rPr>
+          <w:b/>
+          <w:bCs/>
+        </w:rPr>
+        <w:t>Características estratégicas</w:t>
+      </w:r>
+      <w:r>
+        <w:t>: promueve soluciones conjuntas orientadas a satisfacción mutua y construcción de experiencias comerciales positivas digitales contemporáneas.</w:t>
+      </w:r>
+    </w:p>
+    <w:p>
+      <w:pPr>
+        <w:ind w:left="1417" w:firstLine="0"/>
+      </w:pPr>
+      <w:r>
+        <w:rPr>
+          <w:b/>
+          <w:bCs/>
+        </w:rPr>
+        <w:t>Ejemplo aplicado</w:t>
+      </w:r>
+      <w:r>
+        <w:t xml:space="preserve">: un negocio </w:t>
       </w:r>
       <w:r>
         <w:rPr>
@@ -5482,6 +5848,17 @@
       </w:r>
     </w:p>
     <w:p>
+      <w:pPr>
+        <w:pStyle w:val="Prrafodelista"/>
+        <w:numPr>
+          <w:ilvl w:val="0"/>
+          <w:numId w:val="39"/>
+        </w:numPr>
+        <w:rPr>
+          <w:b/>
+          <w:bCs/>
+        </w:rPr>
+      </w:pPr>
       <w:r>
         <w:rPr>
           <w:b/>
@@ -5489,40 +5866,53 @@
         </w:rPr>
         <w:t>Competitiva</w:t>
       </w:r>
-      <w:r>
-        <w:rPr>
-          <w:b/>
-          <w:bCs/>
-        </w:rPr>
+    </w:p>
+    <w:p>
+      <w:pPr>
+        <w:ind w:left="1416" w:firstLine="1"/>
+      </w:pPr>
+      <w:r>
+        <w:rPr>
+          <w:b/>
+          <w:bCs/>
+        </w:rPr>
+        <w:t>Características estratégicas</w:t>
+      </w:r>
+      <w:r>
+        <w:t>: se enfoca en ventajas individuales mediante estrategias orientadas a maximizar beneficios comerciales específicos organizacionales digitales.</w:t>
+      </w:r>
+    </w:p>
+    <w:p>
+      <w:pPr>
+        <w:ind w:left="1416" w:firstLine="1"/>
+      </w:pPr>
+      <w:r>
+        <w:rPr>
+          <w:b/>
+          <w:bCs/>
+        </w:rPr>
+        <w:t>Ejemplo aplicado</w:t>
+      </w:r>
+      <w:r>
+        <w:t>: una empresa reduce precios agresivamente durante temporadas especiales para captar clientes frente a competidores directos digitales.</w:t>
+      </w:r>
+    </w:p>
+    <w:p>
+      <w:r>
+        <w:rPr>
+          <w:b/>
+          <w:bCs/>
+        </w:rPr>
+        <w:lastRenderedPageBreak/>
+        <w:t>Clave estratégica</w:t>
+      </w:r>
+      <w:r>
         <w:t>.</w:t>
       </w:r>
       <w:r>
         <w:t xml:space="preserve"> </w:t>
       </w:r>
       <w:r>
-        <w:t>Características estratégicas: se enfoca en ventajas individuales mediante estrategias orientadas a maximizar beneficios comerciales específicos organizacionales digitales.</w:t>
-      </w:r>
-    </w:p>
-    <w:p>
-      <w:r>
-        <w:t>Ejemplo aplicado: una empresa reduce precios agresivamente durante temporadas especiales para captar clientes frente a competidores directos digitales.</w:t>
-      </w:r>
-    </w:p>
-    <w:p>
-      <w:r>
-        <w:rPr>
-          <w:b/>
-          <w:bCs/>
-        </w:rPr>
-        <w:t>Clave estratégica</w:t>
-      </w:r>
-      <w:r>
-        <w:t>.</w:t>
-      </w:r>
-      <w:r>
-        <w:t xml:space="preserve"> </w:t>
-      </w:r>
-      <w:r>
         <w:t>Seleccionar adecuadamente la tipología de negociación mejora acuerdos comerciales y fortalece experiencias del cliente digital.</w:t>
       </w:r>
     </w:p>
@@ -5530,7 +5920,7 @@
       <w:pPr>
         <w:pStyle w:val="Ttulo2"/>
       </w:pPr>
-      <w:bookmarkStart w:id="16" w:name="_Toc240278732"/>
+      <w:bookmarkStart w:id="16" w:name="_Toc241072759"/>
       <w:r>
         <w:t>Aplicación</w:t>
       </w:r>
@@ -5538,44 +5928,64 @@
     </w:p>
     <w:p>
       <w:r>
-        <w:t xml:space="preserve">La aplicación de la negociación en entornos digitales permite desarrollar acuerdos comerciales orientados a fortalecer interacción, conversión y satisfacción del </w:t>
-      </w:r>
-      <w:r>
+        <w:t>La aplicación de la negociación en entornos digitales permite desarrollar acuerdos comerciales orientados a fortalecer interacción, conversión y satisfacción del cliente. Actualmente, las organizaciones implementan estrategias de negociación mediante redes sociales, plataformas de comercio electrónico y sistemas digitales de atención. Este proceso facilita resolver inquietudes relacionadas con precios, garantías, tiempos de entrega y condiciones comerciales. La negociación aplicada estratégicamente fortalece relaciones sostenibles y mejora experiencias digitales mediante comunicación orientada a necesidades específicas del consumidor contemporáneo.</w:t>
+      </w:r>
+    </w:p>
+    <w:p>
+      <w:r>
+        <w:t>Las empresas utilizan herramientas tecnológicas para optimizar procesos de negociación y fortalecer atención comercial en entornos digitales. Plataformas como Shopify incorporan sistemas automatizados relacionados con respuestas inmediatas, seguimiento de pedidos y resolución de solicitudes comerciales. Estas herramientas permiten mejorar tiempos de respuesta y fortalecer percepción de confianza frente al consumidor digital. La aplicación estratégica de negociación también requiere habilidades comunicativas orientadas a empatía, escucha activa y análisis de necesidades comerciales específicas del cliente.</w:t>
+      </w:r>
+    </w:p>
+    <w:p>
+      <w:pPr>
+        <w:spacing w:before="0" w:after="160" w:line="259" w:lineRule="auto"/>
+        <w:ind w:firstLine="0"/>
+      </w:pPr>
+      <w:r>
+        <w:br w:type="page"/>
+      </w:r>
+    </w:p>
+    <w:p>
+      <w:pPr>
+        <w:rPr>
+          <w:b/>
+          <w:bCs/>
+        </w:rPr>
+      </w:pPr>
+      <w:r>
+        <w:rPr>
+          <w:b/>
+          <w:bCs/>
+        </w:rPr>
         <w:lastRenderedPageBreak/>
-        <w:t>cliente. Actualmente, las organizaciones implementan estrategias de negociación mediante redes sociales, plataformas de comercio electrónico y sistemas digitales de atención. Este proceso facilita resolver inquietudes relacionadas con precios, garantías, tiempos de entrega y condiciones comerciales. La negociación aplicada estratégicamente fortalece relaciones sostenibles y mejora experiencias digitales mediante comunicación orientada a necesidades específicas del consumidor contemporáneo.</w:t>
-      </w:r>
-    </w:p>
-    <w:p>
-      <w:r>
-        <w:t>Las empresas utilizan herramientas tecnológicas para optimizar procesos de negociación y fortalecer atención comercial en entornos digitales. Plataformas como Shopify incorporan sistemas automatizados relacionados con respuestas inmediatas, seguimiento de pedidos y resolución de solicitudes comerciales. Estas herramientas permiten mejorar tiempos de respuesta y fortalecer percepción de confianza frente al consumidor digital. La aplicación estratégica de negociación también requiere habilidades comunicativas orientadas a empatía, escucha activa y análisis de necesidades comerciales específicas del cliente.</w:t>
-      </w:r>
-    </w:p>
-    <w:p>
-      <w:r>
-        <w:rPr>
-          <w:b/>
-          <w:bCs/>
-        </w:rPr>
-        <w:t>Ejemplo aplicado</w:t>
-      </w:r>
-      <w:r>
-        <w:t>. Aplicación de negociación en “Urban Style”</w:t>
-      </w:r>
-    </w:p>
-    <w:p>
-      <w:r>
-        <w:t xml:space="preserve">El negocio “Urban Style” comenzó a recibir solicitudes relacionadas con cambios de prendas, descuentos y tiempos de entrega durante campañas promocionales desarrolladas en Instagram y WhatsApp Business. Inicialmente, la empresa respondía de manera improvisada y sin protocolos definidos, generando demoras, respuestas inconsistentes y experiencias negativas en algunos consumidores digitales interesados en realizar compras mediante redes sociales. Posteriormente, el negocio implementó </w:t>
-      </w:r>
+        <w:t>Ejemplo aplicado. Aplicación de negociación en “Urban Style”</w:t>
+      </w:r>
+    </w:p>
+    <w:p>
+      <w:r>
+        <w:t xml:space="preserve">El negocio “Urban Style” comenzó a recibir solicitudes relacionadas con cambios de prendas, descuentos y tiempos de entrega durante campañas promocionales desarrolladas en Instagram y WhatsApp Business. Inicialmente, la empresa respondía de manera improvisada y sin protocolos definidos, generando demoras, respuestas inconsistentes y experiencias negativas en algunos consumidores digitales interesados en realizar compras mediante redes sociales. Posteriormente, el negocio implementó estrategias de negociación digital mediante respuestas estructuradas, políticas claras y atención personalizada orientada a resolver inquietudes comerciales. </w:t>
+      </w:r>
+    </w:p>
+    <w:p>
+      <w:r>
+        <w:t>Como resultado, fortaleció satisfacción del cliente, mejoró procesos de conversión y consolidó relaciones comerciales más cercanas mediante experiencias digitales ágiles, transparentes y alineadas con necesidades específicas de sus consumidores digitales.</w:t>
+      </w:r>
+    </w:p>
+    <w:p>
+      <w:pPr>
+        <w:spacing w:before="0" w:after="160" w:line="259" w:lineRule="auto"/>
+        <w:ind w:firstLine="0"/>
+      </w:pPr>
+      <w:r>
+        <w:br w:type="page"/>
+      </w:r>
+    </w:p>
+    <w:p>
+      <w:pPr>
+        <w:pStyle w:val="Figura"/>
+      </w:pPr>
       <w:r>
         <w:lastRenderedPageBreak/>
-        <w:t>estrategias de negociación digital mediante respuestas estructuradas, políticas claras y atención personalizada orientada a resolver inquietudes comerciales. Como resultado, fortaleció satisfacción del cliente, mejoró procesos de conversión y consolidó relaciones comerciales más cercanas mediante experiencias digitales ágiles, transparentes y alineadas con necesidades específicas de sus consumidores digitales.</w:t>
-      </w:r>
-    </w:p>
-    <w:p>
-      <w:pPr>
-        <w:pStyle w:val="Figura"/>
-      </w:pPr>
-      <w:r>
         <w:t>Aplicaciones de la negociación digital</w:t>
       </w:r>
     </w:p>
@@ -5588,10 +5998,10 @@
           <w:noProof/>
         </w:rPr>
         <w:drawing>
-          <wp:inline distT="0" distB="0" distL="0" distR="0" wp14:anchorId="05CF5072" wp14:editId="372CB8A5">
-            <wp:extent cx="3200400" cy="4795676"/>
-            <wp:effectExtent l="0" t="0" r="0" b="5080"/>
-            <wp:docPr id="3" name="Imagen 3" descr="Gráfico titulado “Aplicaciones de la negociación digital”, compuesto por cuatro tarjetas: atención comercial, que facilita resolver solicitudes y necesidades mediante comunicación digital rápida y orientada al consumidor; gestión de conflictos, que permite solucionar inconvenientes relacionados con garantías, pagos y entregas; fidelización digital, que fortalece relaciones sostenibles mediante experiencias comerciales positivas y estrategias orientadas a la satisfacción del cliente; y conversión comercial, que favorece acuerdos digitales relacionados con compras, promociones y decisiones comerciales desarrolladas en plataformas sociales."/>
+          <wp:inline distT="0" distB="0" distL="0" distR="0" wp14:anchorId="378B20B8" wp14:editId="1E848769">
+            <wp:extent cx="4680000" cy="2689200"/>
+            <wp:effectExtent l="0" t="0" r="6350" b="0"/>
+            <wp:docPr id="1342509417" name="Imagen 3" descr="Gráfico titulado “Aplicaciones de la negociación digital”, compuesto por cuatro tarjetas: atención comercial, que facilita resolver solicitudes y necesidades mediante comunicación digital rápida y orientada al consumidor; gestión de conflictos, que permite solucionar inconvenientes relacionados con garantías, pagos y entregas; fidelización digital, que fortalece relaciones sostenibles mediante experiencias comerciales positivas y estrategias orientadas a la satisfacción del cliente; y conversión comercial, que favorece acuerdos digitales relacionados con compras, promociones y decisiones comerciales desarrolladas en plataformas sociales."/>
             <wp:cNvGraphicFramePr>
               <a:graphicFrameLocks xmlns:a="http://schemas.openxmlformats.org/drawingml/2006/main" noChangeAspect="1"/>
             </wp:cNvGraphicFramePr>
@@ -5599,7 +6009,7 @@
               <a:graphicData uri="http://schemas.openxmlformats.org/drawingml/2006/picture">
                 <pic:pic xmlns:pic="http://schemas.openxmlformats.org/drawingml/2006/picture">
                   <pic:nvPicPr>
-                    <pic:cNvPr id="3" name="Imagen 3" descr="Gráfico titulado “Aplicaciones de la negociación digital”, compuesto por cuatro tarjetas: atención comercial, que facilita resolver solicitudes y necesidades mediante comunicación digital rápida y orientada al consumidor; gestión de conflictos, que permite solucionar inconvenientes relacionados con garantías, pagos y entregas; fidelización digital, que fortalece relaciones sostenibles mediante experiencias comerciales positivas y estrategias orientadas a la satisfacción del cliente; y conversión comercial, que favorece acuerdos digitales relacionados con compras, promociones y decisiones comerciales desarrolladas en plataformas sociales."/>
+                    <pic:cNvPr id="1342509417" name="Imagen 3" descr="Gráfico titulado “Aplicaciones de la negociación digital”, compuesto por cuatro tarjetas: atención comercial, que facilita resolver solicitudes y necesidades mediante comunicación digital rápida y orientada al consumidor; gestión de conflictos, que permite solucionar inconvenientes relacionados con garantías, pagos y entregas; fidelización digital, que fortalece relaciones sostenibles mediante experiencias comerciales positivas y estrategias orientadas a la satisfacción del cliente; y conversión comercial, que favorece acuerdos digitales relacionados con compras, promociones y decisiones comerciales desarrolladas en plataformas sociales."/>
                     <pic:cNvPicPr/>
                   </pic:nvPicPr>
                   <pic:blipFill>
@@ -5617,7 +6027,7 @@
                   <pic:spPr>
                     <a:xfrm>
                       <a:off x="0" y="0"/>
-                      <a:ext cx="3218256" cy="4822433"/>
+                      <a:ext cx="4680000" cy="2689200"/>
                     </a:xfrm>
                     <a:prstGeom prst="rect">
                       <a:avLst/>
@@ -5632,7 +6042,7 @@
     </w:p>
     <w:p>
       <w:pPr>
-        <w:ind w:left="2123"/>
+        <w:ind w:left="707"/>
       </w:pPr>
       <w:r>
         <w:t xml:space="preserve">Nota. SENA, (2026). </w:t>
@@ -5644,7 +6054,6 @@
           <w:b/>
           <w:bCs/>
         </w:rPr>
-        <w:lastRenderedPageBreak/>
         <w:t>Cita de reflexión</w:t>
       </w:r>
       <w:r>
@@ -5667,7 +6076,7 @@
       <w:pPr>
         <w:pStyle w:val="Ttulo1"/>
       </w:pPr>
-      <w:bookmarkStart w:id="17" w:name="_Toc240278733"/>
+      <w:bookmarkStart w:id="17" w:name="_Toc241072760"/>
       <w:r>
         <w:lastRenderedPageBreak/>
         <w:t>Matriz de estrategia de mercadeo</w:t>
@@ -5692,7 +6101,7 @@
       <w:pPr>
         <w:pStyle w:val="Ttulo2"/>
       </w:pPr>
-      <w:bookmarkStart w:id="18" w:name="_Toc240278734"/>
+      <w:bookmarkStart w:id="18" w:name="_Toc241072761"/>
       <w:r>
         <w:t>Concepto</w:t>
       </w:r>
@@ -5700,7 +6109,12 @@
     </w:p>
     <w:p>
       <w:r>
-        <w:t xml:space="preserve">La matriz de estrategia de mercadeo corresponde a una herramienta utilizada para organizar acciones comerciales relacionadas con objetivos, segmentos y canales digitales, su propósito consiste en facilitar análisis estratégicos y orientar decisiones relacionadas con posicionamiento, contenidos y campañas digitales. Actualmente, las organizaciones utilizan matrices para estructurar procesos comerciales y optimizar recursos dentro de mercados altamente competitivos, esta herramienta permite relacionar información comercial relevante y fortalecer planificación orientada a ventas digitales y </w:t>
+        <w:t xml:space="preserve">La matriz de estrategia de mercadeo corresponde a una herramienta utilizada para organizar acciones comerciales relacionadas con objetivos, segmentos y canales digitales, su propósito consiste en facilitar análisis estratégicos y orientar decisiones relacionadas con posicionamiento, contenidos y campañas digitales. </w:t>
+      </w:r>
+    </w:p>
+    <w:p>
+      <w:r>
+        <w:t xml:space="preserve">Actualmente, las organizaciones utilizan matrices para estructurar procesos comerciales y optimizar recursos dentro de mercados altamente competitivos, esta herramienta permite relacionar información comercial relevante y fortalecer planificación orientada a ventas digitales y </w:t>
       </w:r>
       <w:r>
         <w:rPr>
@@ -5725,7 +6139,7 @@
       <w:pPr>
         <w:pStyle w:val="Ttulo2"/>
       </w:pPr>
-      <w:bookmarkStart w:id="19" w:name="_Toc240278735"/>
+      <w:bookmarkStart w:id="19" w:name="_Toc241072762"/>
       <w:r>
         <w:t>Tipología</w:t>
       </w:r>
@@ -5733,7 +6147,17 @@
     </w:p>
     <w:p>
       <w:r>
-        <w:t>Las matrices de estrategia de mercadeo pueden clasificarse según objetivos comerciales, alcance estratégico y tipo de análisis desarrollado por la organización. Esta tipología permite seleccionar herramientas adecuadas según necesidades relacionadas con posicionamiento, segmentación y análisis competitivo. Dentro de las matrices más utilizadas se encuentran DOFA, Ansoff y BCG, ampliamente aplicadas en procesos comerciales digitales. Comprender sus características fortalece la toma de decisiones y facilita la construcción de estrategias orientadas a mercados digitales dinámicos y altamente competitivos.</w:t>
+        <w:t xml:space="preserve">Las matrices de estrategia de mercadeo pueden clasificarse según objetivos comerciales, alcance estratégico y tipo de análisis desarrollado por la organización. Esta tipología permite seleccionar herramientas adecuadas según necesidades relacionadas con posicionamiento, segmentación y análisis competitivo. </w:t>
+      </w:r>
+    </w:p>
+    <w:p>
+      <w:r>
+        <w:t xml:space="preserve">Dentro de las matrices más utilizadas se encuentran DOFA, Ansoff y BCG, ampliamente aplicadas en procesos comerciales digitales. </w:t>
+      </w:r>
+    </w:p>
+    <w:p>
+      <w:r>
+        <w:t>Comprender sus características fortalece la toma de decisiones y facilita la construcción de estrategias orientadas a mercados digitales dinámicos y altamente competitivos.</w:t>
       </w:r>
     </w:p>
     <w:p>
@@ -5760,13 +6184,27 @@
         </w:numPr>
       </w:pPr>
       <w:r>
+        <w:rPr>
+          <w:b/>
+          <w:bCs/>
+        </w:rPr>
         <w:t>DOFA</w:t>
       </w:r>
-      <w:r>
-        <w:t xml:space="preserve">. </w:t>
-      </w:r>
-      <w:r>
-        <w:t>Características estratégicas: analiza fortalezas, oportunidades, debilidades y amenazas relacionadas con el entorno comercial y los procesos estratégicos digitales organizacionales.</w:t>
+    </w:p>
+    <w:p>
+      <w:pPr>
+        <w:pStyle w:val="Prrafodelista"/>
+        <w:ind w:left="1429" w:firstLine="0"/>
+      </w:pPr>
+      <w:r>
+        <w:rPr>
+          <w:b/>
+          <w:bCs/>
+        </w:rPr>
+        <w:t>Características estratégicas</w:t>
+      </w:r>
+      <w:r>
+        <w:t>: analiza fortalezas, oportunidades, debilidades y amenazas relacionadas con el entorno comercial y los procesos estratégicos digitales organizacionales.</w:t>
       </w:r>
     </w:p>
     <w:p>
@@ -5778,13 +6216,27 @@
         </w:numPr>
       </w:pPr>
       <w:r>
+        <w:rPr>
+          <w:b/>
+          <w:bCs/>
+        </w:rPr>
         <w:t>Ansoff</w:t>
       </w:r>
-      <w:r>
-        <w:t xml:space="preserve">. </w:t>
-      </w:r>
-      <w:r>
-        <w:t>Características estratégicas: permiten identificar estrategias relacionadas con penetración, desarrollo y expansión comercial dentro de mercados digitales actuales contemporáneos.</w:t>
+    </w:p>
+    <w:p>
+      <w:pPr>
+        <w:pStyle w:val="Prrafodelista"/>
+        <w:ind w:left="1429" w:firstLine="0"/>
+      </w:pPr>
+      <w:r>
+        <w:rPr>
+          <w:b/>
+          <w:bCs/>
+        </w:rPr>
+        <w:t>Características estratégicas</w:t>
+      </w:r>
+      <w:r>
+        <w:t>: permiten identificar estrategias relacionadas con penetración, desarrollo y expansión comercial dentro de mercados digitales actuales contemporáneos.</w:t>
       </w:r>
     </w:p>
     <w:p>
@@ -5796,13 +6248,28 @@
         </w:numPr>
       </w:pPr>
       <w:r>
+        <w:rPr>
+          <w:b/>
+          <w:bCs/>
+        </w:rPr>
+        <w:lastRenderedPageBreak/>
         <w:t>BCG</w:t>
       </w:r>
-      <w:r>
-        <w:t xml:space="preserve">. </w:t>
-      </w:r>
-      <w:r>
-        <w:t>Características estratégicas: clasifica productos según participación comercial y crecimiento estratégico dentro de contextos empresariales digitales competitivos actuales.</w:t>
+    </w:p>
+    <w:p>
+      <w:pPr>
+        <w:pStyle w:val="Prrafodelista"/>
+        <w:ind w:left="1429" w:firstLine="0"/>
+      </w:pPr>
+      <w:r>
+        <w:rPr>
+          <w:b/>
+          <w:bCs/>
+        </w:rPr>
+        <w:t>Características estratégicas</w:t>
+      </w:r>
+      <w:r>
+        <w:t>: clasifica productos según participación comercial y crecimiento estratégico dentro de contextos empresariales digitales competitivos actuales.</w:t>
       </w:r>
     </w:p>
     <w:p>
@@ -5814,42 +6281,75 @@
         </w:numPr>
       </w:pPr>
       <w:r>
+        <w:rPr>
+          <w:b/>
+          <w:bCs/>
+        </w:rPr>
+        <w:t>Competitiva</w:t>
+      </w:r>
+    </w:p>
+    <w:p>
+      <w:pPr>
+        <w:pStyle w:val="Prrafodelista"/>
+        <w:ind w:left="1429" w:firstLine="0"/>
+      </w:pPr>
+      <w:r>
+        <w:rPr>
+          <w:b/>
+          <w:bCs/>
+        </w:rPr>
+        <w:t>Características estratégicas</w:t>
+      </w:r>
+      <w:r>
+        <w:t>: facilitan analizar el posicionamiento organizacional frente a competidores y dinámicas comerciales presentes en plataformas digitales contemporáneas.</w:t>
+      </w:r>
+    </w:p>
+    <w:p>
+      <w:pPr>
+        <w:rPr>
+          <w:b/>
+          <w:bCs/>
+        </w:rPr>
+      </w:pPr>
+      <w:r>
+        <w:rPr>
+          <w:b/>
+          <w:bCs/>
+        </w:rPr>
+        <w:t>Pregunta de aplicación</w:t>
+      </w:r>
+    </w:p>
+    <w:p>
+      <w:r>
+        <w:t>¿Qué beneficios podría obtener una empresa al utilizar matrices estratégicas para organizar campañas comerciales digitales?</w:t>
+      </w:r>
+    </w:p>
+    <w:p>
+      <w:pPr>
+        <w:pStyle w:val="Ttulo2"/>
+      </w:pPr>
+      <w:bookmarkStart w:id="20" w:name="_Toc241072763"/>
+      <w:r>
+        <w:t>Elaboración</w:t>
+      </w:r>
+      <w:bookmarkEnd w:id="20"/>
+    </w:p>
+    <w:p>
+      <w:r>
+        <w:t xml:space="preserve">La elaboración de una matriz de estrategia de mercadeo requiere identificar objetivos comerciales, segmentos de clientes y acciones orientadas al posicionamiento digital. Este proceso permite organizar la información estratégica y fortalecer la toma de decisiones relacionadas con campañas, contenidos y procesos de interacción comercial. </w:t>
+      </w:r>
+    </w:p>
+    <w:p>
+      <w:r>
+        <w:t xml:space="preserve">Actualmente, las organizaciones utilizan metodologías estructuradas para construir matrices alineadas con las dinámicas del mercado digital; una elaboración adecuada facilita la optimización de recursos y mejora la efectividad de las estrategias </w:t>
+      </w:r>
+      <w:r>
         <w:lastRenderedPageBreak/>
-        <w:t>Competitiva</w:t>
-      </w:r>
-      <w:r>
-        <w:t xml:space="preserve">. </w:t>
-      </w:r>
-      <w:r>
-        <w:t>Características estratégicas: facilitan analizar el posicionamiento organizacional frente a competidores y dinámicas comerciales presentes en plataformas digitales contemporáneas.</w:t>
-      </w:r>
-    </w:p>
-    <w:p>
-      <w:r>
-        <w:t>¿Qué beneficios podría obtener una empresa al utilizar matrices estratégicas para organizar campañas comerciales digitales?</w:t>
-      </w:r>
-    </w:p>
-    <w:p>
-      <w:pPr>
-        <w:pStyle w:val="Ttulo2"/>
-      </w:pPr>
-      <w:bookmarkStart w:id="20" w:name="_Toc240278736"/>
-      <w:r>
-        <w:t>Elaboración</w:t>
-      </w:r>
-      <w:bookmarkEnd w:id="20"/>
-    </w:p>
-    <w:p>
-      <w:r>
-        <w:t xml:space="preserve">La elaboración de una matriz de estrategia de mercadeo requiere identificar objetivos comerciales, segmentos de clientes y acciones orientadas al posicionamiento digital. Este proceso permite organizar la información estratégica y fortalecer la toma de decisiones relacionadas con campañas, contenidos y procesos de interacción comercial. </w:t>
-      </w:r>
-    </w:p>
-    <w:p>
-      <w:r>
-        <w:t>Actualmente, las organizaciones utilizan metodologías estructuradas para construir matrices alineadas con las dinámicas del mercado digital; una elaboración adecuada facilita la optimización de recursos y mejora la efectividad de las estrategias comerciales desarrolladas en plataformas digitales y redes sociales.</w:t>
-      </w:r>
-    </w:p>
-    <w:p>
+        <w:t>comerciales desarrolladas en plataformas digitales y redes sociales.</w:t>
+      </w:r>
+      <w:r>
+        <w:t xml:space="preserve"> </w:t>
+      </w:r>
       <w:r>
         <w:t xml:space="preserve">A </w:t>
       </w:r>
@@ -5888,12 +6388,10 @@
       <w:tr>
         <w:trPr>
           <w:cnfStyle w:val="100000000000" w:firstRow="1" w:lastRow="0" w:firstColumn="0" w:lastColumn="0" w:oddVBand="0" w:evenVBand="0" w:oddHBand="0" w:evenHBand="0" w:firstRowFirstColumn="0" w:firstRowLastColumn="0" w:lastRowFirstColumn="0" w:lastRowLastColumn="0"/>
-          <w:tblHeader/>
         </w:trPr>
         <w:tc>
           <w:tcPr>
             <w:tcW w:w="1696" w:type="dxa"/>
-            <w:vAlign w:val="center"/>
           </w:tcPr>
           <w:p>
             <w:pPr>
@@ -5907,7 +6405,6 @@
         <w:tc>
           <w:tcPr>
             <w:tcW w:w="1697" w:type="dxa"/>
-            <w:vAlign w:val="center"/>
           </w:tcPr>
           <w:p>
             <w:pPr>
@@ -5947,7 +6444,6 @@
         <w:tc>
           <w:tcPr>
             <w:tcW w:w="1842" w:type="dxa"/>
-            <w:vAlign w:val="center"/>
           </w:tcPr>
           <w:p>
             <w:pPr>
@@ -5979,37 +6475,35 @@
         <w:tc>
           <w:tcPr>
             <w:tcW w:w="1696" w:type="dxa"/>
-            <w:vAlign w:val="center"/>
           </w:tcPr>
           <w:p>
             <w:pPr>
               <w:pStyle w:val="TextoTablas"/>
             </w:pPr>
             <w:r>
-              <w:t xml:space="preserve">Incrementar ventas de prendas </w:t>
-            </w:r>
-            <w:r>
-              <w:lastRenderedPageBreak/>
-              <w:t>casuales en un 20 % durante tres meses.</w:t>
+              <w:t>Incrementar ventas de prendas casuales en un 20 % durante tres meses.</w:t>
             </w:r>
           </w:p>
         </w:tc>
         <w:tc>
           <w:tcPr>
             <w:tcW w:w="1697" w:type="dxa"/>
-            <w:vAlign w:val="center"/>
           </w:tcPr>
           <w:p>
             <w:pPr>
               <w:pStyle w:val="TextoTablas"/>
             </w:pPr>
             <w:r>
-              <w:lastRenderedPageBreak/>
-              <w:t xml:space="preserve">Mujeres entre 25 y 40 años interesadas en </w:t>
-            </w:r>
-            <w:r>
-              <w:lastRenderedPageBreak/>
-              <w:t>moda y compras online.</w:t>
+              <w:t xml:space="preserve">Mujeres entre 25 y 40 años interesadas en moda y compras </w:t>
+            </w:r>
+            <w:r>
+              <w:rPr>
+                <w:rStyle w:val="Extranjerismo"/>
+              </w:rPr>
+              <w:t>online</w:t>
+            </w:r>
+            <w:r>
+              <w:t>.</w:t>
             </w:r>
           </w:p>
         </w:tc>
@@ -6022,12 +6516,7 @@
               <w:pStyle w:val="TextoTablas"/>
             </w:pPr>
             <w:r>
-              <w:lastRenderedPageBreak/>
-              <w:t xml:space="preserve">Acceso rápido a prendas versátiles para </w:t>
-            </w:r>
-            <w:r>
-              <w:lastRenderedPageBreak/>
-              <w:t>trabajo y actividades cotidianas.</w:t>
+              <w:t>Acceso rápido a prendas versátiles para trabajo y actividades cotidianas.</w:t>
             </w:r>
           </w:p>
         </w:tc>
@@ -6040,7 +6529,6 @@
               <w:pStyle w:val="TextoTablas"/>
             </w:pPr>
             <w:r>
-              <w:lastRenderedPageBreak/>
               <w:t>Instagram y Facebook.</w:t>
             </w:r>
           </w:p>
@@ -6048,18 +6536,13 @@
         <w:tc>
           <w:tcPr>
             <w:tcW w:w="1842" w:type="dxa"/>
-            <w:vAlign w:val="center"/>
           </w:tcPr>
           <w:p>
             <w:pPr>
               <w:pStyle w:val="TextoTablas"/>
             </w:pPr>
             <w:r>
-              <w:t xml:space="preserve">Publicar contenidos de producto, </w:t>
-            </w:r>
-            <w:r>
-              <w:lastRenderedPageBreak/>
-              <w:t>testimonios y promociones semanales segmentadas.</w:t>
+              <w:t>Publicar contenidos de producto, testimonios y promociones semanales segmentadas.</w:t>
             </w:r>
           </w:p>
         </w:tc>
@@ -6072,12 +6555,7 @@
               <w:pStyle w:val="TextoTablas"/>
             </w:pPr>
             <w:r>
-              <w:lastRenderedPageBreak/>
-              <w:t xml:space="preserve">Incremento de ventas y aumento de </w:t>
-            </w:r>
-            <w:r>
-              <w:lastRenderedPageBreak/>
-              <w:t>interacciones comerciales.</w:t>
+              <w:t>Incremento de ventas y aumento de interacciones comerciales.</w:t>
             </w:r>
           </w:p>
         </w:tc>
@@ -6086,14 +6564,12 @@
         <w:tc>
           <w:tcPr>
             <w:tcW w:w="1696" w:type="dxa"/>
-            <w:vAlign w:val="center"/>
           </w:tcPr>
           <w:p>
             <w:pPr>
               <w:pStyle w:val="TextoTablas"/>
             </w:pPr>
             <w:r>
-              <w:lastRenderedPageBreak/>
               <w:t>Generar reconocimiento de marca en nuevos consumidores digitales.</w:t>
             </w:r>
           </w:p>
@@ -6101,7 +6577,6 @@
         <w:tc>
           <w:tcPr>
             <w:tcW w:w="1697" w:type="dxa"/>
-            <w:vAlign w:val="center"/>
           </w:tcPr>
           <w:p>
             <w:pPr>
@@ -6141,7 +6616,6 @@
         <w:tc>
           <w:tcPr>
             <w:tcW w:w="1842" w:type="dxa"/>
-            <w:vAlign w:val="center"/>
           </w:tcPr>
           <w:p>
             <w:pPr>
@@ -6173,7 +6647,6 @@
         <w:tc>
           <w:tcPr>
             <w:tcW w:w="1696" w:type="dxa"/>
-            <w:vAlign w:val="center"/>
           </w:tcPr>
           <w:p>
             <w:pPr>
@@ -6187,7 +6660,6 @@
         <w:tc>
           <w:tcPr>
             <w:tcW w:w="1697" w:type="dxa"/>
-            <w:vAlign w:val="center"/>
           </w:tcPr>
           <w:p>
             <w:pPr>
@@ -6227,7 +6699,6 @@
         <w:tc>
           <w:tcPr>
             <w:tcW w:w="1842" w:type="dxa"/>
-            <w:vAlign w:val="center"/>
           </w:tcPr>
           <w:p>
             <w:pPr>
@@ -6260,16 +6731,22 @@
     </w:p>
     <w:p>
       <w:r>
-        <w:t>En este ejemplo, la matriz inicia con la definición de los objetivos comerciales que la organización desea alcanzar. A partir de ellos se identifican segmentos específicos de clientes y sus necesidades predominantes, permitiendo seleccionar los canales digitales más adecuados para establecer comunicación efectiva.</w:t>
-      </w:r>
-    </w:p>
-    <w:p>
-      <w:r>
-        <w:t xml:space="preserve">Posteriormente, se definen acciones estratégicas alineadas con cada objetivo y segmento identificados.  Finalmente, se establecen indicadores que permiten evaluar los resultados obtenidos. La interacción entre objetivos, segmentos, necesidades, </w:t>
+        <w:t xml:space="preserve">En este ejemplo, la matriz inicia con la definición de los objetivos comerciales que la organización desea alcanzar. A partir de ellos se identifican segmentos específicos de </w:t>
       </w:r>
       <w:r>
         <w:lastRenderedPageBreak/>
-        <w:t xml:space="preserve">canales, acciones e indicadores facilita una gestión comercial estructurada y orientada a resultados, fortaleciendo la toma de decisiones dentro de estrategias de ventas en </w:t>
+        <w:t>clientes y sus necesidades predominantes, permitiendo seleccionar los canales digitales más adecuados para establecer comunicación efectiva.</w:t>
+      </w:r>
+    </w:p>
+    <w:p>
+      <w:r>
+        <w:t>Posteriormente, se definen acciones estratégicas alineadas con cada objetivo y segmento identificados.</w:t>
+      </w:r>
+      <w:r>
+        <w:t xml:space="preserve"> </w:t>
+      </w:r>
+      <w:r>
+        <w:t xml:space="preserve">Finalmente, se establecen indicadores que permiten evaluar los resultados obtenidos. La interacción entre objetivos, segmentos, necesidades, canales, acciones e indicadores facilita una gestión comercial estructurada y orientada a resultados, fortaleciendo la toma de decisiones dentro de estrategias de ventas en </w:t>
       </w:r>
       <w:r>
         <w:rPr>
@@ -6282,15 +6759,18 @@
       </w:r>
     </w:p>
     <w:p>
-      <w:r>
-        <w:rPr>
-          <w:b/>
-          <w:bCs/>
-        </w:rPr>
-        <w:t>Ejemplo aplicado</w:t>
-      </w:r>
-      <w:r>
-        <w:t>. Elaboración de matriz estratégica en “Urban Style”</w:t>
+      <w:pPr>
+        <w:rPr>
+          <w:b/>
+          <w:bCs/>
+        </w:rPr>
+      </w:pPr>
+      <w:r>
+        <w:rPr>
+          <w:b/>
+          <w:bCs/>
+        </w:rPr>
+        <w:t>Ejemplo aplicado. Elaboración de matriz estratégica en “Urban Style”</w:t>
       </w:r>
     </w:p>
     <w:p>
@@ -6300,16 +6780,26 @@
     </w:p>
     <w:p>
       <w:pPr>
-        <w:rPr>
-          <w:b/>
-          <w:bCs/>
-        </w:rPr>
-      </w:pPr>
-      <w:r>
-        <w:rPr>
-          <w:b/>
-          <w:bCs/>
-        </w:rPr>
+        <w:spacing w:before="0" w:after="160" w:line="259" w:lineRule="auto"/>
+        <w:ind w:firstLine="0"/>
+      </w:pPr>
+      <w:r>
+        <w:br w:type="page"/>
+      </w:r>
+    </w:p>
+    <w:p>
+      <w:pPr>
+        <w:rPr>
+          <w:b/>
+          <w:bCs/>
+        </w:rPr>
+      </w:pPr>
+      <w:r>
+        <w:rPr>
+          <w:b/>
+          <w:bCs/>
+        </w:rPr>
+        <w:lastRenderedPageBreak/>
         <w:t>Etapas para elaborar una matriz de estrategia de mercadeo</w:t>
       </w:r>
     </w:p>
@@ -6322,7 +6812,20 @@
         </w:numPr>
       </w:pPr>
       <w:r>
-        <w:t>Análisis comercial: permite identificar necesidades, tendencias y oportunidades relacionadas con comportamiento del consumidor digital contemporáneo actual.</w:t>
+        <w:rPr>
+          <w:b/>
+          <w:bCs/>
+        </w:rPr>
+        <w:t>Análisis comercial</w:t>
+      </w:r>
+      <w:r>
+        <w:t>. P</w:t>
+      </w:r>
+      <w:r>
+        <w:t>ermite identificar necesidades, tendencias y oportunidades relacionadas con comportamiento del consumidor digital contemporáneo actual</w:t>
+      </w:r>
+      <w:r>
+        <w:t>.</w:t>
       </w:r>
     </w:p>
     <w:p>
@@ -6334,7 +6837,23 @@
         </w:numPr>
       </w:pPr>
       <w:r>
-        <w:t>Definición de objetivos: facilita establecer metas comerciales orientadas a posicionamiento, interacción y fortalecimiento de ventas digitales estratégicas.</w:t>
+        <w:rPr>
+          <w:b/>
+          <w:bCs/>
+        </w:rPr>
+        <w:t>Definición de objetivos</w:t>
+      </w:r>
+      <w:r>
+        <w:t>.</w:t>
+      </w:r>
+      <w:r>
+        <w:t xml:space="preserve"> </w:t>
+      </w:r>
+      <w:r>
+        <w:t>F</w:t>
+      </w:r>
+      <w:r>
+        <w:t>acilita establecer metas comerciales orientadas a posicionamiento, interacción y fortalecimiento de ventas digitales estratégicas.</w:t>
       </w:r>
     </w:p>
     <w:p>
@@ -6346,8 +6865,23 @@
         </w:numPr>
       </w:pPr>
       <w:r>
-        <w:lastRenderedPageBreak/>
-        <w:t>Selección de estrategias: ayuda a organizar contenidos, canales digitales y campañas según características del mercado y cliente identificado.</w:t>
+        <w:rPr>
+          <w:b/>
+          <w:bCs/>
+        </w:rPr>
+        <w:t>Selección de estrategias</w:t>
+      </w:r>
+      <w:r>
+        <w:t>.</w:t>
+      </w:r>
+      <w:r>
+        <w:t xml:space="preserve"> </w:t>
+      </w:r>
+      <w:r>
+        <w:t>A</w:t>
+      </w:r>
+      <w:r>
+        <w:t>yuda a organizar contenidos, canales digitales y campañas según características del mercado y cliente identificado.</w:t>
       </w:r>
     </w:p>
     <w:p>
@@ -6359,7 +6893,23 @@
         </w:numPr>
       </w:pPr>
       <w:r>
-        <w:t>Evaluación de resultados: permite analizar métricas comerciales y ajustar estrategias digitales según el desempeño y el comportamiento comercial obtenidos previamente.</w:t>
+        <w:rPr>
+          <w:b/>
+          <w:bCs/>
+        </w:rPr>
+        <w:t>Evaluación de resultados</w:t>
+      </w:r>
+      <w:r>
+        <w:t>.</w:t>
+      </w:r>
+      <w:r>
+        <w:t xml:space="preserve"> </w:t>
+      </w:r>
+      <w:r>
+        <w:t>P</w:t>
+      </w:r>
+      <w:r>
+        <w:t>ermite analizar métricas comerciales y ajustar estrategias digitales según el desempeño y el comportamiento comercial obtenidos previamente.</w:t>
       </w:r>
     </w:p>
     <w:p>
@@ -6385,11 +6935,23 @@
       </w:r>
     </w:p>
     <w:p>
-      <w:r>
-        <w:t>A continuación, se invita al siguiente pódcast: Planeación estratégica de mercadeo</w:t>
-      </w:r>
-      <w:r>
-        <w:t>.</w:t>
+      <w:pPr>
+        <w:rPr>
+          <w:b/>
+          <w:bCs/>
+        </w:rPr>
+      </w:pPr>
+      <w:r>
+        <w:rPr>
+          <w:b/>
+          <w:bCs/>
+        </w:rPr>
+        <w:t>¿Sabías qué?</w:t>
+      </w:r>
+    </w:p>
+    <w:p>
+      <w:r>
+        <w:t>Lo invitamos al siguiente pódcast:</w:t>
       </w:r>
     </w:p>
     <w:tbl>
@@ -6455,6 +7017,7 @@
                 <w:b/>
                 <w:bCs/>
               </w:rPr>
+              <w:lastRenderedPageBreak/>
               <w:t>Hombre</w:t>
             </w:r>
             <w:r>
@@ -6479,7 +7042,6 @@
                 <w:b/>
                 <w:bCs/>
               </w:rPr>
-              <w:lastRenderedPageBreak/>
               <w:t>Hombre:</w:t>
             </w:r>
             <w:r>
@@ -6538,7 +7100,11 @@
               <w:t>Hombre</w:t>
             </w:r>
             <w:r>
-              <w:t>: Y esa información es muy útil cuando se lleva a la planeación. Las metas deben guardar relación con las acciones, los segmentos que se quieren alcanzar, los canales que se van a utilizar y la forma en que se evaluarán los resultados.</w:t>
+              <w:t xml:space="preserve">: Y esa información es muy útil cuando se lleva a la planeación. Las metas deben guardar relación con las acciones, los segmentos que se quieren </w:t>
+            </w:r>
+            <w:r>
+              <w:lastRenderedPageBreak/>
+              <w:t>alcanzar, los canales que se van a utilizar y la forma en que se evaluarán los resultados.</w:t>
             </w:r>
           </w:p>
           <w:p>
@@ -6559,7 +7125,6 @@
                 <w:b/>
                 <w:bCs/>
               </w:rPr>
-              <w:lastRenderedPageBreak/>
               <w:t>Hombre</w:t>
             </w:r>
             <w:r>
@@ -6595,7 +7160,7 @@
       <w:pPr>
         <w:pStyle w:val="Ttulo1"/>
       </w:pPr>
-      <w:bookmarkStart w:id="21" w:name="_Toc240278737"/>
+      <w:bookmarkStart w:id="21" w:name="_Toc241072764"/>
       <w:r>
         <w:lastRenderedPageBreak/>
         <w:t>Comercio electrónico</w:t>
@@ -6629,7 +7194,7 @@
       <w:pPr>
         <w:pStyle w:val="Ttulo2"/>
       </w:pPr>
-      <w:bookmarkStart w:id="22" w:name="_Toc240278738"/>
+      <w:bookmarkStart w:id="22" w:name="_Toc241072765"/>
       <w:r>
         <w:t>Concepto</w:t>
       </w:r>
@@ -6646,37 +7211,53 @@
         <w:t>online</w:t>
       </w:r>
       <w:r>
-        <w:t>. Este modelo permite comercializar productos y servicios utilizando sitios web, aplicaciones móviles y redes sociales. Actualmente, las organizaciones implementan estrategias digitales para ampliar el alcance comercial y fortalecer la interacción con consumidores digitales. El comercio electrónico facilita procesos de conversión y optimiza experiencias relacionadas con acceso, comunicación y disponibilidad permanente de productos comerciales digitales.</w:t>
-      </w:r>
-    </w:p>
-    <w:p>
-      <w:pPr>
-        <w:rPr>
-          <w:b/>
-          <w:bCs/>
-        </w:rPr>
-      </w:pPr>
-      <w:r>
-        <w:rPr>
-          <w:b/>
-          <w:bCs/>
-        </w:rPr>
+        <w:t xml:space="preserve">. Este modelo permite comercializar productos y servicios utilizando sitios web, aplicaciones móviles y redes sociales. Actualmente, las organizaciones implementan estrategias digitales para ampliar el alcance comercial y fortalecer la interacción con consumidores digitales. </w:t>
+      </w:r>
+    </w:p>
+    <w:p>
+      <w:r>
+        <w:t>El comercio electrónico facilita procesos de conversión y optimiza experiencias relacionadas con acceso, comunicación y disponibilidad permanente de productos comerciales digitales.</w:t>
+      </w:r>
+    </w:p>
+    <w:p>
+      <w:pPr>
+        <w:spacing w:before="0" w:after="160" w:line="259" w:lineRule="auto"/>
+        <w:ind w:firstLine="0"/>
+        <w:rPr>
+          <w:b/>
+          <w:bCs/>
+        </w:rPr>
+      </w:pPr>
+      <w:r>
+        <w:rPr>
+          <w:b/>
+          <w:bCs/>
+        </w:rPr>
+        <w:br w:type="page"/>
+      </w:r>
+    </w:p>
+    <w:p>
+      <w:pPr>
+        <w:rPr>
+          <w:b/>
+          <w:bCs/>
+        </w:rPr>
+      </w:pPr>
+      <w:r>
+        <w:rPr>
+          <w:b/>
+          <w:bCs/>
+        </w:rPr>
+        <w:lastRenderedPageBreak/>
         <w:t>Visión general del comercio electrónico</w:t>
       </w:r>
     </w:p>
     <w:p>
       <w:r>
-        <w:t xml:space="preserve">Lo invitamos </w:t>
-      </w:r>
-      <w:r>
-        <w:t xml:space="preserve">consultar </w:t>
-      </w:r>
-      <w:r>
-        <w:t xml:space="preserve">el siguiente recurso educativo por medio del cual podrá profundizar en temática abordada, el cual corresponde a un video del Ecosistema de Recursos Educativos Digitales SENA el cual presenta una visión general del comercio </w:t>
-      </w:r>
-      <w:r>
-        <w:lastRenderedPageBreak/>
-        <w:t xml:space="preserve">electrónico, su impacto en la comercialización digital, la transformación de los procesos empresariales y la importancia de las redes sociales y la normatividad en entornos comerciales digitales.  </w:t>
+        <w:t>Lo invitamos a consultar el siguiente recurso educativo, mediante el cual podrá profundizar en la temática abordada. Este corresponde a un video del Ecosistema de Recursos Educativos Digitales del SENA que presenta una visión general del comercio electrónico, su impacto en la comercialización digital, la transformación de los procesos empresariales y la importancia de las redes sociales y de la normatividad en entornos comerciales digitales.</w:t>
+      </w:r>
+      <w:r>
+        <w:t xml:space="preserve">  </w:t>
       </w:r>
     </w:p>
     <w:p>
@@ -6696,7 +7277,7 @@
           <w:noProof/>
         </w:rPr>
         <w:drawing>
-          <wp:inline distT="0" distB="0" distL="0" distR="0" wp14:anchorId="4FD20160" wp14:editId="75D945E6">
+          <wp:inline distT="0" distB="0" distL="0" distR="0" wp14:anchorId="4FD20160" wp14:editId="4C210C74">
             <wp:extent cx="4680000" cy="2631600"/>
             <wp:effectExtent l="0" t="0" r="6350" b="0"/>
             <wp:docPr id="9" name="Imagen 9">
@@ -6818,7 +7399,11 @@
               <w:t>e-commerce</w:t>
             </w:r>
             <w:r>
-              <w:t xml:space="preserve">, como se le conoce actualmente, consiste en la distribución, producción, promoción, venta y compra de productos. Además, abarca el </w:t>
+              <w:t xml:space="preserve">, como se le conoce actualmente, consiste en la distribución, producción, promoción, venta y compra de productos. </w:t>
+            </w:r>
+            <w:r>
+              <w:lastRenderedPageBreak/>
+              <w:t xml:space="preserve">Además, abarca el </w:t>
             </w:r>
             <w:r>
               <w:rPr>
@@ -6832,7 +7417,6 @@
           </w:p>
           <w:p>
             <w:r>
-              <w:lastRenderedPageBreak/>
               <w:t>Esta fórmula comercial permite una gran ampliación de la oferta, aumentando en el cliente potencial la posibilidad de realizar transacciones en mercados a los que anteriormente no podía acceder desde cualquier ubicación.</w:t>
             </w:r>
           </w:p>
@@ -6867,6 +7451,7 @@
           </w:p>
           <w:p>
             <w:r>
+              <w:lastRenderedPageBreak/>
               <w:t>Ayudan a aumentar la cobertura.</w:t>
             </w:r>
           </w:p>
@@ -6877,7 +7462,6 @@
           </w:p>
           <w:p>
             <w:r>
-              <w:lastRenderedPageBreak/>
               <w:t>Es un canal de comunicación directa para la atención al cliente.</w:t>
             </w:r>
           </w:p>
@@ -6937,7 +7521,7 @@
       <w:pPr>
         <w:pStyle w:val="Ttulo2"/>
       </w:pPr>
-      <w:bookmarkStart w:id="23" w:name="_Toc240278739"/>
+      <w:bookmarkStart w:id="23" w:name="_Toc241072766"/>
       <w:r>
         <w:lastRenderedPageBreak/>
         <w:t>Ventajas</w:t>
@@ -6946,35 +7530,162 @@
     </w:p>
     <w:p>
       <w:r>
-        <w:t xml:space="preserve">Las ventajas del comercio electrónico se relacionan con la capacidad de ampliar mercados, optimizar procesos comerciales y fortalecer la interacción con consumidores digitales. Este modelo permite desarrollar actividades comerciales sin limitaciones geográficas ni restricciones horarias tradicionales. Actualmente, las organizaciones </w:t>
-      </w:r>
-      <w:r>
+        <w:t>Las ventajas del comercio electrónico se relacionan con la capacidad de ampliar mercados, optimizar procesos comerciales y fortalecer la interacción con consumidores digitales. Este modelo permite desarrollar actividades comerciales sin limitaciones geográficas ni restricciones horarias tradicionales. Actualmente, las organizaciones implementan comercio electrónico para mejorar competitividad y fortalecer posicionamiento digital dentro de mercados dinámicos. Las ventajas estratégicas de este entorno favorecen el crecimiento empresarial y facilitan procesos relacionados con automatización, segmentación y personalización comercial digital.</w:t>
+      </w:r>
+    </w:p>
+    <w:p>
+      <w:pPr>
+        <w:rPr>
+          <w:b/>
+          <w:bCs/>
+        </w:rPr>
+      </w:pPr>
+      <w:r>
+        <w:rPr>
+          <w:b/>
+          <w:bCs/>
+        </w:rPr>
+        <w:t>Ventajas estratégicas del comercio electrónico</w:t>
+      </w:r>
+    </w:p>
+    <w:p>
+      <w:pPr>
+        <w:pStyle w:val="Prrafodelista"/>
+        <w:numPr>
+          <w:ilvl w:val="0"/>
+          <w:numId w:val="40"/>
+        </w:numPr>
+      </w:pPr>
+      <w:r>
+        <w:rPr>
+          <w:b/>
+          <w:bCs/>
+        </w:rPr>
+        <w:t>Cobertura comercial</w:t>
+      </w:r>
+      <w:r>
+        <w:rPr>
+          <w:b/>
+          <w:bCs/>
+        </w:rPr>
+        <w:t xml:space="preserve">. </w:t>
+      </w:r>
+      <w:r>
+        <w:t>Permite ampliar el alcance empresarial mediante plataformas digitales.</w:t>
+      </w:r>
+    </w:p>
+    <w:p>
+      <w:pPr>
+        <w:ind w:left="1069" w:firstLine="348"/>
+      </w:pPr>
+      <w:r>
+        <w:rPr>
+          <w:b/>
+          <w:bCs/>
+        </w:rPr>
+        <w:t>Ejemplo</w:t>
+      </w:r>
+      <w:r>
+        <w:t>: una tienda virtual vende a clientes de diferentes ciudades mediante redes sociales y comercio electrónico.</w:t>
+      </w:r>
+    </w:p>
+    <w:p>
+      <w:pPr>
+        <w:pStyle w:val="Prrafodelista"/>
+        <w:numPr>
+          <w:ilvl w:val="0"/>
+          <w:numId w:val="40"/>
+        </w:numPr>
+      </w:pPr>
+      <w:r>
+        <w:rPr>
+          <w:b/>
+          <w:bCs/>
+        </w:rPr>
+        <w:t>Optimización operativa</w:t>
+      </w:r>
+      <w:r>
+        <w:rPr>
+          <w:b/>
+          <w:bCs/>
+        </w:rPr>
+        <w:t xml:space="preserve">. </w:t>
+      </w:r>
+      <w:r>
+        <w:t>Facilita la automatización de pagos, pedidos y atención al cliente.</w:t>
+      </w:r>
+    </w:p>
+    <w:p>
+      <w:pPr>
+        <w:ind w:left="1416" w:firstLine="1"/>
+      </w:pPr>
+      <w:r>
+        <w:rPr>
+          <w:b/>
+          <w:bCs/>
+        </w:rPr>
+        <w:t>Ejemplo</w:t>
+      </w:r>
+      <w:r>
+        <w:t>: un comercio utiliza respuestas automáticas y pasarelas digitales para agilizar compras y consultas.</w:t>
+      </w:r>
+    </w:p>
+    <w:p>
+      <w:pPr>
+        <w:pStyle w:val="Prrafodelista"/>
+        <w:numPr>
+          <w:ilvl w:val="0"/>
+          <w:numId w:val="40"/>
+        </w:numPr>
+      </w:pPr>
+      <w:r>
+        <w:rPr>
+          <w:b/>
+          <w:bCs/>
+        </w:rPr>
+        <w:t>Disponibilidad permanente</w:t>
+      </w:r>
+      <w:r>
+        <w:rPr>
+          <w:b/>
+          <w:bCs/>
+        </w:rPr>
+        <w:t xml:space="preserve">. </w:t>
+      </w:r>
+      <w:r>
+        <w:t>Favorece procesos comerciales continuos mediante plataformas digitales accesibles.</w:t>
+      </w:r>
+    </w:p>
+    <w:p>
+      <w:pPr>
+        <w:ind w:left="1416" w:firstLine="2"/>
+      </w:pPr>
+      <w:r>
+        <w:rPr>
+          <w:b/>
+          <w:bCs/>
+        </w:rPr>
         <w:lastRenderedPageBreak/>
-        <w:t>implementan comercio electrónico para mejorar competitividad y fortalecer posicionamiento digital dentro de mercados dinámicos. Las ventajas estratégicas de este entorno favorecen el crecimiento empresarial y facilitan procesos relacionados con automatización, segmentación y personalización comercial digital.</w:t>
-      </w:r>
-    </w:p>
-    <w:p>
-      <w:pPr>
-        <w:rPr>
-          <w:b/>
-          <w:bCs/>
-        </w:rPr>
-      </w:pPr>
-      <w:r>
-        <w:rPr>
-          <w:b/>
-          <w:bCs/>
-        </w:rPr>
-        <w:t>Ventajas estratégicas del comercio electrónico</w:t>
-      </w:r>
-    </w:p>
-    <w:p>
-      <w:r>
-        <w:rPr>
-          <w:b/>
-          <w:bCs/>
-        </w:rPr>
-        <w:t>Cobertura comercial</w:t>
+        <w:t>Ejemplo</w:t>
+      </w:r>
+      <w:r>
+        <w:t>: una plataforma permite realizar pedidos las 24 horas desde cualquier ubicación con acceso a internet.</w:t>
+      </w:r>
+    </w:p>
+    <w:p>
+      <w:pPr>
+        <w:pStyle w:val="Prrafodelista"/>
+        <w:numPr>
+          <w:ilvl w:val="0"/>
+          <w:numId w:val="40"/>
+        </w:numPr>
+      </w:pPr>
+      <w:r>
+        <w:rPr>
+          <w:b/>
+          <w:bCs/>
+        </w:rPr>
+        <w:t>Análisis estratégico</w:t>
       </w:r>
       <w:r>
         <w:rPr>
@@ -6984,135 +7695,91 @@
         <w:t xml:space="preserve">. </w:t>
       </w:r>
       <w:r>
-        <w:t>Permite ampliar el alcance empresarial mediante plataformas digitales.</w:t>
-      </w:r>
-    </w:p>
-    <w:p>
-      <w:r>
-        <w:t>Ejemplo: una tienda virtual vende a clientes de diferentes ciudades mediante redes sociales y comercio electrónico.</w:t>
-      </w:r>
-    </w:p>
-    <w:p>
-      <w:r>
-        <w:rPr>
-          <w:b/>
-          <w:bCs/>
-        </w:rPr>
-        <w:t>Optimización operativa</w:t>
-      </w:r>
-      <w:r>
-        <w:rPr>
-          <w:b/>
-          <w:bCs/>
-        </w:rPr>
-        <w:t xml:space="preserve">. </w:t>
-      </w:r>
-      <w:r>
-        <w:t>Facilita la automatización de pagos, pedidos y atención al cliente.</w:t>
-      </w:r>
-    </w:p>
-    <w:p>
-      <w:r>
-        <w:t>Ejemplo: un comercio utiliza respuestas automáticas y pasarelas digitales para agilizar compras y consultas.</w:t>
-      </w:r>
-    </w:p>
-    <w:p>
-      <w:r>
-        <w:rPr>
-          <w:b/>
-          <w:bCs/>
-        </w:rPr>
-        <w:t>Disponibilidad permanente</w:t>
-      </w:r>
-      <w:r>
-        <w:rPr>
-          <w:b/>
-          <w:bCs/>
-        </w:rPr>
-        <w:t xml:space="preserve">. </w:t>
-      </w:r>
-      <w:r>
-        <w:t>Favorece procesos comerciales continuos mediante plataformas digitales accesibles.</w:t>
-      </w:r>
-    </w:p>
-    <w:p>
-      <w:r>
-        <w:t>Ejemplo: una plataforma permite realizar pedidos las 24 horas desde cualquier ubicación con acceso a internet.</w:t>
-      </w:r>
-    </w:p>
-    <w:p>
-      <w:r>
-        <w:rPr>
-          <w:b/>
-          <w:bCs/>
-        </w:rPr>
-        <w:t>Análisis estratégico</w:t>
-      </w:r>
-      <w:r>
-        <w:rPr>
-          <w:b/>
-          <w:bCs/>
-        </w:rPr>
-        <w:t xml:space="preserve">. </w:t>
-      </w:r>
-      <w:r>
         <w:t>Permite recopilar métricas e información comercial para fortalecer las decisiones empresariales.</w:t>
       </w:r>
     </w:p>
     <w:p>
-      <w:r>
+      <w:pPr>
+        <w:ind w:left="1416" w:firstLine="1"/>
+      </w:pPr>
+      <w:r>
+        <w:rPr>
+          <w:b/>
+          <w:bCs/>
+        </w:rPr>
+        <w:t>Ejemplo</w:t>
+      </w:r>
+      <w:r>
+        <w:t>: una empresa analiza interacciones y conversiones digitales para optimizar campañas comerciales.</w:t>
+      </w:r>
+    </w:p>
+    <w:p>
+      <w:r>
+        <w:rPr>
+          <w:b/>
+          <w:bCs/>
+        </w:rPr>
+        <w:t>Clave estratégica</w:t>
+      </w:r>
+      <w:r>
+        <w:t>.</w:t>
+      </w:r>
+      <w:r>
+        <w:t xml:space="preserve"> </w:t>
+      </w:r>
+      <w:r>
+        <w:t>Las ventajas del comercio electrónico fortalecen competitividad empresarial y mejoran procesos relacionados con ventas digitales y atención comercial.</w:t>
+      </w:r>
+    </w:p>
+    <w:p>
+      <w:pPr>
+        <w:pStyle w:val="Ttulo2"/>
+      </w:pPr>
+      <w:bookmarkStart w:id="24" w:name="_Toc241072767"/>
+      <w:r>
+        <w:t>Tipos</w:t>
+      </w:r>
+      <w:bookmarkEnd w:id="24"/>
+    </w:p>
+    <w:p>
+      <w:r>
+        <w:t xml:space="preserve">Los tipos de comercio electrónico permiten clasificar relaciones comerciales desarrolladas mediante plataformas digitales y tecnologías orientadas a procesos de compra y venta </w:t>
+      </w:r>
+      <w:r>
+        <w:rPr>
+          <w:rStyle w:val="Extranjerismo"/>
+        </w:rPr>
+        <w:t>online</w:t>
+      </w:r>
+      <w:r>
+        <w:t>, esta clasificación facilita comprender dinámicas comerciales, características del consumidor y modelos de interacción empresarial utilizados en mercados digitales contemporáneos. Dentro de los tipos más utilizados se encuentran B2B, B2C, C2C y C2B. Comprender estas modalidades fortalece procesos estratégicos relacionados con segmentación, posicionamiento y construcción de experiencias digitales orientadas a ventas y comercio electrónico.</w:t>
+      </w:r>
+      <w:r>
+        <w:t xml:space="preserve"> </w:t>
+      </w:r>
+    </w:p>
+    <w:p>
+      <w:pPr>
+        <w:spacing w:before="0" w:after="160" w:line="259" w:lineRule="auto"/>
+        <w:ind w:firstLine="0"/>
+      </w:pPr>
+      <w:r>
+        <w:br w:type="page"/>
+      </w:r>
+    </w:p>
+    <w:p>
+      <w:pPr>
+        <w:rPr>
+          <w:b/>
+          <w:bCs/>
+        </w:rPr>
+      </w:pPr>
+      <w:r>
+        <w:rPr>
+          <w:b/>
+          <w:bCs/>
+        </w:rPr>
         <w:lastRenderedPageBreak/>
-        <w:t>Ejemplo: una empresa analiza interacciones y conversiones digitales para optimizar campañas comerciales.</w:t>
-      </w:r>
-    </w:p>
-    <w:p>
-      <w:r>
-        <w:rPr>
-          <w:b/>
-          <w:bCs/>
-        </w:rPr>
-        <w:t>Clave estratégica</w:t>
-      </w:r>
-      <w:r>
-        <w:t>.</w:t>
-      </w:r>
-      <w:r>
-        <w:t xml:space="preserve"> </w:t>
-      </w:r>
-      <w:r>
-        <w:t>Las ventajas del comercio electrónico fortalecen competitividad empresarial y mejoran procesos relacionados con ventas digitales y atención comercial.</w:t>
-      </w:r>
-    </w:p>
-    <w:p>
-      <w:pPr>
-        <w:pStyle w:val="Ttulo2"/>
-      </w:pPr>
-      <w:bookmarkStart w:id="24" w:name="_Toc240278740"/>
-      <w:r>
-        <w:t>Tipos</w:t>
-      </w:r>
-      <w:bookmarkEnd w:id="24"/>
-    </w:p>
-    <w:p>
-      <w:r>
-        <w:t>Los tipos de comercio electrónico permiten clasificar relaciones comerciales desarrolladas mediante plataformas digitales y tecnologías orientadas a procesos de compra y venta online, esta clasificación facilita comprender dinámicas comerciales, características del consumidor y modelos de interacción empresarial utilizados en mercados digitales contemporáneos. Dentro de los tipos más utilizados se encuentran B2B, B2C, C2C y C2B. Comprender estas modalidades fortalece procesos estratégicos relacionados con segmentación, posicionamiento y construcción de experiencias digitales orientadas a ventas y comercio electrónico.</w:t>
-      </w:r>
-      <w:r>
-        <w:t xml:space="preserve"> </w:t>
-      </w:r>
-    </w:p>
-    <w:p>
-      <w:pPr>
-        <w:rPr>
-          <w:b/>
-          <w:bCs/>
-        </w:rPr>
-      </w:pPr>
-      <w:r>
-        <w:rPr>
-          <w:b/>
-          <w:bCs/>
-        </w:rPr>
         <w:t>Tipos de comercio electrónico</w:t>
       </w:r>
     </w:p>
@@ -7135,7 +7802,10 @@
         <w:t>B2B</w:t>
       </w:r>
       <w:r>
-        <w:t>: relaciona organizaciones mediante procesos comerciales digitales orientados al abastecimiento y a la negociación empresarial especializada</w:t>
+        <w:t>. R</w:t>
+      </w:r>
+      <w:r>
+        <w:t>elaciona organizaciones mediante procesos comerciales digitales orientados al abastecimiento y a la negociación empresarial especializada</w:t>
       </w:r>
       <w:r>
         <w:rPr>
@@ -7161,13 +7831,33 @@
           <w:bCs/>
           <w:lang w:eastAsia="es-CO"/>
         </w:rPr>
-        <w:t>B2C:</w:t>
-      </w:r>
-      <w:r>
-        <w:rPr>
+        <w:t>B2C</w:t>
+      </w:r>
+      <w:r>
+        <w:rPr>
+          <w:b/>
+          <w:bCs/>
           <w:lang w:eastAsia="es-CO"/>
         </w:rPr>
-        <w:t xml:space="preserve"> facilita ventas digitales directas entre empresas y consumidores mediante experiencias comerciales digitales ágiles y personalizadas.</w:t>
+        <w:t>.</w:t>
+      </w:r>
+      <w:r>
+        <w:rPr>
+          <w:lang w:eastAsia="es-CO"/>
+        </w:rPr>
+        <w:t xml:space="preserve"> </w:t>
+      </w:r>
+      <w:r>
+        <w:rPr>
+          <w:lang w:eastAsia="es-CO"/>
+        </w:rPr>
+        <w:t>F</w:t>
+      </w:r>
+      <w:r>
+        <w:rPr>
+          <w:lang w:eastAsia="es-CO"/>
+        </w:rPr>
+        <w:t>acilita ventas digitales directas entre empresas y consumidores mediante experiencias comerciales digitales ágiles y personalizadas.</w:t>
       </w:r>
     </w:p>
     <w:p>
@@ -7187,14 +7877,33 @@
           <w:bCs/>
           <w:lang w:eastAsia="es-CO"/>
         </w:rPr>
-        <w:lastRenderedPageBreak/>
-        <w:t>C2C:</w:t>
-      </w:r>
-      <w:r>
-        <w:rPr>
+        <w:t>C2C</w:t>
+      </w:r>
+      <w:r>
+        <w:rPr>
+          <w:b/>
+          <w:bCs/>
           <w:lang w:eastAsia="es-CO"/>
         </w:rPr>
-        <w:t xml:space="preserve"> permite la interacción comercial entre consumidores utilizando plataformas digitales colaborativas relacionadas con el intercambio y las ventas en línea.</w:t>
+        <w:t>.</w:t>
+      </w:r>
+      <w:r>
+        <w:rPr>
+          <w:lang w:eastAsia="es-CO"/>
+        </w:rPr>
+        <w:t xml:space="preserve"> </w:t>
+      </w:r>
+      <w:r>
+        <w:rPr>
+          <w:lang w:eastAsia="es-CO"/>
+        </w:rPr>
+        <w:t>P</w:t>
+      </w:r>
+      <w:r>
+        <w:rPr>
+          <w:lang w:eastAsia="es-CO"/>
+        </w:rPr>
+        <w:t>ermite la interacción comercial entre consumidores utilizando plataformas digitales colaborativas relacionadas con el intercambio y las ventas en línea.</w:t>
       </w:r>
     </w:p>
     <w:p>
@@ -7214,13 +7923,33 @@
           <w:bCs/>
           <w:lang w:eastAsia="es-CO"/>
         </w:rPr>
-        <w:t>C2B:</w:t>
-      </w:r>
-      <w:r>
-        <w:rPr>
+        <w:t>C2B</w:t>
+      </w:r>
+      <w:r>
+        <w:rPr>
+          <w:b/>
+          <w:bCs/>
           <w:lang w:eastAsia="es-CO"/>
         </w:rPr>
-        <w:t xml:space="preserve"> favorece relaciones donde consumidores ofrecen productos, servicios o contenidos a empresas dentro de entornos digitales actuales.</w:t>
+        <w:t>.</w:t>
+      </w:r>
+      <w:r>
+        <w:rPr>
+          <w:lang w:eastAsia="es-CO"/>
+        </w:rPr>
+        <w:t xml:space="preserve"> </w:t>
+      </w:r>
+      <w:r>
+        <w:rPr>
+          <w:lang w:eastAsia="es-CO"/>
+        </w:rPr>
+        <w:t>F</w:t>
+      </w:r>
+      <w:r>
+        <w:rPr>
+          <w:lang w:eastAsia="es-CO"/>
+        </w:rPr>
+        <w:t>avorece relaciones donde consumidores ofrecen productos, servicios o contenidos a empresas dentro de entornos digitales actuales.</w:t>
       </w:r>
     </w:p>
     <w:p>
@@ -7232,6 +7961,10 @@
         <w:t>Ejemplo aplicado</w:t>
       </w:r>
       <w:r>
+        <w:rPr>
+          <w:b/>
+          <w:bCs/>
+        </w:rPr>
         <w:t>. Tipos de comercio electrónico en “Urban Style”</w:t>
       </w:r>
     </w:p>
@@ -7244,19 +7977,25 @@
       <w:pPr>
         <w:pStyle w:val="Ttulo2"/>
       </w:pPr>
-      <w:bookmarkStart w:id="25" w:name="_Toc240278741"/>
-      <w:r>
+      <w:bookmarkStart w:id="25" w:name="_Toc241072768"/>
+      <w:r>
+        <w:lastRenderedPageBreak/>
         <w:t>Elementos</w:t>
       </w:r>
       <w:bookmarkEnd w:id="25"/>
     </w:p>
     <w:p>
       <w:r>
-        <w:t xml:space="preserve">Los elementos del comercio electrónico corresponden a componentes tecnológicos, comerciales y logísticos necesarios para desarrollar procesos de venta digital eficientes. Estos elementos permiten gestionar interacción comercial, pagos, atención y distribución mediante plataformas digitales. Actualmente, las organizaciones integran diferentes herramientas para fortalecer experiencia del cliente y optimizar </w:t>
-      </w:r>
-      <w:r>
-        <w:lastRenderedPageBreak/>
-        <w:t>procesos relacionados con conversión comercial online. Comprender estos componentes facilita implementación estratégica de modelos digitales orientados a ventas, posicionamiento y fortalecimiento de relaciones comerciales dentro de ecosistemas digitales contemporáneos.</w:t>
+        <w:t xml:space="preserve">Los elementos del comercio electrónico corresponden a componentes tecnológicos, comerciales y logísticos necesarios para desarrollar procesos de venta digital eficientes. Estos elementos permiten gestionar interacción comercial, pagos, atención y distribución mediante plataformas digitales. Actualmente, las organizaciones integran diferentes herramientas para fortalecer experiencia del cliente y optimizar procesos relacionados con conversión comercial </w:t>
+      </w:r>
+      <w:r>
+        <w:rPr>
+          <w:rStyle w:val="Extranjerismo"/>
+        </w:rPr>
+        <w:t>online</w:t>
+      </w:r>
+      <w:r>
+        <w:t>. Comprender estos componentes facilita implementación estratégica de modelos digitales orientados a ventas, posicionamiento y fortalecimiento de relaciones comerciales dentro de ecosistemas digitales contemporáneos.</w:t>
       </w:r>
     </w:p>
     <w:p>
@@ -7269,18 +8008,21 @@
     </w:p>
     <w:p>
       <w:pPr>
-        <w:ind w:left="284" w:firstLine="708"/>
         <w:jc w:val="center"/>
+        <w:rPr>
+          <w:lang w:eastAsia="es-CO"/>
+        </w:rPr>
       </w:pPr>
       <w:r>
         <w:rPr>
           <w:noProof/>
+          <w:lang w:eastAsia="es-CO"/>
         </w:rPr>
         <w:drawing>
-          <wp:inline distT="0" distB="0" distL="0" distR="0" wp14:anchorId="3E86EC7F" wp14:editId="5B8C89EB">
-            <wp:extent cx="2951790" cy="4423144"/>
-            <wp:effectExtent l="0" t="0" r="0" b="0"/>
-            <wp:docPr id="4" name="Imagen 4" descr="Infografía titulada “Elementos del comercio electrónico”. Presenta cuatro elementos relacionados con la operación del comercio electrónico: plataforma digital, pasarela de pagos, logística de entrega y analítica digital. La plataforma digital permite gestionar productos, contenidos y procesos comerciales; la pasarela de pagos facilita transacciones seguras; la logística de entrega favorece la distribución eficiente de productos; y la analítica digital permite interpretar métricas y comportamiento comercial para fortalecer la toma de decisiones estratégicas. Los elementos se presentan de manera articulada como componentes de los procesos comerciales digitales."/>
+          <wp:inline distT="0" distB="0" distL="0" distR="0" wp14:anchorId="0F578CA8" wp14:editId="2AE79116">
+            <wp:extent cx="4680000" cy="2106000"/>
+            <wp:effectExtent l="0" t="0" r="6350" b="8890"/>
+            <wp:docPr id="1065088112" name="Imagen 4" descr="Infografía titulada “Elementos del comercio electrónico”. Presenta cuatro elementos relacionados con la operación del comercio electrónico: plataforma digital, pasarela de pagos, logística de entrega y analítica digital. La plataforma digital permite gestionar productos, contenidos y procesos comerciales; la pasarela de pagos facilita transacciones seguras; la logística de entrega favorece la distribución eficiente de productos; y la analítica digital permite interpretar métricas y comportamiento comercial para fortalecer la toma de decisiones estratégicas. Los elementos se presentan de manera articulada como componentes de los procesos comerciales digitales."/>
             <wp:cNvGraphicFramePr>
               <a:graphicFrameLocks xmlns:a="http://schemas.openxmlformats.org/drawingml/2006/main" noChangeAspect="1"/>
             </wp:cNvGraphicFramePr>
@@ -7288,7 +8030,7 @@
               <a:graphicData uri="http://schemas.openxmlformats.org/drawingml/2006/picture">
                 <pic:pic xmlns:pic="http://schemas.openxmlformats.org/drawingml/2006/picture">
                   <pic:nvPicPr>
-                    <pic:cNvPr id="4" name="Imagen 4" descr="Infografía titulada “Elementos del comercio electrónico”. Presenta cuatro elementos relacionados con la operación del comercio electrónico: plataforma digital, pasarela de pagos, logística de entrega y analítica digital. La plataforma digital permite gestionar productos, contenidos y procesos comerciales; la pasarela de pagos facilita transacciones seguras; la logística de entrega favorece la distribución eficiente de productos; y la analítica digital permite interpretar métricas y comportamiento comercial para fortalecer la toma de decisiones estratégicas. Los elementos se presentan de manera articulada como componentes de los procesos comerciales digitales."/>
+                    <pic:cNvPr id="1065088112" name="Imagen 4" descr="Infografía titulada “Elementos del comercio electrónico”. Presenta cuatro elementos relacionados con la operación del comercio electrónico: plataforma digital, pasarela de pagos, logística de entrega y analítica digital. La plataforma digital permite gestionar productos, contenidos y procesos comerciales; la pasarela de pagos facilita transacciones seguras; la logística de entrega favorece la distribución eficiente de productos; y la analítica digital permite interpretar métricas y comportamiento comercial para fortalecer la toma de decisiones estratégicas. Los elementos se presentan de manera articulada como componentes de los procesos comerciales digitales."/>
                     <pic:cNvPicPr/>
                   </pic:nvPicPr>
                   <pic:blipFill>
@@ -7306,7 +8048,7 @@
                   <pic:spPr>
                     <a:xfrm>
                       <a:off x="0" y="0"/>
-                      <a:ext cx="2962456" cy="4439127"/>
+                      <a:ext cx="4680000" cy="2106000"/>
                     </a:xfrm>
                     <a:prstGeom prst="rect">
                       <a:avLst/>
@@ -7321,7 +8063,7 @@
     </w:p>
     <w:p>
       <w:pPr>
-        <w:ind w:left="2831"/>
+        <w:ind w:left="707"/>
       </w:pPr>
       <w:r>
         <w:t xml:space="preserve">Nota. SENA, (2026). </w:t>
@@ -7333,7 +8075,6 @@
           <w:b/>
           <w:bCs/>
         </w:rPr>
-        <w:lastRenderedPageBreak/>
         <w:t>Cita de reflexión</w:t>
       </w:r>
       <w:r>
@@ -7342,12 +8083,6 @@
       <w:r>
         <w:t>“El crecimiento del comercio electrónico requiere decisiones responsables orientadas a transparencia, confianza y compromiso permanente con el consumidor”.</w:t>
       </w:r>
-    </w:p>
-    <w:p>
-      <w:pPr>
-        <w:spacing w:before="0" w:after="160" w:line="259" w:lineRule="auto"/>
-        <w:ind w:firstLine="0"/>
-      </w:pPr>
       <w:r>
         <w:br w:type="page"/>
       </w:r>
@@ -7356,7 +8091,7 @@
       <w:pPr>
         <w:pStyle w:val="Ttulo1"/>
       </w:pPr>
-      <w:bookmarkStart w:id="26" w:name="_Toc240278742"/>
+      <w:bookmarkStart w:id="26" w:name="_Toc241072769"/>
       <w:r>
         <w:lastRenderedPageBreak/>
         <w:t>Redes sociales</w:t>
@@ -7381,7 +8116,7 @@
       <w:pPr>
         <w:pStyle w:val="Ttulo2"/>
       </w:pPr>
-      <w:bookmarkStart w:id="27" w:name="_Toc240278743"/>
+      <w:bookmarkStart w:id="27" w:name="_Toc241072770"/>
       <w:r>
         <w:t>Concepto</w:t>
       </w:r>
@@ -7389,7 +8124,12 @@
     </w:p>
     <w:p>
       <w:r>
-        <w:t xml:space="preserve">Las redes sociales corresponden a plataformas digitales diseñadas para facilitar interacción, comunicación y creación de contenidos entre usuarios y organizaciones. Actualmente, estas herramientas permiten desarrollar estrategias comerciales relacionadas con posicionamiento, promoción y fortalecimiento de relaciones con consumidores digitales. Las empresas utilizan redes sociales para construir comunidades, divulgar contenidos y generar experiencias comerciales dinámicas. Su crecimiento transformó procesos relacionados con </w:t>
+        <w:t>Las redes sociales corresponden a plataformas digitales diseñadas para facilitar interacción, comunicación y creación de contenidos entre usuarios y organizaciones. Actualmente, estas herramientas permiten desarrollar estrategias comerciales relacionadas con posicionamiento, promoción y fortalecimiento de relaciones con consumidores digitales. Las empresas utilizan redes sociales para construir comunidades, divulgar contenidos y generar experiencias comerciales dinámicas.</w:t>
+      </w:r>
+    </w:p>
+    <w:p>
+      <w:r>
+        <w:t xml:space="preserve">Su crecimiento transformó procesos relacionados con </w:t>
       </w:r>
       <w:r>
         <w:rPr>
@@ -7402,12 +8142,11 @@
       </w:r>
     </w:p>
     <w:p/>
-    <w:p/>
     <w:p>
       <w:pPr>
         <w:pStyle w:val="Ttulo2"/>
       </w:pPr>
-      <w:bookmarkStart w:id="28" w:name="_Toc240278744"/>
+      <w:bookmarkStart w:id="28" w:name="_Toc241072771"/>
       <w:r>
         <w:lastRenderedPageBreak/>
         <w:t>Tipos</w:t>
@@ -7443,7 +8182,23 @@
         </w:numPr>
       </w:pPr>
       <w:r>
-        <w:t>Horizontales: facilitan la interacción general entre usuarios mediante contenidos relacionados con diferentes intereses y actividades digitales contemporáneas.</w:t>
+        <w:rPr>
+          <w:b/>
+          <w:bCs/>
+        </w:rPr>
+        <w:t>Horizontales</w:t>
+      </w:r>
+      <w:r>
+        <w:t>.</w:t>
+      </w:r>
+      <w:r>
+        <w:t xml:space="preserve"> </w:t>
+      </w:r>
+      <w:r>
+        <w:t>F</w:t>
+      </w:r>
+      <w:r>
+        <w:t>acilitan la interacción general entre usuarios mediante contenidos relacionados con diferentes intereses y actividades digitales contemporáneas.</w:t>
       </w:r>
     </w:p>
     <w:p>
@@ -7455,7 +8210,23 @@
         </w:numPr>
       </w:pPr>
       <w:r>
-        <w:t>Verticales: se enfocan en comunidades especializadas relacionadas con intereses específicos y segmentos comerciales digitales determinados estratégicamente.</w:t>
+        <w:rPr>
+          <w:b/>
+          <w:bCs/>
+        </w:rPr>
+        <w:t>Verticales</w:t>
+      </w:r>
+      <w:r>
+        <w:t>.</w:t>
+      </w:r>
+      <w:r>
+        <w:t xml:space="preserve"> </w:t>
+      </w:r>
+      <w:r>
+        <w:t>S</w:t>
+      </w:r>
+      <w:r>
+        <w:t>e enfocan en comunidades especializadas relacionadas con intereses específicos y segmentos comerciales digitales determinados estratégicamente.</w:t>
       </w:r>
     </w:p>
     <w:p>
@@ -7467,7 +8238,17 @@
         </w:numPr>
       </w:pPr>
       <w:r>
-        <w:t xml:space="preserve">Profesionales: permiten fortalecer </w:t>
+        <w:rPr>
+          <w:b/>
+          <w:bCs/>
+        </w:rPr>
+        <w:t>Profesionales</w:t>
+      </w:r>
+      <w:r>
+        <w:t>. P</w:t>
+      </w:r>
+      <w:r>
+        <w:t xml:space="preserve">ermiten fortalecer </w:t>
       </w:r>
       <w:r>
         <w:rPr>
@@ -7488,7 +8269,23 @@
         </w:numPr>
       </w:pPr>
       <w:r>
-        <w:t>Audiovisuales: prioriza contenidos visuales y dinámicos relacionados con entretenimiento, interacción rápida y posicionamiento digital comercial estratégico.</w:t>
+        <w:rPr>
+          <w:b/>
+          <w:bCs/>
+        </w:rPr>
+        <w:t>Audiovisuales</w:t>
+      </w:r>
+      <w:r>
+        <w:t>.</w:t>
+      </w:r>
+      <w:r>
+        <w:t xml:space="preserve"> </w:t>
+      </w:r>
+      <w:r>
+        <w:t>P</w:t>
+      </w:r>
+      <w:r>
+        <w:t>rioriza contenidos visuales y dinámicos relacionados con entretenimiento, interacción rápida y posicionamiento digital comercial estratégico.</w:t>
       </w:r>
     </w:p>
     <w:p>
@@ -7514,7 +8311,7 @@
       <w:pPr>
         <w:pStyle w:val="Ttulo2"/>
       </w:pPr>
-      <w:bookmarkStart w:id="29" w:name="_Toc240278745"/>
+      <w:bookmarkStart w:id="29" w:name="_Toc241072772"/>
       <w:r>
         <w:t>Usos</w:t>
       </w:r>
@@ -7575,7 +8372,25 @@
         <w:rPr>
           <w:lang w:eastAsia="es-CO"/>
         </w:rPr>
-        <w:t>: permite divulgar productos, campañas y mensajes orientados a posicionamiento y fortalecimiento de ventas digitales actuales.</w:t>
+        <w:t>.</w:t>
+      </w:r>
+      <w:r>
+        <w:rPr>
+          <w:lang w:eastAsia="es-CO"/>
+        </w:rPr>
+        <w:t xml:space="preserve"> </w:t>
+      </w:r>
+      <w:r>
+        <w:rPr>
+          <w:lang w:eastAsia="es-CO"/>
+        </w:rPr>
+        <w:t>P</w:t>
+      </w:r>
+      <w:r>
+        <w:rPr>
+          <w:lang w:eastAsia="es-CO"/>
+        </w:rPr>
+        <w:t>ermite divulgar productos, campañas y mensajes orientados a posicionamiento y fortalecimiento de ventas digitales actuales.</w:t>
       </w:r>
     </w:p>
     <w:p>
@@ -7601,7 +8416,25 @@
         <w:rPr>
           <w:lang w:eastAsia="es-CO"/>
         </w:rPr>
-        <w:t>: facilita resolver inquietudes y fortalecer interacción mediante comunicación rápida con consumidores digitales contemporáneos actuales.</w:t>
+        <w:t>.</w:t>
+      </w:r>
+      <w:r>
+        <w:rPr>
+          <w:lang w:eastAsia="es-CO"/>
+        </w:rPr>
+        <w:t xml:space="preserve"> </w:t>
+      </w:r>
+      <w:r>
+        <w:rPr>
+          <w:lang w:eastAsia="es-CO"/>
+        </w:rPr>
+        <w:t>F</w:t>
+      </w:r>
+      <w:r>
+        <w:rPr>
+          <w:lang w:eastAsia="es-CO"/>
+        </w:rPr>
+        <w:t>acilita resolver inquietudes y fortalecer interacción mediante comunicación rápida con consumidores digitales contemporáneos actuales.</w:t>
       </w:r>
     </w:p>
     <w:p>
@@ -7622,13 +8455,33 @@
           <w:lang w:eastAsia="es-CO"/>
         </w:rPr>
         <w:lastRenderedPageBreak/>
-        <w:t>Fidelización digital:</w:t>
-      </w:r>
-      <w:r>
-        <w:rPr>
+        <w:t>Fidelización digital</w:t>
+      </w:r>
+      <w:r>
+        <w:rPr>
+          <w:b/>
+          <w:bCs/>
           <w:lang w:eastAsia="es-CO"/>
         </w:rPr>
-        <w:t xml:space="preserve"> favorece construcción de relaciones sostenibles mediante experiencias comerciales cercanas y participación constante del consumidor identificado.</w:t>
+        <w:t>.</w:t>
+      </w:r>
+      <w:r>
+        <w:rPr>
+          <w:lang w:eastAsia="es-CO"/>
+        </w:rPr>
+        <w:t xml:space="preserve"> </w:t>
+      </w:r>
+      <w:r>
+        <w:rPr>
+          <w:lang w:eastAsia="es-CO"/>
+        </w:rPr>
+        <w:t>F</w:t>
+      </w:r>
+      <w:r>
+        <w:rPr>
+          <w:lang w:eastAsia="es-CO"/>
+        </w:rPr>
+        <w:t>avorece construcción de relaciones sostenibles mediante experiencias comerciales cercanas y participación constante del consumidor identificado.</w:t>
       </w:r>
     </w:p>
     <w:p>
@@ -7654,19 +8507,58 @@
         <w:rPr>
           <w:lang w:eastAsia="es-CO"/>
         </w:rPr>
-        <w:t>: permite recopilar métricas e información estratégica relacionada con comportamiento y preferencias del consumidor digital actual.</w:t>
-      </w:r>
-    </w:p>
-    <w:p>
-      <w:r>
-        <w:t>¿Cómo podría una empresa utilizar redes sociales para fortalecer simultáneamente promoción, atención y fidelización de clientes digitales?</w:t>
+        <w:t>.</w:t>
+      </w:r>
+      <w:r>
+        <w:rPr>
+          <w:lang w:eastAsia="es-CO"/>
+        </w:rPr>
+        <w:t xml:space="preserve"> </w:t>
+      </w:r>
+      <w:r>
+        <w:rPr>
+          <w:lang w:eastAsia="es-CO"/>
+        </w:rPr>
+        <w:t>P</w:t>
+      </w:r>
+      <w:r>
+        <w:rPr>
+          <w:lang w:eastAsia="es-CO"/>
+        </w:rPr>
+        <w:t>ermite recopilar métricas e información estratégica relacionada con comportamiento y preferencias del consumidor digital actual.</w:t>
+      </w:r>
+    </w:p>
+    <w:p>
+      <w:pPr>
+        <w:rPr>
+          <w:b/>
+          <w:bCs/>
+        </w:rPr>
+      </w:pPr>
+      <w:r>
+        <w:rPr>
+          <w:b/>
+          <w:bCs/>
+        </w:rPr>
+        <w:t>Pregunta de aplicación</w:t>
+      </w:r>
+    </w:p>
+    <w:p>
+      <w:r>
+        <w:t>¿Cómo podría una empresa utilizar redes sociales para fortalecer</w:t>
+      </w:r>
+      <w:r>
+        <w:t xml:space="preserve"> s</w:t>
+      </w:r>
+      <w:r>
+        <w:t>imultáneamente promoción, atención y fidelización de clientes digitales?</w:t>
       </w:r>
     </w:p>
     <w:p>
       <w:pPr>
         <w:pStyle w:val="Ttulo2"/>
       </w:pPr>
-      <w:bookmarkStart w:id="30" w:name="_Toc240278746"/>
+      <w:bookmarkStart w:id="30" w:name="_Toc241072773"/>
       <w:r>
         <w:t>Escucha social</w:t>
       </w:r>
@@ -7679,11 +8571,11 @@
     </w:p>
     <w:p>
       <w:r>
-        <w:t xml:space="preserve">Las empresas implementan escucha social mediante herramientas tecnológicas orientadas al análisis de comentarios, menciones y tendencias digitales relacionadas con sus marcas. Empresas como Coca-Cola monitorean conversaciones digitales para identificar percepciones del consumidor y optimizar campañas relacionadas con </w:t>
+        <w:t xml:space="preserve">Las empresas implementan escucha social mediante herramientas tecnológicas orientadas al análisis de comentarios, menciones y tendencias digitales relacionadas </w:t>
       </w:r>
       <w:r>
         <w:lastRenderedPageBreak/>
-        <w:t>posicionamiento y experiencia comercial. Este análisis fortalece capacidad de respuesta y permite ajustar estrategias según comportamiento del mercado digital. La escucha social también contribuye a prevenir crisis reputacionales y fortalecer interacción con consumidores digitales contemporáneos.</w:t>
+        <w:t>con sus marcas. Empresas como Coca-Cola monitorean conversaciones digitales para identificar percepciones del consumidor y optimizar campañas relacionadas con posicionamiento y experiencia comercial. Este análisis fortalece capacidad de respuesta y permite ajustar estrategias según comportamiento del mercado digital. La escucha social también contribuye a prevenir crisis reputacionales y fortalecer interacción con consumidores digitales contemporáneos.</w:t>
       </w:r>
     </w:p>
     <w:p>
@@ -7695,21 +8587,46 @@
         <w:t>Escucha social</w:t>
       </w:r>
       <w:r>
+        <w:rPr>
+          <w:b/>
+          <w:bCs/>
+        </w:rPr>
         <w:t xml:space="preserve">: </w:t>
       </w:r>
       <w:r>
+        <w:rPr>
+          <w:b/>
+          <w:bCs/>
+        </w:rPr>
         <w:t>t</w:t>
       </w:r>
       <w:r>
+        <w:rPr>
+          <w:b/>
+          <w:bCs/>
+        </w:rPr>
         <w:t>u plataforma de lanzamiento hacia el éxito en las redes sociales</w:t>
       </w:r>
       <w:r>
+        <w:rPr>
+          <w:b/>
+          <w:bCs/>
+        </w:rPr>
         <w:t>.</w:t>
       </w:r>
     </w:p>
     <w:p>
       <w:r>
-        <w:t xml:space="preserve">Lo invitamos a visitar el siguiente enlace en donde podrá apreciar una página que explica cómo el social </w:t>
+        <w:t xml:space="preserve">Lo invitamos a visitar el siguiente enlace en donde podrá apreciar una página que explica cómo el </w:t>
+      </w:r>
+      <w:r>
+        <w:rPr>
+          <w:rStyle w:val="Extranjerismo"/>
+        </w:rPr>
+        <w:t>social</w:t>
+      </w:r>
+      <w:r>
+        <w:t xml:space="preserve"> </w:t>
       </w:r>
       <w:r>
         <w:rPr>
@@ -7741,6 +8658,12 @@
       </w:hyperlink>
     </w:p>
     <w:p>
+      <w:pPr>
+        <w:rPr>
+          <w:b/>
+          <w:bCs/>
+        </w:rPr>
+      </w:pPr>
       <w:r>
         <w:rPr>
           <w:b/>
@@ -7749,21 +8672,31 @@
         <w:t>Ejemplo aplicado.</w:t>
       </w:r>
       <w:r>
-        <w:t xml:space="preserve"> Escucha social en “Urban Style”</w:t>
-      </w:r>
-    </w:p>
-    <w:p>
-      <w:r>
-        <w:t>El negocio “Urban Style” identificó comentarios frecuentes relacionados con tiempos de respuesta, preferencias de estilos y solicitudes de nuevos productos mediante Instagram y TikTok. Inicialmente, la empresa no analizaba estas interacciones y perdía oportunidades relacionadas con mejora comercial y fortalecimiento de experiencia digital del consumidor contemporáneo. Posteriormente, comenzó a monitorear comentarios, mensajes y tendencias relacionadas con moda urbana y comportamiento digital de sus seguidores. Como resultado, ajustó contenidos, fortaleció campañas promocionales y mejoró la atención digital mediante estrategias alineadas con necesidades y expectativas identificadas en conversaciones desarrolladas dentro de redes sociales utilizadas por sus consumidores.</w:t>
-      </w:r>
-    </w:p>
-    <w:p>
-      <w:r>
-        <w:rPr>
-          <w:b/>
-          <w:bCs/>
-        </w:rPr>
+        <w:t xml:space="preserve"> </w:t>
+      </w:r>
+      <w:r>
+        <w:rPr>
+          <w:b/>
+          <w:bCs/>
+        </w:rPr>
+        <w:t>Escucha social en “Urban Style”</w:t>
+      </w:r>
+    </w:p>
+    <w:p>
+      <w:r>
+        <w:t xml:space="preserve">El negocio “Urban Style” identificó comentarios frecuentes relacionados con tiempos de respuesta, preferencias de estilos y solicitudes de nuevos productos mediante Instagram y TikTok. Inicialmente, la empresa no analizaba estas interacciones y perdía oportunidades relacionadas con mejora comercial y fortalecimiento de experiencia digital del consumidor contemporáneo. Posteriormente, comenzó a monitorear comentarios, mensajes y tendencias relacionadas con moda urbana y comportamiento digital de sus seguidores. Como resultado, ajustó contenidos, fortaleció campañas promocionales y mejoró la atención digital mediante estrategias </w:t>
+      </w:r>
+      <w:r>
         <w:lastRenderedPageBreak/>
+        <w:t>alineadas con necesidades y expectativas identificadas en conversaciones desarrolladas dentro de redes sociales utilizadas por sus consumidores.</w:t>
+      </w:r>
+    </w:p>
+    <w:p>
+      <w:r>
+        <w:rPr>
+          <w:b/>
+          <w:bCs/>
+        </w:rPr>
         <w:t>Cita de reflexión</w:t>
       </w:r>
       <w:r>
@@ -7786,7 +8719,7 @@
       <w:pPr>
         <w:pStyle w:val="Ttulo1"/>
       </w:pPr>
-      <w:bookmarkStart w:id="31" w:name="_Toc240278747"/>
+      <w:bookmarkStart w:id="31" w:name="_Toc241072774"/>
       <w:r>
         <w:lastRenderedPageBreak/>
         <w:t>Campañas</w:t>
@@ -7795,7 +8728,12 @@
     </w:p>
     <w:p>
       <w:r>
-        <w:t xml:space="preserve"> Las campañas digitales representan estrategias organizadas orientadas a promover productos, fortalecer posicionamiento y generar interacción mediante plataformas digitales y redes sociales. Actualmente, las organizaciones utilizan campañas comerciales para conectar con consumidores, fortalecer reconocimiento de marca y optimizar procesos relacionados con ventas digitales. Estas acciones integran contenidos, segmentación y herramientas tecnológicas alineadas con objetivos estratégicos empresariales. Este capítulo desarrolla conceptos, tipos y usos de campañas aplicadas a procesos comerciales digitales y estrategias relacionadas con ventas en </w:t>
+        <w:t xml:space="preserve"> Las campañas digitales representan estrategias organizadas orientadas a promover productos, fortalecer posicionamiento y generar interacción mediante plataformas digitales y redes sociales. Actualmente, las organizaciones utilizan campañas comerciales para conectar con consumidores, fortalecer reconocimiento de marca y optimizar procesos relacionados con ventas digitales. </w:t>
+      </w:r>
+    </w:p>
+    <w:p>
+      <w:r>
+        <w:t xml:space="preserve">Estas acciones integran contenidos, segmentación y herramientas tecnológicas alineadas con objetivos estratégicos empresariales. Este capítulo desarrolla conceptos, tipos y usos de campañas aplicadas a procesos comerciales digitales y estrategias relacionadas con ventas en </w:t>
       </w:r>
       <w:r>
         <w:rPr>
@@ -7811,7 +8749,7 @@
       <w:pPr>
         <w:pStyle w:val="Ttulo2"/>
       </w:pPr>
-      <w:bookmarkStart w:id="32" w:name="_Toc240278748"/>
+      <w:bookmarkStart w:id="32" w:name="_Toc241072775"/>
       <w:r>
         <w:t>Concepto</w:t>
       </w:r>
@@ -7832,16 +8770,19 @@
       </w:r>
     </w:p>
     <w:p>
+      <w:pPr>
+        <w:rPr>
+          <w:b/>
+          <w:bCs/>
+        </w:rPr>
+      </w:pPr>
       <w:r>
         <w:rPr>
           <w:b/>
           <w:bCs/>
         </w:rPr>
         <w:lastRenderedPageBreak/>
-        <w:t>Ejemplo aplicado</w:t>
-      </w:r>
-      <w:r>
-        <w:t>. Campaña digital en “Urban Style”</w:t>
+        <w:t>Ejemplo aplicado. Campaña digital en “Urban Style”</w:t>
       </w:r>
     </w:p>
     <w:p>
@@ -7858,7 +8799,7 @@
       <w:pPr>
         <w:pStyle w:val="Ttulo2"/>
       </w:pPr>
-      <w:bookmarkStart w:id="33" w:name="_Toc240278749"/>
+      <w:bookmarkStart w:id="33" w:name="_Toc241072776"/>
       <w:r>
         <w:t>Tipos</w:t>
       </w:r>
@@ -7908,10 +8849,20 @@
           <w:b/>
           <w:bCs/>
         </w:rPr>
-        <w:t>Reconocimiento:</w:t>
-      </w:r>
-      <w:r>
-        <w:t xml:space="preserve"> busca fortalecer visibilidad y posicionamiento mediante contenidos orientados a alcance digital empresarial estratégico contemporáneo actual.</w:t>
+        <w:t>Reconocimiento</w:t>
+      </w:r>
+      <w:r>
+        <w:rPr>
+          <w:b/>
+          <w:bCs/>
+        </w:rPr>
+        <w:t xml:space="preserve">. </w:t>
+      </w:r>
+      <w:r>
+        <w:t>B</w:t>
+      </w:r>
+      <w:r>
+        <w:t>usca fortalecer visibilidad y posicionamiento mediante contenidos orientados a alcance digital empresarial estratégico contemporáneo actual.</w:t>
       </w:r>
     </w:p>
     <w:p>
@@ -7927,10 +8878,23 @@
           <w:b/>
           <w:bCs/>
         </w:rPr>
-        <w:t>Interacción:</w:t>
-      </w:r>
-      <w:r>
-        <w:t xml:space="preserve"> favorece participación del consumidor mediante comentarios, dinámicas y contenidos interactivos relacionados con experiencias digitales actuales.</w:t>
+        <w:t>Interacción</w:t>
+      </w:r>
+      <w:r>
+        <w:rPr>
+          <w:b/>
+          <w:bCs/>
+        </w:rPr>
+        <w:t>.</w:t>
+      </w:r>
+      <w:r>
+        <w:t xml:space="preserve"> </w:t>
+      </w:r>
+      <w:r>
+        <w:t>F</w:t>
+      </w:r>
+      <w:r>
+        <w:t>avorece participación del consumidor mediante comentarios, dinámicas y contenidos interactivos relacionados con experiencias digitales actuales.</w:t>
       </w:r>
     </w:p>
     <w:p>
@@ -7949,7 +8913,16 @@
         <w:t>Conversión</w:t>
       </w:r>
       <w:r>
-        <w:t>: se orienta a generar compras, registros y acciones comerciales mediante estrategias digitales segmentadas estratégicamente actuales.</w:t>
+        <w:t>.</w:t>
+      </w:r>
+      <w:r>
+        <w:t xml:space="preserve"> </w:t>
+      </w:r>
+      <w:r>
+        <w:t>S</w:t>
+      </w:r>
+      <w:r>
+        <w:t>e orienta a generar compras, registros y acciones comerciales mediante estrategias digitales segmentadas estratégicamente actuales.</w:t>
       </w:r>
     </w:p>
     <w:p>
@@ -7969,7 +8942,31 @@
         <w:t>Remarketing</w:t>
       </w:r>
       <w:r>
-        <w:t>: permite impactar nuevamente usuarios interesados previamente en contenidos o productos relacionados con campañas digitales empresariales actuales.</w:t>
+        <w:t>.</w:t>
+      </w:r>
+      <w:r>
+        <w:t xml:space="preserve"> </w:t>
+      </w:r>
+      <w:r>
+        <w:t>P</w:t>
+      </w:r>
+      <w:r>
+        <w:t>ermite impactar nuevamente usuarios interesados previamente en contenidos o productos relacionados con campañas digitales empresariales actuales.</w:t>
+      </w:r>
+    </w:p>
+    <w:p>
+      <w:pPr>
+        <w:rPr>
+          <w:b/>
+          <w:bCs/>
+        </w:rPr>
+      </w:pPr>
+      <w:r>
+        <w:rPr>
+          <w:b/>
+          <w:bCs/>
+        </w:rPr>
+        <w:t>Pregunta de aplicación</w:t>
       </w:r>
     </w:p>
     <w:p>
@@ -7981,7 +8978,7 @@
       <w:pPr>
         <w:pStyle w:val="Ttulo2"/>
       </w:pPr>
-      <w:bookmarkStart w:id="34" w:name="_Toc240278750"/>
+      <w:bookmarkStart w:id="34" w:name="_Toc241072777"/>
       <w:r>
         <w:t>Usos</w:t>
       </w:r>
@@ -7989,11 +8986,11 @@
     </w:p>
     <w:p>
       <w:r>
-        <w:t xml:space="preserve">Las campañas digitales poseen múltiples usos estratégicos relacionados con posicionamiento, interacción y fortalecimiento de procesos comerciales desarrollados en plataformas digitales. Actualmente, las organizaciones utilizan campañas para promocionar productos, captar clientes y fortalecer el reconocimiento de marca dentro de mercados altamente competitivos. Estas estrategias permiten optimizar la comunicación comercial y mejorar las experiencias relacionadas con la interacción digital. Los usos de campañas también facilitan la recopilación de métricas y fortalecen </w:t>
+        <w:t xml:space="preserve">Las campañas digitales poseen múltiples usos estratégicos relacionados con posicionamiento, interacción y fortalecimiento de procesos comerciales desarrollados en plataformas digitales. Actualmente, las organizaciones utilizan campañas para promocionar productos, captar clientes y fortalecer el reconocimiento de marca dentro de mercados altamente competitivos. Estas estrategias permiten optimizar la </w:t>
       </w:r>
       <w:r>
         <w:lastRenderedPageBreak/>
-        <w:t>la toma de decisiones orientada a la conversión y a la fidelización comercial contemporánea.</w:t>
+        <w:t>comunicación comercial y mejorar las experiencias relacionadas con la interacción digital. Los usos de campañas también facilitan la recopilación de métricas y fortalecen la toma de decisiones orientada a la conversión y a la fidelización comercial contemporánea.</w:t>
       </w:r>
       <w:r>
         <w:t xml:space="preserve"> </w:t>
@@ -8019,11 +9016,27 @@
         <w:pStyle w:val="Prrafodelista"/>
         <w:numPr>
           <w:ilvl w:val="0"/>
-          <w:numId w:val="33"/>
+          <w:numId w:val="41"/>
         </w:numPr>
       </w:pPr>
       <w:r>
-        <w:t>Posicionamiento comercial: permite fortalecer el reconocimiento empresarial mediante campañas orientadas a la identidad y diferenciación digital estratégica contemporánea actual.</w:t>
+        <w:rPr>
+          <w:b/>
+          <w:bCs/>
+        </w:rPr>
+        <w:t>Posicionamiento comercial</w:t>
+      </w:r>
+      <w:r>
+        <w:t>.</w:t>
+      </w:r>
+      <w:r>
+        <w:t xml:space="preserve"> </w:t>
+      </w:r>
+      <w:r>
+        <w:t>P</w:t>
+      </w:r>
+      <w:r>
+        <w:t>ermite fortalecer el reconocimiento empresarial mediante campañas orientadas a la identidad y diferenciación digital estratégica contemporánea actual.</w:t>
       </w:r>
     </w:p>
     <w:p>
@@ -8031,11 +9044,27 @@
         <w:pStyle w:val="Prrafodelista"/>
         <w:numPr>
           <w:ilvl w:val="0"/>
-          <w:numId w:val="33"/>
+          <w:numId w:val="41"/>
         </w:numPr>
       </w:pPr>
       <w:r>
-        <w:t>Generación de ventas: favorece procesos de conversión comercial mediante promociones y contenidos digitales orientados al consumidor identificado previamente.</w:t>
+        <w:rPr>
+          <w:b/>
+          <w:bCs/>
+        </w:rPr>
+        <w:t>Generación de ventas</w:t>
+      </w:r>
+      <w:r>
+        <w:t>.</w:t>
+      </w:r>
+      <w:r>
+        <w:t xml:space="preserve"> </w:t>
+      </w:r>
+      <w:r>
+        <w:t>F</w:t>
+      </w:r>
+      <w:r>
+        <w:t>avorece procesos de conversión comercial mediante promociones y contenidos digitales orientados al consumidor identificado previamente.</w:t>
       </w:r>
     </w:p>
     <w:p>
@@ -8043,11 +9072,27 @@
         <w:pStyle w:val="Prrafodelista"/>
         <w:numPr>
           <w:ilvl w:val="0"/>
-          <w:numId w:val="33"/>
+          <w:numId w:val="41"/>
         </w:numPr>
       </w:pPr>
       <w:r>
-        <w:t>Fidelización digital: facilita la construcción de relaciones sostenibles mediante interacción constante y experiencias personalizadas digitales actuales contemporáneas.</w:t>
+        <w:rPr>
+          <w:b/>
+          <w:bCs/>
+        </w:rPr>
+        <w:t>Fidelización digital</w:t>
+      </w:r>
+      <w:r>
+        <w:t>.</w:t>
+      </w:r>
+      <w:r>
+        <w:t xml:space="preserve"> </w:t>
+      </w:r>
+      <w:r>
+        <w:t>F</w:t>
+      </w:r>
+      <w:r>
+        <w:t>acilita la construcción de relaciones sostenibles mediante interacción constante y experiencias personalizadas digitales actuales contemporáneas.</w:t>
       </w:r>
     </w:p>
     <w:p>
@@ -8055,11 +9100,21 @@
         <w:pStyle w:val="Prrafodelista"/>
         <w:numPr>
           <w:ilvl w:val="0"/>
-          <w:numId w:val="33"/>
+          <w:numId w:val="41"/>
         </w:numPr>
       </w:pPr>
       <w:r>
-        <w:t>Lanzamiento de productos: ayuda a divulgar novedades comerciales mediante estrategias digitales relacionadas con el alcance e interacción empresarial contemporánea actual.</w:t>
+        <w:rPr>
+          <w:b/>
+          <w:bCs/>
+        </w:rPr>
+        <w:t>Lanzamiento de productos</w:t>
+      </w:r>
+      <w:r>
+        <w:t>. A</w:t>
+      </w:r>
+      <w:r>
+        <w:t>yuda a divulgar novedades comerciales mediante estrategias digitales relacionadas con el alcance e interacción empresarial contemporánea actual.</w:t>
       </w:r>
     </w:p>
     <w:p>
@@ -8093,7 +9148,7 @@
           <w:rStyle w:val="Extranjerismo"/>
         </w:rPr>
       </w:pPr>
-      <w:bookmarkStart w:id="35" w:name="_Toc240278751"/>
+      <w:bookmarkStart w:id="35" w:name="_Toc241072778"/>
       <w:r>
         <w:rPr>
           <w:rStyle w:val="Extranjerismo"/>
@@ -8139,7 +9194,7 @@
       <w:pPr>
         <w:pStyle w:val="Ttulo2"/>
       </w:pPr>
-      <w:bookmarkStart w:id="36" w:name="_Toc240278752"/>
+      <w:bookmarkStart w:id="36" w:name="_Toc241072779"/>
       <w:r>
         <w:t>Concepto</w:t>
       </w:r>
@@ -8218,7 +9273,23 @@
         </w:numPr>
       </w:pPr>
       <w:r>
-        <w:t>Reconocimiento: permite identificar necesidades y despertar interés mediante contenidos relacionados con productos y experiencias digitales actuales.</w:t>
+        <w:rPr>
+          <w:b/>
+          <w:bCs/>
+        </w:rPr>
+        <w:t>Reconocimiento</w:t>
+      </w:r>
+      <w:r>
+        <w:t>.</w:t>
+      </w:r>
+      <w:r>
+        <w:t xml:space="preserve"> </w:t>
+      </w:r>
+      <w:r>
+        <w:t>P</w:t>
+      </w:r>
+      <w:r>
+        <w:t>ermite identificar necesidades y despertar interés mediante contenidos relacionados con productos y experiencias digitales actuales.</w:t>
       </w:r>
     </w:p>
     <w:p>
@@ -8230,7 +9301,23 @@
         </w:numPr>
       </w:pPr>
       <w:r>
-        <w:t>Consideración: facilita análisis de alternativas comerciales mediante interacción, recomendaciones y contenidos estratégicos orientados al consumidor digital.</w:t>
+        <w:rPr>
+          <w:b/>
+          <w:bCs/>
+        </w:rPr>
+        <w:t>Consideración</w:t>
+      </w:r>
+      <w:r>
+        <w:t>.</w:t>
+      </w:r>
+      <w:r>
+        <w:t xml:space="preserve"> </w:t>
+      </w:r>
+      <w:r>
+        <w:t>F</w:t>
+      </w:r>
+      <w:r>
+        <w:t>acilita análisis de alternativas comerciales mediante interacción, recomendaciones y contenidos estratégicos orientados al consumidor digital.</w:t>
       </w:r>
     </w:p>
     <w:p>
@@ -8242,7 +9329,23 @@
         </w:numPr>
       </w:pPr>
       <w:r>
-        <w:t>Decisión de compra: favorece procesos relacionados con conversión mediante atención, promociones y experiencias comerciales digitales personalizadas actuales.</w:t>
+        <w:rPr>
+          <w:b/>
+          <w:bCs/>
+        </w:rPr>
+        <w:t>Decisión de compra</w:t>
+      </w:r>
+      <w:r>
+        <w:t>.</w:t>
+      </w:r>
+      <w:r>
+        <w:t xml:space="preserve"> </w:t>
+      </w:r>
+      <w:r>
+        <w:t>F</w:t>
+      </w:r>
+      <w:r>
+        <w:t>avorece procesos relacionados con conversión mediante atención, promociones y experiencias comerciales digitales personalizadas actuales.</w:t>
       </w:r>
     </w:p>
     <w:p>
@@ -8254,7 +9357,23 @@
         </w:numPr>
       </w:pPr>
       <w:r>
-        <w:t>Fidelización: fortalece relaciones sostenibles mediante seguimiento, interacción y experiencias positivas posteriores al proceso comercial digital contemporáneo.</w:t>
+        <w:rPr>
+          <w:b/>
+          <w:bCs/>
+        </w:rPr>
+        <w:t>Fidelización</w:t>
+      </w:r>
+      <w:r>
+        <w:t>.</w:t>
+      </w:r>
+      <w:r>
+        <w:t xml:space="preserve"> </w:t>
+      </w:r>
+      <w:r>
+        <w:t>F</w:t>
+      </w:r>
+      <w:r>
+        <w:t>ortalece relaciones sostenibles mediante seguimiento, interacción y experiencias positivas posteriores al proceso comercial digital contemporáneo.</w:t>
       </w:r>
     </w:p>
     <w:p>
@@ -8288,7 +9407,7 @@
       <w:pPr>
         <w:pStyle w:val="Ttulo2"/>
       </w:pPr>
-      <w:bookmarkStart w:id="37" w:name="_Toc240278753"/>
+      <w:bookmarkStart w:id="37" w:name="_Toc241072780"/>
       <w:r>
         <w:lastRenderedPageBreak/>
         <w:t>Aplicación</w:t>
@@ -8341,7 +9460,14 @@
         <w:t>Ejemplo aplicado</w:t>
       </w:r>
       <w:r>
-        <w:t>. Aplicación estratégica en “Urban Style”</w:t>
+        <w:t xml:space="preserve">. </w:t>
+      </w:r>
+      <w:r>
+        <w:rPr>
+          <w:b/>
+          <w:bCs/>
+        </w:rPr>
+        <w:t>Aplicación estratégica en “Urban Style”</w:t>
       </w:r>
     </w:p>
     <w:p>
@@ -8395,7 +9521,16 @@
         <w:t>Optimización de experiencia</w:t>
       </w:r>
       <w:r>
-        <w:t>: permite mejorar interacción comercial mediante estrategias orientadas a necesidades del consumidor digital identificado previamente.</w:t>
+        <w:t>.</w:t>
+      </w:r>
+      <w:r>
+        <w:t xml:space="preserve"> </w:t>
+      </w:r>
+      <w:r>
+        <w:t>P</w:t>
+      </w:r>
+      <w:r>
+        <w:t>ermite mejorar interacción comercial mediante estrategias orientadas a necesidades del consumidor digital identificado previamente.</w:t>
       </w:r>
     </w:p>
     <w:p>
@@ -8414,7 +9549,16 @@
         <w:t>Análisis de comportamiento</w:t>
       </w:r>
       <w:r>
-        <w:t>: facilita comprender decisiones y hábitos relacionados con procesos comerciales desarrollados en plataformas digitales actuales contemporáneas.</w:t>
+        <w:t>.</w:t>
+      </w:r>
+      <w:r>
+        <w:t xml:space="preserve"> </w:t>
+      </w:r>
+      <w:r>
+        <w:t>F</w:t>
+      </w:r>
+      <w:r>
+        <w:t>acilita comprender decisiones y hábitos relacionados con procesos comerciales desarrollados en plataformas digitales actuales contemporáneas.</w:t>
       </w:r>
     </w:p>
     <w:p>
@@ -8433,7 +9577,16 @@
         <w:t>Personalización comercial</w:t>
       </w:r>
       <w:r>
-        <w:t>: favorece contenidos y experiencias ajustados según el comportamiento e intereses del consumidor identificado estratégicamente previamente.</w:t>
+        <w:t>.</w:t>
+      </w:r>
+      <w:r>
+        <w:t xml:space="preserve"> </w:t>
+      </w:r>
+      <w:r>
+        <w:t>F</w:t>
+      </w:r>
+      <w:r>
+        <w:t>avorece contenidos y experiencias ajustados según el comportamiento e intereses del consumidor identificado estratégicamente previamente.</w:t>
       </w:r>
     </w:p>
     <w:p>
@@ -8452,7 +9605,16 @@
         <w:t>Fidelización digital</w:t>
       </w:r>
       <w:r>
-        <w:t>: fortalece relaciones sostenibles mediante seguimiento y acompañamiento durante diferentes etapas comerciales digitales contemporáneas actuales.</w:t>
+        <w:t>.</w:t>
+      </w:r>
+      <w:r>
+        <w:t xml:space="preserve"> </w:t>
+      </w:r>
+      <w:r>
+        <w:t>F</w:t>
+      </w:r>
+      <w:r>
+        <w:t>ortalece relaciones sostenibles mediante seguimiento y acompañamiento durante diferentes etapas comerciales digitales contemporáneas actuales.</w:t>
       </w:r>
     </w:p>
     <w:p>
@@ -8471,20 +9633,23 @@
       </w:r>
     </w:p>
     <w:p>
-      <w:r>
-        <w:t xml:space="preserve">A continuación, se invita al siguiente pódcast: Gestión estratégica del </w:t>
-      </w:r>
-      <w:r>
-        <w:rPr>
-          <w:rStyle w:val="Extranjerismo"/>
-        </w:rPr>
-        <w:t>customer journey</w:t>
-      </w:r>
-      <w:r>
-        <w:rPr>
-          <w:rStyle w:val="Extranjerismo"/>
-        </w:rPr>
-        <w:t>.</w:t>
+      <w:pPr>
+        <w:rPr>
+          <w:b/>
+          <w:bCs/>
+        </w:rPr>
+      </w:pPr>
+      <w:r>
+        <w:rPr>
+          <w:b/>
+          <w:bCs/>
+        </w:rPr>
+        <w:t>¿Sabías qué?</w:t>
+      </w:r>
+    </w:p>
+    <w:p>
+      <w:r>
+        <w:t>Lo invitamos al siguiente pódcast:</w:t>
       </w:r>
     </w:p>
     <w:tbl>
@@ -8727,7 +9892,7 @@
           <w:u w:val="single"/>
         </w:rPr>
       </w:pPr>
-      <w:bookmarkStart w:id="38" w:name="_Toc240278754"/>
+      <w:bookmarkStart w:id="38" w:name="_Toc241072781"/>
       <w:r>
         <w:lastRenderedPageBreak/>
         <w:t>Síntesis</w:t>
@@ -8797,6 +9962,7 @@
     <w:p>
       <w:pPr>
         <w:ind w:firstLine="0"/>
+        <w:jc w:val="center"/>
         <w:rPr>
           <w:noProof/>
           <w:highlight w:val="yellow"/>
@@ -8810,10 +9976,10 @@
         </w:rPr>
         <w:lastRenderedPageBreak/>
         <w:drawing>
-          <wp:inline distT="0" distB="0" distL="0" distR="0" wp14:anchorId="125083C0" wp14:editId="76E572AB">
-            <wp:extent cx="6332220" cy="1583055"/>
+          <wp:inline distT="0" distB="0" distL="0" distR="0" wp14:anchorId="24351597" wp14:editId="47C75D15">
+            <wp:extent cx="6332220" cy="1831340"/>
             <wp:effectExtent l="0" t="0" r="0" b="0"/>
-            <wp:docPr id="5" name="Gráfico 5" descr="La ilustración muestra la estructura jerárquica que sintetiza el contenido del componente formativo “Estrategia comercial digital”, el cual se organiza en ocho unidades. Inicia con clientes digitales, en donde se aborda su concepto, tipo, perfiles, arquetipos y buyer persona. El capítulo dos está destinado para información personal, desarrollando concepto, tipología, usos, componentes y normativa. El capítulo tres corresponde a Negociación, en donde se ve concepto, tipologías y aplicación. El capítulo cuatro aborda matriz de estrategia de mercadeo, en donde se ve concepto, tipología y elaboración. El capítulo cinco desarrolla comercio electrónico, abordando su concepto, ventajas, tipos y elementos. El capítulo seis desarrolla la temática de redes sociales, abordando concepto, tipos, usos y escucha social. El capítulo siete corresponde a campañas en donde se ve concepto, tipos y usos. Culmina con el capítulo ocho para customer journey, en donde se aprecia su concepto y aplicación."/>
+            <wp:docPr id="3" name="Imagen 3" descr="La ilustración muestra la estructura jerárquica que sintetiza el contenido del componente formativo “Estrategia comercial digital”, el cual se organiza en ocho unidades. Inicia con clientes digitales, en donde se aborda su concepto, tipo, perfiles, arquetipos y buyer persona. El capítulo dos está destinado para información personal, desarrollando concepto, tipología, usos, componentes y normativa. El capítulo tres corresponde a Negociación, en donde se ve concepto, tipologías y aplicación. El capítulo cuatro aborda matriz de estrategia de mercadeo, en donde se ve concepto, tipología y elaboración. El capítulo cinco desarrolla comercio electrónico, abordando su concepto, ventajas, tipos y elementos. El capítulo seis desarrolla la temática de redes sociales, abordando concepto, tipos, usos y escucha social. El capítulo siete corresponde a campañas en donde se ve concepto, tipos y usos. Culmina con el capítulo ocho para customer journey, en donde se aprecia su concepto y aplicación."/>
             <wp:cNvGraphicFramePr>
               <a:graphicFrameLocks xmlns:a="http://schemas.openxmlformats.org/drawingml/2006/main" noChangeAspect="1"/>
             </wp:cNvGraphicFramePr>
@@ -8821,17 +9987,14 @@
               <a:graphicData uri="http://schemas.openxmlformats.org/drawingml/2006/picture">
                 <pic:pic xmlns:pic="http://schemas.openxmlformats.org/drawingml/2006/picture">
                   <pic:nvPicPr>
-                    <pic:cNvPr id="5" name="Gráfico 5" descr="La ilustración muestra la estructura jerárquica que sintetiza el contenido del componente formativo “Estrategia comercial digital”, el cual se organiza en ocho unidades. Inicia con clientes digitales, en donde se aborda su concepto, tipo, perfiles, arquetipos y buyer persona. El capítulo dos está destinado para información personal, desarrollando concepto, tipología, usos, componentes y normativa. El capítulo tres corresponde a Negociación, en donde se ve concepto, tipologías y aplicación. El capítulo cuatro aborda matriz de estrategia de mercadeo, en donde se ve concepto, tipología y elaboración. El capítulo cinco desarrolla comercio electrónico, abordando su concepto, ventajas, tipos y elementos. El capítulo seis desarrolla la temática de redes sociales, abordando concepto, tipos, usos y escucha social. El capítulo siete corresponde a campañas en donde se ve concepto, tipos y usos. Culmina con el capítulo ocho para customer journey, en donde se aprecia su concepto y aplicación."/>
+                    <pic:cNvPr id="3" name="Imagen 3" descr="La ilustración muestra la estructura jerárquica que sintetiza el contenido del componente formativo “Estrategia comercial digital”, el cual se organiza en ocho unidades. Inicia con clientes digitales, en donde se aborda su concepto, tipo, perfiles, arquetipos y buyer persona. El capítulo dos está destinado para información personal, desarrollando concepto, tipología, usos, componentes y normativa. El capítulo tres corresponde a Negociación, en donde se ve concepto, tipologías y aplicación. El capítulo cuatro aborda matriz de estrategia de mercadeo, en donde se ve concepto, tipología y elaboración. El capítulo cinco desarrolla comercio electrónico, abordando su concepto, ventajas, tipos y elementos. El capítulo seis desarrolla la temática de redes sociales, abordando concepto, tipos, usos y escucha social. El capítulo siete corresponde a campañas en donde se ve concepto, tipos y usos. Culmina con el capítulo ocho para customer journey, en donde se aprecia su concepto y aplicación."/>
                     <pic:cNvPicPr/>
                   </pic:nvPicPr>
                   <pic:blipFill>
-                    <a:blip r:embed="rId21" cstate="print">
+                    <a:blip r:embed="rId21">
                       <a:extLst>
                         <a:ext uri="{28A0092B-C50C-407E-A947-70E740481C1C}">
                           <a14:useLocalDpi xmlns:a14="http://schemas.microsoft.com/office/drawing/2010/main" val="0"/>
-                        </a:ext>
-                        <a:ext uri="{96DAC541-7B7A-43D3-8B79-37D633B846F1}">
-                          <asvg:svgBlip xmlns:asvg="http://schemas.microsoft.com/office/drawing/2016/SVG/main" r:embed="rId22"/>
                         </a:ext>
                       </a:extLst>
                     </a:blip>
@@ -8842,7 +10005,7 @@
                   <pic:spPr>
                     <a:xfrm>
                       <a:off x="0" y="0"/>
-                      <a:ext cx="6332220" cy="1583055"/>
+                      <a:ext cx="6332220" cy="1831340"/>
                     </a:xfrm>
                     <a:prstGeom prst="rect">
                       <a:avLst/>
@@ -8867,7 +10030,7 @@
       <w:pPr>
         <w:pStyle w:val="Titulosgenerales"/>
       </w:pPr>
-      <w:bookmarkStart w:id="39" w:name="_Toc240278755"/>
+      <w:bookmarkStart w:id="39" w:name="_Toc241072782"/>
       <w:r>
         <w:lastRenderedPageBreak/>
         <w:t>Glosario</w:t>
@@ -9017,7 +10180,7 @@
       <w:pPr>
         <w:pStyle w:val="Titulosgenerales"/>
       </w:pPr>
-      <w:bookmarkStart w:id="40" w:name="_Toc240278756"/>
+      <w:bookmarkStart w:id="40" w:name="_Toc241072783"/>
       <w:r>
         <w:lastRenderedPageBreak/>
         <w:t>Referencias bibliográficas</w:t>
@@ -9031,7 +10194,7 @@
       <w:r>
         <w:t xml:space="preserve">Congreso de la República de Colombia. (2012). Ley 1581 de 2012. Por la cual se dictan disposiciones generales para la protección de datos personales. </w:t>
       </w:r>
-      <w:hyperlink r:id="rId23" w:history="1">
+      <w:hyperlink r:id="rId22" w:history="1">
         <w:r>
           <w:rPr>
             <w:rStyle w:val="Hipervnculo"/>
@@ -9044,14 +10207,6 @@
       <w:r>
         <w:t xml:space="preserve">Rock Content. (2023). Qué son los arquetipos de marca y cómo utilizarlos. </w:t>
       </w:r>
-      <w:hyperlink r:id="rId24" w:history="1">
-        <w:r>
-          <w:rPr>
-            <w:rStyle w:val="Hipervnculo"/>
-          </w:rPr>
-          <w:t>https://rockcontent.com/es/blog/arquetipos-de-marca/</w:t>
-        </w:r>
-      </w:hyperlink>
     </w:p>
     <w:p>
       <w:r>
@@ -9066,7 +10221,7 @@
       <w:r>
         <w:t xml:space="preserve"> para empresas. </w:t>
       </w:r>
-      <w:hyperlink r:id="rId25" w:history="1">
+      <w:hyperlink r:id="rId23" w:history="1">
         <w:r>
           <w:rPr>
             <w:rStyle w:val="Hipervnculo"/>
@@ -9088,7 +10243,7 @@
       <w:r>
         <w:t xml:space="preserve"> persona: qué es, cómo crearlo y ejemplos. Revista UNIR. </w:t>
       </w:r>
-      <w:hyperlink r:id="rId26" w:history="1">
+      <w:hyperlink r:id="rId24" w:history="1">
         <w:r>
           <w:rPr>
             <w:rStyle w:val="Hipervnculo"/>
@@ -9103,7 +10258,7 @@
       <w:pPr>
         <w:pStyle w:val="Titulosgenerales"/>
       </w:pPr>
-      <w:bookmarkStart w:id="41" w:name="_Toc240278757"/>
+      <w:bookmarkStart w:id="41" w:name="_Toc241072784"/>
       <w:r>
         <w:lastRenderedPageBreak/>
         <w:t>Créditos</w:t>
@@ -10141,8 +11296,8 @@
       </w:pPr>
     </w:p>
     <w:sectPr>
-      <w:headerReference w:type="default" r:id="rId27"/>
-      <w:footerReference w:type="default" r:id="rId28"/>
+      <w:headerReference w:type="default" r:id="rId25"/>
+      <w:footerReference w:type="default" r:id="rId26"/>
       <w:pgSz w:w="12240" w:h="15840"/>
       <w:pgMar w:top="1701" w:right="1134" w:bottom="1134" w:left="1134" w:header="709" w:footer="737" w:gutter="0"/>
       <w:pgNumType w:start="1"/>
@@ -10904,6 +12059,119 @@
     </w:lvl>
   </w:abstractNum>
   <w:abstractNum w:abstractNumId="6" w15:restartNumberingAfterBreak="0">
+    <w:nsid w:val="114A0099"/>
+    <w:multiLevelType w:val="hybridMultilevel"/>
+    <w:tmpl w:val="6E74C388"/>
+    <w:lvl w:ilvl="0" w:tplc="240A0001">
+      <w:start w:val="1"/>
+      <w:numFmt w:val="bullet"/>
+      <w:lvlText w:val=""/>
+      <w:lvlJc w:val="left"/>
+      <w:pPr>
+        <w:ind w:left="1429" w:hanging="360"/>
+      </w:pPr>
+      <w:rPr>
+        <w:rFonts w:ascii="Symbol" w:hAnsi="Symbol" w:hint="default"/>
+      </w:rPr>
+    </w:lvl>
+    <w:lvl w:ilvl="1" w:tplc="240A0003" w:tentative="1">
+      <w:start w:val="1"/>
+      <w:numFmt w:val="bullet"/>
+      <w:lvlText w:val="o"/>
+      <w:lvlJc w:val="left"/>
+      <w:pPr>
+        <w:ind w:left="2149" w:hanging="360"/>
+      </w:pPr>
+      <w:rPr>
+        <w:rFonts w:ascii="Courier New" w:hAnsi="Courier New" w:cs="Courier New" w:hint="default"/>
+      </w:rPr>
+    </w:lvl>
+    <w:lvl w:ilvl="2" w:tplc="240A0005" w:tentative="1">
+      <w:start w:val="1"/>
+      <w:numFmt w:val="bullet"/>
+      <w:lvlText w:val=""/>
+      <w:lvlJc w:val="left"/>
+      <w:pPr>
+        <w:ind w:left="2869" w:hanging="360"/>
+      </w:pPr>
+      <w:rPr>
+        <w:rFonts w:ascii="Wingdings" w:hAnsi="Wingdings" w:hint="default"/>
+      </w:rPr>
+    </w:lvl>
+    <w:lvl w:ilvl="3" w:tplc="240A0001" w:tentative="1">
+      <w:start w:val="1"/>
+      <w:numFmt w:val="bullet"/>
+      <w:lvlText w:val=""/>
+      <w:lvlJc w:val="left"/>
+      <w:pPr>
+        <w:ind w:left="3589" w:hanging="360"/>
+      </w:pPr>
+      <w:rPr>
+        <w:rFonts w:ascii="Symbol" w:hAnsi="Symbol" w:hint="default"/>
+      </w:rPr>
+    </w:lvl>
+    <w:lvl w:ilvl="4" w:tplc="240A0003" w:tentative="1">
+      <w:start w:val="1"/>
+      <w:numFmt w:val="bullet"/>
+      <w:lvlText w:val="o"/>
+      <w:lvlJc w:val="left"/>
+      <w:pPr>
+        <w:ind w:left="4309" w:hanging="360"/>
+      </w:pPr>
+      <w:rPr>
+        <w:rFonts w:ascii="Courier New" w:hAnsi="Courier New" w:cs="Courier New" w:hint="default"/>
+      </w:rPr>
+    </w:lvl>
+    <w:lvl w:ilvl="5" w:tplc="240A0005" w:tentative="1">
+      <w:start w:val="1"/>
+      <w:numFmt w:val="bullet"/>
+      <w:lvlText w:val=""/>
+      <w:lvlJc w:val="left"/>
+      <w:pPr>
+        <w:ind w:left="5029" w:hanging="360"/>
+      </w:pPr>
+      <w:rPr>
+        <w:rFonts w:ascii="Wingdings" w:hAnsi="Wingdings" w:hint="default"/>
+      </w:rPr>
+    </w:lvl>
+    <w:lvl w:ilvl="6" w:tplc="240A0001" w:tentative="1">
+      <w:start w:val="1"/>
+      <w:numFmt w:val="bullet"/>
+      <w:lvlText w:val=""/>
+      <w:lvlJc w:val="left"/>
+      <w:pPr>
+        <w:ind w:left="5749" w:hanging="360"/>
+      </w:pPr>
+      <w:rPr>
+        <w:rFonts w:ascii="Symbol" w:hAnsi="Symbol" w:hint="default"/>
+      </w:rPr>
+    </w:lvl>
+    <w:lvl w:ilvl="7" w:tplc="240A0003" w:tentative="1">
+      <w:start w:val="1"/>
+      <w:numFmt w:val="bullet"/>
+      <w:lvlText w:val="o"/>
+      <w:lvlJc w:val="left"/>
+      <w:pPr>
+        <w:ind w:left="6469" w:hanging="360"/>
+      </w:pPr>
+      <w:rPr>
+        <w:rFonts w:ascii="Courier New" w:hAnsi="Courier New" w:cs="Courier New" w:hint="default"/>
+      </w:rPr>
+    </w:lvl>
+    <w:lvl w:ilvl="8" w:tplc="240A0005" w:tentative="1">
+      <w:start w:val="1"/>
+      <w:numFmt w:val="bullet"/>
+      <w:lvlText w:val=""/>
+      <w:lvlJc w:val="left"/>
+      <w:pPr>
+        <w:ind w:left="7189" w:hanging="360"/>
+      </w:pPr>
+      <w:rPr>
+        <w:rFonts w:ascii="Wingdings" w:hAnsi="Wingdings" w:hint="default"/>
+      </w:rPr>
+    </w:lvl>
+  </w:abstractNum>
+  <w:abstractNum w:abstractNumId="7" w15:restartNumberingAfterBreak="0">
     <w:nsid w:val="14F0786A"/>
     <w:multiLevelType w:val="hybridMultilevel"/>
     <w:tmpl w:val="DECA6468"/>
@@ -11016,7 +12284,7 @@
       </w:rPr>
     </w:lvl>
   </w:abstractNum>
-  <w:abstractNum w:abstractNumId="7" w15:restartNumberingAfterBreak="0">
+  <w:abstractNum w:abstractNumId="8" w15:restartNumberingAfterBreak="0">
     <w:nsid w:val="16BE296B"/>
     <w:multiLevelType w:val="hybridMultilevel"/>
     <w:tmpl w:val="DCFC2D72"/>
@@ -11129,7 +12397,7 @@
       </w:rPr>
     </w:lvl>
   </w:abstractNum>
-  <w:abstractNum w:abstractNumId="8" w15:restartNumberingAfterBreak="0">
+  <w:abstractNum w:abstractNumId="9" w15:restartNumberingAfterBreak="0">
     <w:nsid w:val="17764E2D"/>
     <w:multiLevelType w:val="hybridMultilevel"/>
     <w:tmpl w:val="B300771A"/>
@@ -11242,7 +12510,7 @@
       </w:rPr>
     </w:lvl>
   </w:abstractNum>
-  <w:abstractNum w:abstractNumId="9" w15:restartNumberingAfterBreak="0">
+  <w:abstractNum w:abstractNumId="10" w15:restartNumberingAfterBreak="0">
     <w:nsid w:val="1AFD06B7"/>
     <w:multiLevelType w:val="hybridMultilevel"/>
     <w:tmpl w:val="B0E83560"/>
@@ -11355,7 +12623,7 @@
       </w:rPr>
     </w:lvl>
   </w:abstractNum>
-  <w:abstractNum w:abstractNumId="10" w15:restartNumberingAfterBreak="0">
+  <w:abstractNum w:abstractNumId="11" w15:restartNumberingAfterBreak="0">
     <w:nsid w:val="1F40090F"/>
     <w:multiLevelType w:val="hybridMultilevel"/>
     <w:tmpl w:val="6D70D016"/>
@@ -11468,7 +12736,7 @@
       </w:rPr>
     </w:lvl>
   </w:abstractNum>
-  <w:abstractNum w:abstractNumId="11" w15:restartNumberingAfterBreak="0">
+  <w:abstractNum w:abstractNumId="12" w15:restartNumberingAfterBreak="0">
     <w:nsid w:val="203F4C7A"/>
     <w:multiLevelType w:val="hybridMultilevel"/>
     <w:tmpl w:val="FDCAD340"/>
@@ -11581,7 +12849,7 @@
       </w:rPr>
     </w:lvl>
   </w:abstractNum>
-  <w:abstractNum w:abstractNumId="12" w15:restartNumberingAfterBreak="0">
+  <w:abstractNum w:abstractNumId="13" w15:restartNumberingAfterBreak="0">
     <w:nsid w:val="264A0D39"/>
     <w:multiLevelType w:val="hybridMultilevel"/>
     <w:tmpl w:val="DBCE14BC"/>
@@ -11694,7 +12962,7 @@
       </w:rPr>
     </w:lvl>
   </w:abstractNum>
-  <w:abstractNum w:abstractNumId="13" w15:restartNumberingAfterBreak="0">
+  <w:abstractNum w:abstractNumId="14" w15:restartNumberingAfterBreak="0">
     <w:nsid w:val="27412B07"/>
     <w:multiLevelType w:val="hybridMultilevel"/>
     <w:tmpl w:val="9FDADF5E"/>
@@ -11785,7 +13053,7 @@
       </w:pPr>
     </w:lvl>
   </w:abstractNum>
-  <w:abstractNum w:abstractNumId="14" w15:restartNumberingAfterBreak="0">
+  <w:abstractNum w:abstractNumId="15" w15:restartNumberingAfterBreak="0">
     <w:nsid w:val="27AE7AE0"/>
     <w:multiLevelType w:val="hybridMultilevel"/>
     <w:tmpl w:val="7C30D7EC"/>
@@ -11898,7 +13166,7 @@
       </w:rPr>
     </w:lvl>
   </w:abstractNum>
-  <w:abstractNum w:abstractNumId="15" w15:restartNumberingAfterBreak="0">
+  <w:abstractNum w:abstractNumId="16" w15:restartNumberingAfterBreak="0">
     <w:nsid w:val="2BAF0ADF"/>
     <w:multiLevelType w:val="hybridMultilevel"/>
     <w:tmpl w:val="A0DA3CA6"/>
@@ -12011,7 +13279,96 @@
       </w:rPr>
     </w:lvl>
   </w:abstractNum>
-  <w:abstractNum w:abstractNumId="16" w15:restartNumberingAfterBreak="0">
+  <w:abstractNum w:abstractNumId="17" w15:restartNumberingAfterBreak="0">
+    <w:nsid w:val="31A82830"/>
+    <w:multiLevelType w:val="hybridMultilevel"/>
+    <w:tmpl w:val="2468FAE4"/>
+    <w:lvl w:ilvl="0" w:tplc="240A0001">
+      <w:start w:val="1"/>
+      <w:numFmt w:val="bullet"/>
+      <w:lvlText w:val=""/>
+      <w:lvlJc w:val="left"/>
+      <w:pPr>
+        <w:ind w:left="1429" w:hanging="360"/>
+      </w:pPr>
+      <w:rPr>
+        <w:rFonts w:ascii="Symbol" w:hAnsi="Symbol" w:hint="default"/>
+      </w:rPr>
+    </w:lvl>
+    <w:lvl w:ilvl="1" w:tplc="FFFFFFFF" w:tentative="1">
+      <w:start w:val="1"/>
+      <w:numFmt w:val="lowerLetter"/>
+      <w:lvlText w:val="%2."/>
+      <w:lvlJc w:val="left"/>
+      <w:pPr>
+        <w:ind w:left="2149" w:hanging="360"/>
+      </w:pPr>
+    </w:lvl>
+    <w:lvl w:ilvl="2" w:tplc="FFFFFFFF" w:tentative="1">
+      <w:start w:val="1"/>
+      <w:numFmt w:val="lowerRoman"/>
+      <w:lvlText w:val="%3."/>
+      <w:lvlJc w:val="right"/>
+      <w:pPr>
+        <w:ind w:left="2869" w:hanging="180"/>
+      </w:pPr>
+    </w:lvl>
+    <w:lvl w:ilvl="3" w:tplc="FFFFFFFF" w:tentative="1">
+      <w:start w:val="1"/>
+      <w:numFmt w:val="decimal"/>
+      <w:lvlText w:val="%4."/>
+      <w:lvlJc w:val="left"/>
+      <w:pPr>
+        <w:ind w:left="3589" w:hanging="360"/>
+      </w:pPr>
+    </w:lvl>
+    <w:lvl w:ilvl="4" w:tplc="FFFFFFFF" w:tentative="1">
+      <w:start w:val="1"/>
+      <w:numFmt w:val="lowerLetter"/>
+      <w:lvlText w:val="%5."/>
+      <w:lvlJc w:val="left"/>
+      <w:pPr>
+        <w:ind w:left="4309" w:hanging="360"/>
+      </w:pPr>
+    </w:lvl>
+    <w:lvl w:ilvl="5" w:tplc="FFFFFFFF" w:tentative="1">
+      <w:start w:val="1"/>
+      <w:numFmt w:val="lowerRoman"/>
+      <w:lvlText w:val="%6."/>
+      <w:lvlJc w:val="right"/>
+      <w:pPr>
+        <w:ind w:left="5029" w:hanging="180"/>
+      </w:pPr>
+    </w:lvl>
+    <w:lvl w:ilvl="6" w:tplc="FFFFFFFF" w:tentative="1">
+      <w:start w:val="1"/>
+      <w:numFmt w:val="decimal"/>
+      <w:lvlText w:val="%7."/>
+      <w:lvlJc w:val="left"/>
+      <w:pPr>
+        <w:ind w:left="5749" w:hanging="360"/>
+      </w:pPr>
+    </w:lvl>
+    <w:lvl w:ilvl="7" w:tplc="FFFFFFFF" w:tentative="1">
+      <w:start w:val="1"/>
+      <w:numFmt w:val="lowerLetter"/>
+      <w:lvlText w:val="%8."/>
+      <w:lvlJc w:val="left"/>
+      <w:pPr>
+        <w:ind w:left="6469" w:hanging="360"/>
+      </w:pPr>
+    </w:lvl>
+    <w:lvl w:ilvl="8" w:tplc="FFFFFFFF" w:tentative="1">
+      <w:start w:val="1"/>
+      <w:numFmt w:val="lowerRoman"/>
+      <w:lvlText w:val="%9."/>
+      <w:lvlJc w:val="right"/>
+      <w:pPr>
+        <w:ind w:left="7189" w:hanging="180"/>
+      </w:pPr>
+    </w:lvl>
+  </w:abstractNum>
+  <w:abstractNum w:abstractNumId="18" w15:restartNumberingAfterBreak="0">
     <w:nsid w:val="35AA6CBB"/>
     <w:multiLevelType w:val="hybridMultilevel"/>
     <w:tmpl w:val="0DDC13EA"/>
@@ -12124,7 +13481,7 @@
       </w:rPr>
     </w:lvl>
   </w:abstractNum>
-  <w:abstractNum w:abstractNumId="17" w15:restartNumberingAfterBreak="0">
+  <w:abstractNum w:abstractNumId="19" w15:restartNumberingAfterBreak="0">
     <w:nsid w:val="368E176E"/>
     <w:multiLevelType w:val="hybridMultilevel"/>
     <w:tmpl w:val="BDF054FE"/>
@@ -12218,7 +13575,7 @@
       </w:pPr>
     </w:lvl>
   </w:abstractNum>
-  <w:abstractNum w:abstractNumId="18" w15:restartNumberingAfterBreak="0">
+  <w:abstractNum w:abstractNumId="20" w15:restartNumberingAfterBreak="0">
     <w:nsid w:val="372C430A"/>
     <w:multiLevelType w:val="hybridMultilevel"/>
     <w:tmpl w:val="8B4448EC"/>
@@ -12331,7 +13688,7 @@
       </w:rPr>
     </w:lvl>
   </w:abstractNum>
-  <w:abstractNum w:abstractNumId="19" w15:restartNumberingAfterBreak="0">
+  <w:abstractNum w:abstractNumId="21" w15:restartNumberingAfterBreak="0">
     <w:nsid w:val="3BE73FF1"/>
     <w:multiLevelType w:val="hybridMultilevel"/>
     <w:tmpl w:val="764E251A"/>
@@ -12444,7 +13801,7 @@
       </w:rPr>
     </w:lvl>
   </w:abstractNum>
-  <w:abstractNum w:abstractNumId="20" w15:restartNumberingAfterBreak="0">
+  <w:abstractNum w:abstractNumId="22" w15:restartNumberingAfterBreak="0">
     <w:nsid w:val="3DDF6562"/>
     <w:multiLevelType w:val="multilevel"/>
     <w:tmpl w:val="6C7AF928"/>
@@ -12565,7 +13922,7 @@
       </w:rPr>
     </w:lvl>
   </w:abstractNum>
-  <w:abstractNum w:abstractNumId="21" w15:restartNumberingAfterBreak="0">
+  <w:abstractNum w:abstractNumId="23" w15:restartNumberingAfterBreak="0">
     <w:nsid w:val="40607099"/>
     <w:multiLevelType w:val="hybridMultilevel"/>
     <w:tmpl w:val="BBB45DF0"/>
@@ -12678,7 +14035,7 @@
       </w:rPr>
     </w:lvl>
   </w:abstractNum>
-  <w:abstractNum w:abstractNumId="22" w15:restartNumberingAfterBreak="0">
+  <w:abstractNum w:abstractNumId="24" w15:restartNumberingAfterBreak="0">
     <w:nsid w:val="43CD5A89"/>
     <w:multiLevelType w:val="hybridMultilevel"/>
     <w:tmpl w:val="2AEE44C8"/>
@@ -12791,7 +14148,7 @@
       </w:rPr>
     </w:lvl>
   </w:abstractNum>
-  <w:abstractNum w:abstractNumId="23" w15:restartNumberingAfterBreak="0">
+  <w:abstractNum w:abstractNumId="25" w15:restartNumberingAfterBreak="0">
     <w:nsid w:val="476B1E77"/>
     <w:multiLevelType w:val="hybridMultilevel"/>
     <w:tmpl w:val="E44CBA48"/>
@@ -12904,7 +14261,7 @@
       </w:rPr>
     </w:lvl>
   </w:abstractNum>
-  <w:abstractNum w:abstractNumId="24" w15:restartNumberingAfterBreak="0">
+  <w:abstractNum w:abstractNumId="26" w15:restartNumberingAfterBreak="0">
     <w:nsid w:val="4863446E"/>
     <w:multiLevelType w:val="hybridMultilevel"/>
     <w:tmpl w:val="A920A396"/>
@@ -12993,7 +14350,7 @@
       </w:pPr>
     </w:lvl>
   </w:abstractNum>
-  <w:abstractNum w:abstractNumId="25" w15:restartNumberingAfterBreak="0">
+  <w:abstractNum w:abstractNumId="27" w15:restartNumberingAfterBreak="0">
     <w:nsid w:val="4D4C287F"/>
     <w:multiLevelType w:val="hybridMultilevel"/>
     <w:tmpl w:val="79ECBC36"/>
@@ -13106,7 +14463,7 @@
       </w:rPr>
     </w:lvl>
   </w:abstractNum>
-  <w:abstractNum w:abstractNumId="26" w15:restartNumberingAfterBreak="0">
+  <w:abstractNum w:abstractNumId="28" w15:restartNumberingAfterBreak="0">
     <w:nsid w:val="4EBE1EF6"/>
     <w:multiLevelType w:val="hybridMultilevel"/>
     <w:tmpl w:val="AF3C2E24"/>
@@ -13197,7 +14554,7 @@
       </w:pPr>
     </w:lvl>
   </w:abstractNum>
-  <w:abstractNum w:abstractNumId="27" w15:restartNumberingAfterBreak="0">
+  <w:abstractNum w:abstractNumId="29" w15:restartNumberingAfterBreak="0">
     <w:nsid w:val="558A6954"/>
     <w:multiLevelType w:val="hybridMultilevel"/>
     <w:tmpl w:val="F48AD82E"/>
@@ -13310,7 +14667,7 @@
       </w:rPr>
     </w:lvl>
   </w:abstractNum>
-  <w:abstractNum w:abstractNumId="28" w15:restartNumberingAfterBreak="0">
+  <w:abstractNum w:abstractNumId="30" w15:restartNumberingAfterBreak="0">
     <w:nsid w:val="577F79A8"/>
     <w:multiLevelType w:val="hybridMultilevel"/>
     <w:tmpl w:val="FE6C2E82"/>
@@ -13423,7 +14780,120 @@
       </w:rPr>
     </w:lvl>
   </w:abstractNum>
-  <w:abstractNum w:abstractNumId="29" w15:restartNumberingAfterBreak="0">
+  <w:abstractNum w:abstractNumId="31" w15:restartNumberingAfterBreak="0">
+    <w:nsid w:val="5868663C"/>
+    <w:multiLevelType w:val="hybridMultilevel"/>
+    <w:tmpl w:val="DE8ADC56"/>
+    <w:lvl w:ilvl="0" w:tplc="240A0001">
+      <w:start w:val="1"/>
+      <w:numFmt w:val="bullet"/>
+      <w:lvlText w:val=""/>
+      <w:lvlJc w:val="left"/>
+      <w:pPr>
+        <w:ind w:left="1429" w:hanging="360"/>
+      </w:pPr>
+      <w:rPr>
+        <w:rFonts w:ascii="Symbol" w:hAnsi="Symbol" w:hint="default"/>
+      </w:rPr>
+    </w:lvl>
+    <w:lvl w:ilvl="1" w:tplc="240A0003" w:tentative="1">
+      <w:start w:val="1"/>
+      <w:numFmt w:val="bullet"/>
+      <w:lvlText w:val="o"/>
+      <w:lvlJc w:val="left"/>
+      <w:pPr>
+        <w:ind w:left="2149" w:hanging="360"/>
+      </w:pPr>
+      <w:rPr>
+        <w:rFonts w:ascii="Courier New" w:hAnsi="Courier New" w:cs="Courier New" w:hint="default"/>
+      </w:rPr>
+    </w:lvl>
+    <w:lvl w:ilvl="2" w:tplc="240A0005" w:tentative="1">
+      <w:start w:val="1"/>
+      <w:numFmt w:val="bullet"/>
+      <w:lvlText w:val=""/>
+      <w:lvlJc w:val="left"/>
+      <w:pPr>
+        <w:ind w:left="2869" w:hanging="360"/>
+      </w:pPr>
+      <w:rPr>
+        <w:rFonts w:ascii="Wingdings" w:hAnsi="Wingdings" w:hint="default"/>
+      </w:rPr>
+    </w:lvl>
+    <w:lvl w:ilvl="3" w:tplc="240A0001" w:tentative="1">
+      <w:start w:val="1"/>
+      <w:numFmt w:val="bullet"/>
+      <w:lvlText w:val=""/>
+      <w:lvlJc w:val="left"/>
+      <w:pPr>
+        <w:ind w:left="3589" w:hanging="360"/>
+      </w:pPr>
+      <w:rPr>
+        <w:rFonts w:ascii="Symbol" w:hAnsi="Symbol" w:hint="default"/>
+      </w:rPr>
+    </w:lvl>
+    <w:lvl w:ilvl="4" w:tplc="240A0003" w:tentative="1">
+      <w:start w:val="1"/>
+      <w:numFmt w:val="bullet"/>
+      <w:lvlText w:val="o"/>
+      <w:lvlJc w:val="left"/>
+      <w:pPr>
+        <w:ind w:left="4309" w:hanging="360"/>
+      </w:pPr>
+      <w:rPr>
+        <w:rFonts w:ascii="Courier New" w:hAnsi="Courier New" w:cs="Courier New" w:hint="default"/>
+      </w:rPr>
+    </w:lvl>
+    <w:lvl w:ilvl="5" w:tplc="240A0005" w:tentative="1">
+      <w:start w:val="1"/>
+      <w:numFmt w:val="bullet"/>
+      <w:lvlText w:val=""/>
+      <w:lvlJc w:val="left"/>
+      <w:pPr>
+        <w:ind w:left="5029" w:hanging="360"/>
+      </w:pPr>
+      <w:rPr>
+        <w:rFonts w:ascii="Wingdings" w:hAnsi="Wingdings" w:hint="default"/>
+      </w:rPr>
+    </w:lvl>
+    <w:lvl w:ilvl="6" w:tplc="240A0001" w:tentative="1">
+      <w:start w:val="1"/>
+      <w:numFmt w:val="bullet"/>
+      <w:lvlText w:val=""/>
+      <w:lvlJc w:val="left"/>
+      <w:pPr>
+        <w:ind w:left="5749" w:hanging="360"/>
+      </w:pPr>
+      <w:rPr>
+        <w:rFonts w:ascii="Symbol" w:hAnsi="Symbol" w:hint="default"/>
+      </w:rPr>
+    </w:lvl>
+    <w:lvl w:ilvl="7" w:tplc="240A0003" w:tentative="1">
+      <w:start w:val="1"/>
+      <w:numFmt w:val="bullet"/>
+      <w:lvlText w:val="o"/>
+      <w:lvlJc w:val="left"/>
+      <w:pPr>
+        <w:ind w:left="6469" w:hanging="360"/>
+      </w:pPr>
+      <w:rPr>
+        <w:rFonts w:ascii="Courier New" w:hAnsi="Courier New" w:cs="Courier New" w:hint="default"/>
+      </w:rPr>
+    </w:lvl>
+    <w:lvl w:ilvl="8" w:tplc="240A0005" w:tentative="1">
+      <w:start w:val="1"/>
+      <w:numFmt w:val="bullet"/>
+      <w:lvlText w:val=""/>
+      <w:lvlJc w:val="left"/>
+      <w:pPr>
+        <w:ind w:left="7189" w:hanging="360"/>
+      </w:pPr>
+      <w:rPr>
+        <w:rFonts w:ascii="Wingdings" w:hAnsi="Wingdings" w:hint="default"/>
+      </w:rPr>
+    </w:lvl>
+  </w:abstractNum>
+  <w:abstractNum w:abstractNumId="32" w15:restartNumberingAfterBreak="0">
     <w:nsid w:val="5ADD17D0"/>
     <w:multiLevelType w:val="hybridMultilevel"/>
     <w:tmpl w:val="85BAD260"/>
@@ -13513,7 +14983,7 @@
       </w:pPr>
     </w:lvl>
   </w:abstractNum>
-  <w:abstractNum w:abstractNumId="30" w15:restartNumberingAfterBreak="0">
+  <w:abstractNum w:abstractNumId="33" w15:restartNumberingAfterBreak="0">
     <w:nsid w:val="5F743405"/>
     <w:multiLevelType w:val="hybridMultilevel"/>
     <w:tmpl w:val="394A2106"/>
@@ -13626,7 +15096,7 @@
       </w:rPr>
     </w:lvl>
   </w:abstractNum>
-  <w:abstractNum w:abstractNumId="31" w15:restartNumberingAfterBreak="0">
+  <w:abstractNum w:abstractNumId="34" w15:restartNumberingAfterBreak="0">
     <w:nsid w:val="69C4636F"/>
     <w:multiLevelType w:val="hybridMultilevel"/>
     <w:tmpl w:val="18FA80F6"/>
@@ -13739,7 +15209,7 @@
       </w:rPr>
     </w:lvl>
   </w:abstractNum>
-  <w:abstractNum w:abstractNumId="32" w15:restartNumberingAfterBreak="0">
+  <w:abstractNum w:abstractNumId="35" w15:restartNumberingAfterBreak="0">
     <w:nsid w:val="6BE20887"/>
     <w:multiLevelType w:val="hybridMultilevel"/>
     <w:tmpl w:val="A20AF25A"/>
@@ -13852,7 +15322,7 @@
       </w:rPr>
     </w:lvl>
   </w:abstractNum>
-  <w:abstractNum w:abstractNumId="33" w15:restartNumberingAfterBreak="0">
+  <w:abstractNum w:abstractNumId="36" w15:restartNumberingAfterBreak="0">
     <w:nsid w:val="6D646D89"/>
     <w:multiLevelType w:val="hybridMultilevel"/>
     <w:tmpl w:val="C7A0F384"/>
@@ -13965,7 +15435,7 @@
       </w:rPr>
     </w:lvl>
   </w:abstractNum>
-  <w:abstractNum w:abstractNumId="34" w15:restartNumberingAfterBreak="0">
+  <w:abstractNum w:abstractNumId="37" w15:restartNumberingAfterBreak="0">
     <w:nsid w:val="788C7493"/>
     <w:multiLevelType w:val="hybridMultilevel"/>
     <w:tmpl w:val="3A948F76"/>
@@ -14078,7 +15548,7 @@
       </w:rPr>
     </w:lvl>
   </w:abstractNum>
-  <w:abstractNum w:abstractNumId="35" w15:restartNumberingAfterBreak="0">
+  <w:abstractNum w:abstractNumId="38" w15:restartNumberingAfterBreak="0">
     <w:nsid w:val="7C4943EE"/>
     <w:multiLevelType w:val="hybridMultilevel"/>
     <w:tmpl w:val="A58EA9AA"/>
@@ -14191,7 +15661,7 @@
       </w:rPr>
     </w:lvl>
   </w:abstractNum>
-  <w:abstractNum w:abstractNumId="36" w15:restartNumberingAfterBreak="0">
+  <w:abstractNum w:abstractNumId="39" w15:restartNumberingAfterBreak="0">
     <w:nsid w:val="7CC140AB"/>
     <w:multiLevelType w:val="hybridMultilevel"/>
     <w:tmpl w:val="62D4F916"/>
@@ -14304,7 +15774,7 @@
       </w:rPr>
     </w:lvl>
   </w:abstractNum>
-  <w:abstractNum w:abstractNumId="37" w15:restartNumberingAfterBreak="0">
+  <w:abstractNum w:abstractNumId="40" w15:restartNumberingAfterBreak="0">
     <w:nsid w:val="7CD97276"/>
     <w:multiLevelType w:val="hybridMultilevel"/>
     <w:tmpl w:val="BA2A91BE"/>
@@ -14421,43 +15891,43 @@
     <w:abstractNumId w:val="0"/>
   </w:num>
   <w:num w:numId="2">
+    <w:abstractNumId w:val="14"/>
+  </w:num>
+  <w:num w:numId="3">
+    <w:abstractNumId w:val="28"/>
+  </w:num>
+  <w:num w:numId="4">
+    <w:abstractNumId w:val="19"/>
+  </w:num>
+  <w:num w:numId="5">
+    <w:abstractNumId w:val="22"/>
+  </w:num>
+  <w:num w:numId="6">
+    <w:abstractNumId w:val="15"/>
+  </w:num>
+  <w:num w:numId="7">
+    <w:abstractNumId w:val="29"/>
+  </w:num>
+  <w:num w:numId="8">
+    <w:abstractNumId w:val="23"/>
+  </w:num>
+  <w:num w:numId="9">
+    <w:abstractNumId w:val="11"/>
+  </w:num>
+  <w:num w:numId="10">
+    <w:abstractNumId w:val="38"/>
+  </w:num>
+  <w:num w:numId="11">
+    <w:abstractNumId w:val="16"/>
+  </w:num>
+  <w:num w:numId="12">
+    <w:abstractNumId w:val="21"/>
+  </w:num>
+  <w:num w:numId="13">
     <w:abstractNumId w:val="13"/>
   </w:num>
-  <w:num w:numId="3">
-    <w:abstractNumId w:val="26"/>
-  </w:num>
-  <w:num w:numId="4">
-    <w:abstractNumId w:val="17"/>
-  </w:num>
-  <w:num w:numId="5">
-    <w:abstractNumId w:val="20"/>
-  </w:num>
-  <w:num w:numId="6">
-    <w:abstractNumId w:val="14"/>
-  </w:num>
-  <w:num w:numId="7">
-    <w:abstractNumId w:val="27"/>
-  </w:num>
-  <w:num w:numId="8">
-    <w:abstractNumId w:val="21"/>
-  </w:num>
-  <w:num w:numId="9">
-    <w:abstractNumId w:val="10"/>
-  </w:num>
-  <w:num w:numId="10">
-    <w:abstractNumId w:val="35"/>
-  </w:num>
-  <w:num w:numId="11">
-    <w:abstractNumId w:val="15"/>
-  </w:num>
-  <w:num w:numId="12">
-    <w:abstractNumId w:val="19"/>
-  </w:num>
-  <w:num w:numId="13">
-    <w:abstractNumId w:val="12"/>
-  </w:num>
   <w:num w:numId="14">
-    <w:abstractNumId w:val="6"/>
+    <w:abstractNumId w:val="7"/>
   </w:num>
   <w:num w:numId="15">
     <w:abstractNumId w:val="3"/>
@@ -14466,70 +15936,79 @@
     <w:abstractNumId w:val="4"/>
   </w:num>
   <w:num w:numId="17">
-    <w:abstractNumId w:val="11"/>
+    <w:abstractNumId w:val="12"/>
   </w:num>
   <w:num w:numId="18">
-    <w:abstractNumId w:val="28"/>
+    <w:abstractNumId w:val="30"/>
   </w:num>
   <w:num w:numId="19">
-    <w:abstractNumId w:val="22"/>
+    <w:abstractNumId w:val="24"/>
   </w:num>
   <w:num w:numId="20">
+    <w:abstractNumId w:val="27"/>
+  </w:num>
+  <w:num w:numId="21">
+    <w:abstractNumId w:val="32"/>
+  </w:num>
+  <w:num w:numId="22">
+    <w:abstractNumId w:val="35"/>
+  </w:num>
+  <w:num w:numId="23">
+    <w:abstractNumId w:val="18"/>
+  </w:num>
+  <w:num w:numId="24">
+    <w:abstractNumId w:val="39"/>
+  </w:num>
+  <w:num w:numId="25">
+    <w:abstractNumId w:val="33"/>
+  </w:num>
+  <w:num w:numId="26">
+    <w:abstractNumId w:val="8"/>
+  </w:num>
+  <w:num w:numId="27">
+    <w:abstractNumId w:val="36"/>
+  </w:num>
+  <w:num w:numId="28">
+    <w:abstractNumId w:val="40"/>
+  </w:num>
+  <w:num w:numId="29">
+    <w:abstractNumId w:val="37"/>
+  </w:num>
+  <w:num w:numId="30">
+    <w:abstractNumId w:val="34"/>
+  </w:num>
+  <w:num w:numId="31">
     <w:abstractNumId w:val="25"/>
   </w:num>
-  <w:num w:numId="21">
-    <w:abstractNumId w:val="29"/>
-  </w:num>
-  <w:num w:numId="22">
-    <w:abstractNumId w:val="32"/>
-  </w:num>
-  <w:num w:numId="23">
-    <w:abstractNumId w:val="16"/>
-  </w:num>
-  <w:num w:numId="24">
-    <w:abstractNumId w:val="36"/>
-  </w:num>
-  <w:num w:numId="25">
-    <w:abstractNumId w:val="30"/>
-  </w:num>
-  <w:num w:numId="26">
-    <w:abstractNumId w:val="7"/>
-  </w:num>
-  <w:num w:numId="27">
-    <w:abstractNumId w:val="33"/>
-  </w:num>
-  <w:num w:numId="28">
-    <w:abstractNumId w:val="37"/>
-  </w:num>
-  <w:num w:numId="29">
-    <w:abstractNumId w:val="34"/>
-  </w:num>
-  <w:num w:numId="30">
-    <w:abstractNumId w:val="31"/>
-  </w:num>
-  <w:num w:numId="31">
-    <w:abstractNumId w:val="23"/>
-  </w:num>
   <w:num w:numId="32">
-    <w:abstractNumId w:val="24"/>
+    <w:abstractNumId w:val="26"/>
   </w:num>
   <w:num w:numId="33">
     <w:abstractNumId w:val="5"/>
   </w:num>
   <w:num w:numId="34">
-    <w:abstractNumId w:val="8"/>
+    <w:abstractNumId w:val="9"/>
   </w:num>
   <w:num w:numId="35">
     <w:abstractNumId w:val="1"/>
   </w:num>
   <w:num w:numId="36">
-    <w:abstractNumId w:val="9"/>
+    <w:abstractNumId w:val="10"/>
   </w:num>
   <w:num w:numId="37">
     <w:abstractNumId w:val="2"/>
   </w:num>
   <w:num w:numId="38">
-    <w:abstractNumId w:val="18"/>
+    <w:abstractNumId w:val="20"/>
+  </w:num>
+  <w:num w:numId="39">
+    <w:abstractNumId w:val="6"/>
+  </w:num>
+  <w:num w:numId="40">
+    <w:abstractNumId w:val="31"/>
+  </w:num>
+  <w:num w:numId="41">
+    <w:abstractNumId w:val="17"/>
   </w:num>
   <w:numIdMacAtCleanup w:val="21"/>
 </w:numbering>
@@ -16277,8 +17756,32 @@
 </file>
 
 <file path=customXml/item1.xml><?xml version="1.0" encoding="utf-8"?>
-<ct:contentTypeSchema xmlns:ct="http://schemas.microsoft.com/office/2006/metadata/contentType" xmlns:ma="http://schemas.microsoft.com/office/2006/metadata/properties/metaAttributes" ct:_="" ma:_="" ma:contentTypeName="Documento" ma:contentTypeID="0x01010005252A1EF3BD024F856B47B579AB5244" ma:contentTypeVersion="12" ma:contentTypeDescription="Crear nuevo documento." ma:contentTypeScope="" ma:versionID="32d0e18b85ac20c34eab62df21c0cf58">
-  <xsd:schema xmlns:xsd="http://www.w3.org/2001/XMLSchema" xmlns:xs="http://www.w3.org/2001/XMLSchema" xmlns:p="http://schemas.microsoft.com/office/2006/metadata/properties" xmlns:ns2="42760c81-fd8e-4d59-8953-7cdb9f38b14f" xmlns:ns3="67a0edcd-0de5-43ed-8c27-e32f38a00c91" targetNamespace="http://schemas.microsoft.com/office/2006/metadata/properties" ma:root="true" ma:fieldsID="cc2c149e99f10870fd5bc3964e5386d3" ns2:_="" ns3:_="">
+<b:Sources xmlns:b="http://schemas.openxmlformats.org/officeDocument/2006/bibliography" xmlns="http://schemas.openxmlformats.org/officeDocument/2006/bibliography" SelectedStyle="\APASixthEditionOfficeOnline.xsl" StyleName="APA" Version="6"/>
+</file>
+
+<file path=customXml/item2.xml><?xml version="1.0" encoding="utf-8"?>
+<?mso-contentType ?>
+<FormTemplates xmlns="http://schemas.microsoft.com/sharepoint/v3/contenttype/forms">
+  <Display>DocumentLibraryForm</Display>
+  <Edit>DocumentLibraryForm</Edit>
+  <New>DocumentLibraryForm</New>
+</FormTemplates>
+</file>
+
+<file path=customXml/item3.xml><?xml version="1.0" encoding="utf-8"?>
+<p:properties xmlns:p="http://schemas.microsoft.com/office/2006/metadata/properties" xmlns:xsi="http://www.w3.org/2001/XMLSchema-instance" xmlns:pc="http://schemas.microsoft.com/office/infopath/2007/PartnerControls">
+  <documentManagement>
+    <TaxCatchAll xmlns="67a0edcd-0de5-43ed-8c27-e32f38a00c91" xsi:nil="true"/>
+    <lcf76f155ced4ddcb4097134ff3c332f xmlns="42760c81-fd8e-4d59-8953-7cdb9f38b14f">
+      <Terms xmlns="http://schemas.microsoft.com/office/infopath/2007/PartnerControls"/>
+    </lcf76f155ced4ddcb4097134ff3c332f>
+  </documentManagement>
+</p:properties>
+</file>
+
+<file path=customXml/item4.xml><?xml version="1.0" encoding="utf-8"?>
+<ct:contentTypeSchema xmlns:ct="http://schemas.microsoft.com/office/2006/metadata/contentType" xmlns:ma="http://schemas.microsoft.com/office/2006/metadata/properties/metaAttributes" ct:_="" ma:_="" ma:contentTypeName="Documento" ma:contentTypeID="0x01010005252A1EF3BD024F856B47B579AB5244" ma:contentTypeVersion="13" ma:contentTypeDescription="Crear nuevo documento." ma:contentTypeScope="" ma:versionID="ddfaac56a287547bce89452cd31c5884">
+  <xsd:schema xmlns:xsd="http://www.w3.org/2001/XMLSchema" xmlns:xs="http://www.w3.org/2001/XMLSchema" xmlns:p="http://schemas.microsoft.com/office/2006/metadata/properties" xmlns:ns2="42760c81-fd8e-4d59-8953-7cdb9f38b14f" xmlns:ns3="67a0edcd-0de5-43ed-8c27-e32f38a00c91" targetNamespace="http://schemas.microsoft.com/office/2006/metadata/properties" ma:root="true" ma:fieldsID="5ac878f7c8dbf4633d03f1982e859186" ns2:_="" ns3:_="">
     <xsd:import namespace="42760c81-fd8e-4d59-8953-7cdb9f38b14f"/>
     <xsd:import namespace="67a0edcd-0de5-43ed-8c27-e32f38a00c91"/>
     <xsd:element name="properties">
@@ -16298,6 +17801,7 @@
                 <xsd:element ref="ns3:TaxCatchAll" minOccurs="0"/>
                 <xsd:element ref="ns2:MediaServiceOCR" minOccurs="0"/>
                 <xsd:element ref="ns2:MediaServiceLocation" minOccurs="0"/>
+                <xsd:element ref="ns2:MediaServiceBillingMetadata" minOccurs="0"/>
               </xsd:all>
             </xsd:complexType>
           </xsd:element>
@@ -16360,6 +17864,11 @@
     <xsd:element name="MediaServiceLocation" ma:index="19" nillable="true" ma:displayName="Location" ma:description="" ma:indexed="true" ma:internalName="MediaServiceLocation" ma:readOnly="true">
       <xsd:simpleType>
         <xsd:restriction base="dms:Text"/>
+      </xsd:simpleType>
+    </xsd:element>
+    <xsd:element name="MediaServiceBillingMetadata" ma:index="20" nillable="true" ma:displayName="MediaServiceBillingMetadata" ma:hidden="true" ma:internalName="MediaServiceBillingMetadata" ma:readOnly="true">
+      <xsd:simpleType>
+        <xsd:restriction base="dms:Note"/>
       </xsd:simpleType>
     </xsd:element>
   </xsd:schema>
@@ -16477,50 +17986,7 @@
 </ct:contentTypeSchema>
 </file>
 
-<file path=customXml/item2.xml><?xml version="1.0" encoding="utf-8"?>
-<b:Sources xmlns:b="http://schemas.openxmlformats.org/officeDocument/2006/bibliography" xmlns="http://schemas.openxmlformats.org/officeDocument/2006/bibliography" SelectedStyle="\APASixthEditionOfficeOnline.xsl" StyleName="APA" Version="6"/>
-</file>
-
-<file path=customXml/item3.xml><?xml version="1.0" encoding="utf-8"?>
-<?mso-contentType ?>
-<FormTemplates xmlns="http://schemas.microsoft.com/sharepoint/v3/contenttype/forms">
-  <Display>DocumentLibraryForm</Display>
-  <Edit>DocumentLibraryForm</Edit>
-  <New>DocumentLibraryForm</New>
-</FormTemplates>
-</file>
-
-<file path=customXml/item4.xml><?xml version="1.0" encoding="utf-8"?>
-<p:properties xmlns:p="http://schemas.microsoft.com/office/2006/metadata/properties" xmlns:xsi="http://www.w3.org/2001/XMLSchema-instance" xmlns:pc="http://schemas.microsoft.com/office/infopath/2007/PartnerControls">
-  <documentManagement>
-    <TaxCatchAll xmlns="67a0edcd-0de5-43ed-8c27-e32f38a00c91" xsi:nil="true"/>
-    <lcf76f155ced4ddcb4097134ff3c332f xmlns="42760c81-fd8e-4d59-8953-7cdb9f38b14f">
-      <Terms xmlns="http://schemas.microsoft.com/office/infopath/2007/PartnerControls"/>
-    </lcf76f155ced4ddcb4097134ff3c332f>
-  </documentManagement>
-</p:properties>
-</file>
-
 <file path=customXml/itemProps1.xml><?xml version="1.0" encoding="utf-8"?>
-<ds:datastoreItem xmlns:ds="http://schemas.openxmlformats.org/officeDocument/2006/customXml" ds:itemID="{9871EA2D-C4D9-4F1D-AD36-62081DF123A4}">
-  <ds:schemaRefs>
-    <ds:schemaRef ds:uri="http://schemas.microsoft.com/office/2006/metadata/contentType"/>
-    <ds:schemaRef ds:uri="http://schemas.microsoft.com/office/2006/metadata/properties/metaAttributes"/>
-    <ds:schemaRef ds:uri="http://www.w3.org/2001/XMLSchema"/>
-    <ds:schemaRef ds:uri="http://schemas.microsoft.com/office/2006/metadata/properties"/>
-    <ds:schemaRef ds:uri="42760c81-fd8e-4d59-8953-7cdb9f38b14f"/>
-    <ds:schemaRef ds:uri="67a0edcd-0de5-43ed-8c27-e32f38a00c91"/>
-    <ds:schemaRef ds:uri="http://schemas.microsoft.com/office/2006/documentManagement/types"/>
-    <ds:schemaRef ds:uri="http://schemas.microsoft.com/office/infopath/2007/PartnerControls"/>
-    <ds:schemaRef ds:uri="http://schemas.openxmlformats.org/package/2006/metadata/core-properties"/>
-    <ds:schemaRef ds:uri="http://purl.org/dc/elements/1.1/"/>
-    <ds:schemaRef ds:uri="http://purl.org/dc/terms/"/>
-    <ds:schemaRef ds:uri="http://schemas.microsoft.com/internal/obd"/>
-  </ds:schemaRefs>
-</ds:datastoreItem>
-</file>
-
-<file path=customXml/itemProps2.xml><?xml version="1.0" encoding="utf-8"?>
 <ds:datastoreItem xmlns:ds="http://schemas.openxmlformats.org/officeDocument/2006/customXml" ds:itemID="{EAE431FD-7059-4C09-804B-C9D69EB7B213}">
   <ds:schemaRefs>
     <ds:schemaRef ds:uri="http://schemas.openxmlformats.org/officeDocument/2006/bibliography"/>
@@ -16528,7 +17994,7 @@
 </ds:datastoreItem>
 </file>
 
-<file path=customXml/itemProps3.xml><?xml version="1.0" encoding="utf-8"?>
+<file path=customXml/itemProps2.xml><?xml version="1.0" encoding="utf-8"?>
 <ds:datastoreItem xmlns:ds="http://schemas.openxmlformats.org/officeDocument/2006/customXml" ds:itemID="{10663269-2064-4804-8290-36D4A57F5557}">
   <ds:schemaRefs>
     <ds:schemaRef ds:uri="http://schemas.microsoft.com/sharepoint/v3/contenttype/forms"/>
@@ -16536,7 +18002,7 @@
 </ds:datastoreItem>
 </file>
 
-<file path=customXml/itemProps4.xml><?xml version="1.0" encoding="utf-8"?>
+<file path=customXml/itemProps3.xml><?xml version="1.0" encoding="utf-8"?>
 <ds:datastoreItem xmlns:ds="http://schemas.openxmlformats.org/officeDocument/2006/customXml" ds:itemID="{1279454D-02BE-4A9C-A117-DCD1573E2608}">
   <ds:schemaRefs>
     <ds:schemaRef ds:uri="http://schemas.microsoft.com/office/2006/metadata/properties"/>
@@ -16545,4 +18011,8 @@
     <ds:schemaRef ds:uri="42760c81-fd8e-4d59-8953-7cdb9f38b14f"/>
   </ds:schemaRefs>
 </ds:datastoreItem>
+</file>
+
+<file path=customXml/itemProps4.xml><?xml version="1.0" encoding="utf-8"?>
+<ds:datastoreItem xmlns:ds="http://schemas.openxmlformats.org/officeDocument/2006/customXml" ds:itemID="{EADCB9CE-CB1F-43CF-BA48-D1DCEDC29106}"/>
 </file>